--- a/fra/docx/28.content.docx
+++ b/fra/docx/28.content.docx
@@ -11,6 +11,15 @@
         <w:pStyle w:val="Heading2"/>
       </w:pPr>
       <w:r>
+        <w:t>Resource: Notes d'étude (Tyndale)</w:t>
+      </w:r>
+      <w:r/>
+    </w:p>
+    <w:p>
+      <w:pPr>
+        <w:pStyle w:val="Heading2"/>
+      </w:pPr>
+      <w:r>
         <w:t>License Information</w:t>
       </w:r>
       <w:r/>
@@ -21,7 +30,7 @@
         <w:rPr>
           <w:b/>
         </w:rPr>
-        <w:t>Study Notes (Tyndale)</w:t>
+        <w:t>Notes d'étude (Tyndale)</w:t>
       </w:r>
       <w:r>
         <w:t xml:space="preserve"> (French) is based on</w:t>
@@ -74,7 +83,7 @@
         <w:pStyle w:val="Heading1"/>
       </w:pPr>
       <w:r>
-        <w:t>Study Notes (Tyndale)</w:t>
+        <w:t>Notes d'étude (Tyndale)</w:t>
       </w:r>
     </w:p>
     <w:p>
@@ -83,6 +92,51 @@
           <w:headerReference w:type="even" r:id="rId8"/>
           <w:headerReference w:type="default" r:id="rId9"/>
           <w:footerReference w:type="default" r:id="rId10"/>
+          <w:footnotePr>
+            <w:numRestart w:val="eachSect"/>
+          </w:footnotePr>
+          <w:type w:val="continuous"/>
+          <w:pgSz w:w="12240" w:h="15840" w:code="1"/>
+          <w:pgMar w:top="1440" w:right="1440" w:bottom="1440" w:left="1440" w:header="504" w:footer="504" w:gutter="0"/>
+          <w:cols w:space="708"/>
+          <w:titlePg/>
+          <w:docGrid w:linePitch="360"/>
+        </w:sectPr>
+      </w:pPr>
+    </w:p>
+    <w:p>
+      <w:r/>
+    </w:p>
+    <w:p>
+      <w:pPr>
+        <w:pStyle w:val="Heading2"/>
+      </w:pPr>
+      <w:r>
+        <w:t>HOS</w:t>
+      </w:r>
+      <w:r/>
+    </w:p>
+    <w:p>
+      <w:r/>
+      <w:r>
+        <w:rPr>
+          <w:i/>
+        </w:rPr>
+        <w:t>Osée 1.1, Osée 1.2–3, Osée 1.2–3.5, Osée 1.4, Osée 1.5, Osée 1.6, Osée 1.7, Osée 1.9, Osée 1.10, Osée 1.10–11, Osée 1.11, Osée 2.1, Osée 2.2–23, Osée 2.3, Osée 2.5, Osée 2.6–7, Osée 2.8, Osée 2.9–13, Osée 2.11, Osée 2.13, Osée 2.14–15, Osée 2.16, Osée 2.17, Osée 2.20, Osée 2.19–20, Osée 2.21–22, Osée 2.23, Osée 3.1, Osée 3.2, Osée 3.3–4, Osée 3.5, Osée 4.1, Osée 4.1–14.9, Osée 4.2, Osée 4.3, Osée 4.4–5, Osée 4.6, Osée 4.9, Osée 4.10, Osée 4.12, Osée 4.13, Osée 4.14, Osée 4.15, Osée 5.1, Osée 5.2, Osée 5.3, Osée 5.4, Osée 5.6–7, Osée 5.8–9, Osée 5.10, Osée 5.12, Osée 5.13, Osée 5.15, Osée 6.1–3, Osée 6.4, Osée 6.6, Osée 6.7–11, Osée 6.9, Osée 6.10, Osée 7.1–2, Osée 7.3, Osée 7.3–7, Osée 7.4, Osée 7.6, Osée 7.7, Osée 7.8, Osée 7.8–12, Osée 7.9, Osée 7.11, Osée 7.12, Osée 7.13, Osée 7.16, Osée 8.1, Osée 8.3, Osée 8.4, Osée 8.5–6, Osée 8.7, Osée 8.9, Osée 8.10, Osée 8.11, Osée 8.13, Osée 8.14, Osée 9.1, Osée 9.2, Osée 9.3, Osée 9.4, Osée 9.6, Osée 9.7, Osée 9.8, Osée 9.9, Osée 9.10, Osée 9.11, Osée 9.13, Osée 9.15, Osée 9.17, Osée 10.1, Osée 10.3, Osée 10.4, Osée 10.5–6, Osée 10.8, Osée 10.9–10, Osée 10.11, Osée 10.12, Osée 10.14, Osée 11.1, Osée 11.1–11, Osée 11.2, Osée 11.3–4, Osée 11.5–7, Osée 11.8, Osée 11.9, Osée 11.10–11, Osée 11.12–12.14, Osée 12.1, Osée 12.3, Osée 12.4, Osée 12.6, Osée 12.7–8, Osée 12.9, Osée 12.11, Osée 12.13, Osée 13.1, Osée 13.2, Osée 13.3, Osée 13.4–5, Osée 13.6, Osée 13.7–8, Osée 13.9, Osée 13.10, Osée 13.11, Osée 13.12, Osée 13.13, Osée 13.14, Osée 13.16, Osée 14.1–9, Osée 14.2–3, Osée 14.3, Osée 14.4, Osée 14.5, Osée 14.5–7, Osée 14.7, Osée 14.8, Osée 14.9</w:t>
+      </w:r>
+      <w:r/>
+    </w:p>
+    <w:p>
+      <w:r/>
+      <w:r>
+        <w:t xml:space="preserve"> </w:t>
+      </w:r>
+      <w:r/>
+      <w:r/>
+    </w:p>
+    <w:p>
+      <w:pPr>
+        <w:sectPr>
           <w:footnotePr>
             <w:numRestart w:val="eachSect"/>
           </w:footnotePr>

--- a/fra/docx/28.content.docx
+++ b/fra/docx/28.content.docx
@@ -163,13 +163,6 @@
         <w:rPr>
           <w:lang w:val="fr_FR" w:bidi="fr_FR"/>
         </w:rPr>
-      </w:r>
-      <w:r>
-        <w:rPr>
-          <w:i/>
-          <w:lang w:val="fr_FR" w:bidi="fr_FR"/>
-        </w:rPr>
-        <w:t>Osée 1.1, Osée 1.2–3, Osée 1.2–3.5, Osée 1.4, Osée 1.5, Osée 1.6, Osée 1.7, Osée 1.9, Osée 1.10, Osée 1.10–11, Osée 1.11, Osée 2.1, Osée 2.2–23, Osée 2.3, Osée 2.5, Osée 2.6–7, Osée 2.8, Osée 2.9–13, Osée 2.11, Osée 2.13, Osée 2.14–15, Osée 2.16, Osée 2.17, Osée 2.20, Osée 2.19–20, Osée 2.21–22, Osée 2.23, Osée 3.1, Osée 3.2, Osée 3.3–4, Osée 3.5, Osée 4.1, Osée 4.1–14.9, Osée 4.2, Osée 4.3, Osée 4.4–5, Osée 4.6, Osée 4.9, Osée 4.10, Osée 4.12, Osée 4.13, Osée 4.14, Osée 4.15, Osée 5.1, Osée 5.2, Osée 5.3, Osée 5.4, Osée 5.6–7, Osée 5.8–9, Osée 5.10, Osée 5.12, Osée 5.13, Osée 5.15, Osée 6.1–3, Osée 6.4, Osée 6.6, Osée 6.7–11, Osée 6.9, Osée 6.10, Osée 7.1–2, Osée 7.3, Osée 7.3–7, Osée 7.4, Osée 7.6, Osée 7.7, Osée 7.8, Osée 7.8–12, Osée 7.9, Osée 7.11, Osée 7.12, Osée 7.13, Osée 7.16, Osée 8.1, Osée 8.3, Osée 8.4, Osée 8.5–6, Osée 8.7, Osée 8.9, Osée 8.10, Osée 8.11, Osée 8.13, Osée 8.14, Osée 9.1, Osée 9.2, Osée 9.3, Osée 9.4, Osée 9.6, Osée 9.7, Osée 9.8, Osée 9.9, Osée 9.10, Osée 9.11, Osée 9.13, Osée 9.15, Osée 9.17, Osée 10.1, Osée 10.3, Osée 10.4, Osée 10.5–6, Osée 10.8, Osée 10.9–10, Osée 10.11, Osée 10.12, Osée 10.14, Osée 11.1, Osée 11.1–11, Osée 11.2, Osée 11.3–4, Osée 11.5–7, Osée 11.8, Osée 11.9, Osée 11.10–11, Osée 11.12–12.14, Osée 12.1, Osée 12.3, Osée 12.4, Osée 12.6, Osée 12.7–8, Osée 12.9, Osée 12.11, Osée 12.13, Osée 13.1, Osée 13.2, Osée 13.3, Osée 13.4–5, Osée 13.6, Osée 13.7–8, Osée 13.9, Osée 13.10, Osée 13.11, Osée 13.12, Osée 13.13, Osée 13.14, Osée 13.16, Osée 14.1–9, Osée 14.2–3, Osée 14.3, Osée 14.4, Osée 14.5, Osée 14.5–7, Osée 14.7, Osée 14.8, Osée 14.9</w:t>
       </w:r>
       <w:r>
         <w:rPr>

--- a/fra/docx/28.content.docx
+++ b/fra/docx/28.content.docx
@@ -150,19 +150,6 @@
           <w:lang w:val="fr_FR" w:bidi="fr_FR"/>
         </w:rPr>
         <w:t>HOS</w:t>
-      </w:r>
-      <w:r>
-        <w:rPr>
-          <w:lang w:val="fr_FR" w:bidi="fr_FR"/>
-        </w:rPr>
-      </w:r>
-    </w:p>
-    <w:p>
-      <w:pPr/>
-      <w:r>
-        <w:rPr>
-          <w:lang w:val="fr_FR" w:bidi="fr_FR"/>
-        </w:rPr>
       </w:r>
       <w:r>
         <w:rPr>

--- a/fra/docx/28.content.docx
+++ b/fra/docx/28.content.docx
@@ -19,7 +19,7 @@
         <w:rPr>
           <w:lang w:val="fr_FR" w:bidi="fr_FR"/>
         </w:rPr>
-        <w:t>Resource: Notes d'étude (Tyndale)</w:t>
+        <w:t>Resource: Tyndale Open Study Notes</w:t>
       </w:r>
       <w:r>
         <w:rPr>
@@ -112,7 +112,7 @@
         <w:rPr>
           <w:lang w:val="fr_FR" w:bidi="fr_FR"/>
         </w:rPr>
-        <w:t>Notes d'étude (Tyndale)</w:t>
+        <w:t>Tyndale Open Study Notes</w:t>
       </w:r>
     </w:p>
     <w:p>

--- a/fra/docx/28.content.docx
+++ b/fra/docx/28.content.docx
@@ -5497,6 +5497,90 @@
         <w:rPr>
           <w:lang w:val="fr_FR" w:bidi="fr_FR"/>
         </w:rPr>
+        <w:t>Osée 7.14</w:t>
+      </w:r>
+      <w:r>
+        <w:rPr>
+          <w:lang w:val="fr_FR" w:bidi="fr_FR"/>
+        </w:rPr>
+      </w:r>
+    </w:p>
+    <w:p>
+      <w:pPr/>
+      <w:r>
+        <w:rPr>
+          <w:lang w:val="fr_FR" w:bidi="fr_FR"/>
+        </w:rPr>
+      </w:r>
+      <w:r>
+        <w:rPr>
+          <w:lang w:val="fr_FR" w:bidi="fr_FR"/>
+        </w:rPr>
+        <w:t xml:space="preserve">Dans certaines versions françaises modernes, « se rassemblent » est traduit « se font des incisions » (Traduction œcuménique, Parole de vie, Semeur) ou « s'entaillent le corps » (Français courant). Cela signifie qu'ils se coupaient eux-mêmes. En effet, l'automutilation était caractéristique du culte cananéen (voir </w:t>
+      </w:r>
+      <w:hyperlink r:id="rId86">
+        <w:r>
+          <w:rPr>
+            <w:lang w:val="fr_FR" w:bidi="fr_FR"/>
+          </w:rPr>
+          <w:rPr>
+            <w:color w:val="0000EE"/>
+            <w:u w:val="single"/>
+          </w:rPr>
+          <w:t>1R 18.28</w:t>
+        </w:r>
+      </w:hyperlink>
+      <w:r>
+        <w:rPr>
+          <w:lang w:val="fr_FR" w:bidi="fr_FR"/>
+        </w:rPr>
+        <w:t>). Elle était cependant interdite en Israël (</w:t>
+      </w:r>
+      <w:hyperlink r:id="rId87">
+        <w:r>
+          <w:rPr>
+            <w:lang w:val="fr_FR" w:bidi="fr_FR"/>
+          </w:rPr>
+          <w:rPr>
+            <w:color w:val="0000EE"/>
+            <w:u w:val="single"/>
+          </w:rPr>
+          <w:t>Dt 14.1</w:t>
+        </w:r>
+      </w:hyperlink>
+      <w:r>
+        <w:rPr>
+          <w:lang w:val="fr_FR" w:bidi="fr_FR"/>
+        </w:rPr>
+        <w:t>).</w:t>
+      </w:r>
+      <w:r>
+        <w:rPr>
+          <w:lang w:val="fr_FR" w:bidi="fr_FR"/>
+        </w:rPr>
+      </w:r>
+      <w:r>
+        <w:rPr>
+          <w:lang w:val="fr_FR" w:bidi="fr_FR"/>
+        </w:rPr>
+      </w:r>
+    </w:p>
+    <w:p>
+      <w:pPr/>
+      <w:r>
+        <w:rPr>
+          <w:lang w:val="fr_FR" w:bidi="fr_FR"/>
+        </w:rPr>
+      </w:r>
+    </w:p>
+    <w:p>
+      <w:pPr>
+        <w:pStyle w:val="Heading2"/>
+      </w:pPr>
+      <w:r>
+        <w:rPr>
+          <w:lang w:val="fr_FR" w:bidi="fr_FR"/>
+        </w:rPr>
         <w:t>Osée 7.16</w:t>
       </w:r>
       <w:r>
@@ -5537,7 +5621,7 @@
         </w:rPr>
         <w:t xml:space="preserve">) : un tel arc ne peut pas propulser sa flèche avec précision ; il symbolise la vanité et l’inefficacité d’Israël lorsqu’il est éloigné de l’Éternel (voir </w:t>
       </w:r>
-      <w:hyperlink r:id="rId86">
+      <w:hyperlink r:id="rId88">
         <w:r>
           <w:rPr>
             <w:lang w:val="fr_FR" w:bidi="fr_FR"/>
@@ -5555,7 +5639,7 @@
         </w:rPr>
         <w:t xml:space="preserve">, </w:t>
       </w:r>
-      <w:hyperlink r:id="rId87">
+      <w:hyperlink r:id="rId89">
         <w:r>
           <w:rPr>
             <w:lang w:val="fr_FR" w:bidi="fr_FR"/>
@@ -5640,7 +5724,7 @@
         </w:rPr>
         <w:t>) servait à rassembler le peuple pour l’adoration (</w:t>
       </w:r>
-      <w:hyperlink r:id="rId88">
+      <w:hyperlink r:id="rId90">
         <w:r>
           <w:rPr>
             <w:lang w:val="fr_FR" w:bidi="fr_FR"/>
@@ -5658,7 +5742,7 @@
         </w:rPr>
         <w:t>), mais elle annonçait aussi, comme ici, l’imminence d’une bataille (</w:t>
       </w:r>
-      <w:hyperlink r:id="rId89">
+      <w:hyperlink r:id="rId91">
         <w:r>
           <w:rPr>
             <w:lang w:val="fr_FR" w:bidi="fr_FR"/>
@@ -5749,7 +5833,7 @@
         </w:rPr>
         <w:t>Jésus nous enseigne que Dieu seul est bon (</w:t>
       </w:r>
-      <w:hyperlink r:id="rId90">
+      <w:hyperlink r:id="rId92">
         <w:r>
           <w:rPr>
             <w:lang w:val="fr_FR" w:bidi="fr_FR"/>
@@ -5821,7 +5905,7 @@
         </w:rPr>
         <w:t xml:space="preserve"> : les Israélites renversaient régulièrement un roi pour en établir un autre, dans l’espoir de sauver leur nation (voir </w:t>
       </w:r>
-      <w:hyperlink r:id="rId91">
+      <w:hyperlink r:id="rId93">
         <w:r>
           <w:rPr>
             <w:lang w:val="fr_FR" w:bidi="fr_FR"/>
@@ -5887,7 +5971,7 @@
         </w:rPr>
         <w:t>ton veau : Quand Jéroboam I (931–910 av. J.-C.), premier roi du royaume du Nord, est monté sur le trône, il a mis en place des lieux de culte à Dan et à Béthel pour empêcher le peuple de se rendre au temple de Jérusalem, la capitale du royaume du Sud. Dans chacun de ces lieux, il a installé un veau d’or pour que le peuple l’adore (</w:t>
       </w:r>
-      <w:hyperlink r:id="rId92">
+      <w:hyperlink r:id="rId94">
         <w:r>
           <w:rPr>
             <w:lang w:val="fr_FR" w:bidi="fr_FR"/>
@@ -5965,7 +6049,7 @@
         </w:rPr>
         <w:t xml:space="preserve">). Par leur idolâtrie et leurs manœuvres politiques, les Israélites avaient semé les graines de leur propre ruine (voir </w:t>
       </w:r>
-      <w:hyperlink r:id="rId93">
+      <w:hyperlink r:id="rId95">
         <w:r>
           <w:rPr>
             <w:lang w:val="fr_FR" w:bidi="fr_FR"/>
@@ -6031,7 +6115,7 @@
         </w:rPr>
         <w:t xml:space="preserve">Comme un âne sauvage : Osée a comparé l’adoration d’Israël envers les divinités cananéennes de la fertilité à un animal en chaleur, agité et avide de s’accoupler (voir </w:t>
       </w:r>
-      <w:hyperlink r:id="rId94">
+      <w:hyperlink r:id="rId96">
         <w:r>
           <w:rPr>
             <w:lang w:val="fr_FR" w:bidi="fr_FR"/>
@@ -6103,7 +6187,7 @@
         </w:rPr>
         <w:t>r : si l’Éternel promet parfois de rassembler son peuple pour le délivrer (</w:t>
       </w:r>
-      <w:hyperlink r:id="rId95">
+      <w:hyperlink r:id="rId97">
         <w:r>
           <w:rPr>
             <w:lang w:val="fr_FR" w:bidi="fr_FR"/>
@@ -6121,7 +6205,7 @@
         </w:rPr>
         <w:t>), ici, il annonce qu’il va le rassembler en vue du jugement (</w:t>
       </w:r>
-      <w:hyperlink r:id="rId96">
+      <w:hyperlink r:id="rId98">
         <w:r>
           <w:rPr>
             <w:lang w:val="fr_FR" w:bidi="fr_FR"/>
@@ -6247,7 +6331,7 @@
         </w:rPr>
         <w:t xml:space="preserve"> : voir </w:t>
       </w:r>
-      <w:hyperlink r:id="rId97">
+      <w:hyperlink r:id="rId99">
         <w:r>
           <w:rPr>
             <w:lang w:val="fr_FR" w:bidi="fr_FR"/>
@@ -6331,7 +6415,7 @@
         </w:rPr>
         <w:t xml:space="preserve"> le lieu d'esclavage (</w:t>
       </w:r>
-      <w:hyperlink r:id="rId98">
+      <w:hyperlink r:id="rId100">
         <w:r>
           <w:rPr>
             <w:lang w:val="fr_FR" w:bidi="fr_FR"/>
@@ -6349,6 +6433,1765 @@
         </w:rPr>
         <w:t xml:space="preserve">). Les actions de l’Éternel envers Israël ne s’arrêtent pas au jugement. Son intention, à travers ce jugement, était de ramener Israël à l’état dans lequel il se trouvait à sa sortie d’Égypte, afin de lui offrir un nouveau départ (voir </w:t>
       </w:r>
+      <w:hyperlink r:id="rId101">
+        <w:r>
+          <w:rPr>
+            <w:lang w:val="fr_FR" w:bidi="fr_FR"/>
+          </w:rPr>
+          <w:rPr>
+            <w:color w:val="0000EE"/>
+            <w:u w:val="single"/>
+          </w:rPr>
+          <w:t>Os 2.14–15</w:t>
+        </w:r>
+      </w:hyperlink>
+      <w:r>
+        <w:rPr>
+          <w:lang w:val="fr_FR" w:bidi="fr_FR"/>
+        </w:rPr>
+        <w:t>).</w:t>
+      </w:r>
+      <w:r>
+        <w:rPr>
+          <w:lang w:val="fr_FR" w:bidi="fr_FR"/>
+        </w:rPr>
+      </w:r>
+      <w:r>
+        <w:rPr>
+          <w:lang w:val="fr_FR" w:bidi="fr_FR"/>
+        </w:rPr>
+      </w:r>
+    </w:p>
+    <w:p>
+      <w:pPr/>
+      <w:r>
+        <w:rPr>
+          <w:lang w:val="fr_FR" w:bidi="fr_FR"/>
+        </w:rPr>
+      </w:r>
+    </w:p>
+    <w:p>
+      <w:pPr>
+        <w:pStyle w:val="Heading2"/>
+      </w:pPr>
+      <w:r>
+        <w:rPr>
+          <w:lang w:val="fr_FR" w:bidi="fr_FR"/>
+        </w:rPr>
+        <w:t>Osée 8.14</w:t>
+      </w:r>
+      <w:r>
+        <w:rPr>
+          <w:lang w:val="fr_FR" w:bidi="fr_FR"/>
+        </w:rPr>
+      </w:r>
+    </w:p>
+    <w:p>
+      <w:pPr/>
+      <w:r>
+        <w:rPr>
+          <w:lang w:val="fr_FR" w:bidi="fr_FR"/>
+        </w:rPr>
+      </w:r>
+      <w:r>
+        <w:rPr>
+          <w:lang w:val="fr_FR" w:bidi="fr_FR"/>
+        </w:rPr>
+        <w:t>Israël a oublié celui qui l’a fait</w:t>
+      </w:r>
+      <w:r>
+        <w:rPr>
+          <w:lang w:val="fr_FR" w:bidi="fr_FR"/>
+        </w:rPr>
+        <w:t xml:space="preserve"> : voir </w:t>
+      </w:r>
+      <w:hyperlink r:id="rId38">
+        <w:r>
+          <w:rPr>
+            <w:lang w:val="fr_FR" w:bidi="fr_FR"/>
+          </w:rPr>
+          <w:rPr>
+            <w:color w:val="0000EE"/>
+            <w:u w:val="single"/>
+          </w:rPr>
+          <w:t>2.13</w:t>
+        </w:r>
+      </w:hyperlink>
+      <w:r>
+        <w:rPr>
+          <w:lang w:val="fr_FR" w:bidi="fr_FR"/>
+        </w:rPr>
+        <w:t xml:space="preserve">. • Le jugement de l’Éternel est fréquemment décrit comme un feu qui consume les palais royaux et les forteresses (voir </w:t>
+      </w:r>
+      <w:hyperlink r:id="rId102">
+        <w:r>
+          <w:rPr>
+            <w:lang w:val="fr_FR" w:bidi="fr_FR"/>
+          </w:rPr>
+          <w:rPr>
+            <w:color w:val="0000EE"/>
+            <w:u w:val="single"/>
+          </w:rPr>
+          <w:t>Am 1.4</w:t>
+        </w:r>
+      </w:hyperlink>
+      <w:r>
+        <w:rPr>
+          <w:lang w:val="fr_FR" w:bidi="fr_FR"/>
+        </w:rPr>
+        <w:t xml:space="preserve">, </w:t>
+      </w:r>
+      <w:hyperlink r:id="rId103">
+        <w:r>
+          <w:rPr>
+            <w:lang w:val="fr_FR" w:bidi="fr_FR"/>
+          </w:rPr>
+          <w:rPr>
+            <w:color w:val="0000EE"/>
+            <w:u w:val="single"/>
+          </w:rPr>
+          <w:t>1.7</w:t>
+        </w:r>
+      </w:hyperlink>
+      <w:r>
+        <w:rPr>
+          <w:lang w:val="fr_FR" w:bidi="fr_FR"/>
+        </w:rPr>
+        <w:t>).</w:t>
+      </w:r>
+      <w:r>
+        <w:rPr>
+          <w:lang w:val="fr_FR" w:bidi="fr_FR"/>
+        </w:rPr>
+      </w:r>
+      <w:r>
+        <w:rPr>
+          <w:lang w:val="fr_FR" w:bidi="fr_FR"/>
+        </w:rPr>
+      </w:r>
+    </w:p>
+    <w:p>
+      <w:pPr/>
+      <w:r>
+        <w:rPr>
+          <w:lang w:val="fr_FR" w:bidi="fr_FR"/>
+        </w:rPr>
+      </w:r>
+    </w:p>
+    <w:p>
+      <w:pPr>
+        <w:pStyle w:val="Heading2"/>
+      </w:pPr>
+      <w:r>
+        <w:rPr>
+          <w:lang w:val="fr_FR" w:bidi="fr_FR"/>
+        </w:rPr>
+        <w:t>Osée 9.1</w:t>
+      </w:r>
+      <w:r>
+        <w:rPr>
+          <w:lang w:val="fr_FR" w:bidi="fr_FR"/>
+        </w:rPr>
+      </w:r>
+    </w:p>
+    <w:p>
+      <w:pPr/>
+      <w:r>
+        <w:rPr>
+          <w:lang w:val="fr_FR" w:bidi="fr_FR"/>
+        </w:rPr>
+      </w:r>
+      <w:r>
+        <w:rPr>
+          <w:lang w:val="fr_FR" w:bidi="fr_FR"/>
+        </w:rPr>
+        <w:t>ne te livre pas à la joie, à l’allégresse</w:t>
+      </w:r>
+      <w:r>
+        <w:rPr>
+          <w:lang w:val="fr_FR" w:bidi="fr_FR"/>
+        </w:rPr>
+        <w:t xml:space="preserve"> : cette mise en garde fait sans doute allusion à la fête des tabernacles, au cours de laquelle Israël célébrait la dernière récolte de l’année. Bien que cette fête ait été instituée par Dieu (</w:t>
+      </w:r>
+      <w:hyperlink r:id="rId104">
+        <w:r>
+          <w:rPr>
+            <w:lang w:val="fr_FR" w:bidi="fr_FR"/>
+          </w:rPr>
+          <w:rPr>
+            <w:color w:val="0000EE"/>
+            <w:u w:val="single"/>
+          </w:rPr>
+          <w:t>Dt 16.13–15</w:t>
+        </w:r>
+      </w:hyperlink>
+      <w:r>
+        <w:rPr>
+          <w:lang w:val="fr_FR" w:bidi="fr_FR"/>
+        </w:rPr>
+        <w:t xml:space="preserve">), les Israélites l’avaient dévoyée en une célébration païenne incontrôlée, imitant les autres nations. • </w:t>
+      </w:r>
+      <w:r>
+        <w:rPr>
+          <w:lang w:val="fr_FR" w:bidi="fr_FR"/>
+        </w:rPr>
+        <w:t xml:space="preserve">tu as aimé un salaire impur </w:t>
+      </w:r>
+      <w:r>
+        <w:rPr>
+          <w:lang w:val="fr_FR" w:bidi="fr_FR"/>
+        </w:rPr>
+        <w:t>(littéralement</w:t>
+      </w:r>
+      <w:r>
+        <w:rPr>
+          <w:i/>
+          <w:lang w:val="fr_FR" w:bidi="fr_FR"/>
+        </w:rPr>
+        <w:t xml:space="preserve"> tu as aimé le salaire d'une prostituée</w:t>
+      </w:r>
+      <w:r>
+        <w:rPr>
+          <w:lang w:val="fr_FR" w:bidi="fr_FR"/>
+        </w:rPr>
+        <w:t>) : les Israélites pensaient à tort que leur blé et leur vin étaient une récompense pour leur culte rendu au dieu cananéen de la fertilité.</w:t>
+      </w:r>
+      <w:r>
+        <w:rPr>
+          <w:lang w:val="fr_FR" w:bidi="fr_FR"/>
+        </w:rPr>
+      </w:r>
+      <w:r>
+        <w:rPr>
+          <w:lang w:val="fr_FR" w:bidi="fr_FR"/>
+        </w:rPr>
+      </w:r>
+    </w:p>
+    <w:p>
+      <w:pPr/>
+      <w:r>
+        <w:rPr>
+          <w:lang w:val="fr_FR" w:bidi="fr_FR"/>
+        </w:rPr>
+      </w:r>
+    </w:p>
+    <w:p>
+      <w:pPr>
+        <w:pStyle w:val="Heading2"/>
+      </w:pPr>
+      <w:r>
+        <w:rPr>
+          <w:lang w:val="fr_FR" w:bidi="fr_FR"/>
+        </w:rPr>
+        <w:t>Osée 9.2</w:t>
+      </w:r>
+      <w:r>
+        <w:rPr>
+          <w:lang w:val="fr_FR" w:bidi="fr_FR"/>
+        </w:rPr>
+      </w:r>
+    </w:p>
+    <w:p>
+      <w:pPr/>
+      <w:r>
+        <w:rPr>
+          <w:lang w:val="fr_FR" w:bidi="fr_FR"/>
+        </w:rPr>
+      </w:r>
+      <w:r>
+        <w:rPr>
+          <w:lang w:val="fr_FR" w:bidi="fr_FR"/>
+        </w:rPr>
+        <w:t xml:space="preserve">En réponse à leur prostitution spirituelle, l’Éternel réduirait tellement les récoltes des Israélites qu’ils finiraient par souffrir de la faim (cf. </w:t>
+      </w:r>
+      <w:hyperlink r:id="rId105">
+        <w:r>
+          <w:rPr>
+            <w:lang w:val="fr_FR" w:bidi="fr_FR"/>
+          </w:rPr>
+          <w:rPr>
+            <w:color w:val="0000EE"/>
+            <w:u w:val="single"/>
+          </w:rPr>
+          <w:t>Ag 1.3–11</w:t>
+        </w:r>
+      </w:hyperlink>
+      <w:r>
+        <w:rPr>
+          <w:lang w:val="fr_FR" w:bidi="fr_FR"/>
+        </w:rPr>
+        <w:t>).</w:t>
+      </w:r>
+      <w:r>
+        <w:rPr>
+          <w:lang w:val="fr_FR" w:bidi="fr_FR"/>
+        </w:rPr>
+      </w:r>
+      <w:r>
+        <w:rPr>
+          <w:lang w:val="fr_FR" w:bidi="fr_FR"/>
+        </w:rPr>
+      </w:r>
+    </w:p>
+    <w:p>
+      <w:pPr/>
+      <w:r>
+        <w:rPr>
+          <w:lang w:val="fr_FR" w:bidi="fr_FR"/>
+        </w:rPr>
+      </w:r>
+    </w:p>
+    <w:p>
+      <w:pPr>
+        <w:pStyle w:val="Heading2"/>
+      </w:pPr>
+      <w:r>
+        <w:rPr>
+          <w:lang w:val="fr_FR" w:bidi="fr_FR"/>
+        </w:rPr>
+        <w:t>Osée 9.3</w:t>
+      </w:r>
+      <w:r>
+        <w:rPr>
+          <w:lang w:val="fr_FR" w:bidi="fr_FR"/>
+        </w:rPr>
+      </w:r>
+    </w:p>
+    <w:p>
+      <w:pPr/>
+      <w:r>
+        <w:rPr>
+          <w:lang w:val="fr_FR" w:bidi="fr_FR"/>
+        </w:rPr>
+      </w:r>
+      <w:r>
+        <w:rPr>
+          <w:lang w:val="fr_FR" w:bidi="fr_FR"/>
+        </w:rPr>
+        <w:t>Dieu a exilé les Israélites en Assyrie en 722 av. J.-C. Là-bas, sur une terre impure, ils ont consommé des aliments rituellement interdits, s’éloignant encore davantage de l'alliance avec l’Éternel.</w:t>
+      </w:r>
+      <w:r>
+        <w:rPr>
+          <w:lang w:val="fr_FR" w:bidi="fr_FR"/>
+        </w:rPr>
+      </w:r>
+      <w:r>
+        <w:rPr>
+          <w:lang w:val="fr_FR" w:bidi="fr_FR"/>
+        </w:rPr>
+      </w:r>
+    </w:p>
+    <w:p>
+      <w:pPr/>
+      <w:r>
+        <w:rPr>
+          <w:lang w:val="fr_FR" w:bidi="fr_FR"/>
+        </w:rPr>
+      </w:r>
+    </w:p>
+    <w:p>
+      <w:pPr>
+        <w:pStyle w:val="Heading2"/>
+      </w:pPr>
+      <w:r>
+        <w:rPr>
+          <w:lang w:val="fr_FR" w:bidi="fr_FR"/>
+        </w:rPr>
+        <w:t>Osée 9.4</w:t>
+      </w:r>
+      <w:r>
+        <w:rPr>
+          <w:lang w:val="fr_FR" w:bidi="fr_FR"/>
+        </w:rPr>
+      </w:r>
+    </w:p>
+    <w:p>
+      <w:pPr/>
+      <w:r>
+        <w:rPr>
+          <w:lang w:val="fr_FR" w:bidi="fr_FR"/>
+        </w:rPr>
+      </w:r>
+      <w:r>
+        <w:rPr>
+          <w:lang w:val="fr_FR" w:bidi="fr_FR"/>
+        </w:rPr>
+        <w:t>En exil, les Israélites ne pouvaient pas présenter de sacrifices acceptables, car tout sacrifice offert en terre étrangère était considéré comme impur et souillé.</w:t>
+      </w:r>
+      <w:r>
+        <w:rPr>
+          <w:lang w:val="fr_FR" w:bidi="fr_FR"/>
+        </w:rPr>
+      </w:r>
+      <w:r>
+        <w:rPr>
+          <w:lang w:val="fr_FR" w:bidi="fr_FR"/>
+        </w:rPr>
+      </w:r>
+    </w:p>
+    <w:p>
+      <w:pPr/>
+      <w:r>
+        <w:rPr>
+          <w:lang w:val="fr_FR" w:bidi="fr_FR"/>
+        </w:rPr>
+      </w:r>
+    </w:p>
+    <w:p>
+      <w:pPr>
+        <w:pStyle w:val="Heading2"/>
+      </w:pPr>
+      <w:r>
+        <w:rPr>
+          <w:lang w:val="fr_FR" w:bidi="fr_FR"/>
+        </w:rPr>
+        <w:t>Osée 9.6</w:t>
+      </w:r>
+      <w:r>
+        <w:rPr>
+          <w:lang w:val="fr_FR" w:bidi="fr_FR"/>
+        </w:rPr>
+      </w:r>
+    </w:p>
+    <w:p>
+      <w:pPr/>
+      <w:r>
+        <w:rPr>
+          <w:lang w:val="fr_FR" w:bidi="fr_FR"/>
+        </w:rPr>
+      </w:r>
+      <w:r>
+        <w:rPr>
+          <w:lang w:val="fr_FR" w:bidi="fr_FR"/>
+        </w:rPr>
+        <w:t>Même si certains Israélites parvenaient à fuir l’exil assyrien en se réfugiant en Égypte, le jugement implacable de l’Éternel les atteindrait malgré tout.</w:t>
+      </w:r>
+      <w:r>
+        <w:rPr>
+          <w:lang w:val="fr_FR" w:bidi="fr_FR"/>
+        </w:rPr>
+      </w:r>
+      <w:r>
+        <w:rPr>
+          <w:lang w:val="fr_FR" w:bidi="fr_FR"/>
+        </w:rPr>
+      </w:r>
+    </w:p>
+    <w:p>
+      <w:pPr/>
+      <w:r>
+        <w:rPr>
+          <w:lang w:val="fr_FR" w:bidi="fr_FR"/>
+        </w:rPr>
+      </w:r>
+    </w:p>
+    <w:p>
+      <w:pPr>
+        <w:pStyle w:val="Heading2"/>
+      </w:pPr>
+      <w:r>
+        <w:rPr>
+          <w:lang w:val="fr_FR" w:bidi="fr_FR"/>
+        </w:rPr>
+        <w:t>Osée 9.7</w:t>
+      </w:r>
+      <w:r>
+        <w:rPr>
+          <w:lang w:val="fr_FR" w:bidi="fr_FR"/>
+        </w:rPr>
+      </w:r>
+    </w:p>
+    <w:p>
+      <w:pPr/>
+      <w:r>
+        <w:rPr>
+          <w:lang w:val="fr_FR" w:bidi="fr_FR"/>
+        </w:rPr>
+      </w:r>
+      <w:r>
+        <w:rPr>
+          <w:lang w:val="fr_FR" w:bidi="fr_FR"/>
+        </w:rPr>
+        <w:t>Les Israélites apostats ont rejeté les paroles de jugement que l’Éternel transmettait par l’intermédiaire des prophètes, allant jusqu’à se moquer d’eux en les traitant de fous.</w:t>
+      </w:r>
+      <w:r>
+        <w:rPr>
+          <w:lang w:val="fr_FR" w:bidi="fr_FR"/>
+        </w:rPr>
+      </w:r>
+      <w:r>
+        <w:rPr>
+          <w:lang w:val="fr_FR" w:bidi="fr_FR"/>
+        </w:rPr>
+      </w:r>
+    </w:p>
+    <w:p>
+      <w:pPr/>
+      <w:r>
+        <w:rPr>
+          <w:lang w:val="fr_FR" w:bidi="fr_FR"/>
+        </w:rPr>
+      </w:r>
+    </w:p>
+    <w:p>
+      <w:pPr>
+        <w:pStyle w:val="Heading2"/>
+      </w:pPr>
+      <w:r>
+        <w:rPr>
+          <w:lang w:val="fr_FR" w:bidi="fr_FR"/>
+        </w:rPr>
+        <w:t>Osée 9.8</w:t>
+      </w:r>
+      <w:r>
+        <w:rPr>
+          <w:lang w:val="fr_FR" w:bidi="fr_FR"/>
+        </w:rPr>
+      </w:r>
+    </w:p>
+    <w:p>
+      <w:pPr/>
+      <w:r>
+        <w:rPr>
+          <w:lang w:val="fr_FR" w:bidi="fr_FR"/>
+        </w:rPr>
+      </w:r>
+      <w:r>
+        <w:rPr>
+          <w:lang w:val="fr_FR" w:bidi="fr_FR"/>
+        </w:rPr>
+        <w:t xml:space="preserve">Le gardien montait la garde sur le mur de la ville pour signaler toute menace imminente (par ex., </w:t>
+      </w:r>
+      <w:hyperlink r:id="rId106">
+        <w:r>
+          <w:rPr>
+            <w:lang w:val="fr_FR" w:bidi="fr_FR"/>
+          </w:rPr>
+          <w:rPr>
+            <w:color w:val="0000EE"/>
+            <w:u w:val="single"/>
+          </w:rPr>
+          <w:t>1S 14.16</w:t>
+        </w:r>
+      </w:hyperlink>
+      <w:r>
+        <w:rPr>
+          <w:lang w:val="fr_FR" w:bidi="fr_FR"/>
+        </w:rPr>
+        <w:t xml:space="preserve">). De la même manière, le prophète était le gardien de l’Éternel, chargé d’avertir Israël de son péché et du jugement inévitable qui allait en découler (voir </w:t>
+      </w:r>
+      <w:hyperlink r:id="rId107">
+        <w:r>
+          <w:rPr>
+            <w:lang w:val="fr_FR" w:bidi="fr_FR"/>
+          </w:rPr>
+          <w:rPr>
+            <w:color w:val="0000EE"/>
+            <w:u w:val="single"/>
+          </w:rPr>
+          <w:t xml:space="preserve">Jr 6.17 </w:t>
+        </w:r>
+      </w:hyperlink>
+      <w:r>
+        <w:rPr>
+          <w:lang w:val="fr_FR" w:bidi="fr_FR"/>
+        </w:rPr>
+        <w:t xml:space="preserve">; </w:t>
+      </w:r>
+      <w:hyperlink r:id="rId108">
+        <w:r>
+          <w:rPr>
+            <w:lang w:val="fr_FR" w:bidi="fr_FR"/>
+          </w:rPr>
+          <w:rPr>
+            <w:color w:val="0000EE"/>
+            <w:u w:val="single"/>
+          </w:rPr>
+          <w:t>Ez 3.17</w:t>
+        </w:r>
+      </w:hyperlink>
+      <w:r>
+        <w:rPr>
+          <w:lang w:val="fr_FR" w:bidi="fr_FR"/>
+        </w:rPr>
+        <w:t>). Pourtant, malgré son travail au service du peuple, le prophète ne récoltait qu’hostilité et rejet.</w:t>
+      </w:r>
+      <w:r>
+        <w:rPr>
+          <w:lang w:val="fr_FR" w:bidi="fr_FR"/>
+        </w:rPr>
+      </w:r>
+      <w:r>
+        <w:rPr>
+          <w:lang w:val="fr_FR" w:bidi="fr_FR"/>
+        </w:rPr>
+      </w:r>
+    </w:p>
+    <w:p>
+      <w:pPr/>
+      <w:r>
+        <w:rPr>
+          <w:lang w:val="fr_FR" w:bidi="fr_FR"/>
+        </w:rPr>
+      </w:r>
+    </w:p>
+    <w:p>
+      <w:pPr>
+        <w:pStyle w:val="Heading2"/>
+      </w:pPr>
+      <w:r>
+        <w:rPr>
+          <w:lang w:val="fr_FR" w:bidi="fr_FR"/>
+        </w:rPr>
+        <w:t>Osée 9.9</w:t>
+      </w:r>
+      <w:r>
+        <w:rPr>
+          <w:lang w:val="fr_FR" w:bidi="fr_FR"/>
+        </w:rPr>
+      </w:r>
+    </w:p>
+    <w:p>
+      <w:pPr/>
+      <w:r>
+        <w:rPr>
+          <w:lang w:val="fr_FR" w:bidi="fr_FR"/>
+        </w:rPr>
+      </w:r>
+      <w:r>
+        <w:rPr>
+          <w:lang w:val="fr_FR" w:bidi="fr_FR"/>
+        </w:rPr>
+        <w:t>plongés dans la corruption, comme aux jours de Guibea</w:t>
+      </w:r>
+      <w:r>
+        <w:rPr>
+          <w:lang w:val="fr_FR" w:bidi="fr_FR"/>
+        </w:rPr>
+        <w:t xml:space="preserve"> : voir </w:t>
+      </w:r>
+      <w:hyperlink r:id="rId109">
+        <w:r>
+          <w:rPr>
+            <w:lang w:val="fr_FR" w:bidi="fr_FR"/>
+          </w:rPr>
+          <w:rPr>
+            <w:color w:val="0000EE"/>
+            <w:u w:val="single"/>
+          </w:rPr>
+          <w:t>Jg 19–21</w:t>
+        </w:r>
+      </w:hyperlink>
+      <w:r>
+        <w:rPr>
+          <w:lang w:val="fr_FR" w:bidi="fr_FR"/>
+        </w:rPr>
+        <w:t>.</w:t>
+      </w:r>
+      <w:r>
+        <w:rPr>
+          <w:lang w:val="fr_FR" w:bidi="fr_FR"/>
+        </w:rPr>
+      </w:r>
+      <w:r>
+        <w:rPr>
+          <w:lang w:val="fr_FR" w:bidi="fr_FR"/>
+        </w:rPr>
+      </w:r>
+    </w:p>
+    <w:p>
+      <w:pPr/>
+      <w:r>
+        <w:rPr>
+          <w:lang w:val="fr_FR" w:bidi="fr_FR"/>
+        </w:rPr>
+      </w:r>
+    </w:p>
+    <w:p>
+      <w:pPr>
+        <w:pStyle w:val="Heading2"/>
+      </w:pPr>
+      <w:r>
+        <w:rPr>
+          <w:lang w:val="fr_FR" w:bidi="fr_FR"/>
+        </w:rPr>
+        <w:t>Osée 9.10</w:t>
+      </w:r>
+      <w:r>
+        <w:rPr>
+          <w:lang w:val="fr_FR" w:bidi="fr_FR"/>
+        </w:rPr>
+      </w:r>
+    </w:p>
+    <w:p>
+      <w:pPr/>
+      <w:r>
+        <w:rPr>
+          <w:lang w:val="fr_FR" w:bidi="fr_FR"/>
+        </w:rPr>
+      </w:r>
+      <w:r>
+        <w:rPr>
+          <w:lang w:val="fr_FR" w:bidi="fr_FR"/>
+        </w:rPr>
+        <w:t>J’ai trouvé Israël comme des raisins dans le désert</w:t>
+      </w:r>
+      <w:r>
+        <w:rPr>
+          <w:lang w:val="fr_FR" w:bidi="fr_FR"/>
+        </w:rPr>
+        <w:t xml:space="preserve"> : Osée, comme Ézéchiel (</w:t>
+      </w:r>
+      <w:hyperlink r:id="rId110">
+        <w:r>
+          <w:rPr>
+            <w:lang w:val="fr_FR" w:bidi="fr_FR"/>
+          </w:rPr>
+          <w:rPr>
+            <w:color w:val="0000EE"/>
+            <w:u w:val="single"/>
+          </w:rPr>
+          <w:t>Ez 16</w:t>
+        </w:r>
+      </w:hyperlink>
+      <w:r>
+        <w:rPr>
+          <w:lang w:val="fr_FR" w:bidi="fr_FR"/>
+        </w:rPr>
+        <w:t>), évoque le moment où l’Éternel a découvert et adopté Israël, alors encore pur et innocent, dans le désert. Mais très vite, Israël s’est détourné de Dieu pour se livrer à l’idolâtrie à Baal-Peor (</w:t>
+      </w:r>
+      <w:hyperlink r:id="rId111">
+        <w:r>
+          <w:rPr>
+            <w:lang w:val="fr_FR" w:bidi="fr_FR"/>
+          </w:rPr>
+          <w:rPr>
+            <w:color w:val="0000EE"/>
+            <w:u w:val="single"/>
+          </w:rPr>
+          <w:t>Nb 25.1–4</w:t>
+        </w:r>
+      </w:hyperlink>
+      <w:r>
+        <w:rPr>
+          <w:lang w:val="fr_FR" w:bidi="fr_FR"/>
+        </w:rPr>
+        <w:t>). Cette participation à l’adoration païenne a rendu les Israélites vils. Ce terme fort peut aussi se traduire par « abominable » (</w:t>
+      </w:r>
+      <w:hyperlink r:id="rId112">
+        <w:r>
+          <w:rPr>
+            <w:lang w:val="fr_FR" w:bidi="fr_FR"/>
+          </w:rPr>
+          <w:rPr>
+            <w:color w:val="0000EE"/>
+            <w:u w:val="single"/>
+          </w:rPr>
+          <w:t xml:space="preserve">Dt 29.17 </w:t>
+        </w:r>
+      </w:hyperlink>
+      <w:r>
+        <w:rPr>
+          <w:lang w:val="fr_FR" w:bidi="fr_FR"/>
+        </w:rPr>
+        <w:t xml:space="preserve">; </w:t>
+      </w:r>
+      <w:hyperlink r:id="rId113">
+        <w:r>
+          <w:rPr>
+            <w:lang w:val="fr_FR" w:bidi="fr_FR"/>
+          </w:rPr>
+          <w:rPr>
+            <w:color w:val="0000EE"/>
+            <w:u w:val="single"/>
+          </w:rPr>
+          <w:t>Jr 7.30</w:t>
+        </w:r>
+      </w:hyperlink>
+      <w:r>
+        <w:rPr>
+          <w:lang w:val="fr_FR" w:bidi="fr_FR"/>
+        </w:rPr>
+        <w:t>). Ils sont devenus, inévitablement, semblables à ce qu’ils adoraient.</w:t>
+      </w:r>
+      <w:r>
+        <w:rPr>
+          <w:lang w:val="fr_FR" w:bidi="fr_FR"/>
+        </w:rPr>
+      </w:r>
+      <w:r>
+        <w:rPr>
+          <w:lang w:val="fr_FR" w:bidi="fr_FR"/>
+        </w:rPr>
+      </w:r>
+    </w:p>
+    <w:p>
+      <w:pPr/>
+      <w:r>
+        <w:rPr>
+          <w:lang w:val="fr_FR" w:bidi="fr_FR"/>
+        </w:rPr>
+      </w:r>
+    </w:p>
+    <w:p>
+      <w:pPr>
+        <w:pStyle w:val="Heading2"/>
+      </w:pPr>
+      <w:r>
+        <w:rPr>
+          <w:lang w:val="fr_FR" w:bidi="fr_FR"/>
+        </w:rPr>
+        <w:t>Osée 9.11</w:t>
+      </w:r>
+      <w:r>
+        <w:rPr>
+          <w:lang w:val="fr_FR" w:bidi="fr_FR"/>
+        </w:rPr>
+      </w:r>
+    </w:p>
+    <w:p>
+      <w:pPr/>
+      <w:r>
+        <w:rPr>
+          <w:lang w:val="fr_FR" w:bidi="fr_FR"/>
+        </w:rPr>
+      </w:r>
+      <w:r>
+        <w:rPr>
+          <w:lang w:val="fr_FR" w:bidi="fr_FR"/>
+        </w:rPr>
+        <w:t>Israël adorait les baals dans l’espoir d’avoir une descendance nombreuse, mais l’Éternel le punirait en bloquant la conception, la grossesse, et même la naissance.</w:t>
+      </w:r>
+      <w:r>
+        <w:rPr>
+          <w:lang w:val="fr_FR" w:bidi="fr_FR"/>
+        </w:rPr>
+      </w:r>
+      <w:r>
+        <w:rPr>
+          <w:lang w:val="fr_FR" w:bidi="fr_FR"/>
+        </w:rPr>
+      </w:r>
+    </w:p>
+    <w:p>
+      <w:pPr/>
+      <w:r>
+        <w:rPr>
+          <w:lang w:val="fr_FR" w:bidi="fr_FR"/>
+        </w:rPr>
+      </w:r>
+    </w:p>
+    <w:p>
+      <w:pPr>
+        <w:pStyle w:val="Heading2"/>
+      </w:pPr>
+      <w:r>
+        <w:rPr>
+          <w:lang w:val="fr_FR" w:bidi="fr_FR"/>
+        </w:rPr>
+        <w:t>Osée 9.13</w:t>
+      </w:r>
+      <w:r>
+        <w:rPr>
+          <w:lang w:val="fr_FR" w:bidi="fr_FR"/>
+        </w:rPr>
+      </w:r>
+    </w:p>
+    <w:p>
+      <w:pPr/>
+      <w:r>
+        <w:rPr>
+          <w:lang w:val="fr_FR" w:bidi="fr_FR"/>
+        </w:rPr>
+      </w:r>
+      <w:r>
+        <w:rPr>
+          <w:lang w:val="fr_FR" w:bidi="fr_FR"/>
+        </w:rPr>
+        <w:t>mènera ses enfants vers celui qui les tuera</w:t>
+      </w:r>
+      <w:r>
+        <w:rPr>
+          <w:lang w:val="fr_FR" w:bidi="fr_FR"/>
+        </w:rPr>
+        <w:t xml:space="preserve"> : au lieu de leur procurer une descendance plus nombreuse, l’idolâtrie des Israélites se retournerait contre eux, provoquant la mort de leurs enfants.</w:t>
+      </w:r>
+      <w:r>
+        <w:rPr>
+          <w:lang w:val="fr_FR" w:bidi="fr_FR"/>
+        </w:rPr>
+      </w:r>
+      <w:r>
+        <w:rPr>
+          <w:lang w:val="fr_FR" w:bidi="fr_FR"/>
+        </w:rPr>
+      </w:r>
+    </w:p>
+    <w:p>
+      <w:pPr/>
+      <w:r>
+        <w:rPr>
+          <w:lang w:val="fr_FR" w:bidi="fr_FR"/>
+        </w:rPr>
+      </w:r>
+    </w:p>
+    <w:p>
+      <w:pPr>
+        <w:pStyle w:val="Heading2"/>
+      </w:pPr>
+      <w:r>
+        <w:rPr>
+          <w:lang w:val="fr_FR" w:bidi="fr_FR"/>
+        </w:rPr>
+        <w:t>Osée 9.15</w:t>
+      </w:r>
+      <w:r>
+        <w:rPr>
+          <w:lang w:val="fr_FR" w:bidi="fr_FR"/>
+        </w:rPr>
+      </w:r>
+    </w:p>
+    <w:p>
+      <w:pPr/>
+      <w:r>
+        <w:rPr>
+          <w:lang w:val="fr_FR" w:bidi="fr_FR"/>
+        </w:rPr>
+      </w:r>
+      <w:r>
+        <w:rPr>
+          <w:lang w:val="fr_FR" w:bidi="fr_FR"/>
+        </w:rPr>
+        <w:t>Toute leur méchanceté se montre à Guilgal</w:t>
+      </w:r>
+      <w:r>
+        <w:rPr>
+          <w:lang w:val="fr_FR" w:bidi="fr_FR"/>
+        </w:rPr>
+        <w:t xml:space="preserve"> : Guilgal était le camp de base de l'armée de Josué (</w:t>
+      </w:r>
+      <w:hyperlink r:id="rId114">
+        <w:r>
+          <w:rPr>
+            <w:lang w:val="fr_FR" w:bidi="fr_FR"/>
+          </w:rPr>
+          <w:rPr>
+            <w:color w:val="0000EE"/>
+            <w:u w:val="single"/>
+          </w:rPr>
+          <w:t>Jos 5.10</w:t>
+        </w:r>
+      </w:hyperlink>
+      <w:r>
+        <w:rPr>
+          <w:lang w:val="fr_FR" w:bidi="fr_FR"/>
+        </w:rPr>
+        <w:t xml:space="preserve"> ; </w:t>
+      </w:r>
+      <w:hyperlink r:id="rId115">
+        <w:r>
+          <w:rPr>
+            <w:lang w:val="fr_FR" w:bidi="fr_FR"/>
+          </w:rPr>
+          <w:rPr>
+            <w:color w:val="0000EE"/>
+            <w:u w:val="single"/>
+          </w:rPr>
+          <w:t>10.6</w:t>
+        </w:r>
+      </w:hyperlink>
+      <w:r>
+        <w:rPr>
+          <w:lang w:val="fr_FR" w:bidi="fr_FR"/>
+        </w:rPr>
+        <w:t xml:space="preserve">, </w:t>
+      </w:r>
+      <w:hyperlink r:id="rId116">
+        <w:r>
+          <w:rPr>
+            <w:lang w:val="fr_FR" w:bidi="fr_FR"/>
+          </w:rPr>
+          <w:rPr>
+            <w:color w:val="0000EE"/>
+            <w:u w:val="single"/>
+          </w:rPr>
+          <w:t>43</w:t>
+        </w:r>
+      </w:hyperlink>
+      <w:r>
+        <w:rPr>
+          <w:lang w:val="fr_FR" w:bidi="fr_FR"/>
+        </w:rPr>
+        <w:t>) et aussi le lieu où Saül a été établi roi (</w:t>
+      </w:r>
+      <w:hyperlink r:id="rId117">
+        <w:r>
+          <w:rPr>
+            <w:lang w:val="fr_FR" w:bidi="fr_FR"/>
+          </w:rPr>
+          <w:rPr>
+            <w:color w:val="0000EE"/>
+            <w:u w:val="single"/>
+          </w:rPr>
+          <w:t>1S 11.15</w:t>
+        </w:r>
+      </w:hyperlink>
+      <w:r>
+        <w:rPr>
+          <w:lang w:val="fr_FR" w:bidi="fr_FR"/>
+        </w:rPr>
+        <w:t>). Mais c’est également là que Saül a désobéi à l’Éternel et qu’il a été rejeté comme roi (</w:t>
+      </w:r>
+      <w:hyperlink r:id="rId118">
+        <w:r>
+          <w:rPr>
+            <w:lang w:val="fr_FR" w:bidi="fr_FR"/>
+          </w:rPr>
+          <w:rPr>
+            <w:color w:val="0000EE"/>
+            <w:u w:val="single"/>
+          </w:rPr>
+          <w:t>1S 13.8–15</w:t>
+        </w:r>
+      </w:hyperlink>
+      <w:r>
+        <w:rPr>
+          <w:lang w:val="fr_FR" w:bidi="fr_FR"/>
+        </w:rPr>
+        <w:t xml:space="preserve"> ; </w:t>
+      </w:r>
+      <w:hyperlink r:id="rId119">
+        <w:r>
+          <w:rPr>
+            <w:lang w:val="fr_FR" w:bidi="fr_FR"/>
+          </w:rPr>
+          <w:rPr>
+            <w:color w:val="0000EE"/>
+            <w:u w:val="single"/>
+          </w:rPr>
+          <w:t>15.10–23</w:t>
+        </w:r>
+      </w:hyperlink>
+      <w:r>
+        <w:rPr>
+          <w:lang w:val="fr_FR" w:bidi="fr_FR"/>
+        </w:rPr>
+        <w:t xml:space="preserve">). Les dirigeants d’Israël, à commencer par leur premier roi, ont détourné la nation de son véritable roi, l’Éternel. • </w:t>
+      </w:r>
+      <w:r>
+        <w:rPr>
+          <w:lang w:val="fr_FR" w:bidi="fr_FR"/>
+        </w:rPr>
+        <w:t>Je ne les aimerai plus</w:t>
+      </w:r>
+      <w:r>
+        <w:rPr>
+          <w:lang w:val="fr_FR" w:bidi="fr_FR"/>
+        </w:rPr>
+        <w:t xml:space="preserve"> : Bien qu’un mot hébreu différent soit utilisé ici, ce jugement rappelle le nom prophétique de la fille d’Osée (</w:t>
+      </w:r>
+      <w:hyperlink r:id="rId120">
+        <w:r>
+          <w:rPr>
+            <w:lang w:val="fr_FR" w:bidi="fr_FR"/>
+          </w:rPr>
+          <w:rPr>
+            <w:color w:val="0000EE"/>
+            <w:u w:val="single"/>
+          </w:rPr>
+          <w:t>Os 1.6</w:t>
+        </w:r>
+      </w:hyperlink>
+      <w:r>
+        <w:rPr>
+          <w:lang w:val="fr_FR" w:bidi="fr_FR"/>
+        </w:rPr>
+        <w:t>).</w:t>
+      </w:r>
+      <w:r>
+        <w:rPr>
+          <w:lang w:val="fr_FR" w:bidi="fr_FR"/>
+        </w:rPr>
+      </w:r>
+      <w:r>
+        <w:rPr>
+          <w:lang w:val="fr_FR" w:bidi="fr_FR"/>
+        </w:rPr>
+      </w:r>
+    </w:p>
+    <w:p>
+      <w:pPr/>
+      <w:r>
+        <w:rPr>
+          <w:lang w:val="fr_FR" w:bidi="fr_FR"/>
+        </w:rPr>
+      </w:r>
+    </w:p>
+    <w:p>
+      <w:pPr>
+        <w:pStyle w:val="Heading2"/>
+      </w:pPr>
+      <w:r>
+        <w:rPr>
+          <w:lang w:val="fr_FR" w:bidi="fr_FR"/>
+        </w:rPr>
+        <w:t>Osée 9.17</w:t>
+      </w:r>
+      <w:r>
+        <w:rPr>
+          <w:lang w:val="fr_FR" w:bidi="fr_FR"/>
+        </w:rPr>
+      </w:r>
+    </w:p>
+    <w:p>
+      <w:pPr/>
+      <w:r>
+        <w:rPr>
+          <w:lang w:val="fr_FR" w:bidi="fr_FR"/>
+        </w:rPr>
+      </w:r>
+      <w:r>
+        <w:rPr>
+          <w:lang w:val="fr_FR" w:bidi="fr_FR"/>
+        </w:rPr>
+        <w:t>errants</w:t>
+      </w:r>
+      <w:r>
+        <w:rPr>
+          <w:lang w:val="fr_FR" w:bidi="fr_FR"/>
+        </w:rPr>
+        <w:t xml:space="preserve"> : le jugement de l’Éternel envers les Israélites les dépouillerait de leur terre, les laissant sans lieu où habiter.</w:t>
+      </w:r>
+      <w:r>
+        <w:rPr>
+          <w:lang w:val="fr_FR" w:bidi="fr_FR"/>
+        </w:rPr>
+      </w:r>
+      <w:r>
+        <w:rPr>
+          <w:lang w:val="fr_FR" w:bidi="fr_FR"/>
+        </w:rPr>
+      </w:r>
+    </w:p>
+    <w:p>
+      <w:pPr/>
+      <w:r>
+        <w:rPr>
+          <w:lang w:val="fr_FR" w:bidi="fr_FR"/>
+        </w:rPr>
+      </w:r>
+    </w:p>
+    <w:p>
+      <w:pPr>
+        <w:pStyle w:val="Heading2"/>
+      </w:pPr>
+      <w:r>
+        <w:rPr>
+          <w:lang w:val="fr_FR" w:bidi="fr_FR"/>
+        </w:rPr>
+        <w:t>Osée 10.1</w:t>
+      </w:r>
+      <w:r>
+        <w:rPr>
+          <w:lang w:val="fr_FR" w:bidi="fr_FR"/>
+        </w:rPr>
+      </w:r>
+    </w:p>
+    <w:p>
+      <w:pPr/>
+      <w:r>
+        <w:rPr>
+          <w:lang w:val="fr_FR" w:bidi="fr_FR"/>
+        </w:rPr>
+      </w:r>
+      <w:r>
+        <w:rPr>
+          <w:lang w:val="fr_FR" w:bidi="fr_FR"/>
+        </w:rPr>
+        <w:t xml:space="preserve">Bien qu’Israël ait été une vigne luxuriante et féconde plantée par Dieu (voir </w:t>
+      </w:r>
+      <w:hyperlink r:id="rId121">
+        <w:r>
+          <w:rPr>
+            <w:lang w:val="fr_FR" w:bidi="fr_FR"/>
+          </w:rPr>
+          <w:rPr>
+            <w:color w:val="0000EE"/>
+            <w:u w:val="single"/>
+          </w:rPr>
+          <w:t>Es 5.1–7</w:t>
+        </w:r>
+      </w:hyperlink>
+      <w:r>
+        <w:rPr>
+          <w:lang w:val="fr_FR" w:bidi="fr_FR"/>
+        </w:rPr>
+        <w:t xml:space="preserve"> ; </w:t>
+      </w:r>
+      <w:hyperlink r:id="rId122">
+        <w:r>
+          <w:rPr>
+            <w:lang w:val="fr_FR" w:bidi="fr_FR"/>
+          </w:rPr>
+          <w:rPr>
+            <w:color w:val="0000EE"/>
+            <w:u w:val="single"/>
+          </w:rPr>
+          <w:t>Jr 2.21</w:t>
+        </w:r>
+      </w:hyperlink>
+      <w:r>
+        <w:rPr>
+          <w:lang w:val="fr_FR" w:bidi="fr_FR"/>
+        </w:rPr>
+        <w:t xml:space="preserve"> ; </w:t>
+      </w:r>
+      <w:hyperlink r:id="rId123">
+        <w:r>
+          <w:rPr>
+            <w:lang w:val="fr_FR" w:bidi="fr_FR"/>
+          </w:rPr>
+          <w:rPr>
+            <w:color w:val="0000EE"/>
+            <w:u w:val="single"/>
+          </w:rPr>
+          <w:t>Ez 17.6</w:t>
+        </w:r>
+      </w:hyperlink>
+      <w:r>
+        <w:rPr>
+          <w:lang w:val="fr_FR" w:bidi="fr_FR"/>
+        </w:rPr>
+        <w:t xml:space="preserve">), elle a faussement attribué sa prospérité aux divinités cananéennes de la fertilité, plutôt qu’à l’Éternel. Elle a même utilisé les richesses données par Dieu pour renforcer son culte idolâtre. • </w:t>
+      </w:r>
+      <w:r>
+        <w:rPr>
+          <w:lang w:val="fr_FR" w:bidi="fr_FR"/>
+        </w:rPr>
+        <w:t xml:space="preserve">embelli les statues </w:t>
+      </w:r>
+      <w:r>
+        <w:rPr>
+          <w:lang w:val="fr_FR" w:bidi="fr_FR"/>
+        </w:rPr>
+        <w:t>: ces statues de pierre pouvaient servir de mémoriaux légitimes et acceptables (</w:t>
+      </w:r>
+      <w:hyperlink r:id="rId124">
+        <w:r>
+          <w:rPr>
+            <w:lang w:val="fr_FR" w:bidi="fr_FR"/>
+          </w:rPr>
+          <w:rPr>
+            <w:color w:val="0000EE"/>
+            <w:u w:val="single"/>
+          </w:rPr>
+          <w:t>Gn 35.20</w:t>
+        </w:r>
+      </w:hyperlink>
+      <w:r>
+        <w:rPr>
+          <w:lang w:val="fr_FR" w:bidi="fr_FR"/>
+        </w:rPr>
+        <w:t xml:space="preserve"> ; </w:t>
+      </w:r>
+      <w:hyperlink r:id="rId125">
+        <w:r>
+          <w:rPr>
+            <w:lang w:val="fr_FR" w:bidi="fr_FR"/>
+          </w:rPr>
+          <w:rPr>
+            <w:color w:val="0000EE"/>
+            <w:u w:val="single"/>
+          </w:rPr>
+          <w:t>Jos 24.26–27</w:t>
+        </w:r>
+      </w:hyperlink>
+      <w:r>
+        <w:rPr>
+          <w:lang w:val="fr_FR" w:bidi="fr_FR"/>
+        </w:rPr>
+        <w:t>), mais Dieu interdisait aux Israélites de les intégrer à leur culte, comme le faisaient les Cananéens (</w:t>
+      </w:r>
+      <w:hyperlink r:id="rId126">
+        <w:r>
+          <w:rPr>
+            <w:lang w:val="fr_FR" w:bidi="fr_FR"/>
+          </w:rPr>
+          <w:rPr>
+            <w:color w:val="0000EE"/>
+            <w:u w:val="single"/>
+          </w:rPr>
+          <w:t>Ex 23.24</w:t>
+        </w:r>
+      </w:hyperlink>
+      <w:r>
+        <w:rPr>
+          <w:lang w:val="fr_FR" w:bidi="fr_FR"/>
+        </w:rPr>
+        <w:t xml:space="preserve"> ; </w:t>
+      </w:r>
+      <w:hyperlink r:id="rId127">
+        <w:r>
+          <w:rPr>
+            <w:lang w:val="fr_FR" w:bidi="fr_FR"/>
+          </w:rPr>
+          <w:rPr>
+            <w:color w:val="0000EE"/>
+            <w:u w:val="single"/>
+          </w:rPr>
+          <w:t>Dt 16.22</w:t>
+        </w:r>
+      </w:hyperlink>
+      <w:r>
+        <w:rPr>
+          <w:lang w:val="fr_FR" w:bidi="fr_FR"/>
+        </w:rPr>
+        <w:t>).</w:t>
+      </w:r>
+      <w:r>
+        <w:rPr>
+          <w:lang w:val="fr_FR" w:bidi="fr_FR"/>
+        </w:rPr>
+      </w:r>
+      <w:r>
+        <w:rPr>
+          <w:lang w:val="fr_FR" w:bidi="fr_FR"/>
+        </w:rPr>
+      </w:r>
+    </w:p>
+    <w:p>
+      <w:pPr/>
+      <w:r>
+        <w:rPr>
+          <w:lang w:val="fr_FR" w:bidi="fr_FR"/>
+        </w:rPr>
+      </w:r>
+    </w:p>
+    <w:p>
+      <w:pPr>
+        <w:pStyle w:val="Heading2"/>
+      </w:pPr>
+      <w:r>
+        <w:rPr>
+          <w:lang w:val="fr_FR" w:bidi="fr_FR"/>
+        </w:rPr>
+        <w:t>Osée 10.3</w:t>
+      </w:r>
+      <w:r>
+        <w:rPr>
+          <w:lang w:val="fr_FR" w:bidi="fr_FR"/>
+        </w:rPr>
+      </w:r>
+    </w:p>
+    <w:p>
+      <w:pPr/>
+      <w:r>
+        <w:rPr>
+          <w:lang w:val="fr_FR" w:bidi="fr_FR"/>
+        </w:rPr>
+      </w:r>
+      <w:r>
+        <w:rPr>
+          <w:lang w:val="fr_FR" w:bidi="fr_FR"/>
+        </w:rPr>
+        <w:t xml:space="preserve">Nous n’avons point de roi </w:t>
+      </w:r>
+      <w:r>
+        <w:rPr>
+          <w:lang w:val="fr_FR" w:bidi="fr_FR"/>
+        </w:rPr>
+        <w:t>: certains spécialistes y voient une confession, exprimée après la chute d’Israël, reconnaissant qu’ils avaient été jugés et que la monarchie avait disparu parce qu’ils ne craignaient pas l’Éternel. D’autres y perçoivent au contraire un rejet hautain de la royauté divine, un refus délibéré des Israélites de se soumettre à l’autorité de leur véritable roi.</w:t>
+      </w:r>
+      <w:r>
+        <w:rPr>
+          <w:lang w:val="fr_FR" w:bidi="fr_FR"/>
+        </w:rPr>
+      </w:r>
+      <w:r>
+        <w:rPr>
+          <w:lang w:val="fr_FR" w:bidi="fr_FR"/>
+        </w:rPr>
+      </w:r>
+    </w:p>
+    <w:p>
+      <w:pPr/>
+      <w:r>
+        <w:rPr>
+          <w:lang w:val="fr_FR" w:bidi="fr_FR"/>
+        </w:rPr>
+      </w:r>
+    </w:p>
+    <w:p>
+      <w:pPr>
+        <w:pStyle w:val="Heading2"/>
+      </w:pPr>
+      <w:r>
+        <w:rPr>
+          <w:lang w:val="fr_FR" w:bidi="fr_FR"/>
+        </w:rPr>
+        <w:t>Osée 10.4</w:t>
+      </w:r>
+      <w:r>
+        <w:rPr>
+          <w:lang w:val="fr_FR" w:bidi="fr_FR"/>
+        </w:rPr>
+      </w:r>
+    </w:p>
+    <w:p>
+      <w:pPr/>
+      <w:r>
+        <w:rPr>
+          <w:lang w:val="fr_FR" w:bidi="fr_FR"/>
+        </w:rPr>
+      </w:r>
+      <w:r>
+        <w:rPr>
+          <w:lang w:val="fr_FR" w:bidi="fr_FR"/>
+        </w:rPr>
+        <w:t>La perversion de la justice agit comme une plante vénéneuse, amère et toxique. Elle s’infiltre, se propage et empoisonne tout ce qu’elle touche (</w:t>
+      </w:r>
+      <w:hyperlink r:id="rId128">
+        <w:r>
+          <w:rPr>
+            <w:lang w:val="fr_FR" w:bidi="fr_FR"/>
+          </w:rPr>
+          <w:rPr>
+            <w:color w:val="0000EE"/>
+            <w:u w:val="single"/>
+          </w:rPr>
+          <w:t>Am 6.12</w:t>
+        </w:r>
+      </w:hyperlink>
+      <w:r>
+        <w:rPr>
+          <w:lang w:val="fr_FR" w:bidi="fr_FR"/>
+        </w:rPr>
+        <w:t>).</w:t>
+      </w:r>
+      <w:r>
+        <w:rPr>
+          <w:lang w:val="fr_FR" w:bidi="fr_FR"/>
+        </w:rPr>
+      </w:r>
+      <w:r>
+        <w:rPr>
+          <w:lang w:val="fr_FR" w:bidi="fr_FR"/>
+        </w:rPr>
+      </w:r>
+    </w:p>
+    <w:p>
+      <w:pPr/>
+      <w:r>
+        <w:rPr>
+          <w:lang w:val="fr_FR" w:bidi="fr_FR"/>
+        </w:rPr>
+      </w:r>
+    </w:p>
+    <w:p>
+      <w:pPr>
+        <w:pStyle w:val="Heading2"/>
+      </w:pPr>
+      <w:r>
+        <w:rPr>
+          <w:lang w:val="fr_FR" w:bidi="fr_FR"/>
+        </w:rPr>
+        <w:t>Osée 10.5–6</w:t>
+      </w:r>
+      <w:r>
+        <w:rPr>
+          <w:lang w:val="fr_FR" w:bidi="fr_FR"/>
+        </w:rPr>
+      </w:r>
+    </w:p>
+    <w:p>
+      <w:pPr/>
+      <w:r>
+        <w:rPr>
+          <w:lang w:val="fr_FR" w:bidi="fr_FR"/>
+        </w:rPr>
+      </w:r>
+      <w:r>
+        <w:rPr>
+          <w:lang w:val="fr_FR" w:bidi="fr_FR"/>
+        </w:rPr>
+        <w:t xml:space="preserve">L'idole du veau d'or d'Israël (voir </w:t>
+      </w:r>
+      <w:hyperlink r:id="rId129">
+        <w:r>
+          <w:rPr>
+            <w:lang w:val="fr_FR" w:bidi="fr_FR"/>
+          </w:rPr>
+          <w:rPr>
+            <w:color w:val="0000EE"/>
+            <w:u w:val="single"/>
+          </w:rPr>
+          <w:t>8.5–6</w:t>
+        </w:r>
+      </w:hyperlink>
+      <w:r>
+        <w:rPr>
+          <w:lang w:val="fr_FR" w:bidi="fr_FR"/>
+        </w:rPr>
+        <w:t>) finirait comme un trophée de guerre entre les mains des envahisseurs assyriens.</w:t>
+      </w:r>
+      <w:r>
+        <w:rPr>
+          <w:lang w:val="fr_FR" w:bidi="fr_FR"/>
+        </w:rPr>
+      </w:r>
+      <w:r>
+        <w:rPr>
+          <w:lang w:val="fr_FR" w:bidi="fr_FR"/>
+        </w:rPr>
+      </w:r>
+    </w:p>
+    <w:p>
+      <w:pPr/>
+      <w:r>
+        <w:rPr>
+          <w:lang w:val="fr_FR" w:bidi="fr_FR"/>
+        </w:rPr>
+      </w:r>
+    </w:p>
+    <w:p>
+      <w:pPr>
+        <w:pStyle w:val="Heading2"/>
+      </w:pPr>
+      <w:r>
+        <w:rPr>
+          <w:lang w:val="fr_FR" w:bidi="fr_FR"/>
+        </w:rPr>
+        <w:t>Osée 10.8</w:t>
+      </w:r>
+      <w:r>
+        <w:rPr>
+          <w:lang w:val="fr_FR" w:bidi="fr_FR"/>
+        </w:rPr>
+      </w:r>
+    </w:p>
+    <w:p>
+      <w:pPr/>
+      <w:r>
+        <w:rPr>
+          <w:lang w:val="fr_FR" w:bidi="fr_FR"/>
+        </w:rPr>
+      </w:r>
+      <w:r>
+        <w:rPr>
+          <w:lang w:val="fr_FR" w:bidi="fr_FR"/>
+        </w:rPr>
+        <w:t>La seule réaction appropriée des Israélites qui survivraient à la catastrophe imminente serait de crier aux montagnes et aux collines : «</w:t>
+      </w:r>
+      <w:r>
+        <w:rPr>
+          <w:lang w:val="fr_FR" w:bidi="fr_FR"/>
+        </w:rPr>
+        <w:t xml:space="preserve">Couvrez-nous! ... </w:t>
+      </w:r>
+      <w:r>
+        <w:rPr>
+          <w:lang w:val="fr_FR" w:bidi="fr_FR"/>
+        </w:rPr>
+        <w:t>Tombez sur nous ! »</w:t>
+      </w:r>
+      <w:r>
+        <w:rPr>
+          <w:lang w:val="fr_FR" w:bidi="fr_FR"/>
+        </w:rPr>
+      </w:r>
+      <w:r>
+        <w:rPr>
+          <w:lang w:val="fr_FR" w:bidi="fr_FR"/>
+        </w:rPr>
+      </w:r>
+    </w:p>
+    <w:p>
+      <w:pPr/>
+      <w:r>
+        <w:rPr>
+          <w:lang w:val="fr_FR" w:bidi="fr_FR"/>
+        </w:rPr>
+      </w:r>
+    </w:p>
+    <w:p>
+      <w:pPr>
+        <w:pStyle w:val="Heading2"/>
+      </w:pPr>
+      <w:r>
+        <w:rPr>
+          <w:lang w:val="fr_FR" w:bidi="fr_FR"/>
+        </w:rPr>
+        <w:t>Osée 10.9–10</w:t>
+      </w:r>
+      <w:r>
+        <w:rPr>
+          <w:lang w:val="fr_FR" w:bidi="fr_FR"/>
+        </w:rPr>
+      </w:r>
+    </w:p>
+    <w:p>
+      <w:pPr/>
+      <w:r>
+        <w:rPr>
+          <w:lang w:val="fr_FR" w:bidi="fr_FR"/>
+        </w:rPr>
+      </w:r>
+      <w:r>
+        <w:rPr>
+          <w:lang w:val="fr_FR" w:bidi="fr_FR"/>
+        </w:rPr>
+        <w:t>Les événements atroces survenus à Guibea (</w:t>
+      </w:r>
+      <w:hyperlink r:id="rId109">
+        <w:r>
+          <w:rPr>
+            <w:lang w:val="fr_FR" w:bidi="fr_FR"/>
+          </w:rPr>
+          <w:rPr>
+            <w:color w:val="0000EE"/>
+            <w:u w:val="single"/>
+          </w:rPr>
+          <w:t>Jg 19–21</w:t>
+        </w:r>
+      </w:hyperlink>
+      <w:r>
+        <w:rPr>
+          <w:lang w:val="fr_FR" w:bidi="fr_FR"/>
+        </w:rPr>
+        <w:t xml:space="preserve">) ont établi le modèle de péché pour le peuple du royaume du nord d'Israël (voir </w:t>
+      </w:r>
+      <w:hyperlink r:id="rId130">
+        <w:r>
+          <w:rPr>
+            <w:lang w:val="fr_FR" w:bidi="fr_FR"/>
+          </w:rPr>
+          <w:rPr>
+            <w:color w:val="0000EE"/>
+            <w:u w:val="single"/>
+          </w:rPr>
+          <w:t>Os 9.9</w:t>
+        </w:r>
+      </w:hyperlink>
+      <w:r>
+        <w:rPr>
+          <w:lang w:val="fr_FR" w:bidi="fr_FR"/>
+        </w:rPr>
+        <w:t xml:space="preserve">). En réponse, l’Éternel les jugerait en les livrant à la défaite militaire, comme il l’avait fait à l’époque des Juges (voir </w:t>
+      </w:r>
+      <w:hyperlink r:id="rId131">
+        <w:r>
+          <w:rPr>
+            <w:lang w:val="fr_FR" w:bidi="fr_FR"/>
+          </w:rPr>
+          <w:rPr>
+            <w:color w:val="0000EE"/>
+            <w:u w:val="single"/>
+          </w:rPr>
+          <w:t>Jg 2.10–15</w:t>
+        </w:r>
+      </w:hyperlink>
+      <w:r>
+        <w:rPr>
+          <w:lang w:val="fr_FR" w:bidi="fr_FR"/>
+        </w:rPr>
+        <w:t>).</w:t>
+      </w:r>
+      <w:r>
+        <w:rPr>
+          <w:lang w:val="fr_FR" w:bidi="fr_FR"/>
+        </w:rPr>
+      </w:r>
+      <w:r>
+        <w:rPr>
+          <w:lang w:val="fr_FR" w:bidi="fr_FR"/>
+        </w:rPr>
+      </w:r>
+    </w:p>
+    <w:p>
+      <w:pPr/>
+      <w:r>
+        <w:rPr>
+          <w:lang w:val="fr_FR" w:bidi="fr_FR"/>
+        </w:rPr>
+      </w:r>
+    </w:p>
+    <w:p>
+      <w:pPr>
+        <w:pStyle w:val="Heading2"/>
+      </w:pPr>
+      <w:r>
+        <w:rPr>
+          <w:lang w:val="fr_FR" w:bidi="fr_FR"/>
+        </w:rPr>
+        <w:t>Osée 10.11</w:t>
+      </w:r>
+      <w:r>
+        <w:rPr>
+          <w:lang w:val="fr_FR" w:bidi="fr_FR"/>
+        </w:rPr>
+      </w:r>
+    </w:p>
+    <w:p>
+      <w:pPr/>
+      <w:r>
+        <w:rPr>
+          <w:lang w:val="fr_FR" w:bidi="fr_FR"/>
+        </w:rPr>
+      </w:r>
+      <w:r>
+        <w:rPr>
+          <w:lang w:val="fr_FR" w:bidi="fr_FR"/>
+        </w:rPr>
+        <w:t>Parce qu’Israël n’était pas resté fidèle à l’alliance, l’Éternel lui a imposé un joug pesant. C'était une discipline divine destinée à ramener la nation à lui.</w:t>
+      </w:r>
+      <w:r>
+        <w:rPr>
+          <w:lang w:val="fr_FR" w:bidi="fr_FR"/>
+        </w:rPr>
+      </w:r>
+      <w:r>
+        <w:rPr>
+          <w:lang w:val="fr_FR" w:bidi="fr_FR"/>
+        </w:rPr>
+      </w:r>
+    </w:p>
+    <w:p>
+      <w:pPr/>
+      <w:r>
+        <w:rPr>
+          <w:lang w:val="fr_FR" w:bidi="fr_FR"/>
+        </w:rPr>
+      </w:r>
+    </w:p>
+    <w:p>
+      <w:pPr>
+        <w:pStyle w:val="Heading2"/>
+      </w:pPr>
+      <w:r>
+        <w:rPr>
+          <w:lang w:val="fr_FR" w:bidi="fr_FR"/>
+        </w:rPr>
+        <w:t>Osée 10.12</w:t>
+      </w:r>
+      <w:r>
+        <w:rPr>
+          <w:lang w:val="fr_FR" w:bidi="fr_FR"/>
+        </w:rPr>
+      </w:r>
+    </w:p>
+    <w:p>
+      <w:pPr/>
+      <w:r>
+        <w:rPr>
+          <w:lang w:val="fr_FR" w:bidi="fr_FR"/>
+        </w:rPr>
+      </w:r>
+      <w:r>
+        <w:rPr>
+          <w:lang w:val="fr_FR" w:bidi="fr_FR"/>
+        </w:rPr>
+        <w:t xml:space="preserve">En employant des images agricoles, l’Éternel a exprimé ce qu’il attendait de son peuple et a promis de le bénir s’il obéissait à ses commandements (voir </w:t>
+      </w:r>
       <w:hyperlink r:id="rId99">
         <w:r>
           <w:rPr>
@@ -6358,9 +8201,159 @@
             <w:color w:val="0000EE"/>
             <w:u w:val="single"/>
           </w:rPr>
-          <w:t>Os 2.14–15</w:t>
-        </w:r>
-      </w:hyperlink>
+          <w:t xml:space="preserve">Os 6.6 </w:t>
+        </w:r>
+      </w:hyperlink>
+      <w:r>
+        <w:rPr>
+          <w:lang w:val="fr_FR" w:bidi="fr_FR"/>
+        </w:rPr>
+        <w:t xml:space="preserve">; </w:t>
+      </w:r>
+      <w:hyperlink r:id="rId132">
+        <w:r>
+          <w:rPr>
+            <w:lang w:val="fr_FR" w:bidi="fr_FR"/>
+          </w:rPr>
+          <w:rPr>
+            <w:color w:val="0000EE"/>
+            <w:u w:val="single"/>
+          </w:rPr>
+          <w:t>8.7</w:t>
+        </w:r>
+      </w:hyperlink>
+      <w:r>
+        <w:rPr>
+          <w:lang w:val="fr_FR" w:bidi="fr_FR"/>
+        </w:rPr>
+        <w:t>). Même dans ses annonces de jugement, Osée laissait à Israël une ouverture pour se repentir et recevoir la bénédiction de Dieu.</w:t>
+      </w:r>
+      <w:r>
+        <w:rPr>
+          <w:lang w:val="fr_FR" w:bidi="fr_FR"/>
+        </w:rPr>
+      </w:r>
+      <w:r>
+        <w:rPr>
+          <w:lang w:val="fr_FR" w:bidi="fr_FR"/>
+        </w:rPr>
+      </w:r>
+    </w:p>
+    <w:p>
+      <w:pPr/>
+      <w:r>
+        <w:rPr>
+          <w:lang w:val="fr_FR" w:bidi="fr_FR"/>
+        </w:rPr>
+      </w:r>
+    </w:p>
+    <w:p>
+      <w:pPr>
+        <w:pStyle w:val="Heading2"/>
+      </w:pPr>
+      <w:r>
+        <w:rPr>
+          <w:lang w:val="fr_FR" w:bidi="fr_FR"/>
+        </w:rPr>
+        <w:t>Osée 10.14</w:t>
+      </w:r>
+      <w:r>
+        <w:rPr>
+          <w:lang w:val="fr_FR" w:bidi="fr_FR"/>
+        </w:rPr>
+      </w:r>
+    </w:p>
+    <w:p>
+      <w:pPr/>
+      <w:r>
+        <w:rPr>
+          <w:lang w:val="fr_FR" w:bidi="fr_FR"/>
+        </w:rPr>
+      </w:r>
+      <w:r>
+        <w:rPr>
+          <w:lang w:val="fr_FR" w:bidi="fr_FR"/>
+        </w:rPr>
+        <w:t>Comme fut détruite Schalman Beth-Arbe</w:t>
+      </w:r>
+      <w:r>
+        <w:rPr>
+          <w:lang w:val="fr_FR" w:bidi="fr_FR"/>
+        </w:rPr>
+        <w:t>l : cet événement n’est mentionné nulle part ailleurs dans la Bible ni dans les sources historiques dont nous disposons, mais il était visiblement bien connu du public auquel s’adressait Osée.</w:t>
+      </w:r>
+      <w:r>
+        <w:rPr>
+          <w:lang w:val="fr_FR" w:bidi="fr_FR"/>
+        </w:rPr>
+      </w:r>
+      <w:r>
+        <w:rPr>
+          <w:lang w:val="fr_FR" w:bidi="fr_FR"/>
+        </w:rPr>
+      </w:r>
+    </w:p>
+    <w:p>
+      <w:pPr/>
+      <w:r>
+        <w:rPr>
+          <w:lang w:val="fr_FR" w:bidi="fr_FR"/>
+        </w:rPr>
+      </w:r>
+    </w:p>
+    <w:p>
+      <w:pPr>
+        <w:pStyle w:val="Heading2"/>
+      </w:pPr>
+      <w:r>
+        <w:rPr>
+          <w:lang w:val="fr_FR" w:bidi="fr_FR"/>
+        </w:rPr>
+        <w:t>Osée 11.1</w:t>
+      </w:r>
+      <w:r>
+        <w:rPr>
+          <w:lang w:val="fr_FR" w:bidi="fr_FR"/>
+        </w:rPr>
+      </w:r>
+    </w:p>
+    <w:p>
+      <w:pPr/>
+      <w:r>
+        <w:rPr>
+          <w:lang w:val="fr_FR" w:bidi="fr_FR"/>
+        </w:rPr>
+      </w:r>
+      <w:r>
+        <w:rPr>
+          <w:lang w:val="fr_FR" w:bidi="fr_FR"/>
+        </w:rPr>
+        <w:t xml:space="preserve">mon fils : l’Éternel a adopté Israël comme son fils au moment de sa délivrance hors d’Égypte. Ce verset est repris dans </w:t>
+      </w:r>
+      <w:hyperlink r:id="rId133">
+        <w:r>
+          <w:rPr>
+            <w:lang w:val="fr_FR" w:bidi="fr_FR"/>
+          </w:rPr>
+          <w:rPr>
+            <w:color w:val="0000EE"/>
+            <w:u w:val="single"/>
+          </w:rPr>
+          <w:t>Mt 2.15</w:t>
+        </w:r>
+      </w:hyperlink>
+      <w:r>
+        <w:rPr>
+          <w:lang w:val="fr_FR" w:bidi="fr_FR"/>
+        </w:rPr>
+        <w:t xml:space="preserve"> pour faire allusion à Jésus (voir </w:t>
+      </w:r>
+      <w:r>
+        <w:rPr>
+          <w:lang w:val="fr_FR" w:bidi="fr_FR"/>
+        </w:rPr>
+        <w:t>note d'étude sur Mt 4.1–11</w:t>
+      </w:r>
       <w:r>
         <w:rPr>
           <w:lang w:val="fr_FR" w:bidi="fr_FR"/>
@@ -6394,26 +8387,560 @@
         <w:rPr>
           <w:lang w:val="fr_FR" w:bidi="fr_FR"/>
         </w:rPr>
-        <w:t>Osée 8.14</w:t>
-      </w:r>
-      <w:r>
-        <w:rPr>
-          <w:lang w:val="fr_FR" w:bidi="fr_FR"/>
-        </w:rPr>
-      </w:r>
-    </w:p>
-    <w:p>
-      <w:pPr/>
-      <w:r>
-        <w:rPr>
-          <w:lang w:val="fr_FR" w:bidi="fr_FR"/>
-        </w:rPr>
-      </w:r>
-      <w:r>
-        <w:rPr>
-          <w:lang w:val="fr_FR" w:bidi="fr_FR"/>
-        </w:rPr>
-        <w:t>Israël a oublié celui qui l’a fait</w:t>
+        <w:t>Osée 11.1–11</w:t>
+      </w:r>
+      <w:r>
+        <w:rPr>
+          <w:lang w:val="fr_FR" w:bidi="fr_FR"/>
+        </w:rPr>
+      </w:r>
+    </w:p>
+    <w:p>
+      <w:pPr/>
+      <w:r>
+        <w:rPr>
+          <w:lang w:val="fr_FR" w:bidi="fr_FR"/>
+        </w:rPr>
+      </w:r>
+      <w:r>
+        <w:rPr>
+          <w:lang w:val="fr_FR" w:bidi="fr_FR"/>
+        </w:rPr>
+        <w:t>Dieu a été profondément peiné par l’infidélité d’Israël. Malgré tout ce qu’il avait accompli pour lui, Israël s’était rebellé. La justice exigeait une punition sévère, mais la décision ultime concernant Israël serait dictée par la tendre compassion de l’Éternel envers son peuple, et non par une règle impersonnelle ou abstraite.</w:t>
+      </w:r>
+      <w:r>
+        <w:rPr>
+          <w:lang w:val="fr_FR" w:bidi="fr_FR"/>
+        </w:rPr>
+      </w:r>
+      <w:r>
+        <w:rPr>
+          <w:lang w:val="fr_FR" w:bidi="fr_FR"/>
+        </w:rPr>
+      </w:r>
+    </w:p>
+    <w:p>
+      <w:pPr/>
+      <w:r>
+        <w:rPr>
+          <w:lang w:val="fr_FR" w:bidi="fr_FR"/>
+        </w:rPr>
+      </w:r>
+    </w:p>
+    <w:p>
+      <w:pPr>
+        <w:pStyle w:val="Heading2"/>
+      </w:pPr>
+      <w:r>
+        <w:rPr>
+          <w:lang w:val="fr_FR" w:bidi="fr_FR"/>
+        </w:rPr>
+        <w:t>Osée 11.2</w:t>
+      </w:r>
+      <w:r>
+        <w:rPr>
+          <w:lang w:val="fr_FR" w:bidi="fr_FR"/>
+        </w:rPr>
+      </w:r>
+    </w:p>
+    <w:p>
+      <w:pPr/>
+      <w:r>
+        <w:rPr>
+          <w:lang w:val="fr_FR" w:bidi="fr_FR"/>
+        </w:rPr>
+      </w:r>
+      <w:r>
+        <w:rPr>
+          <w:lang w:val="fr_FR" w:bidi="fr_FR"/>
+        </w:rPr>
+        <w:t>Malgré l’amour de l’Éternel, Israël s’était comporté comme un enfant rebelle, allant jusqu’à offrir des sacrifices à Baal. Selon la loi, la punition réservée à un fils rebelle était la mort (</w:t>
+      </w:r>
+      <w:hyperlink r:id="rId134">
+        <w:r>
+          <w:rPr>
+            <w:lang w:val="fr_FR" w:bidi="fr_FR"/>
+          </w:rPr>
+          <w:rPr>
+            <w:color w:val="0000EE"/>
+            <w:u w:val="single"/>
+          </w:rPr>
+          <w:t>Dt 21.18–21</w:t>
+        </w:r>
+      </w:hyperlink>
+      <w:r>
+        <w:rPr>
+          <w:lang w:val="fr_FR" w:bidi="fr_FR"/>
+        </w:rPr>
+        <w:t>).</w:t>
+      </w:r>
+      <w:r>
+        <w:rPr>
+          <w:lang w:val="fr_FR" w:bidi="fr_FR"/>
+        </w:rPr>
+      </w:r>
+      <w:r>
+        <w:rPr>
+          <w:lang w:val="fr_FR" w:bidi="fr_FR"/>
+        </w:rPr>
+      </w:r>
+    </w:p>
+    <w:p>
+      <w:pPr/>
+      <w:r>
+        <w:rPr>
+          <w:lang w:val="fr_FR" w:bidi="fr_FR"/>
+        </w:rPr>
+      </w:r>
+    </w:p>
+    <w:p>
+      <w:pPr>
+        <w:pStyle w:val="Heading2"/>
+      </w:pPr>
+      <w:r>
+        <w:rPr>
+          <w:lang w:val="fr_FR" w:bidi="fr_FR"/>
+        </w:rPr>
+        <w:t>Osée 11.3–4</w:t>
+      </w:r>
+      <w:r>
+        <w:rPr>
+          <w:lang w:val="fr_FR" w:bidi="fr_FR"/>
+        </w:rPr>
+      </w:r>
+    </w:p>
+    <w:p>
+      <w:pPr/>
+      <w:r>
+        <w:rPr>
+          <w:lang w:val="fr_FR" w:bidi="fr_FR"/>
+        </w:rPr>
+      </w:r>
+      <w:r>
+        <w:rPr>
+          <w:lang w:val="fr_FR" w:bidi="fr_FR"/>
+        </w:rPr>
+        <w:t>La tendresse de l’Éternel envers Israël, encore comme un nourrisson, se manifestait par une bonté profonde et un amour constant.</w:t>
+      </w:r>
+      <w:r>
+        <w:rPr>
+          <w:lang w:val="fr_FR" w:bidi="fr_FR"/>
+        </w:rPr>
+      </w:r>
+      <w:r>
+        <w:rPr>
+          <w:lang w:val="fr_FR" w:bidi="fr_FR"/>
+        </w:rPr>
+      </w:r>
+    </w:p>
+    <w:p>
+      <w:pPr/>
+      <w:r>
+        <w:rPr>
+          <w:lang w:val="fr_FR" w:bidi="fr_FR"/>
+        </w:rPr>
+      </w:r>
+    </w:p>
+    <w:p>
+      <w:pPr>
+        <w:pStyle w:val="Heading2"/>
+      </w:pPr>
+      <w:r>
+        <w:rPr>
+          <w:lang w:val="fr_FR" w:bidi="fr_FR"/>
+        </w:rPr>
+        <w:t>Osée 11.5–7</w:t>
+      </w:r>
+      <w:r>
+        <w:rPr>
+          <w:lang w:val="fr_FR" w:bidi="fr_FR"/>
+        </w:rPr>
+      </w:r>
+    </w:p>
+    <w:p>
+      <w:pPr/>
+      <w:r>
+        <w:rPr>
+          <w:lang w:val="fr_FR" w:bidi="fr_FR"/>
+        </w:rPr>
+      </w:r>
+      <w:r>
+        <w:rPr>
+          <w:lang w:val="fr_FR" w:bidi="fr_FR"/>
+        </w:rPr>
+        <w:t>Parce que les Israélites avaient refusé de revenir à l’Éternel, ils allaient retourner symboliquement en Égypte et se retrouver asservis par l’Assyrie. Leur ancienne servitude en Égypte annonçait ainsi l’exil qui les attendait en terre assyrienne.</w:t>
+      </w:r>
+      <w:r>
+        <w:rPr>
+          <w:lang w:val="fr_FR" w:bidi="fr_FR"/>
+        </w:rPr>
+      </w:r>
+      <w:r>
+        <w:rPr>
+          <w:lang w:val="fr_FR" w:bidi="fr_FR"/>
+        </w:rPr>
+      </w:r>
+    </w:p>
+    <w:p>
+      <w:pPr/>
+      <w:r>
+        <w:rPr>
+          <w:lang w:val="fr_FR" w:bidi="fr_FR"/>
+        </w:rPr>
+      </w:r>
+    </w:p>
+    <w:p>
+      <w:pPr>
+        <w:pStyle w:val="Heading2"/>
+      </w:pPr>
+      <w:r>
+        <w:rPr>
+          <w:lang w:val="fr_FR" w:bidi="fr_FR"/>
+        </w:rPr>
+        <w:t>Osée 11.8</w:t>
+      </w:r>
+      <w:r>
+        <w:rPr>
+          <w:lang w:val="fr_FR" w:bidi="fr_FR"/>
+        </w:rPr>
+      </w:r>
+    </w:p>
+    <w:p>
+      <w:pPr/>
+      <w:r>
+        <w:rPr>
+          <w:lang w:val="fr_FR" w:bidi="fr_FR"/>
+        </w:rPr>
+      </w:r>
+      <w:r>
+        <w:rPr>
+          <w:lang w:val="fr_FR" w:bidi="fr_FR"/>
+        </w:rPr>
+        <w:t>Bien que la justice exigeait la mort d’Israël, l’Éternel exprimait une profonde hésitation à l’idée de l’abandonner, de le laisser partir ou de détruire celui qu’il considérait comme son fils. • Adma et Tseboïm étaient des villes voisines de Sodome et Gomorrhe, qui ont été entièrement détruites par Dieu (</w:t>
+      </w:r>
+      <w:hyperlink r:id="rId135">
+        <w:r>
+          <w:rPr>
+            <w:lang w:val="fr_FR" w:bidi="fr_FR"/>
+          </w:rPr>
+          <w:rPr>
+            <w:color w:val="0000EE"/>
+            <w:u w:val="single"/>
+          </w:rPr>
+          <w:t>Dt 29.23</w:t>
+        </w:r>
+      </w:hyperlink>
+      <w:r>
+        <w:rPr>
+          <w:lang w:val="fr_FR" w:bidi="fr_FR"/>
+        </w:rPr>
+        <w:t>). • Dans la pensée hébraïque, le cœur représente le centre de la réflexion, des décisions et de la volonté.</w:t>
+      </w:r>
+      <w:r>
+        <w:rPr>
+          <w:lang w:val="fr_FR" w:bidi="fr_FR"/>
+        </w:rPr>
+      </w:r>
+      <w:r>
+        <w:rPr>
+          <w:lang w:val="fr_FR" w:bidi="fr_FR"/>
+        </w:rPr>
+      </w:r>
+    </w:p>
+    <w:p>
+      <w:pPr/>
+      <w:r>
+        <w:rPr>
+          <w:lang w:val="fr_FR" w:bidi="fr_FR"/>
+        </w:rPr>
+      </w:r>
+    </w:p>
+    <w:p>
+      <w:pPr>
+        <w:pStyle w:val="Heading2"/>
+      </w:pPr>
+      <w:r>
+        <w:rPr>
+          <w:lang w:val="fr_FR" w:bidi="fr_FR"/>
+        </w:rPr>
+        <w:t>Osée 11.9</w:t>
+      </w:r>
+      <w:r>
+        <w:rPr>
+          <w:lang w:val="fr_FR" w:bidi="fr_FR"/>
+        </w:rPr>
+      </w:r>
+    </w:p>
+    <w:p>
+      <w:pPr/>
+      <w:r>
+        <w:rPr>
+          <w:lang w:val="fr_FR" w:bidi="fr_FR"/>
+        </w:rPr>
+      </w:r>
+      <w:r>
+        <w:rPr>
+          <w:lang w:val="fr_FR" w:bidi="fr_FR"/>
+        </w:rPr>
+        <w:t>Je n’agirai pas</w:t>
+      </w:r>
+      <w:r>
+        <w:rPr>
+          <w:lang w:val="fr_FR" w:bidi="fr_FR"/>
+        </w:rPr>
+        <w:t xml:space="preserve"> : c’est l’Éternel seul qui déciderait du sort d’Israël. Il répète à trois reprises son désir de ne pas anéantir totalement son peuple. • La raison de cette décision est formulée ainsi : « J</w:t>
+      </w:r>
+      <w:r>
+        <w:rPr>
+          <w:lang w:val="fr_FR" w:bidi="fr_FR"/>
+        </w:rPr>
+        <w:t xml:space="preserve">e suis le Saint au milieu de toi </w:t>
+      </w:r>
+      <w:r>
+        <w:rPr>
+          <w:lang w:val="fr_FR" w:bidi="fr_FR"/>
+        </w:rPr>
+        <w:t xml:space="preserve">». La sainteté de Dieu le met à part, totalement distinct de toute créature (voir la note thématique ; « </w:t>
+      </w:r>
+      <w:r>
+        <w:rPr>
+          <w:lang w:val="fr_FR" w:bidi="fr_FR"/>
+        </w:rPr>
+        <w:t>La sainteté Absolue de Dieu</w:t>
+      </w:r>
+      <w:r>
+        <w:rPr>
+          <w:lang w:val="fr_FR" w:bidi="fr_FR"/>
+        </w:rPr>
+        <w:t xml:space="preserve"> »). Là où un être humain offensé peut détruire par colère ou ressentiment, le Saint agit selon une justice et une miséricorde qui ne sont pas motivées par de telles impulsions.</w:t>
+      </w:r>
+      <w:r>
+        <w:rPr>
+          <w:lang w:val="fr_FR" w:bidi="fr_FR"/>
+        </w:rPr>
+      </w:r>
+      <w:r>
+        <w:rPr>
+          <w:lang w:val="fr_FR" w:bidi="fr_FR"/>
+        </w:rPr>
+      </w:r>
+    </w:p>
+    <w:p>
+      <w:pPr/>
+      <w:r>
+        <w:rPr>
+          <w:lang w:val="fr_FR" w:bidi="fr_FR"/>
+        </w:rPr>
+      </w:r>
+    </w:p>
+    <w:p>
+      <w:pPr>
+        <w:pStyle w:val="Heading2"/>
+      </w:pPr>
+      <w:r>
+        <w:rPr>
+          <w:lang w:val="fr_FR" w:bidi="fr_FR"/>
+        </w:rPr>
+        <w:t>Osée 11.10–11</w:t>
+      </w:r>
+      <w:r>
+        <w:rPr>
+          <w:lang w:val="fr_FR" w:bidi="fr_FR"/>
+        </w:rPr>
+      </w:r>
+    </w:p>
+    <w:p>
+      <w:pPr/>
+      <w:r>
+        <w:rPr>
+          <w:lang w:val="fr_FR" w:bidi="fr_FR"/>
+        </w:rPr>
+      </w:r>
+      <w:r>
+        <w:rPr>
+          <w:lang w:val="fr_FR" w:bidi="fr_FR"/>
+        </w:rPr>
+        <w:t xml:space="preserve">Le péché d’Israël ne serait pas la fin de l’histoire ; dans son amour empreint de sainteté, l’Éternel rugirait comme un lion (voir </w:t>
+      </w:r>
+      <w:hyperlink r:id="rId136">
+        <w:r>
+          <w:rPr>
+            <w:lang w:val="fr_FR" w:bidi="fr_FR"/>
+          </w:rPr>
+          <w:rPr>
+            <w:color w:val="0000EE"/>
+            <w:u w:val="single"/>
+          </w:rPr>
+          <w:t>Am 1.2</w:t>
+        </w:r>
+      </w:hyperlink>
+      <w:r>
+        <w:rPr>
+          <w:lang w:val="fr_FR" w:bidi="fr_FR"/>
+        </w:rPr>
+        <w:t xml:space="preserve"> ; </w:t>
+      </w:r>
+      <w:hyperlink r:id="rId137">
+        <w:r>
+          <w:rPr>
+            <w:lang w:val="fr_FR" w:bidi="fr_FR"/>
+          </w:rPr>
+          <w:rPr>
+            <w:color w:val="0000EE"/>
+            <w:u w:val="single"/>
+          </w:rPr>
+          <w:t>3.8</w:t>
+        </w:r>
+      </w:hyperlink>
+      <w:r>
+        <w:rPr>
+          <w:lang w:val="fr_FR" w:bidi="fr_FR"/>
+        </w:rPr>
+        <w:t>) pour appeler son peuple à revenir de l’exil.</w:t>
+      </w:r>
+      <w:r>
+        <w:rPr>
+          <w:lang w:val="fr_FR" w:bidi="fr_FR"/>
+        </w:rPr>
+      </w:r>
+      <w:r>
+        <w:rPr>
+          <w:lang w:val="fr_FR" w:bidi="fr_FR"/>
+        </w:rPr>
+      </w:r>
+    </w:p>
+    <w:p>
+      <w:pPr/>
+      <w:r>
+        <w:rPr>
+          <w:lang w:val="fr_FR" w:bidi="fr_FR"/>
+        </w:rPr>
+      </w:r>
+    </w:p>
+    <w:p>
+      <w:pPr>
+        <w:pStyle w:val="Heading2"/>
+      </w:pPr>
+      <w:r>
+        <w:rPr>
+          <w:lang w:val="fr_FR" w:bidi="fr_FR"/>
+        </w:rPr>
+        <w:t>Osée 11.12–12.14</w:t>
+      </w:r>
+      <w:r>
+        <w:rPr>
+          <w:lang w:val="fr_FR" w:bidi="fr_FR"/>
+        </w:rPr>
+      </w:r>
+    </w:p>
+    <w:p>
+      <w:pPr/>
+      <w:r>
+        <w:rPr>
+          <w:lang w:val="fr_FR" w:bidi="fr_FR"/>
+        </w:rPr>
+      </w:r>
+      <w:r>
+        <w:rPr>
+          <w:lang w:val="fr_FR" w:bidi="fr_FR"/>
+        </w:rPr>
+        <w:t>Depuis l’époque de Jacob, Israël s’était rendu coupable de mensonges et de tromperies.</w:t>
+      </w:r>
+      <w:r>
+        <w:rPr>
+          <w:lang w:val="fr_FR" w:bidi="fr_FR"/>
+        </w:rPr>
+      </w:r>
+      <w:r>
+        <w:rPr>
+          <w:lang w:val="fr_FR" w:bidi="fr_FR"/>
+        </w:rPr>
+      </w:r>
+    </w:p>
+    <w:p>
+      <w:pPr/>
+      <w:r>
+        <w:rPr>
+          <w:lang w:val="fr_FR" w:bidi="fr_FR"/>
+        </w:rPr>
+      </w:r>
+    </w:p>
+    <w:p>
+      <w:pPr>
+        <w:pStyle w:val="Heading2"/>
+      </w:pPr>
+      <w:r>
+        <w:rPr>
+          <w:lang w:val="fr_FR" w:bidi="fr_FR"/>
+        </w:rPr>
+        <w:t>Osée 12.1</w:t>
+      </w:r>
+      <w:r>
+        <w:rPr>
+          <w:lang w:val="fr_FR" w:bidi="fr_FR"/>
+        </w:rPr>
+      </w:r>
+    </w:p>
+    <w:p>
+      <w:pPr/>
+      <w:r>
+        <w:rPr>
+          <w:lang w:val="fr_FR" w:bidi="fr_FR"/>
+        </w:rPr>
+      </w:r>
+      <w:r>
+        <w:rPr>
+          <w:lang w:val="fr_FR" w:bidi="fr_FR"/>
+        </w:rPr>
+        <w:t>alliance avec l’Assyrie</w:t>
+      </w:r>
+      <w:r>
+        <w:rPr>
+          <w:lang w:val="fr_FR" w:bidi="fr_FR"/>
+        </w:rPr>
+        <w:t xml:space="preserve"> : pour tenter de sauver son royaume, Osée s’est soumis au roi Salmanazar d’Assyrie en devenant son vassal (</w:t>
+      </w:r>
+      <w:hyperlink r:id="rId75">
+        <w:r>
+          <w:rPr>
+            <w:lang w:val="fr_FR" w:bidi="fr_FR"/>
+          </w:rPr>
+          <w:rPr>
+            <w:color w:val="0000EE"/>
+            <w:u w:val="single"/>
+          </w:rPr>
+          <w:t>2R 17.3</w:t>
+        </w:r>
+      </w:hyperlink>
+      <w:r>
+        <w:rPr>
+          <w:lang w:val="fr_FR" w:bidi="fr_FR"/>
+        </w:rPr>
+        <w:t>). Mais il s’est rapidement rebellé en retenant le tribut et en cherchant l’aide de So, roi d’Égypte (</w:t>
+      </w:r>
+      <w:hyperlink r:id="rId138">
+        <w:r>
+          <w:rPr>
+            <w:lang w:val="fr_FR" w:bidi="fr_FR"/>
+          </w:rPr>
+          <w:rPr>
+            <w:color w:val="0000EE"/>
+            <w:u w:val="single"/>
+          </w:rPr>
+          <w:t>2R 17.4</w:t>
+        </w:r>
+      </w:hyperlink>
+      <w:r>
+        <w:rPr>
+          <w:lang w:val="fr_FR" w:bidi="fr_FR"/>
+        </w:rPr>
+        <w:t xml:space="preserve">). • </w:t>
+      </w:r>
+      <w:r>
+        <w:rPr>
+          <w:lang w:val="fr_FR" w:bidi="fr_FR"/>
+        </w:rPr>
+        <w:t>le vent d’orient</w:t>
       </w:r>
       <w:r>
         <w:rPr>
@@ -6421,6 +8948,969 @@
         </w:rPr>
         <w:t xml:space="preserve"> : voir </w:t>
       </w:r>
+      <w:r>
+        <w:rPr>
+          <w:lang w:val="fr_FR" w:bidi="fr_FR"/>
+        </w:rPr>
+        <w:t>note d'étude sur Jb 38.24–27</w:t>
+      </w:r>
+      <w:r>
+        <w:rPr>
+          <w:lang w:val="fr_FR" w:bidi="fr_FR"/>
+        </w:rPr>
+        <w:t>.</w:t>
+      </w:r>
+      <w:r>
+        <w:rPr>
+          <w:lang w:val="fr_FR" w:bidi="fr_FR"/>
+        </w:rPr>
+      </w:r>
+      <w:r>
+        <w:rPr>
+          <w:lang w:val="fr_FR" w:bidi="fr_FR"/>
+        </w:rPr>
+      </w:r>
+    </w:p>
+    <w:p>
+      <w:pPr/>
+      <w:r>
+        <w:rPr>
+          <w:lang w:val="fr_FR" w:bidi="fr_FR"/>
+        </w:rPr>
+      </w:r>
+    </w:p>
+    <w:p>
+      <w:pPr>
+        <w:pStyle w:val="Heading2"/>
+      </w:pPr>
+      <w:r>
+        <w:rPr>
+          <w:lang w:val="fr_FR" w:bidi="fr_FR"/>
+        </w:rPr>
+        <w:t>Osée 12.3</w:t>
+      </w:r>
+      <w:r>
+        <w:rPr>
+          <w:lang w:val="fr_FR" w:bidi="fr_FR"/>
+        </w:rPr>
+      </w:r>
+    </w:p>
+    <w:p>
+      <w:pPr/>
+      <w:r>
+        <w:rPr>
+          <w:lang w:val="fr_FR" w:bidi="fr_FR"/>
+        </w:rPr>
+      </w:r>
+      <w:r>
+        <w:rPr>
+          <w:lang w:val="fr_FR" w:bidi="fr_FR"/>
+        </w:rPr>
+        <w:t xml:space="preserve">Jacob saisit son frère </w:t>
+      </w:r>
+      <w:r>
+        <w:rPr>
+          <w:lang w:val="fr_FR" w:bidi="fr_FR"/>
+        </w:rPr>
+        <w:t xml:space="preserve">(littéralement </w:t>
+      </w:r>
+      <w:r>
+        <w:rPr>
+          <w:i/>
+          <w:lang w:val="fr_FR" w:bidi="fr_FR"/>
+        </w:rPr>
+        <w:t>Jacob a supplanté son frère</w:t>
+      </w:r>
+      <w:r>
+        <w:rPr>
+          <w:lang w:val="fr_FR" w:bidi="fr_FR"/>
+        </w:rPr>
+        <w:t xml:space="preserve">) : Ce verbe hébreu </w:t>
+      </w:r>
+      <w:r>
+        <w:rPr>
+          <w:i/>
+          <w:lang w:val="fr_FR" w:bidi="fr_FR"/>
+        </w:rPr>
+        <w:t>‘aqab</w:t>
+      </w:r>
+      <w:r>
+        <w:rPr>
+          <w:lang w:val="fr_FR" w:bidi="fr_FR"/>
+        </w:rPr>
+        <w:t xml:space="preserve"> est à la racine du nom « Jacob ». Dès avant sa naissance, il a manifesté le sens de ce nom en prenant la place de son frère Ésaü (</w:t>
+      </w:r>
+      <w:hyperlink r:id="rId139">
+        <w:r>
+          <w:rPr>
+            <w:lang w:val="fr_FR" w:bidi="fr_FR"/>
+          </w:rPr>
+          <w:rPr>
+            <w:color w:val="0000EE"/>
+            <w:u w:val="single"/>
+          </w:rPr>
+          <w:t>Gn 25.26</w:t>
+        </w:r>
+      </w:hyperlink>
+      <w:r>
+        <w:rPr>
+          <w:lang w:val="fr_FR" w:bidi="fr_FR"/>
+        </w:rPr>
+        <w:t xml:space="preserve">). • Une fois adulte, Jacob a même combattu avec Dieu (voir </w:t>
+      </w:r>
+      <w:hyperlink r:id="rId140">
+        <w:r>
+          <w:rPr>
+            <w:lang w:val="fr_FR" w:bidi="fr_FR"/>
+          </w:rPr>
+          <w:rPr>
+            <w:color w:val="0000EE"/>
+            <w:u w:val="single"/>
+          </w:rPr>
+          <w:t>Gn 32.22–30</w:t>
+        </w:r>
+      </w:hyperlink>
+      <w:r>
+        <w:rPr>
+          <w:lang w:val="fr_FR" w:bidi="fr_FR"/>
+        </w:rPr>
+        <w:t>) et a reçu le nom « Israël », qui signifie « Dieu combat ».</w:t>
+      </w:r>
+      <w:r>
+        <w:rPr>
+          <w:lang w:val="fr_FR" w:bidi="fr_FR"/>
+        </w:rPr>
+      </w:r>
+      <w:r>
+        <w:rPr>
+          <w:lang w:val="fr_FR" w:bidi="fr_FR"/>
+        </w:rPr>
+      </w:r>
+    </w:p>
+    <w:p>
+      <w:pPr/>
+      <w:r>
+        <w:rPr>
+          <w:lang w:val="fr_FR" w:bidi="fr_FR"/>
+        </w:rPr>
+      </w:r>
+    </w:p>
+    <w:p>
+      <w:pPr>
+        <w:pStyle w:val="Heading2"/>
+      </w:pPr>
+      <w:r>
+        <w:rPr>
+          <w:lang w:val="fr_FR" w:bidi="fr_FR"/>
+        </w:rPr>
+        <w:t>Osée 12.4</w:t>
+      </w:r>
+      <w:r>
+        <w:rPr>
+          <w:lang w:val="fr_FR" w:bidi="fr_FR"/>
+        </w:rPr>
+      </w:r>
+    </w:p>
+    <w:p>
+      <w:pPr/>
+      <w:r>
+        <w:rPr>
+          <w:lang w:val="fr_FR" w:bidi="fr_FR"/>
+        </w:rPr>
+      </w:r>
+      <w:r>
+        <w:rPr>
+          <w:lang w:val="fr_FR" w:bidi="fr_FR"/>
+        </w:rPr>
+        <w:t xml:space="preserve">Jacob l’avait trouvé à Béthel </w:t>
+      </w:r>
+      <w:r>
+        <w:rPr>
+          <w:lang w:val="fr_FR" w:bidi="fr_FR"/>
+        </w:rPr>
+        <w:t xml:space="preserve">: voir </w:t>
+      </w:r>
+      <w:hyperlink r:id="rId141">
+        <w:r>
+          <w:rPr>
+            <w:lang w:val="fr_FR" w:bidi="fr_FR"/>
+          </w:rPr>
+          <w:rPr>
+            <w:color w:val="0000EE"/>
+            <w:u w:val="single"/>
+          </w:rPr>
+          <w:t>Gn 28.11–22</w:t>
+        </w:r>
+      </w:hyperlink>
+      <w:r>
+        <w:rPr>
+          <w:lang w:val="fr_FR" w:bidi="fr_FR"/>
+        </w:rPr>
+        <w:t>.</w:t>
+      </w:r>
+      <w:r>
+        <w:rPr>
+          <w:lang w:val="fr_FR" w:bidi="fr_FR"/>
+        </w:rPr>
+      </w:r>
+      <w:r>
+        <w:rPr>
+          <w:lang w:val="fr_FR" w:bidi="fr_FR"/>
+        </w:rPr>
+      </w:r>
+    </w:p>
+    <w:p>
+      <w:pPr/>
+      <w:r>
+        <w:rPr>
+          <w:lang w:val="fr_FR" w:bidi="fr_FR"/>
+        </w:rPr>
+      </w:r>
+    </w:p>
+    <w:p>
+      <w:pPr>
+        <w:pStyle w:val="Heading2"/>
+      </w:pPr>
+      <w:r>
+        <w:rPr>
+          <w:lang w:val="fr_FR" w:bidi="fr_FR"/>
+        </w:rPr>
+        <w:t>Osée 12.6</w:t>
+      </w:r>
+      <w:r>
+        <w:rPr>
+          <w:lang w:val="fr_FR" w:bidi="fr_FR"/>
+        </w:rPr>
+      </w:r>
+    </w:p>
+    <w:p>
+      <w:pPr/>
+      <w:r>
+        <w:rPr>
+          <w:lang w:val="fr_FR" w:bidi="fr_FR"/>
+        </w:rPr>
+      </w:r>
+      <w:r>
+        <w:rPr>
+          <w:lang w:val="fr_FR" w:bidi="fr_FR"/>
+        </w:rPr>
+        <w:t>L’Éternel a exhorté Israël à ne plus suivre l’exemple de Jacob, mais à revenir à lui et à vivre dans l’amour et la justice.</w:t>
+      </w:r>
+      <w:r>
+        <w:rPr>
+          <w:lang w:val="fr_FR" w:bidi="fr_FR"/>
+        </w:rPr>
+      </w:r>
+      <w:r>
+        <w:rPr>
+          <w:lang w:val="fr_FR" w:bidi="fr_FR"/>
+        </w:rPr>
+      </w:r>
+    </w:p>
+    <w:p>
+      <w:pPr/>
+      <w:r>
+        <w:rPr>
+          <w:lang w:val="fr_FR" w:bidi="fr_FR"/>
+        </w:rPr>
+      </w:r>
+    </w:p>
+    <w:p>
+      <w:pPr>
+        <w:pStyle w:val="Heading2"/>
+      </w:pPr>
+      <w:r>
+        <w:rPr>
+          <w:lang w:val="fr_FR" w:bidi="fr_FR"/>
+        </w:rPr>
+        <w:t>Osée 12.7–8</w:t>
+      </w:r>
+      <w:r>
+        <w:rPr>
+          <w:lang w:val="fr_FR" w:bidi="fr_FR"/>
+        </w:rPr>
+      </w:r>
+    </w:p>
+    <w:p>
+      <w:pPr/>
+      <w:r>
+        <w:rPr>
+          <w:lang w:val="fr_FR" w:bidi="fr_FR"/>
+        </w:rPr>
+      </w:r>
+      <w:r>
+        <w:rPr>
+          <w:lang w:val="fr_FR" w:bidi="fr_FR"/>
+        </w:rPr>
+        <w:t xml:space="preserve">Sous le règne de Jéroboam II (793–753 av. J.-C.), les marchands israélites ont accumulé d’immenses richesses, souvent en recourant à des pratiques commerciales trompeuses, comme l’usage de balances faussées (voir </w:t>
+      </w:r>
+      <w:hyperlink r:id="rId142">
+        <w:r>
+          <w:rPr>
+            <w:lang w:val="fr_FR" w:bidi="fr_FR"/>
+          </w:rPr>
+          <w:rPr>
+            <w:color w:val="0000EE"/>
+            <w:u w:val="single"/>
+          </w:rPr>
+          <w:t>Am 8.5–6</w:t>
+        </w:r>
+      </w:hyperlink>
+      <w:r>
+        <w:rPr>
+          <w:lang w:val="fr_FR" w:bidi="fr_FR"/>
+        </w:rPr>
+        <w:t xml:space="preserve">). • Le terme hébreu traduit par « marchands » est </w:t>
+      </w:r>
+      <w:r>
+        <w:rPr>
+          <w:i/>
+          <w:lang w:val="fr_FR" w:bidi="fr_FR"/>
+        </w:rPr>
+        <w:t>kena‘an</w:t>
+      </w:r>
+      <w:r>
+        <w:rPr>
+          <w:lang w:val="fr_FR" w:bidi="fr_FR"/>
+        </w:rPr>
+        <w:t xml:space="preserve"> (« Canaan »). Dans l’Antiquité, les commerçants cananéens étaient connus pour leurs transactions habiles, parfois malhonnêtes. Les Israélites avaient fini par imiter leurs voisins païens, non seulement sur le plan religieux, mais aussi dans leur manière de faire du commerce.</w:t>
+      </w:r>
+      <w:r>
+        <w:rPr>
+          <w:lang w:val="fr_FR" w:bidi="fr_FR"/>
+        </w:rPr>
+      </w:r>
+      <w:r>
+        <w:rPr>
+          <w:lang w:val="fr_FR" w:bidi="fr_FR"/>
+        </w:rPr>
+      </w:r>
+    </w:p>
+    <w:p>
+      <w:pPr/>
+      <w:r>
+        <w:rPr>
+          <w:lang w:val="fr_FR" w:bidi="fr_FR"/>
+        </w:rPr>
+      </w:r>
+    </w:p>
+    <w:p>
+      <w:pPr>
+        <w:pStyle w:val="Heading2"/>
+      </w:pPr>
+      <w:r>
+        <w:rPr>
+          <w:lang w:val="fr_FR" w:bidi="fr_FR"/>
+        </w:rPr>
+        <w:t>Osée 12.9</w:t>
+      </w:r>
+      <w:r>
+        <w:rPr>
+          <w:lang w:val="fr_FR" w:bidi="fr_FR"/>
+        </w:rPr>
+      </w:r>
+    </w:p>
+    <w:p>
+      <w:pPr/>
+      <w:r>
+        <w:rPr>
+          <w:lang w:val="fr_FR" w:bidi="fr_FR"/>
+        </w:rPr>
+      </w:r>
+      <w:r>
+        <w:rPr>
+          <w:lang w:val="fr_FR" w:bidi="fr_FR"/>
+        </w:rPr>
+        <w:t>J</w:t>
+      </w:r>
+      <w:r>
+        <w:rPr>
+          <w:lang w:val="fr_FR" w:bidi="fr_FR"/>
+        </w:rPr>
+        <w:t>e te ferai encore habiter sous des tentes</w:t>
+      </w:r>
+      <w:r>
+        <w:rPr>
+          <w:lang w:val="fr_FR" w:bidi="fr_FR"/>
+        </w:rPr>
+        <w:t xml:space="preserve"> : le jugement de l’Éternel sur les riches marchands israélites consistait à les ramener aux habitations modestes de l’époque de l’Exode. Mais ce message contient aussi une note d’espérance : le plan de salut de Dieu pour Israël allait reprendre vie dans le désert (voir </w:t>
+      </w:r>
+      <w:hyperlink r:id="rId101">
+        <w:r>
+          <w:rPr>
+            <w:lang w:val="fr_FR" w:bidi="fr_FR"/>
+          </w:rPr>
+          <w:rPr>
+            <w:color w:val="0000EE"/>
+            <w:u w:val="single"/>
+          </w:rPr>
+          <w:t>2.14–15</w:t>
+        </w:r>
+      </w:hyperlink>
+      <w:r>
+        <w:rPr>
+          <w:lang w:val="fr_FR" w:bidi="fr_FR"/>
+        </w:rPr>
+        <w:t>).</w:t>
+      </w:r>
+      <w:r>
+        <w:rPr>
+          <w:lang w:val="fr_FR" w:bidi="fr_FR"/>
+        </w:rPr>
+      </w:r>
+      <w:r>
+        <w:rPr>
+          <w:lang w:val="fr_FR" w:bidi="fr_FR"/>
+        </w:rPr>
+      </w:r>
+    </w:p>
+    <w:p>
+      <w:pPr/>
+      <w:r>
+        <w:rPr>
+          <w:lang w:val="fr_FR" w:bidi="fr_FR"/>
+        </w:rPr>
+      </w:r>
+    </w:p>
+    <w:p>
+      <w:pPr>
+        <w:pStyle w:val="Heading2"/>
+      </w:pPr>
+      <w:r>
+        <w:rPr>
+          <w:lang w:val="fr_FR" w:bidi="fr_FR"/>
+        </w:rPr>
+        <w:t>Osée 12.11</w:t>
+      </w:r>
+      <w:r>
+        <w:rPr>
+          <w:lang w:val="fr_FR" w:bidi="fr_FR"/>
+        </w:rPr>
+      </w:r>
+    </w:p>
+    <w:p>
+      <w:pPr/>
+      <w:r>
+        <w:rPr>
+          <w:lang w:val="fr_FR" w:bidi="fr_FR"/>
+        </w:rPr>
+      </w:r>
+      <w:r>
+        <w:rPr>
+          <w:lang w:val="fr_FR" w:bidi="fr_FR"/>
+        </w:rPr>
+        <w:t xml:space="preserve">Galaad et Guilgal étaient des villes d’Israël où le culte de Baal avait remplacé l’adoration de l’Éternel (voir </w:t>
+      </w:r>
+      <w:hyperlink r:id="rId143">
+        <w:r>
+          <w:rPr>
+            <w:lang w:val="fr_FR" w:bidi="fr_FR"/>
+          </w:rPr>
+          <w:rPr>
+            <w:color w:val="0000EE"/>
+            <w:u w:val="single"/>
+          </w:rPr>
+          <w:t>4.15</w:t>
+        </w:r>
+      </w:hyperlink>
+      <w:r>
+        <w:rPr>
+          <w:lang w:val="fr_FR" w:bidi="fr_FR"/>
+        </w:rPr>
+        <w:t xml:space="preserve"> ; </w:t>
+      </w:r>
+      <w:hyperlink r:id="rId144">
+        <w:r>
+          <w:rPr>
+            <w:lang w:val="fr_FR" w:bidi="fr_FR"/>
+          </w:rPr>
+          <w:rPr>
+            <w:color w:val="0000EE"/>
+            <w:u w:val="single"/>
+          </w:rPr>
+          <w:t>6.8</w:t>
+        </w:r>
+      </w:hyperlink>
+      <w:r>
+        <w:rPr>
+          <w:lang w:val="fr_FR" w:bidi="fr_FR"/>
+        </w:rPr>
+        <w:t xml:space="preserve"> ; </w:t>
+      </w:r>
+      <w:hyperlink r:id="rId145">
+        <w:r>
+          <w:rPr>
+            <w:lang w:val="fr_FR" w:bidi="fr_FR"/>
+          </w:rPr>
+          <w:rPr>
+            <w:color w:val="0000EE"/>
+            <w:u w:val="single"/>
+          </w:rPr>
+          <w:t>9.15</w:t>
+        </w:r>
+      </w:hyperlink>
+      <w:r>
+        <w:rPr>
+          <w:lang w:val="fr_FR" w:bidi="fr_FR"/>
+        </w:rPr>
+        <w:t>).</w:t>
+      </w:r>
+      <w:r>
+        <w:rPr>
+          <w:lang w:val="fr_FR" w:bidi="fr_FR"/>
+        </w:rPr>
+      </w:r>
+      <w:r>
+        <w:rPr>
+          <w:lang w:val="fr_FR" w:bidi="fr_FR"/>
+        </w:rPr>
+      </w:r>
+    </w:p>
+    <w:p>
+      <w:pPr/>
+      <w:r>
+        <w:rPr>
+          <w:lang w:val="fr_FR" w:bidi="fr_FR"/>
+        </w:rPr>
+      </w:r>
+    </w:p>
+    <w:p>
+      <w:pPr>
+        <w:pStyle w:val="Heading2"/>
+      </w:pPr>
+      <w:r>
+        <w:rPr>
+          <w:lang w:val="fr_FR" w:bidi="fr_FR"/>
+        </w:rPr>
+        <w:t>Osée 12.13</w:t>
+      </w:r>
+      <w:r>
+        <w:rPr>
+          <w:lang w:val="fr_FR" w:bidi="fr_FR"/>
+        </w:rPr>
+      </w:r>
+    </w:p>
+    <w:p>
+      <w:pPr/>
+      <w:r>
+        <w:rPr>
+          <w:lang w:val="fr_FR" w:bidi="fr_FR"/>
+        </w:rPr>
+      </w:r>
+      <w:r>
+        <w:rPr>
+          <w:lang w:val="fr_FR" w:bidi="fr_FR"/>
+        </w:rPr>
+        <w:t>Par un prophète :</w:t>
+      </w:r>
+      <w:r>
+        <w:rPr>
+          <w:lang w:val="fr_FR" w:bidi="fr_FR"/>
+        </w:rPr>
+        <w:t xml:space="preserve"> l’obéissance fidèle de Moïse à l’Éternel met en lumière le contraste frappant avec la désobéissance persistante d’Israël.</w:t>
+      </w:r>
+      <w:r>
+        <w:rPr>
+          <w:lang w:val="fr_FR" w:bidi="fr_FR"/>
+        </w:rPr>
+      </w:r>
+      <w:r>
+        <w:rPr>
+          <w:lang w:val="fr_FR" w:bidi="fr_FR"/>
+        </w:rPr>
+      </w:r>
+    </w:p>
+    <w:p>
+      <w:pPr/>
+      <w:r>
+        <w:rPr>
+          <w:lang w:val="fr_FR" w:bidi="fr_FR"/>
+        </w:rPr>
+      </w:r>
+    </w:p>
+    <w:p>
+      <w:pPr>
+        <w:pStyle w:val="Heading2"/>
+      </w:pPr>
+      <w:r>
+        <w:rPr>
+          <w:lang w:val="fr_FR" w:bidi="fr_FR"/>
+        </w:rPr>
+        <w:t>Osée 13.1</w:t>
+      </w:r>
+      <w:r>
+        <w:rPr>
+          <w:lang w:val="fr_FR" w:bidi="fr_FR"/>
+        </w:rPr>
+      </w:r>
+    </w:p>
+    <w:p>
+      <w:pPr/>
+      <w:r>
+        <w:rPr>
+          <w:lang w:val="fr_FR" w:bidi="fr_FR"/>
+        </w:rPr>
+      </w:r>
+      <w:r>
+        <w:rPr>
+          <w:lang w:val="fr_FR" w:bidi="fr_FR"/>
+        </w:rPr>
+        <w:t xml:space="preserve">Au sommet de sa puissance, la tribu d’Éphraïm faisait trembler les autres Israélites (voir </w:t>
+      </w:r>
+      <w:hyperlink r:id="rId146">
+        <w:r>
+          <w:rPr>
+            <w:lang w:val="fr_FR" w:bidi="fr_FR"/>
+          </w:rPr>
+          <w:rPr>
+            <w:color w:val="0000EE"/>
+            <w:u w:val="single"/>
+          </w:rPr>
+          <w:t>Es 7.2</w:t>
+        </w:r>
+      </w:hyperlink>
+      <w:r>
+        <w:rPr>
+          <w:lang w:val="fr_FR" w:bidi="fr_FR"/>
+        </w:rPr>
+        <w:t xml:space="preserve">). • </w:t>
+      </w:r>
+      <w:r>
+        <w:rPr>
+          <w:lang w:val="fr_FR" w:bidi="fr_FR"/>
+        </w:rPr>
+        <w:t>et il est mort</w:t>
+      </w:r>
+      <w:r>
+        <w:rPr>
+          <w:lang w:val="fr_FR" w:bidi="fr_FR"/>
+        </w:rPr>
+        <w:t xml:space="preserve"> : par son idolâtrie, il s'est séparé de l’Éternel, la seule véritable source de vie.</w:t>
+      </w:r>
+      <w:r>
+        <w:rPr>
+          <w:lang w:val="fr_FR" w:bidi="fr_FR"/>
+        </w:rPr>
+      </w:r>
+      <w:r>
+        <w:rPr>
+          <w:lang w:val="fr_FR" w:bidi="fr_FR"/>
+        </w:rPr>
+      </w:r>
+    </w:p>
+    <w:p>
+      <w:pPr/>
+      <w:r>
+        <w:rPr>
+          <w:lang w:val="fr_FR" w:bidi="fr_FR"/>
+        </w:rPr>
+      </w:r>
+    </w:p>
+    <w:p>
+      <w:pPr>
+        <w:pStyle w:val="Heading2"/>
+      </w:pPr>
+      <w:r>
+        <w:rPr>
+          <w:lang w:val="fr_FR" w:bidi="fr_FR"/>
+        </w:rPr>
+        <w:t>Osée 13.2</w:t>
+      </w:r>
+      <w:r>
+        <w:rPr>
+          <w:lang w:val="fr_FR" w:bidi="fr_FR"/>
+        </w:rPr>
+      </w:r>
+    </w:p>
+    <w:p>
+      <w:pPr/>
+      <w:r>
+        <w:rPr>
+          <w:lang w:val="fr_FR" w:bidi="fr_FR"/>
+        </w:rPr>
+      </w:r>
+      <w:r>
+        <w:rPr>
+          <w:lang w:val="fr_FR" w:bidi="fr_FR"/>
+        </w:rPr>
+        <w:t>Le mot hébreu traduit par « idoles » est le même que celui employé pour désigner le veau d’or (</w:t>
+      </w:r>
+      <w:hyperlink r:id="rId147">
+        <w:r>
+          <w:rPr>
+            <w:lang w:val="fr_FR" w:bidi="fr_FR"/>
+          </w:rPr>
+          <w:rPr>
+            <w:color w:val="0000EE"/>
+            <w:u w:val="single"/>
+          </w:rPr>
+          <w:t>Ex 32.4</w:t>
+        </w:r>
+      </w:hyperlink>
+      <w:r>
+        <w:rPr>
+          <w:lang w:val="fr_FR" w:bidi="fr_FR"/>
+        </w:rPr>
+        <w:t xml:space="preserve">, </w:t>
+      </w:r>
+      <w:hyperlink r:id="rId148">
+        <w:r>
+          <w:rPr>
+            <w:lang w:val="fr_FR" w:bidi="fr_FR"/>
+          </w:rPr>
+          <w:rPr>
+            <w:color w:val="0000EE"/>
+            <w:u w:val="single"/>
+          </w:rPr>
+          <w:t>8</w:t>
+        </w:r>
+      </w:hyperlink>
+      <w:r>
+        <w:rPr>
+          <w:lang w:val="fr_FR" w:bidi="fr_FR"/>
+        </w:rPr>
+        <w:t xml:space="preserve"> ; voir aussi </w:t>
+      </w:r>
+      <w:hyperlink r:id="rId149">
+        <w:r>
+          <w:rPr>
+            <w:lang w:val="fr_FR" w:bidi="fr_FR"/>
+          </w:rPr>
+          <w:rPr>
+            <w:color w:val="0000EE"/>
+            <w:u w:val="single"/>
+          </w:rPr>
+          <w:t>Os 10.5–6</w:t>
+        </w:r>
+      </w:hyperlink>
+      <w:r>
+        <w:rPr>
+          <w:lang w:val="fr_FR" w:bidi="fr_FR"/>
+        </w:rPr>
+        <w:t xml:space="preserve"> ; </w:t>
+      </w:r>
+      <w:hyperlink r:id="rId150">
+        <w:r>
+          <w:rPr>
+            <w:lang w:val="fr_FR" w:bidi="fr_FR"/>
+          </w:rPr>
+          <w:rPr>
+            <w:color w:val="0000EE"/>
+            <w:u w:val="single"/>
+          </w:rPr>
+          <w:t>Am 5.5–6</w:t>
+        </w:r>
+      </w:hyperlink>
+      <w:r>
+        <w:rPr>
+          <w:lang w:val="fr_FR" w:bidi="fr_FR"/>
+        </w:rPr>
+        <w:t xml:space="preserve">). • </w:t>
+      </w:r>
+      <w:r>
+        <w:rPr>
+          <w:lang w:val="fr_FR" w:bidi="fr_FR"/>
+        </w:rPr>
+        <w:t xml:space="preserve">Que ceux qui sacrifient baisent les veaux </w:t>
+      </w:r>
+      <w:r>
+        <w:rPr>
+          <w:lang w:val="fr_FR" w:bidi="fr_FR"/>
+        </w:rPr>
+        <w:t>: les rituels religieux cananéens comprenaient notamment le fait d’embrasser les images de Baal (</w:t>
+      </w:r>
+      <w:hyperlink r:id="rId151">
+        <w:r>
+          <w:rPr>
+            <w:lang w:val="fr_FR" w:bidi="fr_FR"/>
+          </w:rPr>
+          <w:rPr>
+            <w:color w:val="0000EE"/>
+            <w:u w:val="single"/>
+          </w:rPr>
+          <w:t>1R 19.18</w:t>
+        </w:r>
+      </w:hyperlink>
+      <w:r>
+        <w:rPr>
+          <w:lang w:val="fr_FR" w:bidi="fr_FR"/>
+        </w:rPr>
+        <w:t>).</w:t>
+      </w:r>
+      <w:r>
+        <w:rPr>
+          <w:lang w:val="fr_FR" w:bidi="fr_FR"/>
+        </w:rPr>
+      </w:r>
+      <w:r>
+        <w:rPr>
+          <w:lang w:val="fr_FR" w:bidi="fr_FR"/>
+        </w:rPr>
+      </w:r>
+    </w:p>
+    <w:p>
+      <w:pPr/>
+      <w:r>
+        <w:rPr>
+          <w:lang w:val="fr_FR" w:bidi="fr_FR"/>
+        </w:rPr>
+      </w:r>
+    </w:p>
+    <w:p>
+      <w:pPr>
+        <w:pStyle w:val="Heading2"/>
+      </w:pPr>
+      <w:r>
+        <w:rPr>
+          <w:lang w:val="fr_FR" w:bidi="fr_FR"/>
+        </w:rPr>
+        <w:t>Osée 13.3</w:t>
+      </w:r>
+      <w:r>
+        <w:rPr>
+          <w:lang w:val="fr_FR" w:bidi="fr_FR"/>
+        </w:rPr>
+      </w:r>
+    </w:p>
+    <w:p>
+      <w:pPr/>
+      <w:r>
+        <w:rPr>
+          <w:lang w:val="fr_FR" w:bidi="fr_FR"/>
+        </w:rPr>
+      </w:r>
+      <w:r>
+        <w:rPr>
+          <w:lang w:val="fr_FR" w:bidi="fr_FR"/>
+        </w:rPr>
+        <w:t xml:space="preserve">Le jugement de l’Éternel contre Éphraïm, tombé dans l’idolâtrie, était leur disparition (cf. </w:t>
+      </w:r>
+      <w:hyperlink r:id="rId78">
+        <w:r>
+          <w:rPr>
+            <w:lang w:val="fr_FR" w:bidi="fr_FR"/>
+          </w:rPr>
+          <w:rPr>
+            <w:color w:val="0000EE"/>
+            <w:u w:val="single"/>
+          </w:rPr>
+          <w:t>6.4</w:t>
+        </w:r>
+      </w:hyperlink>
+      <w:r>
+        <w:rPr>
+          <w:lang w:val="fr_FR" w:bidi="fr_FR"/>
+        </w:rPr>
+        <w:t>). • Les images de nuée, de rosée, de paille (la balle) et de fumée soulignent toutes la nature éphémère et fragile de leur existence.</w:t>
+      </w:r>
+      <w:r>
+        <w:rPr>
+          <w:lang w:val="fr_FR" w:bidi="fr_FR"/>
+        </w:rPr>
+      </w:r>
+      <w:r>
+        <w:rPr>
+          <w:lang w:val="fr_FR" w:bidi="fr_FR"/>
+        </w:rPr>
+      </w:r>
+    </w:p>
+    <w:p>
+      <w:pPr/>
+      <w:r>
+        <w:rPr>
+          <w:lang w:val="fr_FR" w:bidi="fr_FR"/>
+        </w:rPr>
+      </w:r>
+    </w:p>
+    <w:p>
+      <w:pPr>
+        <w:pStyle w:val="Heading2"/>
+      </w:pPr>
+      <w:r>
+        <w:rPr>
+          <w:lang w:val="fr_FR" w:bidi="fr_FR"/>
+        </w:rPr>
+        <w:t>Osée 13.4–5</w:t>
+      </w:r>
+      <w:r>
+        <w:rPr>
+          <w:lang w:val="fr_FR" w:bidi="fr_FR"/>
+        </w:rPr>
+      </w:r>
+    </w:p>
+    <w:p>
+      <w:pPr/>
+      <w:r>
+        <w:rPr>
+          <w:lang w:val="fr_FR" w:bidi="fr_FR"/>
+        </w:rPr>
+      </w:r>
+      <w:r>
+        <w:rPr>
+          <w:lang w:val="fr_FR" w:bidi="fr_FR"/>
+        </w:rPr>
+        <w:t>Et il n’y a de sauveur</w:t>
+      </w:r>
+      <w:r>
+        <w:rPr>
+          <w:lang w:val="fr_FR" w:bidi="fr_FR"/>
+        </w:rPr>
+        <w:t xml:space="preserve"> : l'Éternel l’avait clairement démontré à Israël lors de l’Exode, et durant toute la traversée du désert.</w:t>
+      </w:r>
+      <w:r>
+        <w:rPr>
+          <w:lang w:val="fr_FR" w:bidi="fr_FR"/>
+        </w:rPr>
+      </w:r>
+      <w:r>
+        <w:rPr>
+          <w:lang w:val="fr_FR" w:bidi="fr_FR"/>
+        </w:rPr>
+      </w:r>
+    </w:p>
+    <w:p>
+      <w:pPr/>
+      <w:r>
+        <w:rPr>
+          <w:lang w:val="fr_FR" w:bidi="fr_FR"/>
+        </w:rPr>
+      </w:r>
+    </w:p>
+    <w:p>
+      <w:pPr>
+        <w:pStyle w:val="Heading2"/>
+      </w:pPr>
+      <w:r>
+        <w:rPr>
+          <w:lang w:val="fr_FR" w:bidi="fr_FR"/>
+        </w:rPr>
+        <w:t>Osée 13.6</w:t>
+      </w:r>
+      <w:r>
+        <w:rPr>
+          <w:lang w:val="fr_FR" w:bidi="fr_FR"/>
+        </w:rPr>
+      </w:r>
+    </w:p>
+    <w:p>
+      <w:pPr/>
+      <w:r>
+        <w:rPr>
+          <w:lang w:val="fr_FR" w:bidi="fr_FR"/>
+        </w:rPr>
+      </w:r>
+      <w:r>
+        <w:rPr>
+          <w:lang w:val="fr_FR" w:bidi="fr_FR"/>
+        </w:rPr>
+        <w:t>Ils se sont rassasiés, et leur cœur s’est enflé</w:t>
+      </w:r>
+      <w:r>
+        <w:rPr>
+          <w:lang w:val="fr_FR" w:bidi="fr_FR"/>
+        </w:rPr>
+        <w:t xml:space="preserve"> : ils ne s’appuyaient pas sur l’Éternel pour leur sécurité, mais plaçaient leur confiance dans leurs rois, leurs armées et leur prospérité économique (voir </w:t>
+      </w:r>
       <w:hyperlink r:id="rId38">
         <w:r>
           <w:rPr>
@@ -6437,42 +9927,6 @@
         <w:rPr>
           <w:lang w:val="fr_FR" w:bidi="fr_FR"/>
         </w:rPr>
-        <w:t xml:space="preserve">. • Le jugement de l’Éternel est fréquemment décrit comme un feu qui consume les palais royaux et les forteresses (voir </w:t>
-      </w:r>
-      <w:hyperlink r:id="rId100">
-        <w:r>
-          <w:rPr>
-            <w:lang w:val="fr_FR" w:bidi="fr_FR"/>
-          </w:rPr>
-          <w:rPr>
-            <w:color w:val="0000EE"/>
-            <w:u w:val="single"/>
-          </w:rPr>
-          <w:t>Am 1.4</w:t>
-        </w:r>
-      </w:hyperlink>
-      <w:r>
-        <w:rPr>
-          <w:lang w:val="fr_FR" w:bidi="fr_FR"/>
-        </w:rPr>
-        <w:t xml:space="preserve">, </w:t>
-      </w:r>
-      <w:hyperlink r:id="rId101">
-        <w:r>
-          <w:rPr>
-            <w:lang w:val="fr_FR" w:bidi="fr_FR"/>
-          </w:rPr>
-          <w:rPr>
-            <w:color w:val="0000EE"/>
-            <w:u w:val="single"/>
-          </w:rPr>
-          <w:t>1.7</w:t>
-        </w:r>
-      </w:hyperlink>
-      <w:r>
-        <w:rPr>
-          <w:lang w:val="fr_FR" w:bidi="fr_FR"/>
-        </w:rPr>
         <w:t>).</w:t>
       </w:r>
       <w:r>
@@ -6502,75 +9956,407 @@
         <w:rPr>
           <w:lang w:val="fr_FR" w:bidi="fr_FR"/>
         </w:rPr>
-        <w:t>Osée 9.1</w:t>
-      </w:r>
-      <w:r>
-        <w:rPr>
-          <w:lang w:val="fr_FR" w:bidi="fr_FR"/>
-        </w:rPr>
-      </w:r>
-    </w:p>
-    <w:p>
-      <w:pPr/>
-      <w:r>
-        <w:rPr>
-          <w:lang w:val="fr_FR" w:bidi="fr_FR"/>
-        </w:rPr>
-      </w:r>
-      <w:r>
-        <w:rPr>
-          <w:lang w:val="fr_FR" w:bidi="fr_FR"/>
-        </w:rPr>
-        <w:t>ne te livre pas à la joie, à l’allégresse</w:t>
-      </w:r>
-      <w:r>
-        <w:rPr>
-          <w:lang w:val="fr_FR" w:bidi="fr_FR"/>
-        </w:rPr>
-        <w:t xml:space="preserve"> : cette mise en garde fait sans doute allusion à la fête des tabernacles, au cours de laquelle Israël célébrait la dernière récolte de l’année. Bien que cette fête ait été instituée par Dieu (</w:t>
-      </w:r>
-      <w:hyperlink r:id="rId102">
-        <w:r>
-          <w:rPr>
-            <w:lang w:val="fr_FR" w:bidi="fr_FR"/>
-          </w:rPr>
-          <w:rPr>
-            <w:color w:val="0000EE"/>
-            <w:u w:val="single"/>
-          </w:rPr>
-          <w:t>Dt 16.13–15</w:t>
-        </w:r>
-      </w:hyperlink>
-      <w:r>
-        <w:rPr>
-          <w:lang w:val="fr_FR" w:bidi="fr_FR"/>
-        </w:rPr>
-        <w:t xml:space="preserve">), les Israélites l’avaient dévoyée en une célébration païenne incontrôlée, imitant les autres nations. • </w:t>
-      </w:r>
-      <w:r>
-        <w:rPr>
-          <w:lang w:val="fr_FR" w:bidi="fr_FR"/>
-        </w:rPr>
-        <w:t xml:space="preserve">tu as aimé un salaire impur </w:t>
-      </w:r>
-      <w:r>
-        <w:rPr>
-          <w:lang w:val="fr_FR" w:bidi="fr_FR"/>
-        </w:rPr>
-        <w:t>(littéralement</w:t>
+        <w:t>Osée 13.7–8</w:t>
+      </w:r>
+      <w:r>
+        <w:rPr>
+          <w:lang w:val="fr_FR" w:bidi="fr_FR"/>
+        </w:rPr>
+      </w:r>
+    </w:p>
+    <w:p>
+      <w:pPr/>
+      <w:r>
+        <w:rPr>
+          <w:lang w:val="fr_FR" w:bidi="fr_FR"/>
+        </w:rPr>
+      </w:r>
+      <w:r>
+        <w:rPr>
+          <w:lang w:val="fr_FR" w:bidi="fr_FR"/>
+        </w:rPr>
+        <w:t>Dieu avait exercé son jugement sur Israël en se servant de l’armée assyrienne comme instrument de punition. La description de l’attaque souligne la brutalité des Assyriens envers les peuples qu’ils avaient soumis.</w:t>
+      </w:r>
+      <w:r>
+        <w:rPr>
+          <w:lang w:val="fr_FR" w:bidi="fr_FR"/>
+        </w:rPr>
+      </w:r>
+      <w:r>
+        <w:rPr>
+          <w:lang w:val="fr_FR" w:bidi="fr_FR"/>
+        </w:rPr>
+      </w:r>
+    </w:p>
+    <w:p>
+      <w:pPr/>
+      <w:r>
+        <w:rPr>
+          <w:lang w:val="fr_FR" w:bidi="fr_FR"/>
+        </w:rPr>
+      </w:r>
+    </w:p>
+    <w:p>
+      <w:pPr>
+        <w:pStyle w:val="Heading2"/>
+      </w:pPr>
+      <w:r>
+        <w:rPr>
+          <w:lang w:val="fr_FR" w:bidi="fr_FR"/>
+        </w:rPr>
+        <w:t>Osée 13.9</w:t>
+      </w:r>
+      <w:r>
+        <w:rPr>
+          <w:lang w:val="fr_FR" w:bidi="fr_FR"/>
+        </w:rPr>
+      </w:r>
+    </w:p>
+    <w:p>
+      <w:pPr/>
+      <w:r>
+        <w:rPr>
+          <w:lang w:val="fr_FR" w:bidi="fr_FR"/>
+        </w:rPr>
+      </w:r>
+      <w:r>
+        <w:rPr>
+          <w:lang w:val="fr_FR" w:bidi="fr_FR"/>
+        </w:rPr>
+        <w:t>celui qui pouvait te secourir</w:t>
+      </w:r>
+      <w:r>
+        <w:rPr>
+          <w:lang w:val="fr_FR" w:bidi="fr_FR"/>
+        </w:rPr>
+        <w:t xml:space="preserve"> : voir </w:t>
+      </w:r>
+      <w:hyperlink r:id="rId152">
+        <w:r>
+          <w:rPr>
+            <w:lang w:val="fr_FR" w:bidi="fr_FR"/>
+          </w:rPr>
+          <w:rPr>
+            <w:color w:val="0000EE"/>
+            <w:u w:val="single"/>
+          </w:rPr>
+          <w:t>Ps 70.5</w:t>
+        </w:r>
+      </w:hyperlink>
+      <w:r>
+        <w:rPr>
+          <w:lang w:val="fr_FR" w:bidi="fr_FR"/>
+        </w:rPr>
+        <w:t xml:space="preserve"> ; </w:t>
+      </w:r>
+      <w:hyperlink r:id="rId153">
+        <w:r>
+          <w:rPr>
+            <w:lang w:val="fr_FR" w:bidi="fr_FR"/>
+          </w:rPr>
+          <w:rPr>
+            <w:color w:val="0000EE"/>
+            <w:u w:val="single"/>
+          </w:rPr>
+          <w:t>115.9</w:t>
+        </w:r>
+      </w:hyperlink>
+      <w:r>
+        <w:rPr>
+          <w:lang w:val="fr_FR" w:bidi="fr_FR"/>
+        </w:rPr>
+        <w:t xml:space="preserve"> ; </w:t>
+      </w:r>
+      <w:hyperlink r:id="rId154">
+        <w:r>
+          <w:rPr>
+            <w:lang w:val="fr_FR" w:bidi="fr_FR"/>
+          </w:rPr>
+          <w:rPr>
+            <w:color w:val="0000EE"/>
+            <w:u w:val="single"/>
+          </w:rPr>
+          <w:t>121.2</w:t>
+        </w:r>
+      </w:hyperlink>
+      <w:r>
+        <w:rPr>
+          <w:lang w:val="fr_FR" w:bidi="fr_FR"/>
+        </w:rPr>
+        <w:t xml:space="preserve"> ; </w:t>
+      </w:r>
+      <w:hyperlink r:id="rId155">
+        <w:r>
+          <w:rPr>
+            <w:lang w:val="fr_FR" w:bidi="fr_FR"/>
+          </w:rPr>
+          <w:rPr>
+            <w:color w:val="0000EE"/>
+            <w:u w:val="single"/>
+          </w:rPr>
+          <w:t>124.8</w:t>
+        </w:r>
+      </w:hyperlink>
+      <w:r>
+        <w:rPr>
+          <w:lang w:val="fr_FR" w:bidi="fr_FR"/>
+        </w:rPr>
+        <w:t>. Le péché d’Israël avait fait de celui qui aurait dû être leur secours en leur propre destructeur.</w:t>
+      </w:r>
+      <w:r>
+        <w:rPr>
+          <w:lang w:val="fr_FR" w:bidi="fr_FR"/>
+        </w:rPr>
+      </w:r>
+      <w:r>
+        <w:rPr>
+          <w:lang w:val="fr_FR" w:bidi="fr_FR"/>
+        </w:rPr>
+      </w:r>
+    </w:p>
+    <w:p>
+      <w:pPr/>
+      <w:r>
+        <w:rPr>
+          <w:lang w:val="fr_FR" w:bidi="fr_FR"/>
+        </w:rPr>
+      </w:r>
+    </w:p>
+    <w:p>
+      <w:pPr>
+        <w:pStyle w:val="Heading2"/>
+      </w:pPr>
+      <w:r>
+        <w:rPr>
+          <w:lang w:val="fr_FR" w:bidi="fr_FR"/>
+        </w:rPr>
+        <w:t>Osée 13.10</w:t>
+      </w:r>
+      <w:r>
+        <w:rPr>
+          <w:lang w:val="fr_FR" w:bidi="fr_FR"/>
+        </w:rPr>
+      </w:r>
+    </w:p>
+    <w:p>
+      <w:pPr/>
+      <w:r>
+        <w:rPr>
+          <w:lang w:val="fr_FR" w:bidi="fr_FR"/>
+        </w:rPr>
+      </w:r>
+      <w:r>
+        <w:rPr>
+          <w:lang w:val="fr_FR" w:bidi="fr_FR"/>
+        </w:rPr>
+        <w:t>Où donc est ton roi? :</w:t>
+      </w:r>
+      <w:r>
+        <w:rPr>
+          <w:lang w:val="fr_FR" w:bidi="fr_FR"/>
+        </w:rPr>
+        <w:t xml:space="preserve"> lorsque l’alliance qu’Osée avait conclue avec l’Égypte s’est effondrée (voir </w:t>
+      </w:r>
+      <w:hyperlink r:id="rId156">
+        <w:r>
+          <w:rPr>
+            <w:lang w:val="fr_FR" w:bidi="fr_FR"/>
+          </w:rPr>
+          <w:rPr>
+            <w:color w:val="0000EE"/>
+            <w:u w:val="single"/>
+          </w:rPr>
+          <w:t>12.1</w:t>
+        </w:r>
+      </w:hyperlink>
+      <w:r>
+        <w:rPr>
+          <w:lang w:val="fr_FR" w:bidi="fr_FR"/>
+        </w:rPr>
+        <w:t>), il a tenté de négocier la paix avec l’Assyrie, mais a été capturé et emprisonné (</w:t>
+      </w:r>
+      <w:hyperlink r:id="rId138">
+        <w:r>
+          <w:rPr>
+            <w:lang w:val="fr_FR" w:bidi="fr_FR"/>
+          </w:rPr>
+          <w:rPr>
+            <w:color w:val="0000EE"/>
+            <w:u w:val="single"/>
+          </w:rPr>
+          <w:t>2R 17.4</w:t>
+        </w:r>
+      </w:hyperlink>
+      <w:r>
+        <w:rPr>
+          <w:lang w:val="fr_FR" w:bidi="fr_FR"/>
+        </w:rPr>
+        <w:t>). Les Israélites avaient mis leur confiance dans leurs rois et leurs armées plutôt que dans l’Éternel, et désormais, il ne restait plus personne pour les secourir.</w:t>
+      </w:r>
+      <w:r>
+        <w:rPr>
+          <w:lang w:val="fr_FR" w:bidi="fr_FR"/>
+        </w:rPr>
+      </w:r>
+      <w:r>
+        <w:rPr>
+          <w:lang w:val="fr_FR" w:bidi="fr_FR"/>
+        </w:rPr>
+      </w:r>
+    </w:p>
+    <w:p>
+      <w:pPr/>
+      <w:r>
+        <w:rPr>
+          <w:lang w:val="fr_FR" w:bidi="fr_FR"/>
+        </w:rPr>
+      </w:r>
+    </w:p>
+    <w:p>
+      <w:pPr>
+        <w:pStyle w:val="Heading2"/>
+      </w:pPr>
+      <w:r>
+        <w:rPr>
+          <w:lang w:val="fr_FR" w:bidi="fr_FR"/>
+        </w:rPr>
+        <w:t>Osée 13.11</w:t>
+      </w:r>
+      <w:r>
+        <w:rPr>
+          <w:lang w:val="fr_FR" w:bidi="fr_FR"/>
+        </w:rPr>
+      </w:r>
+    </w:p>
+    <w:p>
+      <w:pPr/>
+      <w:r>
+        <w:rPr>
+          <w:lang w:val="fr_FR" w:bidi="fr_FR"/>
+        </w:rPr>
+      </w:r>
+      <w:r>
+        <w:rPr>
+          <w:lang w:val="fr_FR" w:bidi="fr_FR"/>
+        </w:rPr>
+        <w:t>Israël avait placé ses rois sur le trône sans consulter l’Éternel ; alors, dans sa colère, Dieu les ferait disparaître.</w:t>
+      </w:r>
+      <w:r>
+        <w:rPr>
+          <w:lang w:val="fr_FR" w:bidi="fr_FR"/>
+        </w:rPr>
+      </w:r>
+      <w:r>
+        <w:rPr>
+          <w:lang w:val="fr_FR" w:bidi="fr_FR"/>
+        </w:rPr>
+      </w:r>
+    </w:p>
+    <w:p>
+      <w:pPr/>
+      <w:r>
+        <w:rPr>
+          <w:lang w:val="fr_FR" w:bidi="fr_FR"/>
+        </w:rPr>
+      </w:r>
+    </w:p>
+    <w:p>
+      <w:pPr>
+        <w:pStyle w:val="Heading2"/>
+      </w:pPr>
+      <w:r>
+        <w:rPr>
+          <w:lang w:val="fr_FR" w:bidi="fr_FR"/>
+        </w:rPr>
+        <w:t>Osée 13.12</w:t>
+      </w:r>
+      <w:r>
+        <w:rPr>
+          <w:lang w:val="fr_FR" w:bidi="fr_FR"/>
+        </w:rPr>
+      </w:r>
+    </w:p>
+    <w:p>
+      <w:pPr/>
+      <w:r>
+        <w:rPr>
+          <w:lang w:val="fr_FR" w:bidi="fr_FR"/>
+        </w:rPr>
+      </w:r>
+      <w:r>
+        <w:rPr>
+          <w:lang w:val="fr_FR" w:bidi="fr_FR"/>
+        </w:rPr>
+        <w:t>Dieu avait soigneusement conservé le registre du péché et de la culpabilité d'Israël. Il n’y avait aucun moyen pour Israël d’échapper à la punition.</w:t>
+      </w:r>
+      <w:r>
+        <w:rPr>
+          <w:lang w:val="fr_FR" w:bidi="fr_FR"/>
+        </w:rPr>
+      </w:r>
+      <w:r>
+        <w:rPr>
+          <w:lang w:val="fr_FR" w:bidi="fr_FR"/>
+        </w:rPr>
+      </w:r>
+    </w:p>
+    <w:p>
+      <w:pPr/>
+      <w:r>
+        <w:rPr>
+          <w:lang w:val="fr_FR" w:bidi="fr_FR"/>
+        </w:rPr>
+      </w:r>
+    </w:p>
+    <w:p>
+      <w:pPr>
+        <w:pStyle w:val="Heading2"/>
+      </w:pPr>
+      <w:r>
+        <w:rPr>
+          <w:lang w:val="fr_FR" w:bidi="fr_FR"/>
+        </w:rPr>
+        <w:t>Osée 13.13</w:t>
+      </w:r>
+      <w:r>
+        <w:rPr>
+          <w:lang w:val="fr_FR" w:bidi="fr_FR"/>
+        </w:rPr>
+      </w:r>
+    </w:p>
+    <w:p>
+      <w:pPr/>
+      <w:r>
+        <w:rPr>
+          <w:lang w:val="fr_FR" w:bidi="fr_FR"/>
+        </w:rPr>
+      </w:r>
+      <w:r>
+        <w:rPr>
+          <w:lang w:val="fr_FR" w:bidi="fr_FR"/>
+        </w:rPr>
+        <w:t xml:space="preserve">Israël ressemblait à un enfant dans le ventre qui refuse de naître (littéralement, </w:t>
       </w:r>
       <w:r>
         <w:rPr>
           <w:i/>
           <w:lang w:val="fr_FR" w:bidi="fr_FR"/>
         </w:rPr>
-        <w:t xml:space="preserve"> tu as aimé le salaire d'une prostituée</w:t>
-      </w:r>
-      <w:r>
-        <w:rPr>
-          <w:lang w:val="fr_FR" w:bidi="fr_FR"/>
-        </w:rPr>
-        <w:t>) : les Israélites pensaient à tort que leur blé et leur vin étaient une récompense pour leur culte rendu au dieu cananéen de la fertilité.</w:t>
+        <w:t>un fils insensé</w:t>
+      </w:r>
+      <w:r>
+        <w:rPr>
+          <w:lang w:val="fr_FR" w:bidi="fr_FR"/>
+        </w:rPr>
+        <w:t>). De façon incompréhensible, Israël préférait rester dans cet état plutôt que de recevoir la vie offerte par l’Éternel.</w:t>
+      </w:r>
+    </w:p>
+    <w:p>
+      <w:pPr/>
+      <w:r>
+        <w:rPr>
+          <w:lang w:val="fr_FR" w:bidi="fr_FR"/>
+        </w:rPr>
       </w:r>
       <w:r>
         <w:rPr>
@@ -6599,37 +10385,457 @@
         <w:rPr>
           <w:lang w:val="fr_FR" w:bidi="fr_FR"/>
         </w:rPr>
-        <w:t>Osée 9.2</w:t>
-      </w:r>
-      <w:r>
-        <w:rPr>
-          <w:lang w:val="fr_FR" w:bidi="fr_FR"/>
-        </w:rPr>
-      </w:r>
-    </w:p>
-    <w:p>
-      <w:pPr/>
-      <w:r>
-        <w:rPr>
-          <w:lang w:val="fr_FR" w:bidi="fr_FR"/>
-        </w:rPr>
-      </w:r>
-      <w:r>
-        <w:rPr>
-          <w:lang w:val="fr_FR" w:bidi="fr_FR"/>
-        </w:rPr>
-        <w:t xml:space="preserve">En réponse à leur prostitution spirituelle, l’Éternel réduirait tellement les récoltes des Israélites qu’ils finiraient par souffrir de la faim (cf. </w:t>
-      </w:r>
-      <w:hyperlink r:id="rId103">
-        <w:r>
-          <w:rPr>
-            <w:lang w:val="fr_FR" w:bidi="fr_FR"/>
-          </w:rPr>
-          <w:rPr>
-            <w:color w:val="0000EE"/>
-            <w:u w:val="single"/>
-          </w:rPr>
-          <w:t>Ag 1.3–11</w:t>
+        <w:t>Osée 13.14</w:t>
+      </w:r>
+      <w:r>
+        <w:rPr>
+          <w:lang w:val="fr_FR" w:bidi="fr_FR"/>
+        </w:rPr>
+      </w:r>
+    </w:p>
+    <w:p>
+      <w:pPr/>
+      <w:r>
+        <w:rPr>
+          <w:lang w:val="fr_FR" w:bidi="fr_FR"/>
+        </w:rPr>
+      </w:r>
+      <w:r>
+        <w:rPr>
+          <w:lang w:val="fr_FR" w:bidi="fr_FR"/>
+        </w:rPr>
+        <w:t xml:space="preserve">Le terme ici traduit par « </w:t>
+      </w:r>
+      <w:r>
+        <w:rPr>
+          <w:lang w:val="fr_FR" w:bidi="fr_FR"/>
+        </w:rPr>
+        <w:t>séjour des morts</w:t>
+      </w:r>
+      <w:r>
+        <w:rPr>
+          <w:lang w:val="fr_FR" w:bidi="fr_FR"/>
+        </w:rPr>
+        <w:t xml:space="preserve"> » désigne le royaume des morts (voir </w:t>
+      </w:r>
+      <w:hyperlink r:id="rId157">
+        <w:r>
+          <w:rPr>
+            <w:lang w:val="fr_FR" w:bidi="fr_FR"/>
+          </w:rPr>
+          <w:rPr>
+            <w:color w:val="0000EE"/>
+            <w:u w:val="single"/>
+          </w:rPr>
+          <w:t>Jb 3.11–19</w:t>
+        </w:r>
+      </w:hyperlink>
+      <w:r>
+        <w:rPr>
+          <w:lang w:val="fr_FR" w:bidi="fr_FR"/>
+        </w:rPr>
+        <w:t xml:space="preserve"> ; voir aussi </w:t>
+      </w:r>
+      <w:r>
+        <w:rPr>
+          <w:lang w:val="fr_FR" w:bidi="fr_FR"/>
+        </w:rPr>
+        <w:t>note d'étude sur Jb 7.9</w:t>
+      </w:r>
+      <w:r>
+        <w:rPr>
+          <w:lang w:val="fr_FR" w:bidi="fr_FR"/>
+        </w:rPr>
+        <w:t>). L’Éternel règne même sur ce lieu, et il a le pouvoir de racheter Israël s’il le décide. Pourtant, il ne manifestera aucune compassion envers les Israélites et invoquera la mort pour qu’elle accomplisse son jugement sur eux.</w:t>
+      </w:r>
+      <w:r>
+        <w:rPr>
+          <w:lang w:val="fr_FR" w:bidi="fr_FR"/>
+        </w:rPr>
+      </w:r>
+      <w:r>
+        <w:rPr>
+          <w:lang w:val="fr_FR" w:bidi="fr_FR"/>
+        </w:rPr>
+      </w:r>
+    </w:p>
+    <w:p>
+      <w:pPr/>
+      <w:r>
+        <w:rPr>
+          <w:lang w:val="fr_FR" w:bidi="fr_FR"/>
+        </w:rPr>
+      </w:r>
+    </w:p>
+    <w:p>
+      <w:pPr>
+        <w:pStyle w:val="Heading2"/>
+      </w:pPr>
+      <w:r>
+        <w:rPr>
+          <w:lang w:val="fr_FR" w:bidi="fr_FR"/>
+        </w:rPr>
+        <w:t>Osée 13.16</w:t>
+      </w:r>
+      <w:r>
+        <w:rPr>
+          <w:lang w:val="fr_FR" w:bidi="fr_FR"/>
+        </w:rPr>
+      </w:r>
+    </w:p>
+    <w:p>
+      <w:pPr/>
+      <w:r>
+        <w:rPr>
+          <w:lang w:val="fr_FR" w:bidi="fr_FR"/>
+        </w:rPr>
+      </w:r>
+      <w:r>
+        <w:rPr>
+          <w:lang w:val="fr_FR" w:bidi="fr_FR"/>
+        </w:rPr>
+        <w:t>En 722 av. J.-C., l’Assyrie a pris Samarie, la capitale du royaume du Nord (</w:t>
+      </w:r>
+      <w:hyperlink r:id="rId158">
+        <w:r>
+          <w:rPr>
+            <w:lang w:val="fr_FR" w:bidi="fr_FR"/>
+          </w:rPr>
+          <w:rPr>
+            <w:color w:val="0000EE"/>
+            <w:u w:val="single"/>
+          </w:rPr>
+          <w:t>2R 17.5–6</w:t>
+        </w:r>
+      </w:hyperlink>
+      <w:r>
+        <w:rPr>
+          <w:lang w:val="fr_FR" w:bidi="fr_FR"/>
+        </w:rPr>
+        <w:t xml:space="preserve">). Des milliers de personnes sont mortes durant le siège qui a duré trois ans, et de nombreuses autres ont été déportées en exil. Ce désastre était la conséquence directe de leur rébellion contre Dieu. • La pratique horrible de tuer des femmes enceintes est également mentionnée dans </w:t>
+      </w:r>
+      <w:hyperlink r:id="rId159">
+        <w:r>
+          <w:rPr>
+            <w:lang w:val="fr_FR" w:bidi="fr_FR"/>
+          </w:rPr>
+          <w:rPr>
+            <w:color w:val="0000EE"/>
+            <w:u w:val="single"/>
+          </w:rPr>
+          <w:t>Am 1.13</w:t>
+        </w:r>
+      </w:hyperlink>
+      <w:r>
+        <w:rPr>
+          <w:lang w:val="fr_FR" w:bidi="fr_FR"/>
+        </w:rPr>
+        <w:t xml:space="preserve"> et </w:t>
+      </w:r>
+      <w:hyperlink r:id="rId160">
+        <w:r>
+          <w:rPr>
+            <w:lang w:val="fr_FR" w:bidi="fr_FR"/>
+          </w:rPr>
+          <w:rPr>
+            <w:color w:val="0000EE"/>
+            <w:u w:val="single"/>
+          </w:rPr>
+          <w:t>2R 15.16</w:t>
+        </w:r>
+      </w:hyperlink>
+      <w:r>
+        <w:rPr>
+          <w:lang w:val="fr_FR" w:bidi="fr_FR"/>
+        </w:rPr>
+        <w:t>.</w:t>
+      </w:r>
+      <w:r>
+        <w:rPr>
+          <w:lang w:val="fr_FR" w:bidi="fr_FR"/>
+        </w:rPr>
+      </w:r>
+      <w:r>
+        <w:rPr>
+          <w:lang w:val="fr_FR" w:bidi="fr_FR"/>
+        </w:rPr>
+      </w:r>
+    </w:p>
+    <w:p>
+      <w:pPr/>
+      <w:r>
+        <w:rPr>
+          <w:lang w:val="fr_FR" w:bidi="fr_FR"/>
+        </w:rPr>
+      </w:r>
+    </w:p>
+    <w:p>
+      <w:pPr>
+        <w:pStyle w:val="Heading2"/>
+      </w:pPr>
+      <w:r>
+        <w:rPr>
+          <w:lang w:val="fr_FR" w:bidi="fr_FR"/>
+        </w:rPr>
+        <w:t>Osée 14.1–9</w:t>
+      </w:r>
+      <w:r>
+        <w:rPr>
+          <w:lang w:val="fr_FR" w:bidi="fr_FR"/>
+        </w:rPr>
+      </w:r>
+    </w:p>
+    <w:p>
+      <w:pPr/>
+      <w:r>
+        <w:rPr>
+          <w:lang w:val="fr_FR" w:bidi="fr_FR"/>
+        </w:rPr>
+      </w:r>
+      <w:r>
+        <w:rPr>
+          <w:lang w:val="fr_FR" w:bidi="fr_FR"/>
+        </w:rPr>
+        <w:t>La destruction n’était pas le dernier mot de l’Éternel envers son peuple d’alliance. Même si le jugement devait s’accomplir, la grâce de guérison et de restauration de Dieu demeure toujours plus forte que le péché de l’humanité.</w:t>
+      </w:r>
+      <w:r>
+        <w:rPr>
+          <w:lang w:val="fr_FR" w:bidi="fr_FR"/>
+        </w:rPr>
+      </w:r>
+      <w:r>
+        <w:rPr>
+          <w:lang w:val="fr_FR" w:bidi="fr_FR"/>
+        </w:rPr>
+      </w:r>
+    </w:p>
+    <w:p>
+      <w:pPr/>
+      <w:r>
+        <w:rPr>
+          <w:lang w:val="fr_FR" w:bidi="fr_FR"/>
+        </w:rPr>
+      </w:r>
+    </w:p>
+    <w:p>
+      <w:pPr>
+        <w:pStyle w:val="Heading2"/>
+      </w:pPr>
+      <w:r>
+        <w:rPr>
+          <w:lang w:val="fr_FR" w:bidi="fr_FR"/>
+        </w:rPr>
+        <w:t>Osée 14.2–3</w:t>
+      </w:r>
+      <w:r>
+        <w:rPr>
+          <w:lang w:val="fr_FR" w:bidi="fr_FR"/>
+        </w:rPr>
+      </w:r>
+    </w:p>
+    <w:p>
+      <w:pPr/>
+      <w:r>
+        <w:rPr>
+          <w:lang w:val="fr_FR" w:bidi="fr_FR"/>
+        </w:rPr>
+      </w:r>
+      <w:r>
+        <w:rPr>
+          <w:lang w:val="fr_FR" w:bidi="fr_FR"/>
+        </w:rPr>
+        <w:t xml:space="preserve">Osée avait composé une prière modèle de confession pour guider son peuple dans un retour authentique vers l’Éternel. Les prophètes de Dieu ne s’identifiaient pas uniquement à lui dans son indignation face à la rébellion d’Israël ; ils s’identifiaient aussi à leur peuple dans sa condition brisée (voir aussi </w:t>
+      </w:r>
+      <w:hyperlink r:id="rId161">
+        <w:r>
+          <w:rPr>
+            <w:lang w:val="fr_FR" w:bidi="fr_FR"/>
+          </w:rPr>
+          <w:rPr>
+            <w:color w:val="0000EE"/>
+            <w:u w:val="single"/>
+          </w:rPr>
+          <w:t>Dn 9.4–19</w:t>
+        </w:r>
+      </w:hyperlink>
+      <w:r>
+        <w:rPr>
+          <w:lang w:val="fr_FR" w:bidi="fr_FR"/>
+        </w:rPr>
+        <w:t xml:space="preserve">). • </w:t>
+      </w:r>
+      <w:r>
+        <w:rPr>
+          <w:lang w:val="fr_FR" w:bidi="fr_FR"/>
+        </w:rPr>
+        <w:t>Pardonne toutes les iniquité</w:t>
+      </w:r>
+      <w:r>
+        <w:rPr>
+          <w:lang w:val="fr_FR" w:bidi="fr_FR"/>
+        </w:rPr>
+        <w:t xml:space="preserve">s : les Israélites devaient se tourner entièrement vers la miséricorde et la grâce de Dieu, en reconnaissant sans réserve leurs nombreuses fautes. • </w:t>
+      </w:r>
+      <w:r>
+        <w:rPr>
+          <w:lang w:val="fr_FR" w:bidi="fr_FR"/>
+        </w:rPr>
+        <w:t>Et reçois-nous favorablement</w:t>
+      </w:r>
+      <w:r>
+        <w:rPr>
+          <w:lang w:val="fr_FR" w:bidi="fr_FR"/>
+        </w:rPr>
+        <w:t xml:space="preserve"> : Israël avait tendance à offrir des sacrifices d’animaux pour le péché, mais l’Éternel avait clairement montré que ce n’était pas ce qu’il désirait (voir </w:t>
+      </w:r>
+      <w:hyperlink r:id="rId99">
+        <w:r>
+          <w:rPr>
+            <w:lang w:val="fr_FR" w:bidi="fr_FR"/>
+          </w:rPr>
+          <w:rPr>
+            <w:color w:val="0000EE"/>
+            <w:u w:val="single"/>
+          </w:rPr>
+          <w:t>Os 6.6</w:t>
+        </w:r>
+      </w:hyperlink>
+      <w:r>
+        <w:rPr>
+          <w:lang w:val="fr_FR" w:bidi="fr_FR"/>
+        </w:rPr>
+        <w:t>). Ce qu’il attendait, c’était un cœur repentant et sincère.</w:t>
+      </w:r>
+      <w:r>
+        <w:rPr>
+          <w:lang w:val="fr_FR" w:bidi="fr_FR"/>
+        </w:rPr>
+      </w:r>
+      <w:r>
+        <w:rPr>
+          <w:lang w:val="fr_FR" w:bidi="fr_FR"/>
+        </w:rPr>
+      </w:r>
+    </w:p>
+    <w:p>
+      <w:pPr/>
+      <w:r>
+        <w:rPr>
+          <w:lang w:val="fr_FR" w:bidi="fr_FR"/>
+        </w:rPr>
+      </w:r>
+    </w:p>
+    <w:p>
+      <w:pPr>
+        <w:pStyle w:val="Heading2"/>
+      </w:pPr>
+      <w:r>
+        <w:rPr>
+          <w:lang w:val="fr_FR" w:bidi="fr_FR"/>
+        </w:rPr>
+        <w:t>Osée 14.3</w:t>
+      </w:r>
+      <w:r>
+        <w:rPr>
+          <w:lang w:val="fr_FR" w:bidi="fr_FR"/>
+        </w:rPr>
+      </w:r>
+    </w:p>
+    <w:p>
+      <w:pPr/>
+      <w:r>
+        <w:rPr>
+          <w:lang w:val="fr_FR" w:bidi="fr_FR"/>
+        </w:rPr>
+      </w:r>
+      <w:r>
+        <w:rPr>
+          <w:lang w:val="fr_FR" w:bidi="fr_FR"/>
+        </w:rPr>
+        <w:t>Les Israélites devaient renoncer à leur dépendance aux idoles, aux alliances étrangères et à leur propre force militaire. Bien qu’ils aient été les enfants de Dieu (</w:t>
+      </w:r>
+      <w:hyperlink r:id="rId162">
+        <w:r>
+          <w:rPr>
+            <w:lang w:val="fr_FR" w:bidi="fr_FR"/>
+          </w:rPr>
+          <w:rPr>
+            <w:color w:val="0000EE"/>
+            <w:u w:val="single"/>
+          </w:rPr>
+          <w:t>11.1</w:t>
+        </w:r>
+      </w:hyperlink>
+      <w:r>
+        <w:rPr>
+          <w:lang w:val="fr_FR" w:bidi="fr_FR"/>
+        </w:rPr>
+        <w:t>), leur rébellion les avait rendus orphelins. Mais s’ils se repentent avec sincérité et de tout leur cœur, ils pourront de nouveau recevoir la miséricorde de l’Éternel.</w:t>
+      </w:r>
+      <w:r>
+        <w:rPr>
+          <w:lang w:val="fr_FR" w:bidi="fr_FR"/>
+        </w:rPr>
+      </w:r>
+      <w:r>
+        <w:rPr>
+          <w:lang w:val="fr_FR" w:bidi="fr_FR"/>
+        </w:rPr>
+      </w:r>
+    </w:p>
+    <w:p>
+      <w:pPr/>
+      <w:r>
+        <w:rPr>
+          <w:lang w:val="fr_FR" w:bidi="fr_FR"/>
+        </w:rPr>
+      </w:r>
+    </w:p>
+    <w:p>
+      <w:pPr>
+        <w:pStyle w:val="Heading2"/>
+      </w:pPr>
+      <w:r>
+        <w:rPr>
+          <w:lang w:val="fr_FR" w:bidi="fr_FR"/>
+        </w:rPr>
+        <w:t>Osée 14.4</w:t>
+      </w:r>
+      <w:r>
+        <w:rPr>
+          <w:lang w:val="fr_FR" w:bidi="fr_FR"/>
+        </w:rPr>
+      </w:r>
+    </w:p>
+    <w:p>
+      <w:pPr/>
+      <w:r>
+        <w:rPr>
+          <w:lang w:val="fr_FR" w:bidi="fr_FR"/>
+        </w:rPr>
+      </w:r>
+      <w:r>
+        <w:rPr>
+          <w:lang w:val="fr_FR" w:bidi="fr_FR"/>
+        </w:rPr>
+        <w:t>Je réparerai leur infidélité</w:t>
+      </w:r>
+      <w:r>
+        <w:rPr>
+          <w:lang w:val="fr_FR" w:bidi="fr_FR"/>
+        </w:rPr>
+        <w:t xml:space="preserve"> : la guérison apportée par l’Éternel est la seule réponse véritable à la maladie du péché. C’est lui qui guérit toutes nos afflictions, qu’elles soient physiques ou spirituelles (</w:t>
+      </w:r>
+      <w:hyperlink r:id="rId163">
+        <w:r>
+          <w:rPr>
+            <w:lang w:val="fr_FR" w:bidi="fr_FR"/>
+          </w:rPr>
+          <w:rPr>
+            <w:color w:val="0000EE"/>
+            <w:u w:val="single"/>
+          </w:rPr>
+          <w:t>Ps 103.3</w:t>
         </w:r>
       </w:hyperlink>
       <w:r>
@@ -6665,26 +10871,98 @@
         <w:rPr>
           <w:lang w:val="fr_FR" w:bidi="fr_FR"/>
         </w:rPr>
-        <w:t>Osée 9.3</w:t>
-      </w:r>
-      <w:r>
-        <w:rPr>
-          <w:lang w:val="fr_FR" w:bidi="fr_FR"/>
-        </w:rPr>
-      </w:r>
-    </w:p>
-    <w:p>
-      <w:pPr/>
-      <w:r>
-        <w:rPr>
-          <w:lang w:val="fr_FR" w:bidi="fr_FR"/>
-        </w:rPr>
-      </w:r>
-      <w:r>
-        <w:rPr>
-          <w:lang w:val="fr_FR" w:bidi="fr_FR"/>
-        </w:rPr>
-        <w:t>Dieu a exilé les Israélites en Assyrie en 722 av. J.-C. Là-bas, sur une terre impure, ils ont consommé des aliments rituellement interdits, s’éloignant encore davantage de l'alliance avec l’Éternel.</w:t>
+        <w:t>Osée 14.5</w:t>
+      </w:r>
+      <w:r>
+        <w:rPr>
+          <w:lang w:val="fr_FR" w:bidi="fr_FR"/>
+        </w:rPr>
+      </w:r>
+    </w:p>
+    <w:p>
+      <w:pPr/>
+      <w:r>
+        <w:rPr>
+          <w:lang w:val="fr_FR" w:bidi="fr_FR"/>
+        </w:rPr>
+      </w:r>
+      <w:r>
+        <w:rPr>
+          <w:lang w:val="fr_FR" w:bidi="fr_FR"/>
+        </w:rPr>
+        <w:t>comme la rosée</w:t>
+      </w:r>
+      <w:r>
+        <w:rPr>
+          <w:lang w:val="fr_FR" w:bidi="fr_FR"/>
+        </w:rPr>
+        <w:t xml:space="preserve"> : dans le climat semi-désertique d’Israël, la rosée représentait une source précieuse d’humidité vivifiante (</w:t>
+      </w:r>
+      <w:hyperlink r:id="rId164">
+        <w:r>
+          <w:rPr>
+            <w:lang w:val="fr_FR" w:bidi="fr_FR"/>
+          </w:rPr>
+          <w:rPr>
+            <w:color w:val="0000EE"/>
+            <w:u w:val="single"/>
+          </w:rPr>
+          <w:t>Gn 27.28</w:t>
+        </w:r>
+      </w:hyperlink>
+      <w:r>
+        <w:rPr>
+          <w:lang w:val="fr_FR" w:bidi="fr_FR"/>
+        </w:rPr>
+        <w:t xml:space="preserve"> ; </w:t>
+      </w:r>
+      <w:hyperlink r:id="rId165">
+        <w:r>
+          <w:rPr>
+            <w:lang w:val="fr_FR" w:bidi="fr_FR"/>
+          </w:rPr>
+          <w:rPr>
+            <w:color w:val="0000EE"/>
+            <w:u w:val="single"/>
+          </w:rPr>
+          <w:t>Dt 33.28</w:t>
+        </w:r>
+      </w:hyperlink>
+      <w:r>
+        <w:rPr>
+          <w:lang w:val="fr_FR" w:bidi="fr_FR"/>
+        </w:rPr>
+        <w:t xml:space="preserve">). • </w:t>
+      </w:r>
+      <w:r>
+        <w:rPr>
+          <w:lang w:val="fr_FR" w:bidi="fr_FR"/>
+        </w:rPr>
+        <w:t>Et il poussera des racines</w:t>
+      </w:r>
+      <w:r>
+        <w:rPr>
+          <w:lang w:val="fr_FR" w:bidi="fr_FR"/>
+        </w:rPr>
+        <w:t xml:space="preserve"> : lorsque Israël vivait fidèlement à son alliance avec l’Éternel, il devenait fort et stable, semblable aux cèdres majestueux du Liban (</w:t>
+      </w:r>
+      <w:hyperlink r:id="rId166">
+        <w:r>
+          <w:rPr>
+            <w:lang w:val="fr_FR" w:bidi="fr_FR"/>
+          </w:rPr>
+          <w:rPr>
+            <w:color w:val="0000EE"/>
+            <w:u w:val="single"/>
+          </w:rPr>
+          <w:t>Ps 92.12</w:t>
+        </w:r>
+      </w:hyperlink>
+      <w:r>
+        <w:rPr>
+          <w:lang w:val="fr_FR" w:bidi="fr_FR"/>
+        </w:rPr>
+        <w:t>).</w:t>
       </w:r>
       <w:r>
         <w:rPr>
@@ -6713,26 +10991,26 @@
         <w:rPr>
           <w:lang w:val="fr_FR" w:bidi="fr_FR"/>
         </w:rPr>
-        <w:t>Osée 9.4</w:t>
-      </w:r>
-      <w:r>
-        <w:rPr>
-          <w:lang w:val="fr_FR" w:bidi="fr_FR"/>
-        </w:rPr>
-      </w:r>
-    </w:p>
-    <w:p>
-      <w:pPr/>
-      <w:r>
-        <w:rPr>
-          <w:lang w:val="fr_FR" w:bidi="fr_FR"/>
-        </w:rPr>
-      </w:r>
-      <w:r>
-        <w:rPr>
-          <w:lang w:val="fr_FR" w:bidi="fr_FR"/>
-        </w:rPr>
-        <w:t>En exil, les Israélites ne pouvaient pas présenter de sacrifices acceptables, car tout sacrifice offert en terre étrangère était considéré comme impur et souillé.</w:t>
+        <w:t>Osée 14.5–7</w:t>
+      </w:r>
+      <w:r>
+        <w:rPr>
+          <w:lang w:val="fr_FR" w:bidi="fr_FR"/>
+        </w:rPr>
+      </w:r>
+    </w:p>
+    <w:p>
+      <w:pPr/>
+      <w:r>
+        <w:rPr>
+          <w:lang w:val="fr_FR" w:bidi="fr_FR"/>
+        </w:rPr>
+      </w:r>
+      <w:r>
+        <w:rPr>
+          <w:lang w:val="fr_FR" w:bidi="fr_FR"/>
+        </w:rPr>
+        <w:t>Osée décrivait l’effet de l’amour guérisseur de l’Éternel sur un Israël repentant. Dieu avait promis de lui accorder la fertilité que le peuple avait autrefois cherchée auprès des baals.</w:t>
       </w:r>
       <w:r>
         <w:rPr>
@@ -6761,541 +11039,43 @@
         <w:rPr>
           <w:lang w:val="fr_FR" w:bidi="fr_FR"/>
         </w:rPr>
-        <w:t>Osée 9.6</w:t>
-      </w:r>
-      <w:r>
-        <w:rPr>
-          <w:lang w:val="fr_FR" w:bidi="fr_FR"/>
-        </w:rPr>
-      </w:r>
-    </w:p>
-    <w:p>
-      <w:pPr/>
-      <w:r>
-        <w:rPr>
-          <w:lang w:val="fr_FR" w:bidi="fr_FR"/>
-        </w:rPr>
-      </w:r>
-      <w:r>
-        <w:rPr>
-          <w:lang w:val="fr_FR" w:bidi="fr_FR"/>
-        </w:rPr>
-        <w:t>Même si certains Israélites parvenaient à fuir l’exil assyrien en se réfugiant en Égypte, le jugement implacable de l’Éternel les atteindrait malgré tout.</w:t>
-      </w:r>
-      <w:r>
-        <w:rPr>
-          <w:lang w:val="fr_FR" w:bidi="fr_FR"/>
-        </w:rPr>
-      </w:r>
-      <w:r>
-        <w:rPr>
-          <w:lang w:val="fr_FR" w:bidi="fr_FR"/>
-        </w:rPr>
-      </w:r>
-    </w:p>
-    <w:p>
-      <w:pPr/>
-      <w:r>
-        <w:rPr>
-          <w:lang w:val="fr_FR" w:bidi="fr_FR"/>
-        </w:rPr>
-      </w:r>
-    </w:p>
-    <w:p>
-      <w:pPr>
-        <w:pStyle w:val="Heading2"/>
-      </w:pPr>
-      <w:r>
-        <w:rPr>
-          <w:lang w:val="fr_FR" w:bidi="fr_FR"/>
-        </w:rPr>
-        <w:t>Osée 9.7</w:t>
-      </w:r>
-      <w:r>
-        <w:rPr>
-          <w:lang w:val="fr_FR" w:bidi="fr_FR"/>
-        </w:rPr>
-      </w:r>
-    </w:p>
-    <w:p>
-      <w:pPr/>
-      <w:r>
-        <w:rPr>
-          <w:lang w:val="fr_FR" w:bidi="fr_FR"/>
-        </w:rPr>
-      </w:r>
-      <w:r>
-        <w:rPr>
-          <w:lang w:val="fr_FR" w:bidi="fr_FR"/>
-        </w:rPr>
-        <w:t>Les Israélites apostats ont rejeté les paroles de jugement que l’Éternel transmettait par l’intermédiaire des prophètes, allant jusqu’à se moquer d’eux en les traitant de fous.</w:t>
-      </w:r>
-      <w:r>
-        <w:rPr>
-          <w:lang w:val="fr_FR" w:bidi="fr_FR"/>
-        </w:rPr>
-      </w:r>
-      <w:r>
-        <w:rPr>
-          <w:lang w:val="fr_FR" w:bidi="fr_FR"/>
-        </w:rPr>
-      </w:r>
-    </w:p>
-    <w:p>
-      <w:pPr/>
-      <w:r>
-        <w:rPr>
-          <w:lang w:val="fr_FR" w:bidi="fr_FR"/>
-        </w:rPr>
-      </w:r>
-    </w:p>
-    <w:p>
-      <w:pPr>
-        <w:pStyle w:val="Heading2"/>
-      </w:pPr>
-      <w:r>
-        <w:rPr>
-          <w:lang w:val="fr_FR" w:bidi="fr_FR"/>
-        </w:rPr>
-        <w:t>Osée 9.8</w:t>
-      </w:r>
-      <w:r>
-        <w:rPr>
-          <w:lang w:val="fr_FR" w:bidi="fr_FR"/>
-        </w:rPr>
-      </w:r>
-    </w:p>
-    <w:p>
-      <w:pPr/>
-      <w:r>
-        <w:rPr>
-          <w:lang w:val="fr_FR" w:bidi="fr_FR"/>
-        </w:rPr>
-      </w:r>
-      <w:r>
-        <w:rPr>
-          <w:lang w:val="fr_FR" w:bidi="fr_FR"/>
-        </w:rPr>
-        <w:t xml:space="preserve">Le gardien montait la garde sur le mur de la ville pour signaler toute menace imminente (par ex., </w:t>
-      </w:r>
-      <w:hyperlink r:id="rId104">
-        <w:r>
-          <w:rPr>
-            <w:lang w:val="fr_FR" w:bidi="fr_FR"/>
-          </w:rPr>
-          <w:rPr>
-            <w:color w:val="0000EE"/>
-            <w:u w:val="single"/>
-          </w:rPr>
-          <w:t>1S 14.16</w:t>
-        </w:r>
-      </w:hyperlink>
-      <w:r>
-        <w:rPr>
-          <w:lang w:val="fr_FR" w:bidi="fr_FR"/>
-        </w:rPr>
-        <w:t xml:space="preserve">). De la même manière, le prophète était le gardien de l’Éternel, chargé d’avertir Israël de son péché et du jugement inévitable qui allait en découler (voir </w:t>
-      </w:r>
-      <w:hyperlink r:id="rId105">
-        <w:r>
-          <w:rPr>
-            <w:lang w:val="fr_FR" w:bidi="fr_FR"/>
-          </w:rPr>
-          <w:rPr>
-            <w:color w:val="0000EE"/>
-            <w:u w:val="single"/>
-          </w:rPr>
-          <w:t xml:space="preserve">Jr 6.17 </w:t>
-        </w:r>
-      </w:hyperlink>
-      <w:r>
-        <w:rPr>
-          <w:lang w:val="fr_FR" w:bidi="fr_FR"/>
-        </w:rPr>
-        <w:t xml:space="preserve">; </w:t>
-      </w:r>
-      <w:hyperlink r:id="rId106">
-        <w:r>
-          <w:rPr>
-            <w:lang w:val="fr_FR" w:bidi="fr_FR"/>
-          </w:rPr>
-          <w:rPr>
-            <w:color w:val="0000EE"/>
-            <w:u w:val="single"/>
-          </w:rPr>
-          <w:t>Ez 3.17</w:t>
-        </w:r>
-      </w:hyperlink>
-      <w:r>
-        <w:rPr>
-          <w:lang w:val="fr_FR" w:bidi="fr_FR"/>
-        </w:rPr>
-        <w:t>). Pourtant, malgré son travail au service du peuple, le prophète ne récoltait qu’hostilité et rejet.</w:t>
-      </w:r>
-      <w:r>
-        <w:rPr>
-          <w:lang w:val="fr_FR" w:bidi="fr_FR"/>
-        </w:rPr>
-      </w:r>
-      <w:r>
-        <w:rPr>
-          <w:lang w:val="fr_FR" w:bidi="fr_FR"/>
-        </w:rPr>
-      </w:r>
-    </w:p>
-    <w:p>
-      <w:pPr/>
-      <w:r>
-        <w:rPr>
-          <w:lang w:val="fr_FR" w:bidi="fr_FR"/>
-        </w:rPr>
-      </w:r>
-    </w:p>
-    <w:p>
-      <w:pPr>
-        <w:pStyle w:val="Heading2"/>
-      </w:pPr>
-      <w:r>
-        <w:rPr>
-          <w:lang w:val="fr_FR" w:bidi="fr_FR"/>
-        </w:rPr>
-        <w:t>Osée 9.9</w:t>
-      </w:r>
-      <w:r>
-        <w:rPr>
-          <w:lang w:val="fr_FR" w:bidi="fr_FR"/>
-        </w:rPr>
-      </w:r>
-    </w:p>
-    <w:p>
-      <w:pPr/>
-      <w:r>
-        <w:rPr>
-          <w:lang w:val="fr_FR" w:bidi="fr_FR"/>
-        </w:rPr>
-      </w:r>
-      <w:r>
-        <w:rPr>
-          <w:lang w:val="fr_FR" w:bidi="fr_FR"/>
-        </w:rPr>
-        <w:t>plongés dans la corruption, comme aux jours de Guibea</w:t>
-      </w:r>
-      <w:r>
-        <w:rPr>
-          <w:lang w:val="fr_FR" w:bidi="fr_FR"/>
-        </w:rPr>
-        <w:t xml:space="preserve"> : voir </w:t>
-      </w:r>
-      <w:hyperlink r:id="rId107">
-        <w:r>
-          <w:rPr>
-            <w:lang w:val="fr_FR" w:bidi="fr_FR"/>
-          </w:rPr>
-          <w:rPr>
-            <w:color w:val="0000EE"/>
-            <w:u w:val="single"/>
-          </w:rPr>
-          <w:t>Jg 19–21</w:t>
-        </w:r>
-      </w:hyperlink>
-      <w:r>
-        <w:rPr>
-          <w:lang w:val="fr_FR" w:bidi="fr_FR"/>
-        </w:rPr>
-        <w:t>.</w:t>
-      </w:r>
-      <w:r>
-        <w:rPr>
-          <w:lang w:val="fr_FR" w:bidi="fr_FR"/>
-        </w:rPr>
-      </w:r>
-      <w:r>
-        <w:rPr>
-          <w:lang w:val="fr_FR" w:bidi="fr_FR"/>
-        </w:rPr>
-      </w:r>
-    </w:p>
-    <w:p>
-      <w:pPr/>
-      <w:r>
-        <w:rPr>
-          <w:lang w:val="fr_FR" w:bidi="fr_FR"/>
-        </w:rPr>
-      </w:r>
-    </w:p>
-    <w:p>
-      <w:pPr>
-        <w:pStyle w:val="Heading2"/>
-      </w:pPr>
-      <w:r>
-        <w:rPr>
-          <w:lang w:val="fr_FR" w:bidi="fr_FR"/>
-        </w:rPr>
-        <w:t>Osée 9.10</w:t>
-      </w:r>
-      <w:r>
-        <w:rPr>
-          <w:lang w:val="fr_FR" w:bidi="fr_FR"/>
-        </w:rPr>
-      </w:r>
-    </w:p>
-    <w:p>
-      <w:pPr/>
-      <w:r>
-        <w:rPr>
-          <w:lang w:val="fr_FR" w:bidi="fr_FR"/>
-        </w:rPr>
-      </w:r>
-      <w:r>
-        <w:rPr>
-          <w:lang w:val="fr_FR" w:bidi="fr_FR"/>
-        </w:rPr>
-        <w:t>J’ai trouvé Israël comme des raisins dans le désert</w:t>
-      </w:r>
-      <w:r>
-        <w:rPr>
-          <w:lang w:val="fr_FR" w:bidi="fr_FR"/>
-        </w:rPr>
-        <w:t xml:space="preserve"> : Osée, comme Ézéchiel (</w:t>
-      </w:r>
-      <w:hyperlink r:id="rId108">
-        <w:r>
-          <w:rPr>
-            <w:lang w:val="fr_FR" w:bidi="fr_FR"/>
-          </w:rPr>
-          <w:rPr>
-            <w:color w:val="0000EE"/>
-            <w:u w:val="single"/>
-          </w:rPr>
-          <w:t>Ez 16</w:t>
-        </w:r>
-      </w:hyperlink>
-      <w:r>
-        <w:rPr>
-          <w:lang w:val="fr_FR" w:bidi="fr_FR"/>
-        </w:rPr>
-        <w:t>), évoque le moment où l’Éternel a découvert et adopté Israël, alors encore pur et innocent, dans le désert. Mais très vite, Israël s’est détourné de Dieu pour se livrer à l’idolâtrie à Baal-Peor (</w:t>
-      </w:r>
-      <w:hyperlink r:id="rId109">
-        <w:r>
-          <w:rPr>
-            <w:lang w:val="fr_FR" w:bidi="fr_FR"/>
-          </w:rPr>
-          <w:rPr>
-            <w:color w:val="0000EE"/>
-            <w:u w:val="single"/>
-          </w:rPr>
-          <w:t>Nb 25.1–4</w:t>
-        </w:r>
-      </w:hyperlink>
-      <w:r>
-        <w:rPr>
-          <w:lang w:val="fr_FR" w:bidi="fr_FR"/>
-        </w:rPr>
-        <w:t>). Cette participation à l’adoration païenne a rendu les Israélites vils. Ce terme fort peut aussi se traduire par « abominable » (</w:t>
-      </w:r>
-      <w:hyperlink r:id="rId110">
-        <w:r>
-          <w:rPr>
-            <w:lang w:val="fr_FR" w:bidi="fr_FR"/>
-          </w:rPr>
-          <w:rPr>
-            <w:color w:val="0000EE"/>
-            <w:u w:val="single"/>
-          </w:rPr>
-          <w:t xml:space="preserve">Dt 29.17 </w:t>
-        </w:r>
-      </w:hyperlink>
-      <w:r>
-        <w:rPr>
-          <w:lang w:val="fr_FR" w:bidi="fr_FR"/>
-        </w:rPr>
-        <w:t xml:space="preserve">; </w:t>
-      </w:r>
-      <w:hyperlink r:id="rId111">
-        <w:r>
-          <w:rPr>
-            <w:lang w:val="fr_FR" w:bidi="fr_FR"/>
-          </w:rPr>
-          <w:rPr>
-            <w:color w:val="0000EE"/>
-            <w:u w:val="single"/>
-          </w:rPr>
-          <w:t>Jr 7.30</w:t>
-        </w:r>
-      </w:hyperlink>
-      <w:r>
-        <w:rPr>
-          <w:lang w:val="fr_FR" w:bidi="fr_FR"/>
-        </w:rPr>
-        <w:t>). Ils sont devenus, inévitablement, semblables à ce qu’ils adoraient.</w:t>
-      </w:r>
-      <w:r>
-        <w:rPr>
-          <w:lang w:val="fr_FR" w:bidi="fr_FR"/>
-        </w:rPr>
-      </w:r>
-      <w:r>
-        <w:rPr>
-          <w:lang w:val="fr_FR" w:bidi="fr_FR"/>
-        </w:rPr>
-      </w:r>
-    </w:p>
-    <w:p>
-      <w:pPr/>
-      <w:r>
-        <w:rPr>
-          <w:lang w:val="fr_FR" w:bidi="fr_FR"/>
-        </w:rPr>
-      </w:r>
-    </w:p>
-    <w:p>
-      <w:pPr>
-        <w:pStyle w:val="Heading2"/>
-      </w:pPr>
-      <w:r>
-        <w:rPr>
-          <w:lang w:val="fr_FR" w:bidi="fr_FR"/>
-        </w:rPr>
-        <w:t>Osée 9.11</w:t>
-      </w:r>
-      <w:r>
-        <w:rPr>
-          <w:lang w:val="fr_FR" w:bidi="fr_FR"/>
-        </w:rPr>
-      </w:r>
-    </w:p>
-    <w:p>
-      <w:pPr/>
-      <w:r>
-        <w:rPr>
-          <w:lang w:val="fr_FR" w:bidi="fr_FR"/>
-        </w:rPr>
-      </w:r>
-      <w:r>
-        <w:rPr>
-          <w:lang w:val="fr_FR" w:bidi="fr_FR"/>
-        </w:rPr>
-        <w:t>Israël adorait les baals dans l’espoir d’avoir une descendance nombreuse, mais l’Éternel le punirait en bloquant la conception, la grossesse, et même la naissance.</w:t>
-      </w:r>
-      <w:r>
-        <w:rPr>
-          <w:lang w:val="fr_FR" w:bidi="fr_FR"/>
-        </w:rPr>
-      </w:r>
-      <w:r>
-        <w:rPr>
-          <w:lang w:val="fr_FR" w:bidi="fr_FR"/>
-        </w:rPr>
-      </w:r>
-    </w:p>
-    <w:p>
-      <w:pPr/>
-      <w:r>
-        <w:rPr>
-          <w:lang w:val="fr_FR" w:bidi="fr_FR"/>
-        </w:rPr>
-      </w:r>
-    </w:p>
-    <w:p>
-      <w:pPr>
-        <w:pStyle w:val="Heading2"/>
-      </w:pPr>
-      <w:r>
-        <w:rPr>
-          <w:lang w:val="fr_FR" w:bidi="fr_FR"/>
-        </w:rPr>
-        <w:t>Osée 9.13</w:t>
-      </w:r>
-      <w:r>
-        <w:rPr>
-          <w:lang w:val="fr_FR" w:bidi="fr_FR"/>
-        </w:rPr>
-      </w:r>
-    </w:p>
-    <w:p>
-      <w:pPr/>
-      <w:r>
-        <w:rPr>
-          <w:lang w:val="fr_FR" w:bidi="fr_FR"/>
-        </w:rPr>
-      </w:r>
-      <w:r>
-        <w:rPr>
-          <w:lang w:val="fr_FR" w:bidi="fr_FR"/>
-        </w:rPr>
-        <w:t>mènera ses enfants vers celui qui les tuera</w:t>
-      </w:r>
-      <w:r>
-        <w:rPr>
-          <w:lang w:val="fr_FR" w:bidi="fr_FR"/>
-        </w:rPr>
-        <w:t xml:space="preserve"> : au lieu de leur procurer une descendance plus nombreuse, l’idolâtrie des Israélites se retournerait contre eux, provoquant la mort de leurs enfants.</w:t>
-      </w:r>
-      <w:r>
-        <w:rPr>
-          <w:lang w:val="fr_FR" w:bidi="fr_FR"/>
-        </w:rPr>
-      </w:r>
-      <w:r>
-        <w:rPr>
-          <w:lang w:val="fr_FR" w:bidi="fr_FR"/>
-        </w:rPr>
-      </w:r>
-    </w:p>
-    <w:p>
-      <w:pPr/>
-      <w:r>
-        <w:rPr>
-          <w:lang w:val="fr_FR" w:bidi="fr_FR"/>
-        </w:rPr>
-      </w:r>
-    </w:p>
-    <w:p>
-      <w:pPr>
-        <w:pStyle w:val="Heading2"/>
-      </w:pPr>
-      <w:r>
-        <w:rPr>
-          <w:lang w:val="fr_FR" w:bidi="fr_FR"/>
-        </w:rPr>
-        <w:t>Osée 9.15</w:t>
-      </w:r>
-      <w:r>
-        <w:rPr>
-          <w:lang w:val="fr_FR" w:bidi="fr_FR"/>
-        </w:rPr>
-      </w:r>
-    </w:p>
-    <w:p>
-      <w:pPr/>
-      <w:r>
-        <w:rPr>
-          <w:lang w:val="fr_FR" w:bidi="fr_FR"/>
-        </w:rPr>
-      </w:r>
-      <w:r>
-        <w:rPr>
-          <w:lang w:val="fr_FR" w:bidi="fr_FR"/>
-        </w:rPr>
-        <w:t>Toute leur méchanceté se montre à Guilgal</w:t>
-      </w:r>
-      <w:r>
-        <w:rPr>
-          <w:lang w:val="fr_FR" w:bidi="fr_FR"/>
-        </w:rPr>
-        <w:t xml:space="preserve"> : Guilgal était le camp de base de l'armée de Josué (</w:t>
-      </w:r>
-      <w:hyperlink r:id="rId112">
-        <w:r>
-          <w:rPr>
-            <w:lang w:val="fr_FR" w:bidi="fr_FR"/>
-          </w:rPr>
-          <w:rPr>
-            <w:color w:val="0000EE"/>
-            <w:u w:val="single"/>
-          </w:rPr>
-          <w:t>Jos 5.10</w:t>
+        <w:t>Osée 14.7</w:t>
+      </w:r>
+      <w:r>
+        <w:rPr>
+          <w:lang w:val="fr_FR" w:bidi="fr_FR"/>
+        </w:rPr>
+      </w:r>
+    </w:p>
+    <w:p>
+      <w:pPr/>
+      <w:r>
+        <w:rPr>
+          <w:lang w:val="fr_FR" w:bidi="fr_FR"/>
+        </w:rPr>
+      </w:r>
+      <w:r>
+        <w:rPr>
+          <w:lang w:val="fr_FR" w:bidi="fr_FR"/>
+        </w:rPr>
+        <w:t>à son ombre</w:t>
+      </w:r>
+      <w:r>
+        <w:rPr>
+          <w:lang w:val="fr_FR" w:bidi="fr_FR"/>
+        </w:rPr>
+        <w:t xml:space="preserve"> : un lieu de sécurité et de ressourcement (</w:t>
+      </w:r>
+      <w:hyperlink r:id="rId167">
+        <w:r>
+          <w:rPr>
+            <w:lang w:val="fr_FR" w:bidi="fr_FR"/>
+          </w:rPr>
+          <w:rPr>
+            <w:color w:val="0000EE"/>
+            <w:u w:val="single"/>
+          </w:rPr>
+          <w:t>Ps 91.1</w:t>
         </w:r>
       </w:hyperlink>
       <w:r>
@@ -7304,3703 +11084,7 @@
         </w:rPr>
         <w:t xml:space="preserve"> ; </w:t>
       </w:r>
-      <w:hyperlink r:id="rId113">
-        <w:r>
-          <w:rPr>
-            <w:lang w:val="fr_FR" w:bidi="fr_FR"/>
-          </w:rPr>
-          <w:rPr>
-            <w:color w:val="0000EE"/>
-            <w:u w:val="single"/>
-          </w:rPr>
-          <w:t>10.6</w:t>
-        </w:r>
-      </w:hyperlink>
-      <w:r>
-        <w:rPr>
-          <w:lang w:val="fr_FR" w:bidi="fr_FR"/>
-        </w:rPr>
-        <w:t xml:space="preserve">, </w:t>
-      </w:r>
-      <w:hyperlink r:id="rId114">
-        <w:r>
-          <w:rPr>
-            <w:lang w:val="fr_FR" w:bidi="fr_FR"/>
-          </w:rPr>
-          <w:rPr>
-            <w:color w:val="0000EE"/>
-            <w:u w:val="single"/>
-          </w:rPr>
-          <w:t>43</w:t>
-        </w:r>
-      </w:hyperlink>
-      <w:r>
-        <w:rPr>
-          <w:lang w:val="fr_FR" w:bidi="fr_FR"/>
-        </w:rPr>
-        <w:t>) et aussi le lieu où Saül a été établi roi (</w:t>
-      </w:r>
-      <w:hyperlink r:id="rId115">
-        <w:r>
-          <w:rPr>
-            <w:lang w:val="fr_FR" w:bidi="fr_FR"/>
-          </w:rPr>
-          <w:rPr>
-            <w:color w:val="0000EE"/>
-            <w:u w:val="single"/>
-          </w:rPr>
-          <w:t>1S 11.15</w:t>
-        </w:r>
-      </w:hyperlink>
-      <w:r>
-        <w:rPr>
-          <w:lang w:val="fr_FR" w:bidi="fr_FR"/>
-        </w:rPr>
-        <w:t>). Mais c’est également là que Saül a désobéi à l’Éternel et qu’il a été rejeté comme roi (</w:t>
-      </w:r>
-      <w:hyperlink r:id="rId116">
-        <w:r>
-          <w:rPr>
-            <w:lang w:val="fr_FR" w:bidi="fr_FR"/>
-          </w:rPr>
-          <w:rPr>
-            <w:color w:val="0000EE"/>
-            <w:u w:val="single"/>
-          </w:rPr>
-          <w:t>1S 13.8–15</w:t>
-        </w:r>
-      </w:hyperlink>
-      <w:r>
-        <w:rPr>
-          <w:lang w:val="fr_FR" w:bidi="fr_FR"/>
-        </w:rPr>
-        <w:t xml:space="preserve"> ; </w:t>
-      </w:r>
-      <w:hyperlink r:id="rId117">
-        <w:r>
-          <w:rPr>
-            <w:lang w:val="fr_FR" w:bidi="fr_FR"/>
-          </w:rPr>
-          <w:rPr>
-            <w:color w:val="0000EE"/>
-            <w:u w:val="single"/>
-          </w:rPr>
-          <w:t>15.10–23</w:t>
-        </w:r>
-      </w:hyperlink>
-      <w:r>
-        <w:rPr>
-          <w:lang w:val="fr_FR" w:bidi="fr_FR"/>
-        </w:rPr>
-        <w:t xml:space="preserve">). Les dirigeants d’Israël, à commencer par leur premier roi, ont détourné la nation de son véritable roi, l’Éternel. • </w:t>
-      </w:r>
-      <w:r>
-        <w:rPr>
-          <w:lang w:val="fr_FR" w:bidi="fr_FR"/>
-        </w:rPr>
-        <w:t>Je ne les aimerai plus</w:t>
-      </w:r>
-      <w:r>
-        <w:rPr>
-          <w:lang w:val="fr_FR" w:bidi="fr_FR"/>
-        </w:rPr>
-        <w:t xml:space="preserve"> : Bien qu’un mot hébreu différent soit utilisé ici, ce jugement rappelle le nom prophétique de la fille d’Osée (</w:t>
-      </w:r>
-      <w:hyperlink r:id="rId118">
-        <w:r>
-          <w:rPr>
-            <w:lang w:val="fr_FR" w:bidi="fr_FR"/>
-          </w:rPr>
-          <w:rPr>
-            <w:color w:val="0000EE"/>
-            <w:u w:val="single"/>
-          </w:rPr>
-          <w:t>Os 1.6</w:t>
-        </w:r>
-      </w:hyperlink>
-      <w:r>
-        <w:rPr>
-          <w:lang w:val="fr_FR" w:bidi="fr_FR"/>
-        </w:rPr>
-        <w:t>).</w:t>
-      </w:r>
-      <w:r>
-        <w:rPr>
-          <w:lang w:val="fr_FR" w:bidi="fr_FR"/>
-        </w:rPr>
-      </w:r>
-      <w:r>
-        <w:rPr>
-          <w:lang w:val="fr_FR" w:bidi="fr_FR"/>
-        </w:rPr>
-      </w:r>
-    </w:p>
-    <w:p>
-      <w:pPr/>
-      <w:r>
-        <w:rPr>
-          <w:lang w:val="fr_FR" w:bidi="fr_FR"/>
-        </w:rPr>
-      </w:r>
-    </w:p>
-    <w:p>
-      <w:pPr>
-        <w:pStyle w:val="Heading2"/>
-      </w:pPr>
-      <w:r>
-        <w:rPr>
-          <w:lang w:val="fr_FR" w:bidi="fr_FR"/>
-        </w:rPr>
-        <w:t>Osée 9.17</w:t>
-      </w:r>
-      <w:r>
-        <w:rPr>
-          <w:lang w:val="fr_FR" w:bidi="fr_FR"/>
-        </w:rPr>
-      </w:r>
-    </w:p>
-    <w:p>
-      <w:pPr/>
-      <w:r>
-        <w:rPr>
-          <w:lang w:val="fr_FR" w:bidi="fr_FR"/>
-        </w:rPr>
-      </w:r>
-      <w:r>
-        <w:rPr>
-          <w:lang w:val="fr_FR" w:bidi="fr_FR"/>
-        </w:rPr>
-        <w:t>errants</w:t>
-      </w:r>
-      <w:r>
-        <w:rPr>
-          <w:lang w:val="fr_FR" w:bidi="fr_FR"/>
-        </w:rPr>
-        <w:t xml:space="preserve"> : le jugement de l’Éternel envers les Israélites les dépouillerait de leur terre, les laissant sans lieu où habiter.</w:t>
-      </w:r>
-      <w:r>
-        <w:rPr>
-          <w:lang w:val="fr_FR" w:bidi="fr_FR"/>
-        </w:rPr>
-      </w:r>
-      <w:r>
-        <w:rPr>
-          <w:lang w:val="fr_FR" w:bidi="fr_FR"/>
-        </w:rPr>
-      </w:r>
-    </w:p>
-    <w:p>
-      <w:pPr/>
-      <w:r>
-        <w:rPr>
-          <w:lang w:val="fr_FR" w:bidi="fr_FR"/>
-        </w:rPr>
-      </w:r>
-    </w:p>
-    <w:p>
-      <w:pPr>
-        <w:pStyle w:val="Heading2"/>
-      </w:pPr>
-      <w:r>
-        <w:rPr>
-          <w:lang w:val="fr_FR" w:bidi="fr_FR"/>
-        </w:rPr>
-        <w:t>Osée 10.1</w:t>
-      </w:r>
-      <w:r>
-        <w:rPr>
-          <w:lang w:val="fr_FR" w:bidi="fr_FR"/>
-        </w:rPr>
-      </w:r>
-    </w:p>
-    <w:p>
-      <w:pPr/>
-      <w:r>
-        <w:rPr>
-          <w:lang w:val="fr_FR" w:bidi="fr_FR"/>
-        </w:rPr>
-      </w:r>
-      <w:r>
-        <w:rPr>
-          <w:lang w:val="fr_FR" w:bidi="fr_FR"/>
-        </w:rPr>
-        <w:t xml:space="preserve">Bien qu’Israël ait été une vigne luxuriante et féconde plantée par Dieu (voir </w:t>
-      </w:r>
-      <w:hyperlink r:id="rId119">
-        <w:r>
-          <w:rPr>
-            <w:lang w:val="fr_FR" w:bidi="fr_FR"/>
-          </w:rPr>
-          <w:rPr>
-            <w:color w:val="0000EE"/>
-            <w:u w:val="single"/>
-          </w:rPr>
-          <w:t>Es 5.1–7</w:t>
-        </w:r>
-      </w:hyperlink>
-      <w:r>
-        <w:rPr>
-          <w:lang w:val="fr_FR" w:bidi="fr_FR"/>
-        </w:rPr>
-        <w:t xml:space="preserve"> ; </w:t>
-      </w:r>
-      <w:hyperlink r:id="rId120">
-        <w:r>
-          <w:rPr>
-            <w:lang w:val="fr_FR" w:bidi="fr_FR"/>
-          </w:rPr>
-          <w:rPr>
-            <w:color w:val="0000EE"/>
-            <w:u w:val="single"/>
-          </w:rPr>
-          <w:t>Jr 2.21</w:t>
-        </w:r>
-      </w:hyperlink>
-      <w:r>
-        <w:rPr>
-          <w:lang w:val="fr_FR" w:bidi="fr_FR"/>
-        </w:rPr>
-        <w:t xml:space="preserve"> ; </w:t>
-      </w:r>
-      <w:hyperlink r:id="rId121">
-        <w:r>
-          <w:rPr>
-            <w:lang w:val="fr_FR" w:bidi="fr_FR"/>
-          </w:rPr>
-          <w:rPr>
-            <w:color w:val="0000EE"/>
-            <w:u w:val="single"/>
-          </w:rPr>
-          <w:t>Ez 17.6</w:t>
-        </w:r>
-      </w:hyperlink>
-      <w:r>
-        <w:rPr>
-          <w:lang w:val="fr_FR" w:bidi="fr_FR"/>
-        </w:rPr>
-        <w:t xml:space="preserve">), elle a faussement attribué sa prospérité aux divinités cananéennes de la fertilité, plutôt qu’à l’Éternel. Elle a même utilisé les richesses données par Dieu pour renforcer son culte idolâtre. • </w:t>
-      </w:r>
-      <w:r>
-        <w:rPr>
-          <w:lang w:val="fr_FR" w:bidi="fr_FR"/>
-        </w:rPr>
-        <w:t xml:space="preserve">embelli les statues </w:t>
-      </w:r>
-      <w:r>
-        <w:rPr>
-          <w:lang w:val="fr_FR" w:bidi="fr_FR"/>
-        </w:rPr>
-        <w:t>: ces statues de pierre pouvaient servir de mémoriaux légitimes et acceptables (</w:t>
-      </w:r>
-      <w:hyperlink r:id="rId122">
-        <w:r>
-          <w:rPr>
-            <w:lang w:val="fr_FR" w:bidi="fr_FR"/>
-          </w:rPr>
-          <w:rPr>
-            <w:color w:val="0000EE"/>
-            <w:u w:val="single"/>
-          </w:rPr>
-          <w:t>Gn 35.20</w:t>
-        </w:r>
-      </w:hyperlink>
-      <w:r>
-        <w:rPr>
-          <w:lang w:val="fr_FR" w:bidi="fr_FR"/>
-        </w:rPr>
-        <w:t xml:space="preserve"> ; </w:t>
-      </w:r>
-      <w:hyperlink r:id="rId123">
-        <w:r>
-          <w:rPr>
-            <w:lang w:val="fr_FR" w:bidi="fr_FR"/>
-          </w:rPr>
-          <w:rPr>
-            <w:color w:val="0000EE"/>
-            <w:u w:val="single"/>
-          </w:rPr>
-          <w:t>Jos 24.26–27</w:t>
-        </w:r>
-      </w:hyperlink>
-      <w:r>
-        <w:rPr>
-          <w:lang w:val="fr_FR" w:bidi="fr_FR"/>
-        </w:rPr>
-        <w:t>), mais Dieu interdisait aux Israélites de les intégrer à leur culte, comme le faisaient les Cananéens (</w:t>
-      </w:r>
-      <w:hyperlink r:id="rId124">
-        <w:r>
-          <w:rPr>
-            <w:lang w:val="fr_FR" w:bidi="fr_FR"/>
-          </w:rPr>
-          <w:rPr>
-            <w:color w:val="0000EE"/>
-            <w:u w:val="single"/>
-          </w:rPr>
-          <w:t>Ex 23.24</w:t>
-        </w:r>
-      </w:hyperlink>
-      <w:r>
-        <w:rPr>
-          <w:lang w:val="fr_FR" w:bidi="fr_FR"/>
-        </w:rPr>
-        <w:t xml:space="preserve"> ; </w:t>
-      </w:r>
-      <w:hyperlink r:id="rId125">
-        <w:r>
-          <w:rPr>
-            <w:lang w:val="fr_FR" w:bidi="fr_FR"/>
-          </w:rPr>
-          <w:rPr>
-            <w:color w:val="0000EE"/>
-            <w:u w:val="single"/>
-          </w:rPr>
-          <w:t>Dt 16.22</w:t>
-        </w:r>
-      </w:hyperlink>
-      <w:r>
-        <w:rPr>
-          <w:lang w:val="fr_FR" w:bidi="fr_FR"/>
-        </w:rPr>
-        <w:t>).</w:t>
-      </w:r>
-      <w:r>
-        <w:rPr>
-          <w:lang w:val="fr_FR" w:bidi="fr_FR"/>
-        </w:rPr>
-      </w:r>
-      <w:r>
-        <w:rPr>
-          <w:lang w:val="fr_FR" w:bidi="fr_FR"/>
-        </w:rPr>
-      </w:r>
-    </w:p>
-    <w:p>
-      <w:pPr/>
-      <w:r>
-        <w:rPr>
-          <w:lang w:val="fr_FR" w:bidi="fr_FR"/>
-        </w:rPr>
-      </w:r>
-    </w:p>
-    <w:p>
-      <w:pPr>
-        <w:pStyle w:val="Heading2"/>
-      </w:pPr>
-      <w:r>
-        <w:rPr>
-          <w:lang w:val="fr_FR" w:bidi="fr_FR"/>
-        </w:rPr>
-        <w:t>Osée 10.3</w:t>
-      </w:r>
-      <w:r>
-        <w:rPr>
-          <w:lang w:val="fr_FR" w:bidi="fr_FR"/>
-        </w:rPr>
-      </w:r>
-    </w:p>
-    <w:p>
-      <w:pPr/>
-      <w:r>
-        <w:rPr>
-          <w:lang w:val="fr_FR" w:bidi="fr_FR"/>
-        </w:rPr>
-      </w:r>
-      <w:r>
-        <w:rPr>
-          <w:lang w:val="fr_FR" w:bidi="fr_FR"/>
-        </w:rPr>
-        <w:t xml:space="preserve">Nous n’avons point de roi </w:t>
-      </w:r>
-      <w:r>
-        <w:rPr>
-          <w:lang w:val="fr_FR" w:bidi="fr_FR"/>
-        </w:rPr>
-        <w:t>: certains spécialistes y voient une confession, exprimée après la chute d’Israël, reconnaissant qu’ils avaient été jugés et que la monarchie avait disparu parce qu’ils ne craignaient pas l’Éternel. D’autres y perçoivent au contraire un rejet hautain de la royauté divine, un refus délibéré des Israélites de se soumettre à l’autorité de leur véritable roi.</w:t>
-      </w:r>
-      <w:r>
-        <w:rPr>
-          <w:lang w:val="fr_FR" w:bidi="fr_FR"/>
-        </w:rPr>
-      </w:r>
-      <w:r>
-        <w:rPr>
-          <w:lang w:val="fr_FR" w:bidi="fr_FR"/>
-        </w:rPr>
-      </w:r>
-    </w:p>
-    <w:p>
-      <w:pPr/>
-      <w:r>
-        <w:rPr>
-          <w:lang w:val="fr_FR" w:bidi="fr_FR"/>
-        </w:rPr>
-      </w:r>
-    </w:p>
-    <w:p>
-      <w:pPr>
-        <w:pStyle w:val="Heading2"/>
-      </w:pPr>
-      <w:r>
-        <w:rPr>
-          <w:lang w:val="fr_FR" w:bidi="fr_FR"/>
-        </w:rPr>
-        <w:t>Osée 10.4</w:t>
-      </w:r>
-      <w:r>
-        <w:rPr>
-          <w:lang w:val="fr_FR" w:bidi="fr_FR"/>
-        </w:rPr>
-      </w:r>
-    </w:p>
-    <w:p>
-      <w:pPr/>
-      <w:r>
-        <w:rPr>
-          <w:lang w:val="fr_FR" w:bidi="fr_FR"/>
-        </w:rPr>
-      </w:r>
-      <w:r>
-        <w:rPr>
-          <w:lang w:val="fr_FR" w:bidi="fr_FR"/>
-        </w:rPr>
-        <w:t>La perversion de la justice agit comme une plante vénéneuse, amère et toxique. Elle s’infiltre, se propage et empoisonne tout ce qu’elle touche (</w:t>
-      </w:r>
-      <w:hyperlink r:id="rId126">
-        <w:r>
-          <w:rPr>
-            <w:lang w:val="fr_FR" w:bidi="fr_FR"/>
-          </w:rPr>
-          <w:rPr>
-            <w:color w:val="0000EE"/>
-            <w:u w:val="single"/>
-          </w:rPr>
-          <w:t>Am 6.12</w:t>
-        </w:r>
-      </w:hyperlink>
-      <w:r>
-        <w:rPr>
-          <w:lang w:val="fr_FR" w:bidi="fr_FR"/>
-        </w:rPr>
-        <w:t>).</w:t>
-      </w:r>
-      <w:r>
-        <w:rPr>
-          <w:lang w:val="fr_FR" w:bidi="fr_FR"/>
-        </w:rPr>
-      </w:r>
-      <w:r>
-        <w:rPr>
-          <w:lang w:val="fr_FR" w:bidi="fr_FR"/>
-        </w:rPr>
-      </w:r>
-    </w:p>
-    <w:p>
-      <w:pPr/>
-      <w:r>
-        <w:rPr>
-          <w:lang w:val="fr_FR" w:bidi="fr_FR"/>
-        </w:rPr>
-      </w:r>
-    </w:p>
-    <w:p>
-      <w:pPr>
-        <w:pStyle w:val="Heading2"/>
-      </w:pPr>
-      <w:r>
-        <w:rPr>
-          <w:lang w:val="fr_FR" w:bidi="fr_FR"/>
-        </w:rPr>
-        <w:t>Osée 10.5–6</w:t>
-      </w:r>
-      <w:r>
-        <w:rPr>
-          <w:lang w:val="fr_FR" w:bidi="fr_FR"/>
-        </w:rPr>
-      </w:r>
-    </w:p>
-    <w:p>
-      <w:pPr/>
-      <w:r>
-        <w:rPr>
-          <w:lang w:val="fr_FR" w:bidi="fr_FR"/>
-        </w:rPr>
-      </w:r>
-      <w:r>
-        <w:rPr>
-          <w:lang w:val="fr_FR" w:bidi="fr_FR"/>
-        </w:rPr>
-        <w:t xml:space="preserve">L'idole du veau d'or d'Israël (voir </w:t>
-      </w:r>
-      <w:hyperlink r:id="rId127">
-        <w:r>
-          <w:rPr>
-            <w:lang w:val="fr_FR" w:bidi="fr_FR"/>
-          </w:rPr>
-          <w:rPr>
-            <w:color w:val="0000EE"/>
-            <w:u w:val="single"/>
-          </w:rPr>
-          <w:t>8.5–6</w:t>
-        </w:r>
-      </w:hyperlink>
-      <w:r>
-        <w:rPr>
-          <w:lang w:val="fr_FR" w:bidi="fr_FR"/>
-        </w:rPr>
-        <w:t>) finirait comme un trophée de guerre entre les mains des envahisseurs assyriens.</w:t>
-      </w:r>
-      <w:r>
-        <w:rPr>
-          <w:lang w:val="fr_FR" w:bidi="fr_FR"/>
-        </w:rPr>
-      </w:r>
-      <w:r>
-        <w:rPr>
-          <w:lang w:val="fr_FR" w:bidi="fr_FR"/>
-        </w:rPr>
-      </w:r>
-    </w:p>
-    <w:p>
-      <w:pPr/>
-      <w:r>
-        <w:rPr>
-          <w:lang w:val="fr_FR" w:bidi="fr_FR"/>
-        </w:rPr>
-      </w:r>
-    </w:p>
-    <w:p>
-      <w:pPr>
-        <w:pStyle w:val="Heading2"/>
-      </w:pPr>
-      <w:r>
-        <w:rPr>
-          <w:lang w:val="fr_FR" w:bidi="fr_FR"/>
-        </w:rPr>
-        <w:t>Osée 10.8</w:t>
-      </w:r>
-      <w:r>
-        <w:rPr>
-          <w:lang w:val="fr_FR" w:bidi="fr_FR"/>
-        </w:rPr>
-      </w:r>
-    </w:p>
-    <w:p>
-      <w:pPr/>
-      <w:r>
-        <w:rPr>
-          <w:lang w:val="fr_FR" w:bidi="fr_FR"/>
-        </w:rPr>
-      </w:r>
-      <w:r>
-        <w:rPr>
-          <w:lang w:val="fr_FR" w:bidi="fr_FR"/>
-        </w:rPr>
-        <w:t>La seule réaction appropriée des Israélites qui survivraient à la catastrophe imminente serait de crier aux montagnes et aux collines : «</w:t>
-      </w:r>
-      <w:r>
-        <w:rPr>
-          <w:lang w:val="fr_FR" w:bidi="fr_FR"/>
-        </w:rPr>
-        <w:t xml:space="preserve">Couvrez-nous! ... </w:t>
-      </w:r>
-      <w:r>
-        <w:rPr>
-          <w:lang w:val="fr_FR" w:bidi="fr_FR"/>
-        </w:rPr>
-        <w:t>Tombez sur nous ! »</w:t>
-      </w:r>
-      <w:r>
-        <w:rPr>
-          <w:lang w:val="fr_FR" w:bidi="fr_FR"/>
-        </w:rPr>
-      </w:r>
-      <w:r>
-        <w:rPr>
-          <w:lang w:val="fr_FR" w:bidi="fr_FR"/>
-        </w:rPr>
-      </w:r>
-    </w:p>
-    <w:p>
-      <w:pPr/>
-      <w:r>
-        <w:rPr>
-          <w:lang w:val="fr_FR" w:bidi="fr_FR"/>
-        </w:rPr>
-      </w:r>
-    </w:p>
-    <w:p>
-      <w:pPr>
-        <w:pStyle w:val="Heading2"/>
-      </w:pPr>
-      <w:r>
-        <w:rPr>
-          <w:lang w:val="fr_FR" w:bidi="fr_FR"/>
-        </w:rPr>
-        <w:t>Osée 10.9–10</w:t>
-      </w:r>
-      <w:r>
-        <w:rPr>
-          <w:lang w:val="fr_FR" w:bidi="fr_FR"/>
-        </w:rPr>
-      </w:r>
-    </w:p>
-    <w:p>
-      <w:pPr/>
-      <w:r>
-        <w:rPr>
-          <w:lang w:val="fr_FR" w:bidi="fr_FR"/>
-        </w:rPr>
-      </w:r>
-      <w:r>
-        <w:rPr>
-          <w:lang w:val="fr_FR" w:bidi="fr_FR"/>
-        </w:rPr>
-        <w:t>Les événements atroces survenus à Guibea (</w:t>
-      </w:r>
-      <w:hyperlink r:id="rId107">
-        <w:r>
-          <w:rPr>
-            <w:lang w:val="fr_FR" w:bidi="fr_FR"/>
-          </w:rPr>
-          <w:rPr>
-            <w:color w:val="0000EE"/>
-            <w:u w:val="single"/>
-          </w:rPr>
-          <w:t>Jg 19–21</w:t>
-        </w:r>
-      </w:hyperlink>
-      <w:r>
-        <w:rPr>
-          <w:lang w:val="fr_FR" w:bidi="fr_FR"/>
-        </w:rPr>
-        <w:t xml:space="preserve">) ont établi le modèle de péché pour le peuple du royaume du nord d'Israël (voir </w:t>
-      </w:r>
-      <w:hyperlink r:id="rId128">
-        <w:r>
-          <w:rPr>
-            <w:lang w:val="fr_FR" w:bidi="fr_FR"/>
-          </w:rPr>
-          <w:rPr>
-            <w:color w:val="0000EE"/>
-            <w:u w:val="single"/>
-          </w:rPr>
-          <w:t>Os 9.9</w:t>
-        </w:r>
-      </w:hyperlink>
-      <w:r>
-        <w:rPr>
-          <w:lang w:val="fr_FR" w:bidi="fr_FR"/>
-        </w:rPr>
-        <w:t xml:space="preserve">). En réponse, l’Éternel les jugerait en les livrant à la défaite militaire, comme il l’avait fait à l’époque des Juges (voir </w:t>
-      </w:r>
-      <w:hyperlink r:id="rId129">
-        <w:r>
-          <w:rPr>
-            <w:lang w:val="fr_FR" w:bidi="fr_FR"/>
-          </w:rPr>
-          <w:rPr>
-            <w:color w:val="0000EE"/>
-            <w:u w:val="single"/>
-          </w:rPr>
-          <w:t>Jg 2.10–15</w:t>
-        </w:r>
-      </w:hyperlink>
-      <w:r>
-        <w:rPr>
-          <w:lang w:val="fr_FR" w:bidi="fr_FR"/>
-        </w:rPr>
-        <w:t>).</w:t>
-      </w:r>
-      <w:r>
-        <w:rPr>
-          <w:lang w:val="fr_FR" w:bidi="fr_FR"/>
-        </w:rPr>
-      </w:r>
-      <w:r>
-        <w:rPr>
-          <w:lang w:val="fr_FR" w:bidi="fr_FR"/>
-        </w:rPr>
-      </w:r>
-    </w:p>
-    <w:p>
-      <w:pPr/>
-      <w:r>
-        <w:rPr>
-          <w:lang w:val="fr_FR" w:bidi="fr_FR"/>
-        </w:rPr>
-      </w:r>
-    </w:p>
-    <w:p>
-      <w:pPr>
-        <w:pStyle w:val="Heading2"/>
-      </w:pPr>
-      <w:r>
-        <w:rPr>
-          <w:lang w:val="fr_FR" w:bidi="fr_FR"/>
-        </w:rPr>
-        <w:t>Osée 10.11</w:t>
-      </w:r>
-      <w:r>
-        <w:rPr>
-          <w:lang w:val="fr_FR" w:bidi="fr_FR"/>
-        </w:rPr>
-      </w:r>
-    </w:p>
-    <w:p>
-      <w:pPr/>
-      <w:r>
-        <w:rPr>
-          <w:lang w:val="fr_FR" w:bidi="fr_FR"/>
-        </w:rPr>
-      </w:r>
-      <w:r>
-        <w:rPr>
-          <w:lang w:val="fr_FR" w:bidi="fr_FR"/>
-        </w:rPr>
-        <w:t>Parce qu’Israël n’était pas resté fidèle à l’alliance, l’Éternel lui a imposé un joug pesant. C'était une discipline divine destinée à ramener la nation à lui.</w:t>
-      </w:r>
-      <w:r>
-        <w:rPr>
-          <w:lang w:val="fr_FR" w:bidi="fr_FR"/>
-        </w:rPr>
-      </w:r>
-      <w:r>
-        <w:rPr>
-          <w:lang w:val="fr_FR" w:bidi="fr_FR"/>
-        </w:rPr>
-      </w:r>
-    </w:p>
-    <w:p>
-      <w:pPr/>
-      <w:r>
-        <w:rPr>
-          <w:lang w:val="fr_FR" w:bidi="fr_FR"/>
-        </w:rPr>
-      </w:r>
-    </w:p>
-    <w:p>
-      <w:pPr>
-        <w:pStyle w:val="Heading2"/>
-      </w:pPr>
-      <w:r>
-        <w:rPr>
-          <w:lang w:val="fr_FR" w:bidi="fr_FR"/>
-        </w:rPr>
-        <w:t>Osée 10.12</w:t>
-      </w:r>
-      <w:r>
-        <w:rPr>
-          <w:lang w:val="fr_FR" w:bidi="fr_FR"/>
-        </w:rPr>
-      </w:r>
-    </w:p>
-    <w:p>
-      <w:pPr/>
-      <w:r>
-        <w:rPr>
-          <w:lang w:val="fr_FR" w:bidi="fr_FR"/>
-        </w:rPr>
-      </w:r>
-      <w:r>
-        <w:rPr>
-          <w:lang w:val="fr_FR" w:bidi="fr_FR"/>
-        </w:rPr>
-        <w:t xml:space="preserve">En employant des images agricoles, l’Éternel a exprimé ce qu’il attendait de son peuple et a promis de le bénir s’il obéissait à ses commandements (voir </w:t>
-      </w:r>
-      <w:hyperlink r:id="rId97">
-        <w:r>
-          <w:rPr>
-            <w:lang w:val="fr_FR" w:bidi="fr_FR"/>
-          </w:rPr>
-          <w:rPr>
-            <w:color w:val="0000EE"/>
-            <w:u w:val="single"/>
-          </w:rPr>
-          <w:t xml:space="preserve">Os 6.6 </w:t>
-        </w:r>
-      </w:hyperlink>
-      <w:r>
-        <w:rPr>
-          <w:lang w:val="fr_FR" w:bidi="fr_FR"/>
-        </w:rPr>
-        <w:t xml:space="preserve">; </w:t>
-      </w:r>
-      <w:hyperlink r:id="rId130">
-        <w:r>
-          <w:rPr>
-            <w:lang w:val="fr_FR" w:bidi="fr_FR"/>
-          </w:rPr>
-          <w:rPr>
-            <w:color w:val="0000EE"/>
-            <w:u w:val="single"/>
-          </w:rPr>
-          <w:t>8.7</w:t>
-        </w:r>
-      </w:hyperlink>
-      <w:r>
-        <w:rPr>
-          <w:lang w:val="fr_FR" w:bidi="fr_FR"/>
-        </w:rPr>
-        <w:t>). Même dans ses annonces de jugement, Osée laissait à Israël une ouverture pour se repentir et recevoir la bénédiction de Dieu.</w:t>
-      </w:r>
-      <w:r>
-        <w:rPr>
-          <w:lang w:val="fr_FR" w:bidi="fr_FR"/>
-        </w:rPr>
-      </w:r>
-      <w:r>
-        <w:rPr>
-          <w:lang w:val="fr_FR" w:bidi="fr_FR"/>
-        </w:rPr>
-      </w:r>
-    </w:p>
-    <w:p>
-      <w:pPr/>
-      <w:r>
-        <w:rPr>
-          <w:lang w:val="fr_FR" w:bidi="fr_FR"/>
-        </w:rPr>
-      </w:r>
-    </w:p>
-    <w:p>
-      <w:pPr>
-        <w:pStyle w:val="Heading2"/>
-      </w:pPr>
-      <w:r>
-        <w:rPr>
-          <w:lang w:val="fr_FR" w:bidi="fr_FR"/>
-        </w:rPr>
-        <w:t>Osée 10.14</w:t>
-      </w:r>
-      <w:r>
-        <w:rPr>
-          <w:lang w:val="fr_FR" w:bidi="fr_FR"/>
-        </w:rPr>
-      </w:r>
-    </w:p>
-    <w:p>
-      <w:pPr/>
-      <w:r>
-        <w:rPr>
-          <w:lang w:val="fr_FR" w:bidi="fr_FR"/>
-        </w:rPr>
-      </w:r>
-      <w:r>
-        <w:rPr>
-          <w:lang w:val="fr_FR" w:bidi="fr_FR"/>
-        </w:rPr>
-        <w:t>Comme fut détruite Schalman Beth-Arbe</w:t>
-      </w:r>
-      <w:r>
-        <w:rPr>
-          <w:lang w:val="fr_FR" w:bidi="fr_FR"/>
-        </w:rPr>
-        <w:t>l : cet événement n’est mentionné nulle part ailleurs dans la Bible ni dans les sources historiques dont nous disposons, mais il était visiblement bien connu du public auquel s’adressait Osée.</w:t>
-      </w:r>
-      <w:r>
-        <w:rPr>
-          <w:lang w:val="fr_FR" w:bidi="fr_FR"/>
-        </w:rPr>
-      </w:r>
-      <w:r>
-        <w:rPr>
-          <w:lang w:val="fr_FR" w:bidi="fr_FR"/>
-        </w:rPr>
-      </w:r>
-    </w:p>
-    <w:p>
-      <w:pPr/>
-      <w:r>
-        <w:rPr>
-          <w:lang w:val="fr_FR" w:bidi="fr_FR"/>
-        </w:rPr>
-      </w:r>
-    </w:p>
-    <w:p>
-      <w:pPr>
-        <w:pStyle w:val="Heading2"/>
-      </w:pPr>
-      <w:r>
-        <w:rPr>
-          <w:lang w:val="fr_FR" w:bidi="fr_FR"/>
-        </w:rPr>
-        <w:t>Osée 11.1</w:t>
-      </w:r>
-      <w:r>
-        <w:rPr>
-          <w:lang w:val="fr_FR" w:bidi="fr_FR"/>
-        </w:rPr>
-      </w:r>
-    </w:p>
-    <w:p>
-      <w:pPr/>
-      <w:r>
-        <w:rPr>
-          <w:lang w:val="fr_FR" w:bidi="fr_FR"/>
-        </w:rPr>
-      </w:r>
-      <w:r>
-        <w:rPr>
-          <w:lang w:val="fr_FR" w:bidi="fr_FR"/>
-        </w:rPr>
-        <w:t xml:space="preserve">mon fils : l’Éternel a adopté Israël comme son fils au moment de sa délivrance hors d’Égypte. Ce verset est repris dans </w:t>
-      </w:r>
-      <w:hyperlink r:id="rId131">
-        <w:r>
-          <w:rPr>
-            <w:lang w:val="fr_FR" w:bidi="fr_FR"/>
-          </w:rPr>
-          <w:rPr>
-            <w:color w:val="0000EE"/>
-            <w:u w:val="single"/>
-          </w:rPr>
-          <w:t>Mt 2.15</w:t>
-        </w:r>
-      </w:hyperlink>
-      <w:r>
-        <w:rPr>
-          <w:lang w:val="fr_FR" w:bidi="fr_FR"/>
-        </w:rPr>
-        <w:t xml:space="preserve"> pour faire allusion à Jésus (voir </w:t>
-      </w:r>
-      <w:r>
-        <w:rPr>
-          <w:lang w:val="fr_FR" w:bidi="fr_FR"/>
-        </w:rPr>
-        <w:t>note d'étude sur Mt 4.1–11</w:t>
-      </w:r>
-      <w:r>
-        <w:rPr>
-          <w:lang w:val="fr_FR" w:bidi="fr_FR"/>
-        </w:rPr>
-        <w:t>).</w:t>
-      </w:r>
-      <w:r>
-        <w:rPr>
-          <w:lang w:val="fr_FR" w:bidi="fr_FR"/>
-        </w:rPr>
-      </w:r>
-      <w:r>
-        <w:rPr>
-          <w:lang w:val="fr_FR" w:bidi="fr_FR"/>
-        </w:rPr>
-      </w:r>
-    </w:p>
-    <w:p>
-      <w:pPr/>
-      <w:r>
-        <w:rPr>
-          <w:lang w:val="fr_FR" w:bidi="fr_FR"/>
-        </w:rPr>
-      </w:r>
-    </w:p>
-    <w:p>
-      <w:pPr>
-        <w:pStyle w:val="Heading2"/>
-      </w:pPr>
-      <w:r>
-        <w:rPr>
-          <w:lang w:val="fr_FR" w:bidi="fr_FR"/>
-        </w:rPr>
-        <w:t>Osée 11.1–11</w:t>
-      </w:r>
-      <w:r>
-        <w:rPr>
-          <w:lang w:val="fr_FR" w:bidi="fr_FR"/>
-        </w:rPr>
-      </w:r>
-    </w:p>
-    <w:p>
-      <w:pPr/>
-      <w:r>
-        <w:rPr>
-          <w:lang w:val="fr_FR" w:bidi="fr_FR"/>
-        </w:rPr>
-      </w:r>
-      <w:r>
-        <w:rPr>
-          <w:lang w:val="fr_FR" w:bidi="fr_FR"/>
-        </w:rPr>
-        <w:t>Dieu a été profondément peiné par l’infidélité d’Israël. Malgré tout ce qu’il avait accompli pour lui, Israël s’était rebellé. La justice exigeait une punition sévère, mais la décision ultime concernant Israël serait dictée par la tendre compassion de l’Éternel envers son peuple, et non par une règle impersonnelle ou abstraite.</w:t>
-      </w:r>
-      <w:r>
-        <w:rPr>
-          <w:lang w:val="fr_FR" w:bidi="fr_FR"/>
-        </w:rPr>
-      </w:r>
-      <w:r>
-        <w:rPr>
-          <w:lang w:val="fr_FR" w:bidi="fr_FR"/>
-        </w:rPr>
-      </w:r>
-    </w:p>
-    <w:p>
-      <w:pPr/>
-      <w:r>
-        <w:rPr>
-          <w:lang w:val="fr_FR" w:bidi="fr_FR"/>
-        </w:rPr>
-      </w:r>
-    </w:p>
-    <w:p>
-      <w:pPr>
-        <w:pStyle w:val="Heading2"/>
-      </w:pPr>
-      <w:r>
-        <w:rPr>
-          <w:lang w:val="fr_FR" w:bidi="fr_FR"/>
-        </w:rPr>
-        <w:t>Osée 11.2</w:t>
-      </w:r>
-      <w:r>
-        <w:rPr>
-          <w:lang w:val="fr_FR" w:bidi="fr_FR"/>
-        </w:rPr>
-      </w:r>
-    </w:p>
-    <w:p>
-      <w:pPr/>
-      <w:r>
-        <w:rPr>
-          <w:lang w:val="fr_FR" w:bidi="fr_FR"/>
-        </w:rPr>
-      </w:r>
-      <w:r>
-        <w:rPr>
-          <w:lang w:val="fr_FR" w:bidi="fr_FR"/>
-        </w:rPr>
-        <w:t>Malgré l’amour de l’Éternel, Israël s’était comporté comme un enfant rebelle, allant jusqu’à offrir des sacrifices à Baal. Selon la loi, la punition réservée à un fils rebelle était la mort (</w:t>
-      </w:r>
-      <w:hyperlink r:id="rId132">
-        <w:r>
-          <w:rPr>
-            <w:lang w:val="fr_FR" w:bidi="fr_FR"/>
-          </w:rPr>
-          <w:rPr>
-            <w:color w:val="0000EE"/>
-            <w:u w:val="single"/>
-          </w:rPr>
-          <w:t>Dt 21.18–21</w:t>
-        </w:r>
-      </w:hyperlink>
-      <w:r>
-        <w:rPr>
-          <w:lang w:val="fr_FR" w:bidi="fr_FR"/>
-        </w:rPr>
-        <w:t>).</w:t>
-      </w:r>
-      <w:r>
-        <w:rPr>
-          <w:lang w:val="fr_FR" w:bidi="fr_FR"/>
-        </w:rPr>
-      </w:r>
-      <w:r>
-        <w:rPr>
-          <w:lang w:val="fr_FR" w:bidi="fr_FR"/>
-        </w:rPr>
-      </w:r>
-    </w:p>
-    <w:p>
-      <w:pPr/>
-      <w:r>
-        <w:rPr>
-          <w:lang w:val="fr_FR" w:bidi="fr_FR"/>
-        </w:rPr>
-      </w:r>
-    </w:p>
-    <w:p>
-      <w:pPr>
-        <w:pStyle w:val="Heading2"/>
-      </w:pPr>
-      <w:r>
-        <w:rPr>
-          <w:lang w:val="fr_FR" w:bidi="fr_FR"/>
-        </w:rPr>
-        <w:t>Osée 11.3–4</w:t>
-      </w:r>
-      <w:r>
-        <w:rPr>
-          <w:lang w:val="fr_FR" w:bidi="fr_FR"/>
-        </w:rPr>
-      </w:r>
-    </w:p>
-    <w:p>
-      <w:pPr/>
-      <w:r>
-        <w:rPr>
-          <w:lang w:val="fr_FR" w:bidi="fr_FR"/>
-        </w:rPr>
-      </w:r>
-      <w:r>
-        <w:rPr>
-          <w:lang w:val="fr_FR" w:bidi="fr_FR"/>
-        </w:rPr>
-        <w:t>La tendresse de l’Éternel envers Israël, encore comme un nourrisson, se manifestait par une bonté profonde et un amour constant.</w:t>
-      </w:r>
-      <w:r>
-        <w:rPr>
-          <w:lang w:val="fr_FR" w:bidi="fr_FR"/>
-        </w:rPr>
-      </w:r>
-      <w:r>
-        <w:rPr>
-          <w:lang w:val="fr_FR" w:bidi="fr_FR"/>
-        </w:rPr>
-      </w:r>
-    </w:p>
-    <w:p>
-      <w:pPr/>
-      <w:r>
-        <w:rPr>
-          <w:lang w:val="fr_FR" w:bidi="fr_FR"/>
-        </w:rPr>
-      </w:r>
-    </w:p>
-    <w:p>
-      <w:pPr>
-        <w:pStyle w:val="Heading2"/>
-      </w:pPr>
-      <w:r>
-        <w:rPr>
-          <w:lang w:val="fr_FR" w:bidi="fr_FR"/>
-        </w:rPr>
-        <w:t>Osée 11.5–7</w:t>
-      </w:r>
-      <w:r>
-        <w:rPr>
-          <w:lang w:val="fr_FR" w:bidi="fr_FR"/>
-        </w:rPr>
-      </w:r>
-    </w:p>
-    <w:p>
-      <w:pPr/>
-      <w:r>
-        <w:rPr>
-          <w:lang w:val="fr_FR" w:bidi="fr_FR"/>
-        </w:rPr>
-      </w:r>
-      <w:r>
-        <w:rPr>
-          <w:lang w:val="fr_FR" w:bidi="fr_FR"/>
-        </w:rPr>
-        <w:t>Parce que les Israélites avaient refusé de revenir à l’Éternel, ils allaient retourner symboliquement en Égypte et se retrouver asservis par l’Assyrie. Leur ancienne servitude en Égypte annonçait ainsi l’exil qui les attendait en terre assyrienne.</w:t>
-      </w:r>
-      <w:r>
-        <w:rPr>
-          <w:lang w:val="fr_FR" w:bidi="fr_FR"/>
-        </w:rPr>
-      </w:r>
-      <w:r>
-        <w:rPr>
-          <w:lang w:val="fr_FR" w:bidi="fr_FR"/>
-        </w:rPr>
-      </w:r>
-    </w:p>
-    <w:p>
-      <w:pPr/>
-      <w:r>
-        <w:rPr>
-          <w:lang w:val="fr_FR" w:bidi="fr_FR"/>
-        </w:rPr>
-      </w:r>
-    </w:p>
-    <w:p>
-      <w:pPr>
-        <w:pStyle w:val="Heading2"/>
-      </w:pPr>
-      <w:r>
-        <w:rPr>
-          <w:lang w:val="fr_FR" w:bidi="fr_FR"/>
-        </w:rPr>
-        <w:t>Osée 11.8</w:t>
-      </w:r>
-      <w:r>
-        <w:rPr>
-          <w:lang w:val="fr_FR" w:bidi="fr_FR"/>
-        </w:rPr>
-      </w:r>
-    </w:p>
-    <w:p>
-      <w:pPr/>
-      <w:r>
-        <w:rPr>
-          <w:lang w:val="fr_FR" w:bidi="fr_FR"/>
-        </w:rPr>
-      </w:r>
-      <w:r>
-        <w:rPr>
-          <w:lang w:val="fr_FR" w:bidi="fr_FR"/>
-        </w:rPr>
-        <w:t>Bien que la justice exigeait la mort d’Israël, l’Éternel exprimait une profonde hésitation à l’idée de l’abandonner, de le laisser partir ou de détruire celui qu’il considérait comme son fils. • Adma et Tseboïm étaient des villes voisines de Sodome et Gomorrhe, qui ont été entièrement détruites par Dieu (</w:t>
-      </w:r>
-      <w:hyperlink r:id="rId133">
-        <w:r>
-          <w:rPr>
-            <w:lang w:val="fr_FR" w:bidi="fr_FR"/>
-          </w:rPr>
-          <w:rPr>
-            <w:color w:val="0000EE"/>
-            <w:u w:val="single"/>
-          </w:rPr>
-          <w:t>Dt 29.23</w:t>
-        </w:r>
-      </w:hyperlink>
-      <w:r>
-        <w:rPr>
-          <w:lang w:val="fr_FR" w:bidi="fr_FR"/>
-        </w:rPr>
-        <w:t>). • Dans la pensée hébraïque, le cœur représente le centre de la réflexion, des décisions et de la volonté.</w:t>
-      </w:r>
-      <w:r>
-        <w:rPr>
-          <w:lang w:val="fr_FR" w:bidi="fr_FR"/>
-        </w:rPr>
-      </w:r>
-      <w:r>
-        <w:rPr>
-          <w:lang w:val="fr_FR" w:bidi="fr_FR"/>
-        </w:rPr>
-      </w:r>
-    </w:p>
-    <w:p>
-      <w:pPr/>
-      <w:r>
-        <w:rPr>
-          <w:lang w:val="fr_FR" w:bidi="fr_FR"/>
-        </w:rPr>
-      </w:r>
-    </w:p>
-    <w:p>
-      <w:pPr>
-        <w:pStyle w:val="Heading2"/>
-      </w:pPr>
-      <w:r>
-        <w:rPr>
-          <w:lang w:val="fr_FR" w:bidi="fr_FR"/>
-        </w:rPr>
-        <w:t>Osée 11.9</w:t>
-      </w:r>
-      <w:r>
-        <w:rPr>
-          <w:lang w:val="fr_FR" w:bidi="fr_FR"/>
-        </w:rPr>
-      </w:r>
-    </w:p>
-    <w:p>
-      <w:pPr/>
-      <w:r>
-        <w:rPr>
-          <w:lang w:val="fr_FR" w:bidi="fr_FR"/>
-        </w:rPr>
-      </w:r>
-      <w:r>
-        <w:rPr>
-          <w:lang w:val="fr_FR" w:bidi="fr_FR"/>
-        </w:rPr>
-        <w:t>Je n’agirai pas</w:t>
-      </w:r>
-      <w:r>
-        <w:rPr>
-          <w:lang w:val="fr_FR" w:bidi="fr_FR"/>
-        </w:rPr>
-        <w:t xml:space="preserve"> : c’est l’Éternel seul qui déciderait du sort d’Israël. Il répète à trois reprises son désir de ne pas anéantir totalement son peuple. • La raison de cette décision est formulée ainsi : « J</w:t>
-      </w:r>
-      <w:r>
-        <w:rPr>
-          <w:lang w:val="fr_FR" w:bidi="fr_FR"/>
-        </w:rPr>
-        <w:t xml:space="preserve">e suis le Saint au milieu de toi </w:t>
-      </w:r>
-      <w:r>
-        <w:rPr>
-          <w:lang w:val="fr_FR" w:bidi="fr_FR"/>
-        </w:rPr>
-        <w:t xml:space="preserve">». La sainteté de Dieu le met à part, totalement distinct de toute créature (voir la note thématique ; « </w:t>
-      </w:r>
-      <w:r>
-        <w:rPr>
-          <w:lang w:val="fr_FR" w:bidi="fr_FR"/>
-        </w:rPr>
-        <w:t>La sainteté Absolue de Dieu</w:t>
-      </w:r>
-      <w:r>
-        <w:rPr>
-          <w:lang w:val="fr_FR" w:bidi="fr_FR"/>
-        </w:rPr>
-        <w:t xml:space="preserve"> »). Là où un être humain offensé peut détruire par colère ou ressentiment, le Saint agit selon une justice et une miséricorde qui ne sont pas motivées par de telles impulsions.</w:t>
-      </w:r>
-      <w:r>
-        <w:rPr>
-          <w:lang w:val="fr_FR" w:bidi="fr_FR"/>
-        </w:rPr>
-      </w:r>
-      <w:r>
-        <w:rPr>
-          <w:lang w:val="fr_FR" w:bidi="fr_FR"/>
-        </w:rPr>
-      </w:r>
-    </w:p>
-    <w:p>
-      <w:pPr/>
-      <w:r>
-        <w:rPr>
-          <w:lang w:val="fr_FR" w:bidi="fr_FR"/>
-        </w:rPr>
-      </w:r>
-    </w:p>
-    <w:p>
-      <w:pPr>
-        <w:pStyle w:val="Heading2"/>
-      </w:pPr>
-      <w:r>
-        <w:rPr>
-          <w:lang w:val="fr_FR" w:bidi="fr_FR"/>
-        </w:rPr>
-        <w:t>Osée 11.10–11</w:t>
-      </w:r>
-      <w:r>
-        <w:rPr>
-          <w:lang w:val="fr_FR" w:bidi="fr_FR"/>
-        </w:rPr>
-      </w:r>
-    </w:p>
-    <w:p>
-      <w:pPr/>
-      <w:r>
-        <w:rPr>
-          <w:lang w:val="fr_FR" w:bidi="fr_FR"/>
-        </w:rPr>
-      </w:r>
-      <w:r>
-        <w:rPr>
-          <w:lang w:val="fr_FR" w:bidi="fr_FR"/>
-        </w:rPr>
-        <w:t xml:space="preserve">Le péché d’Israël ne serait pas la fin de l’histoire ; dans son amour empreint de sainteté, l’Éternel rugirait comme un lion (voir </w:t>
-      </w:r>
-      <w:hyperlink r:id="rId134">
-        <w:r>
-          <w:rPr>
-            <w:lang w:val="fr_FR" w:bidi="fr_FR"/>
-          </w:rPr>
-          <w:rPr>
-            <w:color w:val="0000EE"/>
-            <w:u w:val="single"/>
-          </w:rPr>
-          <w:t>Am 1.2</w:t>
-        </w:r>
-      </w:hyperlink>
-      <w:r>
-        <w:rPr>
-          <w:lang w:val="fr_FR" w:bidi="fr_FR"/>
-        </w:rPr>
-        <w:t xml:space="preserve"> ; </w:t>
-      </w:r>
-      <w:hyperlink r:id="rId135">
-        <w:r>
-          <w:rPr>
-            <w:lang w:val="fr_FR" w:bidi="fr_FR"/>
-          </w:rPr>
-          <w:rPr>
-            <w:color w:val="0000EE"/>
-            <w:u w:val="single"/>
-          </w:rPr>
-          <w:t>3.8</w:t>
-        </w:r>
-      </w:hyperlink>
-      <w:r>
-        <w:rPr>
-          <w:lang w:val="fr_FR" w:bidi="fr_FR"/>
-        </w:rPr>
-        <w:t>) pour appeler son peuple à revenir de l’exil.</w:t>
-      </w:r>
-      <w:r>
-        <w:rPr>
-          <w:lang w:val="fr_FR" w:bidi="fr_FR"/>
-        </w:rPr>
-      </w:r>
-      <w:r>
-        <w:rPr>
-          <w:lang w:val="fr_FR" w:bidi="fr_FR"/>
-        </w:rPr>
-      </w:r>
-    </w:p>
-    <w:p>
-      <w:pPr/>
-      <w:r>
-        <w:rPr>
-          <w:lang w:val="fr_FR" w:bidi="fr_FR"/>
-        </w:rPr>
-      </w:r>
-    </w:p>
-    <w:p>
-      <w:pPr>
-        <w:pStyle w:val="Heading2"/>
-      </w:pPr>
-      <w:r>
-        <w:rPr>
-          <w:lang w:val="fr_FR" w:bidi="fr_FR"/>
-        </w:rPr>
-        <w:t>Osée 11.12–12.14</w:t>
-      </w:r>
-      <w:r>
-        <w:rPr>
-          <w:lang w:val="fr_FR" w:bidi="fr_FR"/>
-        </w:rPr>
-      </w:r>
-    </w:p>
-    <w:p>
-      <w:pPr/>
-      <w:r>
-        <w:rPr>
-          <w:lang w:val="fr_FR" w:bidi="fr_FR"/>
-        </w:rPr>
-      </w:r>
-      <w:r>
-        <w:rPr>
-          <w:lang w:val="fr_FR" w:bidi="fr_FR"/>
-        </w:rPr>
-        <w:t>Depuis l’époque de Jacob, Israël s’était rendu coupable de mensonges et de tromperies.</w:t>
-      </w:r>
-      <w:r>
-        <w:rPr>
-          <w:lang w:val="fr_FR" w:bidi="fr_FR"/>
-        </w:rPr>
-      </w:r>
-      <w:r>
-        <w:rPr>
-          <w:lang w:val="fr_FR" w:bidi="fr_FR"/>
-        </w:rPr>
-      </w:r>
-    </w:p>
-    <w:p>
-      <w:pPr/>
-      <w:r>
-        <w:rPr>
-          <w:lang w:val="fr_FR" w:bidi="fr_FR"/>
-        </w:rPr>
-      </w:r>
-    </w:p>
-    <w:p>
-      <w:pPr>
-        <w:pStyle w:val="Heading2"/>
-      </w:pPr>
-      <w:r>
-        <w:rPr>
-          <w:lang w:val="fr_FR" w:bidi="fr_FR"/>
-        </w:rPr>
-        <w:t>Osée 12.1</w:t>
-      </w:r>
-      <w:r>
-        <w:rPr>
-          <w:lang w:val="fr_FR" w:bidi="fr_FR"/>
-        </w:rPr>
-      </w:r>
-    </w:p>
-    <w:p>
-      <w:pPr/>
-      <w:r>
-        <w:rPr>
-          <w:lang w:val="fr_FR" w:bidi="fr_FR"/>
-        </w:rPr>
-      </w:r>
-      <w:r>
-        <w:rPr>
-          <w:lang w:val="fr_FR" w:bidi="fr_FR"/>
-        </w:rPr>
-        <w:t>alliance avec l’Assyrie</w:t>
-      </w:r>
-      <w:r>
-        <w:rPr>
-          <w:lang w:val="fr_FR" w:bidi="fr_FR"/>
-        </w:rPr>
-        <w:t xml:space="preserve"> : pour tenter de sauver son royaume, Osée s’est soumis au roi Salmanazar d’Assyrie en devenant son vassal (</w:t>
-      </w:r>
-      <w:hyperlink r:id="rId75">
-        <w:r>
-          <w:rPr>
-            <w:lang w:val="fr_FR" w:bidi="fr_FR"/>
-          </w:rPr>
-          <w:rPr>
-            <w:color w:val="0000EE"/>
-            <w:u w:val="single"/>
-          </w:rPr>
-          <w:t>2R 17.3</w:t>
-        </w:r>
-      </w:hyperlink>
-      <w:r>
-        <w:rPr>
-          <w:lang w:val="fr_FR" w:bidi="fr_FR"/>
-        </w:rPr>
-        <w:t>). Mais il s’est rapidement rebellé en retenant le tribut et en cherchant l’aide de So, roi d’Égypte (</w:t>
-      </w:r>
-      <w:hyperlink r:id="rId136">
-        <w:r>
-          <w:rPr>
-            <w:lang w:val="fr_FR" w:bidi="fr_FR"/>
-          </w:rPr>
-          <w:rPr>
-            <w:color w:val="0000EE"/>
-            <w:u w:val="single"/>
-          </w:rPr>
-          <w:t>2R 17.4</w:t>
-        </w:r>
-      </w:hyperlink>
-      <w:r>
-        <w:rPr>
-          <w:lang w:val="fr_FR" w:bidi="fr_FR"/>
-        </w:rPr>
-        <w:t xml:space="preserve">). • </w:t>
-      </w:r>
-      <w:r>
-        <w:rPr>
-          <w:lang w:val="fr_FR" w:bidi="fr_FR"/>
-        </w:rPr>
-        <w:t>le vent d’orient</w:t>
-      </w:r>
-      <w:r>
-        <w:rPr>
-          <w:lang w:val="fr_FR" w:bidi="fr_FR"/>
-        </w:rPr>
-        <w:t xml:space="preserve"> : voir </w:t>
-      </w:r>
-      <w:r>
-        <w:rPr>
-          <w:lang w:val="fr_FR" w:bidi="fr_FR"/>
-        </w:rPr>
-        <w:t>note d'étude sur Jb 38.24–27</w:t>
-      </w:r>
-      <w:r>
-        <w:rPr>
-          <w:lang w:val="fr_FR" w:bidi="fr_FR"/>
-        </w:rPr>
-        <w:t>.</w:t>
-      </w:r>
-      <w:r>
-        <w:rPr>
-          <w:lang w:val="fr_FR" w:bidi="fr_FR"/>
-        </w:rPr>
-      </w:r>
-      <w:r>
-        <w:rPr>
-          <w:lang w:val="fr_FR" w:bidi="fr_FR"/>
-        </w:rPr>
-      </w:r>
-    </w:p>
-    <w:p>
-      <w:pPr/>
-      <w:r>
-        <w:rPr>
-          <w:lang w:val="fr_FR" w:bidi="fr_FR"/>
-        </w:rPr>
-      </w:r>
-    </w:p>
-    <w:p>
-      <w:pPr>
-        <w:pStyle w:val="Heading2"/>
-      </w:pPr>
-      <w:r>
-        <w:rPr>
-          <w:lang w:val="fr_FR" w:bidi="fr_FR"/>
-        </w:rPr>
-        <w:t>Osée 12.3</w:t>
-      </w:r>
-      <w:r>
-        <w:rPr>
-          <w:lang w:val="fr_FR" w:bidi="fr_FR"/>
-        </w:rPr>
-      </w:r>
-    </w:p>
-    <w:p>
-      <w:pPr/>
-      <w:r>
-        <w:rPr>
-          <w:lang w:val="fr_FR" w:bidi="fr_FR"/>
-        </w:rPr>
-      </w:r>
-      <w:r>
-        <w:rPr>
-          <w:lang w:val="fr_FR" w:bidi="fr_FR"/>
-        </w:rPr>
-        <w:t xml:space="preserve">Jacob saisit son frère </w:t>
-      </w:r>
-      <w:r>
-        <w:rPr>
-          <w:lang w:val="fr_FR" w:bidi="fr_FR"/>
-        </w:rPr>
-        <w:t xml:space="preserve">(littéralement </w:t>
-      </w:r>
-      <w:r>
-        <w:rPr>
-          <w:i/>
-          <w:lang w:val="fr_FR" w:bidi="fr_FR"/>
-        </w:rPr>
-        <w:t>Jacob a supplanté son frère</w:t>
-      </w:r>
-      <w:r>
-        <w:rPr>
-          <w:lang w:val="fr_FR" w:bidi="fr_FR"/>
-        </w:rPr>
-        <w:t xml:space="preserve">) : Ce verbe hébreu </w:t>
-      </w:r>
-      <w:r>
-        <w:rPr>
-          <w:i/>
-          <w:lang w:val="fr_FR" w:bidi="fr_FR"/>
-        </w:rPr>
-        <w:t>‘aqab</w:t>
-      </w:r>
-      <w:r>
-        <w:rPr>
-          <w:lang w:val="fr_FR" w:bidi="fr_FR"/>
-        </w:rPr>
-        <w:t xml:space="preserve"> est à la racine du nom « Jacob ». Dès avant sa naissance, il a manifesté le sens de ce nom en prenant la place de son frère Ésaü (</w:t>
-      </w:r>
-      <w:hyperlink r:id="rId137">
-        <w:r>
-          <w:rPr>
-            <w:lang w:val="fr_FR" w:bidi="fr_FR"/>
-          </w:rPr>
-          <w:rPr>
-            <w:color w:val="0000EE"/>
-            <w:u w:val="single"/>
-          </w:rPr>
-          <w:t>Gn 25.26</w:t>
-        </w:r>
-      </w:hyperlink>
-      <w:r>
-        <w:rPr>
-          <w:lang w:val="fr_FR" w:bidi="fr_FR"/>
-        </w:rPr>
-        <w:t xml:space="preserve">). • Une fois adulte, Jacob a même combattu avec Dieu (voir </w:t>
-      </w:r>
-      <w:hyperlink r:id="rId138">
-        <w:r>
-          <w:rPr>
-            <w:lang w:val="fr_FR" w:bidi="fr_FR"/>
-          </w:rPr>
-          <w:rPr>
-            <w:color w:val="0000EE"/>
-            <w:u w:val="single"/>
-          </w:rPr>
-          <w:t>Gn 32.22–30</w:t>
-        </w:r>
-      </w:hyperlink>
-      <w:r>
-        <w:rPr>
-          <w:lang w:val="fr_FR" w:bidi="fr_FR"/>
-        </w:rPr>
-        <w:t>) et a reçu le nom « Israël », qui signifie « Dieu combat ».</w:t>
-      </w:r>
-      <w:r>
-        <w:rPr>
-          <w:lang w:val="fr_FR" w:bidi="fr_FR"/>
-        </w:rPr>
-      </w:r>
-      <w:r>
-        <w:rPr>
-          <w:lang w:val="fr_FR" w:bidi="fr_FR"/>
-        </w:rPr>
-      </w:r>
-    </w:p>
-    <w:p>
-      <w:pPr/>
-      <w:r>
-        <w:rPr>
-          <w:lang w:val="fr_FR" w:bidi="fr_FR"/>
-        </w:rPr>
-      </w:r>
-    </w:p>
-    <w:p>
-      <w:pPr>
-        <w:pStyle w:val="Heading2"/>
-      </w:pPr>
-      <w:r>
-        <w:rPr>
-          <w:lang w:val="fr_FR" w:bidi="fr_FR"/>
-        </w:rPr>
-        <w:t>Osée 12.4</w:t>
-      </w:r>
-      <w:r>
-        <w:rPr>
-          <w:lang w:val="fr_FR" w:bidi="fr_FR"/>
-        </w:rPr>
-      </w:r>
-    </w:p>
-    <w:p>
-      <w:pPr/>
-      <w:r>
-        <w:rPr>
-          <w:lang w:val="fr_FR" w:bidi="fr_FR"/>
-        </w:rPr>
-      </w:r>
-      <w:r>
-        <w:rPr>
-          <w:lang w:val="fr_FR" w:bidi="fr_FR"/>
-        </w:rPr>
-        <w:t xml:space="preserve">Jacob l’avait trouvé à Béthel </w:t>
-      </w:r>
-      <w:r>
-        <w:rPr>
-          <w:lang w:val="fr_FR" w:bidi="fr_FR"/>
-        </w:rPr>
-        <w:t xml:space="preserve">: voir </w:t>
-      </w:r>
-      <w:hyperlink r:id="rId139">
-        <w:r>
-          <w:rPr>
-            <w:lang w:val="fr_FR" w:bidi="fr_FR"/>
-          </w:rPr>
-          <w:rPr>
-            <w:color w:val="0000EE"/>
-            <w:u w:val="single"/>
-          </w:rPr>
-          <w:t>Gn 28.11–22</w:t>
-        </w:r>
-      </w:hyperlink>
-      <w:r>
-        <w:rPr>
-          <w:lang w:val="fr_FR" w:bidi="fr_FR"/>
-        </w:rPr>
-        <w:t>.</w:t>
-      </w:r>
-      <w:r>
-        <w:rPr>
-          <w:lang w:val="fr_FR" w:bidi="fr_FR"/>
-        </w:rPr>
-      </w:r>
-      <w:r>
-        <w:rPr>
-          <w:lang w:val="fr_FR" w:bidi="fr_FR"/>
-        </w:rPr>
-      </w:r>
-    </w:p>
-    <w:p>
-      <w:pPr/>
-      <w:r>
-        <w:rPr>
-          <w:lang w:val="fr_FR" w:bidi="fr_FR"/>
-        </w:rPr>
-      </w:r>
-    </w:p>
-    <w:p>
-      <w:pPr>
-        <w:pStyle w:val="Heading2"/>
-      </w:pPr>
-      <w:r>
-        <w:rPr>
-          <w:lang w:val="fr_FR" w:bidi="fr_FR"/>
-        </w:rPr>
-        <w:t>Osée 12.6</w:t>
-      </w:r>
-      <w:r>
-        <w:rPr>
-          <w:lang w:val="fr_FR" w:bidi="fr_FR"/>
-        </w:rPr>
-      </w:r>
-    </w:p>
-    <w:p>
-      <w:pPr/>
-      <w:r>
-        <w:rPr>
-          <w:lang w:val="fr_FR" w:bidi="fr_FR"/>
-        </w:rPr>
-      </w:r>
-      <w:r>
-        <w:rPr>
-          <w:lang w:val="fr_FR" w:bidi="fr_FR"/>
-        </w:rPr>
-        <w:t>L’Éternel a exhorté Israël à ne plus suivre l’exemple de Jacob, mais à revenir à lui et à vivre dans l’amour et la justice.</w:t>
-      </w:r>
-      <w:r>
-        <w:rPr>
-          <w:lang w:val="fr_FR" w:bidi="fr_FR"/>
-        </w:rPr>
-      </w:r>
-      <w:r>
-        <w:rPr>
-          <w:lang w:val="fr_FR" w:bidi="fr_FR"/>
-        </w:rPr>
-      </w:r>
-    </w:p>
-    <w:p>
-      <w:pPr/>
-      <w:r>
-        <w:rPr>
-          <w:lang w:val="fr_FR" w:bidi="fr_FR"/>
-        </w:rPr>
-      </w:r>
-    </w:p>
-    <w:p>
-      <w:pPr>
-        <w:pStyle w:val="Heading2"/>
-      </w:pPr>
-      <w:r>
-        <w:rPr>
-          <w:lang w:val="fr_FR" w:bidi="fr_FR"/>
-        </w:rPr>
-        <w:t>Osée 12.7–8</w:t>
-      </w:r>
-      <w:r>
-        <w:rPr>
-          <w:lang w:val="fr_FR" w:bidi="fr_FR"/>
-        </w:rPr>
-      </w:r>
-    </w:p>
-    <w:p>
-      <w:pPr/>
-      <w:r>
-        <w:rPr>
-          <w:lang w:val="fr_FR" w:bidi="fr_FR"/>
-        </w:rPr>
-      </w:r>
-      <w:r>
-        <w:rPr>
-          <w:lang w:val="fr_FR" w:bidi="fr_FR"/>
-        </w:rPr>
-        <w:t xml:space="preserve">Sous le règne de Jéroboam II (793–753 av. J.-C.), les marchands israélites ont accumulé d’immenses richesses, souvent en recourant à des pratiques commerciales trompeuses, comme l’usage de balances faussées (voir </w:t>
-      </w:r>
-      <w:hyperlink r:id="rId140">
-        <w:r>
-          <w:rPr>
-            <w:lang w:val="fr_FR" w:bidi="fr_FR"/>
-          </w:rPr>
-          <w:rPr>
-            <w:color w:val="0000EE"/>
-            <w:u w:val="single"/>
-          </w:rPr>
-          <w:t>Am 8.5–6</w:t>
-        </w:r>
-      </w:hyperlink>
-      <w:r>
-        <w:rPr>
-          <w:lang w:val="fr_FR" w:bidi="fr_FR"/>
-        </w:rPr>
-        <w:t xml:space="preserve">). • Le terme hébreu traduit par « marchands » est </w:t>
-      </w:r>
-      <w:r>
-        <w:rPr>
-          <w:i/>
-          <w:lang w:val="fr_FR" w:bidi="fr_FR"/>
-        </w:rPr>
-        <w:t>kena‘an</w:t>
-      </w:r>
-      <w:r>
-        <w:rPr>
-          <w:lang w:val="fr_FR" w:bidi="fr_FR"/>
-        </w:rPr>
-        <w:t xml:space="preserve"> (« Canaan »). Dans l’Antiquité, les commerçants cananéens étaient connus pour leurs transactions habiles, parfois malhonnêtes. Les Israélites avaient fini par imiter leurs voisins païens, non seulement sur le plan religieux, mais aussi dans leur manière de faire du commerce.</w:t>
-      </w:r>
-      <w:r>
-        <w:rPr>
-          <w:lang w:val="fr_FR" w:bidi="fr_FR"/>
-        </w:rPr>
-      </w:r>
-      <w:r>
-        <w:rPr>
-          <w:lang w:val="fr_FR" w:bidi="fr_FR"/>
-        </w:rPr>
-      </w:r>
-    </w:p>
-    <w:p>
-      <w:pPr/>
-      <w:r>
-        <w:rPr>
-          <w:lang w:val="fr_FR" w:bidi="fr_FR"/>
-        </w:rPr>
-      </w:r>
-    </w:p>
-    <w:p>
-      <w:pPr>
-        <w:pStyle w:val="Heading2"/>
-      </w:pPr>
-      <w:r>
-        <w:rPr>
-          <w:lang w:val="fr_FR" w:bidi="fr_FR"/>
-        </w:rPr>
-        <w:t>Osée 12.9</w:t>
-      </w:r>
-      <w:r>
-        <w:rPr>
-          <w:lang w:val="fr_FR" w:bidi="fr_FR"/>
-        </w:rPr>
-      </w:r>
-    </w:p>
-    <w:p>
-      <w:pPr/>
-      <w:r>
-        <w:rPr>
-          <w:lang w:val="fr_FR" w:bidi="fr_FR"/>
-        </w:rPr>
-      </w:r>
-      <w:r>
-        <w:rPr>
-          <w:lang w:val="fr_FR" w:bidi="fr_FR"/>
-        </w:rPr>
-        <w:t>J</w:t>
-      </w:r>
-      <w:r>
-        <w:rPr>
-          <w:lang w:val="fr_FR" w:bidi="fr_FR"/>
-        </w:rPr>
-        <w:t>e te ferai encore habiter sous des tentes</w:t>
-      </w:r>
-      <w:r>
-        <w:rPr>
-          <w:lang w:val="fr_FR" w:bidi="fr_FR"/>
-        </w:rPr>
-        <w:t xml:space="preserve"> : le jugement de l’Éternel sur les riches marchands israélites consistait à les ramener aux habitations modestes de l’époque de l’Exode. Mais ce message contient aussi une note d’espérance : le plan de salut de Dieu pour Israël allait reprendre vie dans le désert (voir </w:t>
-      </w:r>
-      <w:hyperlink r:id="rId99">
-        <w:r>
-          <w:rPr>
-            <w:lang w:val="fr_FR" w:bidi="fr_FR"/>
-          </w:rPr>
-          <w:rPr>
-            <w:color w:val="0000EE"/>
-            <w:u w:val="single"/>
-          </w:rPr>
-          <w:t>2.14–15</w:t>
-        </w:r>
-      </w:hyperlink>
-      <w:r>
-        <w:rPr>
-          <w:lang w:val="fr_FR" w:bidi="fr_FR"/>
-        </w:rPr>
-        <w:t>).</w:t>
-      </w:r>
-      <w:r>
-        <w:rPr>
-          <w:lang w:val="fr_FR" w:bidi="fr_FR"/>
-        </w:rPr>
-      </w:r>
-      <w:r>
-        <w:rPr>
-          <w:lang w:val="fr_FR" w:bidi="fr_FR"/>
-        </w:rPr>
-      </w:r>
-    </w:p>
-    <w:p>
-      <w:pPr/>
-      <w:r>
-        <w:rPr>
-          <w:lang w:val="fr_FR" w:bidi="fr_FR"/>
-        </w:rPr>
-      </w:r>
-    </w:p>
-    <w:p>
-      <w:pPr>
-        <w:pStyle w:val="Heading2"/>
-      </w:pPr>
-      <w:r>
-        <w:rPr>
-          <w:lang w:val="fr_FR" w:bidi="fr_FR"/>
-        </w:rPr>
-        <w:t>Osée 12.11</w:t>
-      </w:r>
-      <w:r>
-        <w:rPr>
-          <w:lang w:val="fr_FR" w:bidi="fr_FR"/>
-        </w:rPr>
-      </w:r>
-    </w:p>
-    <w:p>
-      <w:pPr/>
-      <w:r>
-        <w:rPr>
-          <w:lang w:val="fr_FR" w:bidi="fr_FR"/>
-        </w:rPr>
-      </w:r>
-      <w:r>
-        <w:rPr>
-          <w:lang w:val="fr_FR" w:bidi="fr_FR"/>
-        </w:rPr>
-        <w:t xml:space="preserve">Galaad et Guilgal étaient des villes d’Israël où le culte de Baal avait remplacé l’adoration de l’Éternel (voir </w:t>
-      </w:r>
-      <w:hyperlink r:id="rId141">
-        <w:r>
-          <w:rPr>
-            <w:lang w:val="fr_FR" w:bidi="fr_FR"/>
-          </w:rPr>
-          <w:rPr>
-            <w:color w:val="0000EE"/>
-            <w:u w:val="single"/>
-          </w:rPr>
-          <w:t>4.15</w:t>
-        </w:r>
-      </w:hyperlink>
-      <w:r>
-        <w:rPr>
-          <w:lang w:val="fr_FR" w:bidi="fr_FR"/>
-        </w:rPr>
-        <w:t xml:space="preserve"> ; </w:t>
-      </w:r>
-      <w:hyperlink r:id="rId142">
-        <w:r>
-          <w:rPr>
-            <w:lang w:val="fr_FR" w:bidi="fr_FR"/>
-          </w:rPr>
-          <w:rPr>
-            <w:color w:val="0000EE"/>
-            <w:u w:val="single"/>
-          </w:rPr>
-          <w:t>6.8</w:t>
-        </w:r>
-      </w:hyperlink>
-      <w:r>
-        <w:rPr>
-          <w:lang w:val="fr_FR" w:bidi="fr_FR"/>
-        </w:rPr>
-        <w:t xml:space="preserve"> ; </w:t>
-      </w:r>
-      <w:hyperlink r:id="rId143">
-        <w:r>
-          <w:rPr>
-            <w:lang w:val="fr_FR" w:bidi="fr_FR"/>
-          </w:rPr>
-          <w:rPr>
-            <w:color w:val="0000EE"/>
-            <w:u w:val="single"/>
-          </w:rPr>
-          <w:t>9.15</w:t>
-        </w:r>
-      </w:hyperlink>
-      <w:r>
-        <w:rPr>
-          <w:lang w:val="fr_FR" w:bidi="fr_FR"/>
-        </w:rPr>
-        <w:t>).</w:t>
-      </w:r>
-      <w:r>
-        <w:rPr>
-          <w:lang w:val="fr_FR" w:bidi="fr_FR"/>
-        </w:rPr>
-      </w:r>
-      <w:r>
-        <w:rPr>
-          <w:lang w:val="fr_FR" w:bidi="fr_FR"/>
-        </w:rPr>
-      </w:r>
-    </w:p>
-    <w:p>
-      <w:pPr/>
-      <w:r>
-        <w:rPr>
-          <w:lang w:val="fr_FR" w:bidi="fr_FR"/>
-        </w:rPr>
-      </w:r>
-    </w:p>
-    <w:p>
-      <w:pPr>
-        <w:pStyle w:val="Heading2"/>
-      </w:pPr>
-      <w:r>
-        <w:rPr>
-          <w:lang w:val="fr_FR" w:bidi="fr_FR"/>
-        </w:rPr>
-        <w:t>Osée 12.13</w:t>
-      </w:r>
-      <w:r>
-        <w:rPr>
-          <w:lang w:val="fr_FR" w:bidi="fr_FR"/>
-        </w:rPr>
-      </w:r>
-    </w:p>
-    <w:p>
-      <w:pPr/>
-      <w:r>
-        <w:rPr>
-          <w:lang w:val="fr_FR" w:bidi="fr_FR"/>
-        </w:rPr>
-      </w:r>
-      <w:r>
-        <w:rPr>
-          <w:lang w:val="fr_FR" w:bidi="fr_FR"/>
-        </w:rPr>
-        <w:t>Par un prophète :</w:t>
-      </w:r>
-      <w:r>
-        <w:rPr>
-          <w:lang w:val="fr_FR" w:bidi="fr_FR"/>
-        </w:rPr>
-        <w:t xml:space="preserve"> l’obéissance fidèle de Moïse à l’Éternel met en lumière le contraste frappant avec la désobéissance persistante d’Israël.</w:t>
-      </w:r>
-      <w:r>
-        <w:rPr>
-          <w:lang w:val="fr_FR" w:bidi="fr_FR"/>
-        </w:rPr>
-      </w:r>
-      <w:r>
-        <w:rPr>
-          <w:lang w:val="fr_FR" w:bidi="fr_FR"/>
-        </w:rPr>
-      </w:r>
-    </w:p>
-    <w:p>
-      <w:pPr/>
-      <w:r>
-        <w:rPr>
-          <w:lang w:val="fr_FR" w:bidi="fr_FR"/>
-        </w:rPr>
-      </w:r>
-    </w:p>
-    <w:p>
-      <w:pPr>
-        <w:pStyle w:val="Heading2"/>
-      </w:pPr>
-      <w:r>
-        <w:rPr>
-          <w:lang w:val="fr_FR" w:bidi="fr_FR"/>
-        </w:rPr>
-        <w:t>Osée 13.1</w:t>
-      </w:r>
-      <w:r>
-        <w:rPr>
-          <w:lang w:val="fr_FR" w:bidi="fr_FR"/>
-        </w:rPr>
-      </w:r>
-    </w:p>
-    <w:p>
-      <w:pPr/>
-      <w:r>
-        <w:rPr>
-          <w:lang w:val="fr_FR" w:bidi="fr_FR"/>
-        </w:rPr>
-      </w:r>
-      <w:r>
-        <w:rPr>
-          <w:lang w:val="fr_FR" w:bidi="fr_FR"/>
-        </w:rPr>
-        <w:t xml:space="preserve">Au sommet de sa puissance, la tribu d’Éphraïm faisait trembler les autres Israélites (voir </w:t>
-      </w:r>
-      <w:hyperlink r:id="rId144">
-        <w:r>
-          <w:rPr>
-            <w:lang w:val="fr_FR" w:bidi="fr_FR"/>
-          </w:rPr>
-          <w:rPr>
-            <w:color w:val="0000EE"/>
-            <w:u w:val="single"/>
-          </w:rPr>
-          <w:t>Es 7.2</w:t>
-        </w:r>
-      </w:hyperlink>
-      <w:r>
-        <w:rPr>
-          <w:lang w:val="fr_FR" w:bidi="fr_FR"/>
-        </w:rPr>
-        <w:t xml:space="preserve">). • </w:t>
-      </w:r>
-      <w:r>
-        <w:rPr>
-          <w:lang w:val="fr_FR" w:bidi="fr_FR"/>
-        </w:rPr>
-        <w:t>et il est mort</w:t>
-      </w:r>
-      <w:r>
-        <w:rPr>
-          <w:lang w:val="fr_FR" w:bidi="fr_FR"/>
-        </w:rPr>
-        <w:t xml:space="preserve"> : par son idolâtrie, il s'est séparé de l’Éternel, la seule véritable source de vie.</w:t>
-      </w:r>
-      <w:r>
-        <w:rPr>
-          <w:lang w:val="fr_FR" w:bidi="fr_FR"/>
-        </w:rPr>
-      </w:r>
-      <w:r>
-        <w:rPr>
-          <w:lang w:val="fr_FR" w:bidi="fr_FR"/>
-        </w:rPr>
-      </w:r>
-    </w:p>
-    <w:p>
-      <w:pPr/>
-      <w:r>
-        <w:rPr>
-          <w:lang w:val="fr_FR" w:bidi="fr_FR"/>
-        </w:rPr>
-      </w:r>
-    </w:p>
-    <w:p>
-      <w:pPr>
-        <w:pStyle w:val="Heading2"/>
-      </w:pPr>
-      <w:r>
-        <w:rPr>
-          <w:lang w:val="fr_FR" w:bidi="fr_FR"/>
-        </w:rPr>
-        <w:t>Osée 13.2</w:t>
-      </w:r>
-      <w:r>
-        <w:rPr>
-          <w:lang w:val="fr_FR" w:bidi="fr_FR"/>
-        </w:rPr>
-      </w:r>
-    </w:p>
-    <w:p>
-      <w:pPr/>
-      <w:r>
-        <w:rPr>
-          <w:lang w:val="fr_FR" w:bidi="fr_FR"/>
-        </w:rPr>
-      </w:r>
-      <w:r>
-        <w:rPr>
-          <w:lang w:val="fr_FR" w:bidi="fr_FR"/>
-        </w:rPr>
-        <w:t>Le mot hébreu traduit par « idoles » est le même que celui employé pour désigner le veau d’or (</w:t>
-      </w:r>
-      <w:hyperlink r:id="rId145">
-        <w:r>
-          <w:rPr>
-            <w:lang w:val="fr_FR" w:bidi="fr_FR"/>
-          </w:rPr>
-          <w:rPr>
-            <w:color w:val="0000EE"/>
-            <w:u w:val="single"/>
-          </w:rPr>
-          <w:t>Ex 32.4</w:t>
-        </w:r>
-      </w:hyperlink>
-      <w:r>
-        <w:rPr>
-          <w:lang w:val="fr_FR" w:bidi="fr_FR"/>
-        </w:rPr>
-        <w:t xml:space="preserve">, </w:t>
-      </w:r>
-      <w:hyperlink r:id="rId146">
-        <w:r>
-          <w:rPr>
-            <w:lang w:val="fr_FR" w:bidi="fr_FR"/>
-          </w:rPr>
-          <w:rPr>
-            <w:color w:val="0000EE"/>
-            <w:u w:val="single"/>
-          </w:rPr>
-          <w:t>8</w:t>
-        </w:r>
-      </w:hyperlink>
-      <w:r>
-        <w:rPr>
-          <w:lang w:val="fr_FR" w:bidi="fr_FR"/>
-        </w:rPr>
-        <w:t xml:space="preserve"> ; voir aussi </w:t>
-      </w:r>
-      <w:hyperlink r:id="rId147">
-        <w:r>
-          <w:rPr>
-            <w:lang w:val="fr_FR" w:bidi="fr_FR"/>
-          </w:rPr>
-          <w:rPr>
-            <w:color w:val="0000EE"/>
-            <w:u w:val="single"/>
-          </w:rPr>
-          <w:t>Os 10.5–6</w:t>
-        </w:r>
-      </w:hyperlink>
-      <w:r>
-        <w:rPr>
-          <w:lang w:val="fr_FR" w:bidi="fr_FR"/>
-        </w:rPr>
-        <w:t xml:space="preserve"> ; </w:t>
-      </w:r>
-      <w:hyperlink r:id="rId148">
-        <w:r>
-          <w:rPr>
-            <w:lang w:val="fr_FR" w:bidi="fr_FR"/>
-          </w:rPr>
-          <w:rPr>
-            <w:color w:val="0000EE"/>
-            <w:u w:val="single"/>
-          </w:rPr>
-          <w:t>Am 5.5–6</w:t>
-        </w:r>
-      </w:hyperlink>
-      <w:r>
-        <w:rPr>
-          <w:lang w:val="fr_FR" w:bidi="fr_FR"/>
-        </w:rPr>
-        <w:t xml:space="preserve">). • </w:t>
-      </w:r>
-      <w:r>
-        <w:rPr>
-          <w:lang w:val="fr_FR" w:bidi="fr_FR"/>
-        </w:rPr>
-        <w:t xml:space="preserve">Que ceux qui sacrifient baisent les veaux </w:t>
-      </w:r>
-      <w:r>
-        <w:rPr>
-          <w:lang w:val="fr_FR" w:bidi="fr_FR"/>
-        </w:rPr>
-        <w:t>: les rituels religieux cananéens comprenaient notamment le fait d’embrasser les images de Baal (</w:t>
-      </w:r>
-      <w:hyperlink r:id="rId149">
-        <w:r>
-          <w:rPr>
-            <w:lang w:val="fr_FR" w:bidi="fr_FR"/>
-          </w:rPr>
-          <w:rPr>
-            <w:color w:val="0000EE"/>
-            <w:u w:val="single"/>
-          </w:rPr>
-          <w:t>1R 19.18</w:t>
-        </w:r>
-      </w:hyperlink>
-      <w:r>
-        <w:rPr>
-          <w:lang w:val="fr_FR" w:bidi="fr_FR"/>
-        </w:rPr>
-        <w:t>).</w:t>
-      </w:r>
-      <w:r>
-        <w:rPr>
-          <w:lang w:val="fr_FR" w:bidi="fr_FR"/>
-        </w:rPr>
-      </w:r>
-      <w:r>
-        <w:rPr>
-          <w:lang w:val="fr_FR" w:bidi="fr_FR"/>
-        </w:rPr>
-      </w:r>
-    </w:p>
-    <w:p>
-      <w:pPr/>
-      <w:r>
-        <w:rPr>
-          <w:lang w:val="fr_FR" w:bidi="fr_FR"/>
-        </w:rPr>
-      </w:r>
-    </w:p>
-    <w:p>
-      <w:pPr>
-        <w:pStyle w:val="Heading2"/>
-      </w:pPr>
-      <w:r>
-        <w:rPr>
-          <w:lang w:val="fr_FR" w:bidi="fr_FR"/>
-        </w:rPr>
-        <w:t>Osée 13.3</w:t>
-      </w:r>
-      <w:r>
-        <w:rPr>
-          <w:lang w:val="fr_FR" w:bidi="fr_FR"/>
-        </w:rPr>
-      </w:r>
-    </w:p>
-    <w:p>
-      <w:pPr/>
-      <w:r>
-        <w:rPr>
-          <w:lang w:val="fr_FR" w:bidi="fr_FR"/>
-        </w:rPr>
-      </w:r>
-      <w:r>
-        <w:rPr>
-          <w:lang w:val="fr_FR" w:bidi="fr_FR"/>
-        </w:rPr>
-        <w:t xml:space="preserve">Le jugement de l’Éternel contre Éphraïm, tombé dans l’idolâtrie, était leur disparition (cf. </w:t>
-      </w:r>
-      <w:hyperlink r:id="rId78">
-        <w:r>
-          <w:rPr>
-            <w:lang w:val="fr_FR" w:bidi="fr_FR"/>
-          </w:rPr>
-          <w:rPr>
-            <w:color w:val="0000EE"/>
-            <w:u w:val="single"/>
-          </w:rPr>
-          <w:t>6.4</w:t>
-        </w:r>
-      </w:hyperlink>
-      <w:r>
-        <w:rPr>
-          <w:lang w:val="fr_FR" w:bidi="fr_FR"/>
-        </w:rPr>
-        <w:t>). • Les images de nuée, de rosée, de paille (la balle) et de fumée soulignent toutes la nature éphémère et fragile de leur existence.</w:t>
-      </w:r>
-      <w:r>
-        <w:rPr>
-          <w:lang w:val="fr_FR" w:bidi="fr_FR"/>
-        </w:rPr>
-      </w:r>
-      <w:r>
-        <w:rPr>
-          <w:lang w:val="fr_FR" w:bidi="fr_FR"/>
-        </w:rPr>
-      </w:r>
-    </w:p>
-    <w:p>
-      <w:pPr/>
-      <w:r>
-        <w:rPr>
-          <w:lang w:val="fr_FR" w:bidi="fr_FR"/>
-        </w:rPr>
-      </w:r>
-    </w:p>
-    <w:p>
-      <w:pPr>
-        <w:pStyle w:val="Heading2"/>
-      </w:pPr>
-      <w:r>
-        <w:rPr>
-          <w:lang w:val="fr_FR" w:bidi="fr_FR"/>
-        </w:rPr>
-        <w:t>Osée 13.4–5</w:t>
-      </w:r>
-      <w:r>
-        <w:rPr>
-          <w:lang w:val="fr_FR" w:bidi="fr_FR"/>
-        </w:rPr>
-      </w:r>
-    </w:p>
-    <w:p>
-      <w:pPr/>
-      <w:r>
-        <w:rPr>
-          <w:lang w:val="fr_FR" w:bidi="fr_FR"/>
-        </w:rPr>
-      </w:r>
-      <w:r>
-        <w:rPr>
-          <w:lang w:val="fr_FR" w:bidi="fr_FR"/>
-        </w:rPr>
-        <w:t>Et il n’y a de sauveur</w:t>
-      </w:r>
-      <w:r>
-        <w:rPr>
-          <w:lang w:val="fr_FR" w:bidi="fr_FR"/>
-        </w:rPr>
-        <w:t xml:space="preserve"> : l'Éternel l’avait clairement démontré à Israël lors de l’Exode, et durant toute la traversée du désert.</w:t>
-      </w:r>
-      <w:r>
-        <w:rPr>
-          <w:lang w:val="fr_FR" w:bidi="fr_FR"/>
-        </w:rPr>
-      </w:r>
-      <w:r>
-        <w:rPr>
-          <w:lang w:val="fr_FR" w:bidi="fr_FR"/>
-        </w:rPr>
-      </w:r>
-    </w:p>
-    <w:p>
-      <w:pPr/>
-      <w:r>
-        <w:rPr>
-          <w:lang w:val="fr_FR" w:bidi="fr_FR"/>
-        </w:rPr>
-      </w:r>
-    </w:p>
-    <w:p>
-      <w:pPr>
-        <w:pStyle w:val="Heading2"/>
-      </w:pPr>
-      <w:r>
-        <w:rPr>
-          <w:lang w:val="fr_FR" w:bidi="fr_FR"/>
-        </w:rPr>
-        <w:t>Osée 13.6</w:t>
-      </w:r>
-      <w:r>
-        <w:rPr>
-          <w:lang w:val="fr_FR" w:bidi="fr_FR"/>
-        </w:rPr>
-      </w:r>
-    </w:p>
-    <w:p>
-      <w:pPr/>
-      <w:r>
-        <w:rPr>
-          <w:lang w:val="fr_FR" w:bidi="fr_FR"/>
-        </w:rPr>
-      </w:r>
-      <w:r>
-        <w:rPr>
-          <w:lang w:val="fr_FR" w:bidi="fr_FR"/>
-        </w:rPr>
-        <w:t>Ils se sont rassasiés, et leur cœur s’est enflé</w:t>
-      </w:r>
-      <w:r>
-        <w:rPr>
-          <w:lang w:val="fr_FR" w:bidi="fr_FR"/>
-        </w:rPr>
-        <w:t xml:space="preserve"> : ils ne s’appuyaient pas sur l’Éternel pour leur sécurité, mais plaçaient leur confiance dans leurs rois, leurs armées et leur prospérité économique (voir </w:t>
-      </w:r>
-      <w:hyperlink r:id="rId38">
-        <w:r>
-          <w:rPr>
-            <w:lang w:val="fr_FR" w:bidi="fr_FR"/>
-          </w:rPr>
-          <w:rPr>
-            <w:color w:val="0000EE"/>
-            <w:u w:val="single"/>
-          </w:rPr>
-          <w:t>2.13</w:t>
-        </w:r>
-      </w:hyperlink>
-      <w:r>
-        <w:rPr>
-          <w:lang w:val="fr_FR" w:bidi="fr_FR"/>
-        </w:rPr>
-        <w:t>).</w:t>
-      </w:r>
-      <w:r>
-        <w:rPr>
-          <w:lang w:val="fr_FR" w:bidi="fr_FR"/>
-        </w:rPr>
-      </w:r>
-      <w:r>
-        <w:rPr>
-          <w:lang w:val="fr_FR" w:bidi="fr_FR"/>
-        </w:rPr>
-      </w:r>
-    </w:p>
-    <w:p>
-      <w:pPr/>
-      <w:r>
-        <w:rPr>
-          <w:lang w:val="fr_FR" w:bidi="fr_FR"/>
-        </w:rPr>
-      </w:r>
-    </w:p>
-    <w:p>
-      <w:pPr>
-        <w:pStyle w:val="Heading2"/>
-      </w:pPr>
-      <w:r>
-        <w:rPr>
-          <w:lang w:val="fr_FR" w:bidi="fr_FR"/>
-        </w:rPr>
-        <w:t>Osée 13.7–8</w:t>
-      </w:r>
-      <w:r>
-        <w:rPr>
-          <w:lang w:val="fr_FR" w:bidi="fr_FR"/>
-        </w:rPr>
-      </w:r>
-    </w:p>
-    <w:p>
-      <w:pPr/>
-      <w:r>
-        <w:rPr>
-          <w:lang w:val="fr_FR" w:bidi="fr_FR"/>
-        </w:rPr>
-      </w:r>
-      <w:r>
-        <w:rPr>
-          <w:lang w:val="fr_FR" w:bidi="fr_FR"/>
-        </w:rPr>
-        <w:t>Dieu avait exercé son jugement sur Israël en se servant de l’armée assyrienne comme instrument de punition. La description de l’attaque souligne la brutalité des Assyriens envers les peuples qu’ils avaient soumis.</w:t>
-      </w:r>
-      <w:r>
-        <w:rPr>
-          <w:lang w:val="fr_FR" w:bidi="fr_FR"/>
-        </w:rPr>
-      </w:r>
-      <w:r>
-        <w:rPr>
-          <w:lang w:val="fr_FR" w:bidi="fr_FR"/>
-        </w:rPr>
-      </w:r>
-    </w:p>
-    <w:p>
-      <w:pPr/>
-      <w:r>
-        <w:rPr>
-          <w:lang w:val="fr_FR" w:bidi="fr_FR"/>
-        </w:rPr>
-      </w:r>
-    </w:p>
-    <w:p>
-      <w:pPr>
-        <w:pStyle w:val="Heading2"/>
-      </w:pPr>
-      <w:r>
-        <w:rPr>
-          <w:lang w:val="fr_FR" w:bidi="fr_FR"/>
-        </w:rPr>
-        <w:t>Osée 13.9</w:t>
-      </w:r>
-      <w:r>
-        <w:rPr>
-          <w:lang w:val="fr_FR" w:bidi="fr_FR"/>
-        </w:rPr>
-      </w:r>
-    </w:p>
-    <w:p>
-      <w:pPr/>
-      <w:r>
-        <w:rPr>
-          <w:lang w:val="fr_FR" w:bidi="fr_FR"/>
-        </w:rPr>
-      </w:r>
-      <w:r>
-        <w:rPr>
-          <w:lang w:val="fr_FR" w:bidi="fr_FR"/>
-        </w:rPr>
-        <w:t>celui qui pouvait te secourir</w:t>
-      </w:r>
-      <w:r>
-        <w:rPr>
-          <w:lang w:val="fr_FR" w:bidi="fr_FR"/>
-        </w:rPr>
-        <w:t xml:space="preserve"> : voir </w:t>
-      </w:r>
-      <w:hyperlink r:id="rId150">
-        <w:r>
-          <w:rPr>
-            <w:lang w:val="fr_FR" w:bidi="fr_FR"/>
-          </w:rPr>
-          <w:rPr>
-            <w:color w:val="0000EE"/>
-            <w:u w:val="single"/>
-          </w:rPr>
-          <w:t>Ps 70.5</w:t>
-        </w:r>
-      </w:hyperlink>
-      <w:r>
-        <w:rPr>
-          <w:lang w:val="fr_FR" w:bidi="fr_FR"/>
-        </w:rPr>
-        <w:t xml:space="preserve"> ; </w:t>
-      </w:r>
-      <w:hyperlink r:id="rId151">
-        <w:r>
-          <w:rPr>
-            <w:lang w:val="fr_FR" w:bidi="fr_FR"/>
-          </w:rPr>
-          <w:rPr>
-            <w:color w:val="0000EE"/>
-            <w:u w:val="single"/>
-          </w:rPr>
-          <w:t>115.9</w:t>
-        </w:r>
-      </w:hyperlink>
-      <w:r>
-        <w:rPr>
-          <w:lang w:val="fr_FR" w:bidi="fr_FR"/>
-        </w:rPr>
-        <w:t xml:space="preserve"> ; </w:t>
-      </w:r>
-      <w:hyperlink r:id="rId152">
-        <w:r>
-          <w:rPr>
-            <w:lang w:val="fr_FR" w:bidi="fr_FR"/>
-          </w:rPr>
-          <w:rPr>
-            <w:color w:val="0000EE"/>
-            <w:u w:val="single"/>
-          </w:rPr>
-          <w:t>121.2</w:t>
-        </w:r>
-      </w:hyperlink>
-      <w:r>
-        <w:rPr>
-          <w:lang w:val="fr_FR" w:bidi="fr_FR"/>
-        </w:rPr>
-        <w:t xml:space="preserve"> ; </w:t>
-      </w:r>
-      <w:hyperlink r:id="rId153">
-        <w:r>
-          <w:rPr>
-            <w:lang w:val="fr_FR" w:bidi="fr_FR"/>
-          </w:rPr>
-          <w:rPr>
-            <w:color w:val="0000EE"/>
-            <w:u w:val="single"/>
-          </w:rPr>
-          <w:t>124.8</w:t>
-        </w:r>
-      </w:hyperlink>
-      <w:r>
-        <w:rPr>
-          <w:lang w:val="fr_FR" w:bidi="fr_FR"/>
-        </w:rPr>
-        <w:t>. Le péché d’Israël avait fait de celui qui aurait dû être leur secours en leur propre destructeur.</w:t>
-      </w:r>
-      <w:r>
-        <w:rPr>
-          <w:lang w:val="fr_FR" w:bidi="fr_FR"/>
-        </w:rPr>
-      </w:r>
-      <w:r>
-        <w:rPr>
-          <w:lang w:val="fr_FR" w:bidi="fr_FR"/>
-        </w:rPr>
-      </w:r>
-    </w:p>
-    <w:p>
-      <w:pPr/>
-      <w:r>
-        <w:rPr>
-          <w:lang w:val="fr_FR" w:bidi="fr_FR"/>
-        </w:rPr>
-      </w:r>
-    </w:p>
-    <w:p>
-      <w:pPr>
-        <w:pStyle w:val="Heading2"/>
-      </w:pPr>
-      <w:r>
-        <w:rPr>
-          <w:lang w:val="fr_FR" w:bidi="fr_FR"/>
-        </w:rPr>
-        <w:t>Osée 13.10</w:t>
-      </w:r>
-      <w:r>
-        <w:rPr>
-          <w:lang w:val="fr_FR" w:bidi="fr_FR"/>
-        </w:rPr>
-      </w:r>
-    </w:p>
-    <w:p>
-      <w:pPr/>
-      <w:r>
-        <w:rPr>
-          <w:lang w:val="fr_FR" w:bidi="fr_FR"/>
-        </w:rPr>
-      </w:r>
-      <w:r>
-        <w:rPr>
-          <w:lang w:val="fr_FR" w:bidi="fr_FR"/>
-        </w:rPr>
-        <w:t>Où donc est ton roi? :</w:t>
-      </w:r>
-      <w:r>
-        <w:rPr>
-          <w:lang w:val="fr_FR" w:bidi="fr_FR"/>
-        </w:rPr>
-        <w:t xml:space="preserve"> lorsque l’alliance qu’Osée avait conclue avec l’Égypte s’est effondrée (voir </w:t>
-      </w:r>
-      <w:hyperlink r:id="rId154">
-        <w:r>
-          <w:rPr>
-            <w:lang w:val="fr_FR" w:bidi="fr_FR"/>
-          </w:rPr>
-          <w:rPr>
-            <w:color w:val="0000EE"/>
-            <w:u w:val="single"/>
-          </w:rPr>
-          <w:t>12.1</w:t>
-        </w:r>
-      </w:hyperlink>
-      <w:r>
-        <w:rPr>
-          <w:lang w:val="fr_FR" w:bidi="fr_FR"/>
-        </w:rPr>
-        <w:t>), il a tenté de négocier la paix avec l’Assyrie, mais a été capturé et emprisonné (</w:t>
-      </w:r>
-      <w:hyperlink r:id="rId136">
-        <w:r>
-          <w:rPr>
-            <w:lang w:val="fr_FR" w:bidi="fr_FR"/>
-          </w:rPr>
-          <w:rPr>
-            <w:color w:val="0000EE"/>
-            <w:u w:val="single"/>
-          </w:rPr>
-          <w:t>2R 17.4</w:t>
-        </w:r>
-      </w:hyperlink>
-      <w:r>
-        <w:rPr>
-          <w:lang w:val="fr_FR" w:bidi="fr_FR"/>
-        </w:rPr>
-        <w:t>). Les Israélites avaient mis leur confiance dans leurs rois et leurs armées plutôt que dans l’Éternel, et désormais, il ne restait plus personne pour les secourir.</w:t>
-      </w:r>
-      <w:r>
-        <w:rPr>
-          <w:lang w:val="fr_FR" w:bidi="fr_FR"/>
-        </w:rPr>
-      </w:r>
-      <w:r>
-        <w:rPr>
-          <w:lang w:val="fr_FR" w:bidi="fr_FR"/>
-        </w:rPr>
-      </w:r>
-    </w:p>
-    <w:p>
-      <w:pPr/>
-      <w:r>
-        <w:rPr>
-          <w:lang w:val="fr_FR" w:bidi="fr_FR"/>
-        </w:rPr>
-      </w:r>
-    </w:p>
-    <w:p>
-      <w:pPr>
-        <w:pStyle w:val="Heading2"/>
-      </w:pPr>
-      <w:r>
-        <w:rPr>
-          <w:lang w:val="fr_FR" w:bidi="fr_FR"/>
-        </w:rPr>
-        <w:t>Osée 13.11</w:t>
-      </w:r>
-      <w:r>
-        <w:rPr>
-          <w:lang w:val="fr_FR" w:bidi="fr_FR"/>
-        </w:rPr>
-      </w:r>
-    </w:p>
-    <w:p>
-      <w:pPr/>
-      <w:r>
-        <w:rPr>
-          <w:lang w:val="fr_FR" w:bidi="fr_FR"/>
-        </w:rPr>
-      </w:r>
-      <w:r>
-        <w:rPr>
-          <w:lang w:val="fr_FR" w:bidi="fr_FR"/>
-        </w:rPr>
-        <w:t>Israël avait placé ses rois sur le trône sans consulter l’Éternel ; alors, dans sa colère, Dieu les ferait disparaître.</w:t>
-      </w:r>
-      <w:r>
-        <w:rPr>
-          <w:lang w:val="fr_FR" w:bidi="fr_FR"/>
-        </w:rPr>
-      </w:r>
-      <w:r>
-        <w:rPr>
-          <w:lang w:val="fr_FR" w:bidi="fr_FR"/>
-        </w:rPr>
-      </w:r>
-    </w:p>
-    <w:p>
-      <w:pPr/>
-      <w:r>
-        <w:rPr>
-          <w:lang w:val="fr_FR" w:bidi="fr_FR"/>
-        </w:rPr>
-      </w:r>
-    </w:p>
-    <w:p>
-      <w:pPr>
-        <w:pStyle w:val="Heading2"/>
-      </w:pPr>
-      <w:r>
-        <w:rPr>
-          <w:lang w:val="fr_FR" w:bidi="fr_FR"/>
-        </w:rPr>
-        <w:t>Osée 13.12</w:t>
-      </w:r>
-      <w:r>
-        <w:rPr>
-          <w:lang w:val="fr_FR" w:bidi="fr_FR"/>
-        </w:rPr>
-      </w:r>
-    </w:p>
-    <w:p>
-      <w:pPr/>
-      <w:r>
-        <w:rPr>
-          <w:lang w:val="fr_FR" w:bidi="fr_FR"/>
-        </w:rPr>
-      </w:r>
-      <w:r>
-        <w:rPr>
-          <w:lang w:val="fr_FR" w:bidi="fr_FR"/>
-        </w:rPr>
-        <w:t>Dieu avait soigneusement conservé le registre du péché et de la culpabilité d'Israël. Il n’y avait aucun moyen pour Israël d’échapper à la punition.</w:t>
-      </w:r>
-      <w:r>
-        <w:rPr>
-          <w:lang w:val="fr_FR" w:bidi="fr_FR"/>
-        </w:rPr>
-      </w:r>
-      <w:r>
-        <w:rPr>
-          <w:lang w:val="fr_FR" w:bidi="fr_FR"/>
-        </w:rPr>
-      </w:r>
-    </w:p>
-    <w:p>
-      <w:pPr/>
-      <w:r>
-        <w:rPr>
-          <w:lang w:val="fr_FR" w:bidi="fr_FR"/>
-        </w:rPr>
-      </w:r>
-    </w:p>
-    <w:p>
-      <w:pPr>
-        <w:pStyle w:val="Heading2"/>
-      </w:pPr>
-      <w:r>
-        <w:rPr>
-          <w:lang w:val="fr_FR" w:bidi="fr_FR"/>
-        </w:rPr>
-        <w:t>Osée 13.13</w:t>
-      </w:r>
-      <w:r>
-        <w:rPr>
-          <w:lang w:val="fr_FR" w:bidi="fr_FR"/>
-        </w:rPr>
-      </w:r>
-    </w:p>
-    <w:p>
-      <w:pPr/>
-      <w:r>
-        <w:rPr>
-          <w:lang w:val="fr_FR" w:bidi="fr_FR"/>
-        </w:rPr>
-      </w:r>
-      <w:r>
-        <w:rPr>
-          <w:lang w:val="fr_FR" w:bidi="fr_FR"/>
-        </w:rPr>
-        <w:t xml:space="preserve">Israël ressemblait à un enfant dans le ventre qui refuse de naître (littéralement, </w:t>
-      </w:r>
-      <w:r>
-        <w:rPr>
-          <w:i/>
-          <w:lang w:val="fr_FR" w:bidi="fr_FR"/>
-        </w:rPr>
-        <w:t>un fils insensé</w:t>
-      </w:r>
-      <w:r>
-        <w:rPr>
-          <w:lang w:val="fr_FR" w:bidi="fr_FR"/>
-        </w:rPr>
-        <w:t>). De façon incompréhensible, Israël préférait rester dans cet état plutôt que de recevoir la vie offerte par l’Éternel.</w:t>
-      </w:r>
-    </w:p>
-    <w:p>
-      <w:pPr/>
-      <w:r>
-        <w:rPr>
-          <w:lang w:val="fr_FR" w:bidi="fr_FR"/>
-        </w:rPr>
-      </w:r>
-      <w:r>
-        <w:rPr>
-          <w:lang w:val="fr_FR" w:bidi="fr_FR"/>
-        </w:rPr>
-      </w:r>
-      <w:r>
-        <w:rPr>
-          <w:lang w:val="fr_FR" w:bidi="fr_FR"/>
-        </w:rPr>
-      </w:r>
-    </w:p>
-    <w:p>
-      <w:pPr/>
-      <w:r>
-        <w:rPr>
-          <w:lang w:val="fr_FR" w:bidi="fr_FR"/>
-        </w:rPr>
-      </w:r>
-    </w:p>
-    <w:p>
-      <w:pPr>
-        <w:pStyle w:val="Heading2"/>
-      </w:pPr>
-      <w:r>
-        <w:rPr>
-          <w:lang w:val="fr_FR" w:bidi="fr_FR"/>
-        </w:rPr>
-        <w:t>Osée 13.14</w:t>
-      </w:r>
-      <w:r>
-        <w:rPr>
-          <w:lang w:val="fr_FR" w:bidi="fr_FR"/>
-        </w:rPr>
-      </w:r>
-    </w:p>
-    <w:p>
-      <w:pPr/>
-      <w:r>
-        <w:rPr>
-          <w:lang w:val="fr_FR" w:bidi="fr_FR"/>
-        </w:rPr>
-      </w:r>
-      <w:r>
-        <w:rPr>
-          <w:lang w:val="fr_FR" w:bidi="fr_FR"/>
-        </w:rPr>
-        <w:t xml:space="preserve">Le terme ici traduit par « </w:t>
-      </w:r>
-      <w:r>
-        <w:rPr>
-          <w:lang w:val="fr_FR" w:bidi="fr_FR"/>
-        </w:rPr>
-        <w:t>séjour des morts</w:t>
-      </w:r>
-      <w:r>
-        <w:rPr>
-          <w:lang w:val="fr_FR" w:bidi="fr_FR"/>
-        </w:rPr>
-        <w:t xml:space="preserve"> » désigne le royaume des morts (voir </w:t>
-      </w:r>
-      <w:hyperlink r:id="rId155">
-        <w:r>
-          <w:rPr>
-            <w:lang w:val="fr_FR" w:bidi="fr_FR"/>
-          </w:rPr>
-          <w:rPr>
-            <w:color w:val="0000EE"/>
-            <w:u w:val="single"/>
-          </w:rPr>
-          <w:t>Jb 3.11–19</w:t>
-        </w:r>
-      </w:hyperlink>
-      <w:r>
-        <w:rPr>
-          <w:lang w:val="fr_FR" w:bidi="fr_FR"/>
-        </w:rPr>
-        <w:t xml:space="preserve"> ; voir aussi </w:t>
-      </w:r>
-      <w:r>
-        <w:rPr>
-          <w:lang w:val="fr_FR" w:bidi="fr_FR"/>
-        </w:rPr>
-        <w:t>note d'étude sur Jb 7.9</w:t>
-      </w:r>
-      <w:r>
-        <w:rPr>
-          <w:lang w:val="fr_FR" w:bidi="fr_FR"/>
-        </w:rPr>
-        <w:t>). L’Éternel règne même sur ce lieu, et il a le pouvoir de racheter Israël s’il le décide. Pourtant, il ne manifestera aucune compassion envers les Israélites et invoquera la mort pour qu’elle accomplisse son jugement sur eux.</w:t>
-      </w:r>
-      <w:r>
-        <w:rPr>
-          <w:lang w:val="fr_FR" w:bidi="fr_FR"/>
-        </w:rPr>
-      </w:r>
-      <w:r>
-        <w:rPr>
-          <w:lang w:val="fr_FR" w:bidi="fr_FR"/>
-        </w:rPr>
-      </w:r>
-    </w:p>
-    <w:p>
-      <w:pPr/>
-      <w:r>
-        <w:rPr>
-          <w:lang w:val="fr_FR" w:bidi="fr_FR"/>
-        </w:rPr>
-      </w:r>
-    </w:p>
-    <w:p>
-      <w:pPr>
-        <w:pStyle w:val="Heading2"/>
-      </w:pPr>
-      <w:r>
-        <w:rPr>
-          <w:lang w:val="fr_FR" w:bidi="fr_FR"/>
-        </w:rPr>
-        <w:t>Osée 13.16</w:t>
-      </w:r>
-      <w:r>
-        <w:rPr>
-          <w:lang w:val="fr_FR" w:bidi="fr_FR"/>
-        </w:rPr>
-      </w:r>
-    </w:p>
-    <w:p>
-      <w:pPr/>
-      <w:r>
-        <w:rPr>
-          <w:lang w:val="fr_FR" w:bidi="fr_FR"/>
-        </w:rPr>
-      </w:r>
-      <w:r>
-        <w:rPr>
-          <w:lang w:val="fr_FR" w:bidi="fr_FR"/>
-        </w:rPr>
-        <w:t>En 722 av. J.-C., l’Assyrie a pris Samarie, la capitale du royaume du Nord (</w:t>
-      </w:r>
-      <w:hyperlink r:id="rId156">
-        <w:r>
-          <w:rPr>
-            <w:lang w:val="fr_FR" w:bidi="fr_FR"/>
-          </w:rPr>
-          <w:rPr>
-            <w:color w:val="0000EE"/>
-            <w:u w:val="single"/>
-          </w:rPr>
-          <w:t>2R 17.5–6</w:t>
-        </w:r>
-      </w:hyperlink>
-      <w:r>
-        <w:rPr>
-          <w:lang w:val="fr_FR" w:bidi="fr_FR"/>
-        </w:rPr>
-        <w:t xml:space="preserve">). Des milliers de personnes sont mortes durant le siège qui a duré trois ans, et de nombreuses autres ont été déportées en exil. Ce désastre était la conséquence directe de leur rébellion contre Dieu. • La pratique horrible de tuer des femmes enceintes est également mentionnée dans </w:t>
-      </w:r>
-      <w:hyperlink r:id="rId157">
-        <w:r>
-          <w:rPr>
-            <w:lang w:val="fr_FR" w:bidi="fr_FR"/>
-          </w:rPr>
-          <w:rPr>
-            <w:color w:val="0000EE"/>
-            <w:u w:val="single"/>
-          </w:rPr>
-          <w:t>Am 1.13</w:t>
-        </w:r>
-      </w:hyperlink>
-      <w:r>
-        <w:rPr>
-          <w:lang w:val="fr_FR" w:bidi="fr_FR"/>
-        </w:rPr>
-        <w:t xml:space="preserve"> et </w:t>
-      </w:r>
-      <w:hyperlink r:id="rId158">
-        <w:r>
-          <w:rPr>
-            <w:lang w:val="fr_FR" w:bidi="fr_FR"/>
-          </w:rPr>
-          <w:rPr>
-            <w:color w:val="0000EE"/>
-            <w:u w:val="single"/>
-          </w:rPr>
-          <w:t>2R 15.16</w:t>
-        </w:r>
-      </w:hyperlink>
-      <w:r>
-        <w:rPr>
-          <w:lang w:val="fr_FR" w:bidi="fr_FR"/>
-        </w:rPr>
-        <w:t>.</w:t>
-      </w:r>
-      <w:r>
-        <w:rPr>
-          <w:lang w:val="fr_FR" w:bidi="fr_FR"/>
-        </w:rPr>
-      </w:r>
-      <w:r>
-        <w:rPr>
-          <w:lang w:val="fr_FR" w:bidi="fr_FR"/>
-        </w:rPr>
-      </w:r>
-    </w:p>
-    <w:p>
-      <w:pPr/>
-      <w:r>
-        <w:rPr>
-          <w:lang w:val="fr_FR" w:bidi="fr_FR"/>
-        </w:rPr>
-      </w:r>
-    </w:p>
-    <w:p>
-      <w:pPr>
-        <w:pStyle w:val="Heading2"/>
-      </w:pPr>
-      <w:r>
-        <w:rPr>
-          <w:lang w:val="fr_FR" w:bidi="fr_FR"/>
-        </w:rPr>
-        <w:t>Osée 14.1–9</w:t>
-      </w:r>
-      <w:r>
-        <w:rPr>
-          <w:lang w:val="fr_FR" w:bidi="fr_FR"/>
-        </w:rPr>
-      </w:r>
-    </w:p>
-    <w:p>
-      <w:pPr/>
-      <w:r>
-        <w:rPr>
-          <w:lang w:val="fr_FR" w:bidi="fr_FR"/>
-        </w:rPr>
-      </w:r>
-      <w:r>
-        <w:rPr>
-          <w:lang w:val="fr_FR" w:bidi="fr_FR"/>
-        </w:rPr>
-        <w:t>La destruction n’était pas le dernier mot de l’Éternel envers son peuple d’alliance. Même si le jugement devait s’accomplir, la grâce de guérison et de restauration de Dieu demeure toujours plus forte que le péché de l’humanité.</w:t>
-      </w:r>
-      <w:r>
-        <w:rPr>
-          <w:lang w:val="fr_FR" w:bidi="fr_FR"/>
-        </w:rPr>
-      </w:r>
-      <w:r>
-        <w:rPr>
-          <w:lang w:val="fr_FR" w:bidi="fr_FR"/>
-        </w:rPr>
-      </w:r>
-    </w:p>
-    <w:p>
-      <w:pPr/>
-      <w:r>
-        <w:rPr>
-          <w:lang w:val="fr_FR" w:bidi="fr_FR"/>
-        </w:rPr>
-      </w:r>
-    </w:p>
-    <w:p>
-      <w:pPr>
-        <w:pStyle w:val="Heading2"/>
-      </w:pPr>
-      <w:r>
-        <w:rPr>
-          <w:lang w:val="fr_FR" w:bidi="fr_FR"/>
-        </w:rPr>
-        <w:t>Osée 14.2–3</w:t>
-      </w:r>
-      <w:r>
-        <w:rPr>
-          <w:lang w:val="fr_FR" w:bidi="fr_FR"/>
-        </w:rPr>
-      </w:r>
-    </w:p>
-    <w:p>
-      <w:pPr/>
-      <w:r>
-        <w:rPr>
-          <w:lang w:val="fr_FR" w:bidi="fr_FR"/>
-        </w:rPr>
-      </w:r>
-      <w:r>
-        <w:rPr>
-          <w:lang w:val="fr_FR" w:bidi="fr_FR"/>
-        </w:rPr>
-        <w:t xml:space="preserve">Osée avait composé une prière modèle de confession pour guider son peuple dans un retour authentique vers l’Éternel. Les prophètes de Dieu ne s’identifiaient pas uniquement à lui dans son indignation face à la rébellion d’Israël ; ils s’identifiaient aussi à leur peuple dans sa condition brisée (voir aussi </w:t>
-      </w:r>
-      <w:hyperlink r:id="rId159">
-        <w:r>
-          <w:rPr>
-            <w:lang w:val="fr_FR" w:bidi="fr_FR"/>
-          </w:rPr>
-          <w:rPr>
-            <w:color w:val="0000EE"/>
-            <w:u w:val="single"/>
-          </w:rPr>
-          <w:t>Dn 9.4–19</w:t>
-        </w:r>
-      </w:hyperlink>
-      <w:r>
-        <w:rPr>
-          <w:lang w:val="fr_FR" w:bidi="fr_FR"/>
-        </w:rPr>
-        <w:t xml:space="preserve">). • </w:t>
-      </w:r>
-      <w:r>
-        <w:rPr>
-          <w:lang w:val="fr_FR" w:bidi="fr_FR"/>
-        </w:rPr>
-        <w:t>Pardonne toutes les iniquité</w:t>
-      </w:r>
-      <w:r>
-        <w:rPr>
-          <w:lang w:val="fr_FR" w:bidi="fr_FR"/>
-        </w:rPr>
-        <w:t xml:space="preserve">s : les Israélites devaient se tourner entièrement vers la miséricorde et la grâce de Dieu, en reconnaissant sans réserve leurs nombreuses fautes. • </w:t>
-      </w:r>
-      <w:r>
-        <w:rPr>
-          <w:lang w:val="fr_FR" w:bidi="fr_FR"/>
-        </w:rPr>
-        <w:t>Et reçois-nous favorablement</w:t>
-      </w:r>
-      <w:r>
-        <w:rPr>
-          <w:lang w:val="fr_FR" w:bidi="fr_FR"/>
-        </w:rPr>
-        <w:t xml:space="preserve"> : Israël avait tendance à offrir des sacrifices d’animaux pour le péché, mais l’Éternel avait clairement montré que ce n’était pas ce qu’il désirait (voir </w:t>
-      </w:r>
-      <w:hyperlink r:id="rId97">
-        <w:r>
-          <w:rPr>
-            <w:lang w:val="fr_FR" w:bidi="fr_FR"/>
-          </w:rPr>
-          <w:rPr>
-            <w:color w:val="0000EE"/>
-            <w:u w:val="single"/>
-          </w:rPr>
-          <w:t>Os 6.6</w:t>
-        </w:r>
-      </w:hyperlink>
-      <w:r>
-        <w:rPr>
-          <w:lang w:val="fr_FR" w:bidi="fr_FR"/>
-        </w:rPr>
-        <w:t>). Ce qu’il attendait, c’était un cœur repentant et sincère.</w:t>
-      </w:r>
-      <w:r>
-        <w:rPr>
-          <w:lang w:val="fr_FR" w:bidi="fr_FR"/>
-        </w:rPr>
-      </w:r>
-      <w:r>
-        <w:rPr>
-          <w:lang w:val="fr_FR" w:bidi="fr_FR"/>
-        </w:rPr>
-      </w:r>
-    </w:p>
-    <w:p>
-      <w:pPr/>
-      <w:r>
-        <w:rPr>
-          <w:lang w:val="fr_FR" w:bidi="fr_FR"/>
-        </w:rPr>
-      </w:r>
-    </w:p>
-    <w:p>
-      <w:pPr>
-        <w:pStyle w:val="Heading2"/>
-      </w:pPr>
-      <w:r>
-        <w:rPr>
-          <w:lang w:val="fr_FR" w:bidi="fr_FR"/>
-        </w:rPr>
-        <w:t>Osée 14.3</w:t>
-      </w:r>
-      <w:r>
-        <w:rPr>
-          <w:lang w:val="fr_FR" w:bidi="fr_FR"/>
-        </w:rPr>
-      </w:r>
-    </w:p>
-    <w:p>
-      <w:pPr/>
-      <w:r>
-        <w:rPr>
-          <w:lang w:val="fr_FR" w:bidi="fr_FR"/>
-        </w:rPr>
-      </w:r>
-      <w:r>
-        <w:rPr>
-          <w:lang w:val="fr_FR" w:bidi="fr_FR"/>
-        </w:rPr>
-        <w:t>Les Israélites devaient renoncer à leur dépendance aux idoles, aux alliances étrangères et à leur propre force militaire. Bien qu’ils aient été les enfants de Dieu (</w:t>
-      </w:r>
-      <w:hyperlink r:id="rId160">
-        <w:r>
-          <w:rPr>
-            <w:lang w:val="fr_FR" w:bidi="fr_FR"/>
-          </w:rPr>
-          <w:rPr>
-            <w:color w:val="0000EE"/>
-            <w:u w:val="single"/>
-          </w:rPr>
-          <w:t>11.1</w:t>
-        </w:r>
-      </w:hyperlink>
-      <w:r>
-        <w:rPr>
-          <w:lang w:val="fr_FR" w:bidi="fr_FR"/>
-        </w:rPr>
-        <w:t>), leur rébellion les avait rendus orphelins. Mais s’ils se repentent avec sincérité et de tout leur cœur, ils pourront de nouveau recevoir la miséricorde de l’Éternel.</w:t>
-      </w:r>
-      <w:r>
-        <w:rPr>
-          <w:lang w:val="fr_FR" w:bidi="fr_FR"/>
-        </w:rPr>
-      </w:r>
-      <w:r>
-        <w:rPr>
-          <w:lang w:val="fr_FR" w:bidi="fr_FR"/>
-        </w:rPr>
-      </w:r>
-    </w:p>
-    <w:p>
-      <w:pPr/>
-      <w:r>
-        <w:rPr>
-          <w:lang w:val="fr_FR" w:bidi="fr_FR"/>
-        </w:rPr>
-      </w:r>
-    </w:p>
-    <w:p>
-      <w:pPr>
-        <w:pStyle w:val="Heading2"/>
-      </w:pPr>
-      <w:r>
-        <w:rPr>
-          <w:lang w:val="fr_FR" w:bidi="fr_FR"/>
-        </w:rPr>
-        <w:t>Osée 14.4</w:t>
-      </w:r>
-      <w:r>
-        <w:rPr>
-          <w:lang w:val="fr_FR" w:bidi="fr_FR"/>
-        </w:rPr>
-      </w:r>
-    </w:p>
-    <w:p>
-      <w:pPr/>
-      <w:r>
-        <w:rPr>
-          <w:lang w:val="fr_FR" w:bidi="fr_FR"/>
-        </w:rPr>
-      </w:r>
-      <w:r>
-        <w:rPr>
-          <w:lang w:val="fr_FR" w:bidi="fr_FR"/>
-        </w:rPr>
-        <w:t>Je réparerai leur infidélité</w:t>
-      </w:r>
-      <w:r>
-        <w:rPr>
-          <w:lang w:val="fr_FR" w:bidi="fr_FR"/>
-        </w:rPr>
-        <w:t xml:space="preserve"> : la guérison apportée par l’Éternel est la seule réponse véritable à la maladie du péché. C’est lui qui guérit toutes nos afflictions, qu’elles soient physiques ou spirituelles (</w:t>
-      </w:r>
-      <w:hyperlink r:id="rId161">
-        <w:r>
-          <w:rPr>
-            <w:lang w:val="fr_FR" w:bidi="fr_FR"/>
-          </w:rPr>
-          <w:rPr>
-            <w:color w:val="0000EE"/>
-            <w:u w:val="single"/>
-          </w:rPr>
-          <w:t>Ps 103.3</w:t>
-        </w:r>
-      </w:hyperlink>
-      <w:r>
-        <w:rPr>
-          <w:lang w:val="fr_FR" w:bidi="fr_FR"/>
-        </w:rPr>
-        <w:t>).</w:t>
-      </w:r>
-      <w:r>
-        <w:rPr>
-          <w:lang w:val="fr_FR" w:bidi="fr_FR"/>
-        </w:rPr>
-      </w:r>
-      <w:r>
-        <w:rPr>
-          <w:lang w:val="fr_FR" w:bidi="fr_FR"/>
-        </w:rPr>
-      </w:r>
-    </w:p>
-    <w:p>
-      <w:pPr/>
-      <w:r>
-        <w:rPr>
-          <w:lang w:val="fr_FR" w:bidi="fr_FR"/>
-        </w:rPr>
-      </w:r>
-    </w:p>
-    <w:p>
-      <w:pPr>
-        <w:pStyle w:val="Heading2"/>
-      </w:pPr>
-      <w:r>
-        <w:rPr>
-          <w:lang w:val="fr_FR" w:bidi="fr_FR"/>
-        </w:rPr>
-        <w:t>Osée 14.5</w:t>
-      </w:r>
-      <w:r>
-        <w:rPr>
-          <w:lang w:val="fr_FR" w:bidi="fr_FR"/>
-        </w:rPr>
-      </w:r>
-    </w:p>
-    <w:p>
-      <w:pPr/>
-      <w:r>
-        <w:rPr>
-          <w:lang w:val="fr_FR" w:bidi="fr_FR"/>
-        </w:rPr>
-      </w:r>
-      <w:r>
-        <w:rPr>
-          <w:lang w:val="fr_FR" w:bidi="fr_FR"/>
-        </w:rPr>
-        <w:t>comme la rosée</w:t>
-      </w:r>
-      <w:r>
-        <w:rPr>
-          <w:lang w:val="fr_FR" w:bidi="fr_FR"/>
-        </w:rPr>
-        <w:t xml:space="preserve"> : dans le climat semi-désertique d’Israël, la rosée représentait une source précieuse d’humidité vivifiante (</w:t>
-      </w:r>
-      <w:hyperlink r:id="rId162">
-        <w:r>
-          <w:rPr>
-            <w:lang w:val="fr_FR" w:bidi="fr_FR"/>
-          </w:rPr>
-          <w:rPr>
-            <w:color w:val="0000EE"/>
-            <w:u w:val="single"/>
-          </w:rPr>
-          <w:t>Gn 27.28</w:t>
-        </w:r>
-      </w:hyperlink>
-      <w:r>
-        <w:rPr>
-          <w:lang w:val="fr_FR" w:bidi="fr_FR"/>
-        </w:rPr>
-        <w:t xml:space="preserve"> ; </w:t>
-      </w:r>
-      <w:hyperlink r:id="rId163">
-        <w:r>
-          <w:rPr>
-            <w:lang w:val="fr_FR" w:bidi="fr_FR"/>
-          </w:rPr>
-          <w:rPr>
-            <w:color w:val="0000EE"/>
-            <w:u w:val="single"/>
-          </w:rPr>
-          <w:t>Dt 33.28</w:t>
-        </w:r>
-      </w:hyperlink>
-      <w:r>
-        <w:rPr>
-          <w:lang w:val="fr_FR" w:bidi="fr_FR"/>
-        </w:rPr>
-        <w:t xml:space="preserve">). • </w:t>
-      </w:r>
-      <w:r>
-        <w:rPr>
-          <w:lang w:val="fr_FR" w:bidi="fr_FR"/>
-        </w:rPr>
-        <w:t>Et il poussera des racines</w:t>
-      </w:r>
-      <w:r>
-        <w:rPr>
-          <w:lang w:val="fr_FR" w:bidi="fr_FR"/>
-        </w:rPr>
-        <w:t xml:space="preserve"> : lorsque Israël vivait fidèlement à son alliance avec l’Éternel, il devenait fort et stable, semblable aux cèdres majestueux du Liban (</w:t>
-      </w:r>
-      <w:hyperlink r:id="rId164">
-        <w:r>
-          <w:rPr>
-            <w:lang w:val="fr_FR" w:bidi="fr_FR"/>
-          </w:rPr>
-          <w:rPr>
-            <w:color w:val="0000EE"/>
-            <w:u w:val="single"/>
-          </w:rPr>
-          <w:t>Ps 92.12</w:t>
-        </w:r>
-      </w:hyperlink>
-      <w:r>
-        <w:rPr>
-          <w:lang w:val="fr_FR" w:bidi="fr_FR"/>
-        </w:rPr>
-        <w:t>).</w:t>
-      </w:r>
-      <w:r>
-        <w:rPr>
-          <w:lang w:val="fr_FR" w:bidi="fr_FR"/>
-        </w:rPr>
-      </w:r>
-      <w:r>
-        <w:rPr>
-          <w:lang w:val="fr_FR" w:bidi="fr_FR"/>
-        </w:rPr>
-      </w:r>
-    </w:p>
-    <w:p>
-      <w:pPr/>
-      <w:r>
-        <w:rPr>
-          <w:lang w:val="fr_FR" w:bidi="fr_FR"/>
-        </w:rPr>
-      </w:r>
-    </w:p>
-    <w:p>
-      <w:pPr>
-        <w:pStyle w:val="Heading2"/>
-      </w:pPr>
-      <w:r>
-        <w:rPr>
-          <w:lang w:val="fr_FR" w:bidi="fr_FR"/>
-        </w:rPr>
-        <w:t>Osée 14.5–7</w:t>
-      </w:r>
-      <w:r>
-        <w:rPr>
-          <w:lang w:val="fr_FR" w:bidi="fr_FR"/>
-        </w:rPr>
-      </w:r>
-    </w:p>
-    <w:p>
-      <w:pPr/>
-      <w:r>
-        <w:rPr>
-          <w:lang w:val="fr_FR" w:bidi="fr_FR"/>
-        </w:rPr>
-      </w:r>
-      <w:r>
-        <w:rPr>
-          <w:lang w:val="fr_FR" w:bidi="fr_FR"/>
-        </w:rPr>
-        <w:t>Osée décrivait l’effet de l’amour guérisseur de l’Éternel sur un Israël repentant. Dieu avait promis de lui accorder la fertilité que le peuple avait autrefois cherchée auprès des baals.</w:t>
-      </w:r>
-      <w:r>
-        <w:rPr>
-          <w:lang w:val="fr_FR" w:bidi="fr_FR"/>
-        </w:rPr>
-      </w:r>
-      <w:r>
-        <w:rPr>
-          <w:lang w:val="fr_FR" w:bidi="fr_FR"/>
-        </w:rPr>
-      </w:r>
-    </w:p>
-    <w:p>
-      <w:pPr/>
-      <w:r>
-        <w:rPr>
-          <w:lang w:val="fr_FR" w:bidi="fr_FR"/>
-        </w:rPr>
-      </w:r>
-    </w:p>
-    <w:p>
-      <w:pPr>
-        <w:pStyle w:val="Heading2"/>
-      </w:pPr>
-      <w:r>
-        <w:rPr>
-          <w:lang w:val="fr_FR" w:bidi="fr_FR"/>
-        </w:rPr>
-        <w:t>Osée 14.7</w:t>
-      </w:r>
-      <w:r>
-        <w:rPr>
-          <w:lang w:val="fr_FR" w:bidi="fr_FR"/>
-        </w:rPr>
-      </w:r>
-    </w:p>
-    <w:p>
-      <w:pPr/>
-      <w:r>
-        <w:rPr>
-          <w:lang w:val="fr_FR" w:bidi="fr_FR"/>
-        </w:rPr>
-      </w:r>
-      <w:r>
-        <w:rPr>
-          <w:lang w:val="fr_FR" w:bidi="fr_FR"/>
-        </w:rPr>
-        <w:t>à son ombre</w:t>
-      </w:r>
-      <w:r>
-        <w:rPr>
-          <w:lang w:val="fr_FR" w:bidi="fr_FR"/>
-        </w:rPr>
-        <w:t xml:space="preserve"> : un lieu de sécurité et de ressourcement (</w:t>
-      </w:r>
-      <w:hyperlink r:id="rId165">
-        <w:r>
-          <w:rPr>
-            <w:lang w:val="fr_FR" w:bidi="fr_FR"/>
-          </w:rPr>
-          <w:rPr>
-            <w:color w:val="0000EE"/>
-            <w:u w:val="single"/>
-          </w:rPr>
-          <w:t>Ps 91.1</w:t>
-        </w:r>
-      </w:hyperlink>
-      <w:r>
-        <w:rPr>
-          <w:lang w:val="fr_FR" w:bidi="fr_FR"/>
-        </w:rPr>
-        <w:t xml:space="preserve"> ; </w:t>
-      </w:r>
-      <w:hyperlink r:id="rId166">
+      <w:hyperlink r:id="rId168">
         <w:r>
           <w:rPr>
             <w:lang w:val="fr_FR" w:bidi="fr_FR"/>

--- a/fra/docx/28.content.docx
+++ b/fra/docx/28.content.docx
@@ -19,7 +19,7 @@
         <w:rPr>
           <w:lang w:val="fr_FR" w:bidi="fr_FR"/>
         </w:rPr>
-        <w:t>Resource: Tyndale Open Study Notes</w:t>
+        <w:t>Resource: Aquifer Open Study Notes</w:t>
       </w:r>
       <w:r>
         <w:rPr>
@@ -112,7 +112,7 @@
         <w:rPr>
           <w:lang w:val="fr_FR" w:bidi="fr_FR"/>
         </w:rPr>
-        <w:t>Tyndale Open Study Notes</w:t>
+        <w:t>Aquifer Open Study Notes</w:t>
       </w:r>
     </w:p>
     <w:p>

--- a/fra/docx/28.content.docx
+++ b/fra/docx/28.content.docx
@@ -239,54 +239,36 @@
         </w:rPr>
         <w:t xml:space="preserve"> : le livre d’Osée s’ouvre en précisant qu’il ne s’agit pas simplement de paroles humaines, mais bien d’un message venant du seul vrai Dieu (cf. </w:t>
       </w:r>
-      <w:hyperlink r:id="rId13">
-        <w:r>
-          <w:rPr>
-            <w:lang w:val="fr_FR" w:bidi="fr_FR"/>
-          </w:rPr>
-          <w:rPr>
-            <w:color w:val="0000EE"/>
-            <w:u w:val="single"/>
-          </w:rPr>
-          <w:t>Jl 1.1</w:t>
-        </w:r>
-      </w:hyperlink>
+      <w:r>
+        <w:rPr>
+          <w:lang w:val="fr_FR" w:bidi="fr_FR"/>
+        </w:rPr>
+        <w:t>Jl 1.1</w:t>
+      </w:r>
       <w:r>
         <w:rPr>
           <w:lang w:val="fr_FR" w:bidi="fr_FR"/>
         </w:rPr>
         <w:t xml:space="preserve"> ; </w:t>
       </w:r>
-      <w:hyperlink r:id="rId14">
-        <w:r>
-          <w:rPr>
-            <w:lang w:val="fr_FR" w:bidi="fr_FR"/>
-          </w:rPr>
-          <w:rPr>
-            <w:color w:val="0000EE"/>
-            <w:u w:val="single"/>
-          </w:rPr>
-          <w:t>Mi 1.1</w:t>
-        </w:r>
-      </w:hyperlink>
+      <w:r>
+        <w:rPr>
+          <w:lang w:val="fr_FR" w:bidi="fr_FR"/>
+        </w:rPr>
+        <w:t>Mi 1.1</w:t>
+      </w:r>
       <w:r>
         <w:rPr>
           <w:lang w:val="fr_FR" w:bidi="fr_FR"/>
         </w:rPr>
         <w:t xml:space="preserve"> ; </w:t>
       </w:r>
-      <w:hyperlink r:id="rId15">
-        <w:r>
-          <w:rPr>
-            <w:lang w:val="fr_FR" w:bidi="fr_FR"/>
-          </w:rPr>
-          <w:rPr>
-            <w:color w:val="0000EE"/>
-            <w:u w:val="single"/>
-          </w:rPr>
-          <w:t>So 1.1</w:t>
-        </w:r>
-      </w:hyperlink>
+      <w:r>
+        <w:rPr>
+          <w:lang w:val="fr_FR" w:bidi="fr_FR"/>
+        </w:rPr>
+        <w:t>So 1.1</w:t>
+      </w:r>
       <w:r>
         <w:rPr>
           <w:lang w:val="fr_FR" w:bidi="fr_FR"/>
@@ -305,36 +287,24 @@
         </w:rPr>
         <w:t xml:space="preserve"> : d’autres personnages importants de l’Ancien Testament portent également le nom d’Osée (ou Hoshea, les deux formes étant identiques en hébreu ; voir </w:t>
       </w:r>
-      <w:hyperlink r:id="rId16">
-        <w:r>
-          <w:rPr>
-            <w:lang w:val="fr_FR" w:bidi="fr_FR"/>
-          </w:rPr>
-          <w:rPr>
-            <w:color w:val="0000EE"/>
-            <w:u w:val="single"/>
-          </w:rPr>
-          <w:t>Nb 13.8</w:t>
-        </w:r>
-      </w:hyperlink>
+      <w:r>
+        <w:rPr>
+          <w:lang w:val="fr_FR" w:bidi="fr_FR"/>
+        </w:rPr>
+        <w:t>Nb 13.8</w:t>
+      </w:r>
       <w:r>
         <w:rPr>
           <w:lang w:val="fr_FR" w:bidi="fr_FR"/>
         </w:rPr>
         <w:t xml:space="preserve"> ; </w:t>
       </w:r>
-      <w:hyperlink r:id="rId17">
-        <w:r>
-          <w:rPr>
-            <w:lang w:val="fr_FR" w:bidi="fr_FR"/>
-          </w:rPr>
-          <w:rPr>
-            <w:color w:val="0000EE"/>
-            <w:u w:val="single"/>
-          </w:rPr>
-          <w:t>2R 17.1</w:t>
-        </w:r>
-      </w:hyperlink>
+      <w:r>
+        <w:rPr>
+          <w:lang w:val="fr_FR" w:bidi="fr_FR"/>
+        </w:rPr>
+        <w:t>2R 17.1</w:t>
+      </w:r>
       <w:r>
         <w:rPr>
           <w:lang w:val="fr_FR" w:bidi="fr_FR"/>
@@ -503,18 +473,12 @@
         </w:rPr>
         <w:t xml:space="preserve">Jizreel est une vallée fertile située dans le centre-nord d’Israël. • Les meurtres commis par Jéhu à Jizreel sont racontés dans </w:t>
       </w:r>
-      <w:hyperlink r:id="rId18">
-        <w:r>
-          <w:rPr>
-            <w:lang w:val="fr_FR" w:bidi="fr_FR"/>
-          </w:rPr>
-          <w:rPr>
-            <w:color w:val="0000EE"/>
-            <w:u w:val="single"/>
-          </w:rPr>
-          <w:t>2R 9–10</w:t>
-        </w:r>
-      </w:hyperlink>
+      <w:r>
+        <w:rPr>
+          <w:lang w:val="fr_FR" w:bidi="fr_FR"/>
+        </w:rPr>
+        <w:t>2R 9–10</w:t>
+      </w:r>
       <w:r>
         <w:rPr>
           <w:lang w:val="fr_FR" w:bidi="fr_FR"/>
@@ -617,18 +581,12 @@
         </w:rPr>
         <w:t xml:space="preserve">Lo-Ruchama : les noms donnés aux enfants d’Osée faisaient partie intégrante de son message prophétique (cf. </w:t>
       </w:r>
-      <w:hyperlink r:id="rId19">
-        <w:r>
-          <w:rPr>
-            <w:lang w:val="fr_FR" w:bidi="fr_FR"/>
-          </w:rPr>
-          <w:rPr>
-            <w:color w:val="0000EE"/>
-            <w:u w:val="single"/>
-          </w:rPr>
-          <w:t>Es 7.10–8.8</w:t>
-        </w:r>
-      </w:hyperlink>
+      <w:r>
+        <w:rPr>
+          <w:lang w:val="fr_FR" w:bidi="fr_FR"/>
+        </w:rPr>
+        <w:t>Es 7.10–8.8</w:t>
+      </w:r>
       <w:r>
         <w:rPr>
           <w:lang w:val="fr_FR" w:bidi="fr_FR"/>
@@ -731,36 +689,24 @@
         </w:rPr>
         <w:t>Le nom Lo-Ammi exprime le jugement le plus dur de tous, car il semble marquer la rupture de l’alliance entre Israël et l’Éternel. Le titre précieux « mon peuple », accordé à Israël tant qu’il marchait dans l’obéissance à l’alliance avec l’Éternel son Dieu (</w:t>
       </w:r>
-      <w:hyperlink r:id="rId20">
-        <w:r>
-          <w:rPr>
-            <w:lang w:val="fr_FR" w:bidi="fr_FR"/>
-          </w:rPr>
-          <w:rPr>
-            <w:color w:val="0000EE"/>
-            <w:u w:val="single"/>
-          </w:rPr>
-          <w:t>Lv 26.12</w:t>
-        </w:r>
-      </w:hyperlink>
+      <w:r>
+        <w:rPr>
+          <w:lang w:val="fr_FR" w:bidi="fr_FR"/>
+        </w:rPr>
+        <w:t>Lv 26.12</w:t>
+      </w:r>
       <w:r>
         <w:rPr>
           <w:lang w:val="fr_FR" w:bidi="fr_FR"/>
         </w:rPr>
         <w:t xml:space="preserve"> ; voir aussi </w:t>
       </w:r>
-      <w:hyperlink r:id="rId21">
-        <w:r>
-          <w:rPr>
-            <w:lang w:val="fr_FR" w:bidi="fr_FR"/>
-          </w:rPr>
-          <w:rPr>
-            <w:color w:val="0000EE"/>
-            <w:u w:val="single"/>
-          </w:rPr>
-          <w:t>Ex 6.7</w:t>
-        </w:r>
-      </w:hyperlink>
+      <w:r>
+        <w:rPr>
+          <w:lang w:val="fr_FR" w:bidi="fr_FR"/>
+        </w:rPr>
+        <w:t>Ex 6.7</w:t>
+      </w:r>
       <w:r>
         <w:rPr>
           <w:lang w:val="fr_FR" w:bidi="fr_FR"/>
@@ -779,18 +725,12 @@
         </w:rPr>
         <w:t xml:space="preserve"> : en hébreu, cette déclaration peut aussi se comprendre comme « Je ne suis pas "je suis" pour vous » (cf. </w:t>
       </w:r>
-      <w:hyperlink r:id="rId22">
-        <w:r>
-          <w:rPr>
-            <w:lang w:val="fr_FR" w:bidi="fr_FR"/>
-          </w:rPr>
-          <w:rPr>
-            <w:color w:val="0000EE"/>
-            <w:u w:val="single"/>
-          </w:rPr>
-          <w:t>Ex 3.14</w:t>
-        </w:r>
-      </w:hyperlink>
+      <w:r>
+        <w:rPr>
+          <w:lang w:val="fr_FR" w:bidi="fr_FR"/>
+        </w:rPr>
+        <w:t>Ex 3.14</w:t>
+      </w:r>
       <w:r>
         <w:rPr>
           <w:lang w:val="fr_FR" w:bidi="fr_FR"/>
@@ -851,36 +791,24 @@
         </w:rPr>
         <w:t xml:space="preserve"> : cette promesse d’une croissance démographique pour le peuple de Dieu rappelle les paroles adressées aux patriarches Abraham et Jacob (</w:t>
       </w:r>
-      <w:hyperlink r:id="rId23">
-        <w:r>
-          <w:rPr>
-            <w:lang w:val="fr_FR" w:bidi="fr_FR"/>
-          </w:rPr>
-          <w:rPr>
-            <w:color w:val="0000EE"/>
-            <w:u w:val="single"/>
-          </w:rPr>
-          <w:t>Gn 22.17</w:t>
-        </w:r>
-      </w:hyperlink>
+      <w:r>
+        <w:rPr>
+          <w:lang w:val="fr_FR" w:bidi="fr_FR"/>
+        </w:rPr>
+        <w:t>Gn 22.17</w:t>
+      </w:r>
       <w:r>
         <w:rPr>
           <w:lang w:val="fr_FR" w:bidi="fr_FR"/>
         </w:rPr>
         <w:t xml:space="preserve"> ; </w:t>
       </w:r>
-      <w:hyperlink r:id="rId24">
-        <w:r>
-          <w:rPr>
-            <w:lang w:val="fr_FR" w:bidi="fr_FR"/>
-          </w:rPr>
-          <w:rPr>
-            <w:color w:val="0000EE"/>
-            <w:u w:val="single"/>
-          </w:rPr>
-          <w:t>32.12</w:t>
-        </w:r>
-      </w:hyperlink>
+      <w:r>
+        <w:rPr>
+          <w:lang w:val="fr_FR" w:bidi="fr_FR"/>
+        </w:rPr>
+        <w:t>32.12</w:t>
+      </w:r>
       <w:r>
         <w:rPr>
           <w:lang w:val="fr_FR" w:bidi="fr_FR"/>
@@ -899,18 +827,12 @@
         </w:rPr>
         <w:t xml:space="preserve">: cette expression est unique dans l’Ancien Testament, mais Paul l’a reprise dans </w:t>
       </w:r>
-      <w:hyperlink r:id="rId25">
-        <w:r>
-          <w:rPr>
-            <w:lang w:val="fr_FR" w:bidi="fr_FR"/>
-          </w:rPr>
-          <w:rPr>
-            <w:color w:val="0000EE"/>
-            <w:u w:val="single"/>
-          </w:rPr>
-          <w:t>Rm 9.26</w:t>
-        </w:r>
-      </w:hyperlink>
+      <w:r>
+        <w:rPr>
+          <w:lang w:val="fr_FR" w:bidi="fr_FR"/>
+        </w:rPr>
+        <w:t>Rm 9.26</w:t>
+      </w:r>
       <w:r>
         <w:rPr>
           <w:lang w:val="fr_FR" w:bidi="fr_FR"/>
@@ -1019,18 +941,12 @@
         </w:rPr>
         <w:t xml:space="preserve"> : pendant près de deux siècles, Israël et Juda ont vécu séparés, divisés en deux royaumes rivaux. Mais lorsque Dieu restaurera son peuple, il réunifiera ces royaumes sous un seul dirigeant, comme au temps de David, et il mettra fin à la malédiction de l’exil (voir aussi </w:t>
       </w:r>
-      <w:hyperlink r:id="rId26">
-        <w:r>
-          <w:rPr>
-            <w:lang w:val="fr_FR" w:bidi="fr_FR"/>
-          </w:rPr>
-          <w:rPr>
-            <w:color w:val="0000EE"/>
-            <w:u w:val="single"/>
-          </w:rPr>
-          <w:t>Ez 37.15–28</w:t>
-        </w:r>
-      </w:hyperlink>
+      <w:r>
+        <w:rPr>
+          <w:lang w:val="fr_FR" w:bidi="fr_FR"/>
+        </w:rPr>
+        <w:t>Ez 37.15–28</w:t>
+      </w:r>
       <w:r>
         <w:rPr>
           <w:lang w:val="fr_FR" w:bidi="fr_FR"/>
@@ -1157,90 +1073,60 @@
         </w:rPr>
         <w:t xml:space="preserve"> : à première vue, l’Éternel, en tant qu’époux trahi, semble présenter un acte de divorce contre son épouse infidèle, Israël (voir </w:t>
       </w:r>
-      <w:hyperlink r:id="rId27">
-        <w:r>
-          <w:rPr>
-            <w:lang w:val="fr_FR" w:bidi="fr_FR"/>
-          </w:rPr>
-          <w:rPr>
-            <w:color w:val="0000EE"/>
-            <w:u w:val="single"/>
-          </w:rPr>
-          <w:t>Dt 24.1</w:t>
-        </w:r>
-      </w:hyperlink>
+      <w:r>
+        <w:rPr>
+          <w:lang w:val="fr_FR" w:bidi="fr_FR"/>
+        </w:rPr>
+        <w:t>Dt 24.1</w:t>
+      </w:r>
       <w:r>
         <w:rPr>
           <w:lang w:val="fr_FR" w:bidi="fr_FR"/>
         </w:rPr>
         <w:t>). Toutefois, en poursuivant la lecture, on comprend que le but de Dieu n’est pas la rupture, mais la réconciliation (</w:t>
       </w:r>
-      <w:hyperlink r:id="rId28">
-        <w:r>
-          <w:rPr>
-            <w:lang w:val="fr_FR" w:bidi="fr_FR"/>
-          </w:rPr>
-          <w:rPr>
-            <w:color w:val="0000EE"/>
-            <w:u w:val="single"/>
-          </w:rPr>
-          <w:t>Os 2.14–23</w:t>
-        </w:r>
-      </w:hyperlink>
+      <w:r>
+        <w:rPr>
+          <w:lang w:val="fr_FR" w:bidi="fr_FR"/>
+        </w:rPr>
+        <w:t>Os 2.14–23</w:t>
+      </w:r>
       <w:r>
         <w:rPr>
           <w:lang w:val="fr_FR" w:bidi="fr_FR"/>
         </w:rPr>
         <w:t>). Ce procès vise à réveiller Israël à la réalité de son péché et à lui offrir l’occasion de revenir vers son véritable époux. Le désir de l’Éternel de se réconcilier avec Israël est d’autant plus frappant que, selon la loi, un conjoint adultère encourait la peine de mort (</w:t>
       </w:r>
-      <w:hyperlink r:id="rId29">
-        <w:r>
-          <w:rPr>
-            <w:lang w:val="fr_FR" w:bidi="fr_FR"/>
-          </w:rPr>
-          <w:rPr>
-            <w:color w:val="0000EE"/>
-            <w:u w:val="single"/>
-          </w:rPr>
-          <w:t>Dt 22.22</w:t>
-        </w:r>
-      </w:hyperlink>
+      <w:r>
+        <w:rPr>
+          <w:lang w:val="fr_FR" w:bidi="fr_FR"/>
+        </w:rPr>
+        <w:t>Dt 22.22</w:t>
+      </w:r>
       <w:r>
         <w:rPr>
           <w:lang w:val="fr_FR" w:bidi="fr_FR"/>
         </w:rPr>
         <w:t xml:space="preserve"> ; voir aussi </w:t>
       </w:r>
-      <w:hyperlink r:id="rId30">
-        <w:r>
-          <w:rPr>
-            <w:lang w:val="fr_FR" w:bidi="fr_FR"/>
-          </w:rPr>
-          <w:rPr>
-            <w:color w:val="0000EE"/>
-            <w:u w:val="single"/>
-          </w:rPr>
-          <w:t>Gn 38.24</w:t>
-        </w:r>
-      </w:hyperlink>
+      <w:r>
+        <w:rPr>
+          <w:lang w:val="fr_FR" w:bidi="fr_FR"/>
+        </w:rPr>
+        <w:t>Gn 38.24</w:t>
+      </w:r>
       <w:r>
         <w:rPr>
           <w:lang w:val="fr_FR" w:bidi="fr_FR"/>
         </w:rPr>
         <w:t xml:space="preserve"> ; </w:t>
       </w:r>
-      <w:hyperlink r:id="rId31">
-        <w:r>
-          <w:rPr>
-            <w:lang w:val="fr_FR" w:bidi="fr_FR"/>
-          </w:rPr>
-          <w:rPr>
-            <w:color w:val="0000EE"/>
-            <w:u w:val="single"/>
-          </w:rPr>
-          <w:t>Lv 21.9</w:t>
-        </w:r>
-      </w:hyperlink>
+      <w:r>
+        <w:rPr>
+          <w:lang w:val="fr_FR" w:bidi="fr_FR"/>
+        </w:rPr>
+        <w:t>Lv 21.9</w:t>
+      </w:r>
       <w:r>
         <w:rPr>
           <w:lang w:val="fr_FR" w:bidi="fr_FR"/>
@@ -1295,36 +1181,24 @@
         </w:rPr>
         <w:t xml:space="preserve">L’Éternel avertit Israël, infidèle à l’alliance, que si elle ne se repent pas et ne revient pas vers lui, il la dépouillera à nu (voir aussi </w:t>
       </w:r>
-      <w:hyperlink r:id="rId32">
-        <w:r>
-          <w:rPr>
-            <w:lang w:val="fr_FR" w:bidi="fr_FR"/>
-          </w:rPr>
-          <w:rPr>
-            <w:color w:val="0000EE"/>
-            <w:u w:val="single"/>
-          </w:rPr>
-          <w:t>2.10</w:t>
-        </w:r>
-      </w:hyperlink>
+      <w:r>
+        <w:rPr>
+          <w:lang w:val="fr_FR" w:bidi="fr_FR"/>
+        </w:rPr>
+        <w:t>2.10</w:t>
+      </w:r>
       <w:r>
         <w:rPr>
           <w:lang w:val="fr_FR" w:bidi="fr_FR"/>
         </w:rPr>
         <w:t>). Ézéchiel emploie lui aussi cette image pour illustrer le jugement et la honte (</w:t>
       </w:r>
-      <w:hyperlink r:id="rId33">
-        <w:r>
-          <w:rPr>
-            <w:lang w:val="fr_FR" w:bidi="fr_FR"/>
-          </w:rPr>
-          <w:rPr>
-            <w:color w:val="0000EE"/>
-            <w:u w:val="single"/>
-          </w:rPr>
-          <w:t>Ez 16.36–37</w:t>
-        </w:r>
-      </w:hyperlink>
+      <w:r>
+        <w:rPr>
+          <w:lang w:val="fr_FR" w:bidi="fr_FR"/>
+        </w:rPr>
+        <w:t>Ez 16.36–37</w:t>
+      </w:r>
       <w:r>
         <w:rPr>
           <w:lang w:val="fr_FR" w:bidi="fr_FR"/>
@@ -1458,54 +1332,36 @@
         </w:rPr>
         <w:t xml:space="preserve">) : Le mot hébreu initial de </w:t>
       </w:r>
-      <w:hyperlink r:id="rId34">
-        <w:r>
-          <w:rPr>
-            <w:lang w:val="fr_FR" w:bidi="fr_FR"/>
-          </w:rPr>
-          <w:rPr>
-            <w:color w:val="0000EE"/>
-            <w:u w:val="single"/>
-          </w:rPr>
-          <w:t>2.6</w:t>
-        </w:r>
-      </w:hyperlink>
+      <w:r>
+        <w:rPr>
+          <w:lang w:val="fr_FR" w:bidi="fr_FR"/>
+        </w:rPr>
+        <w:t>2.6</w:t>
+      </w:r>
       <w:r>
         <w:rPr>
           <w:lang w:val="fr_FR" w:bidi="fr_FR"/>
         </w:rPr>
         <w:t xml:space="preserve"> (également en </w:t>
       </w:r>
-      <w:hyperlink r:id="rId35">
-        <w:r>
-          <w:rPr>
-            <w:lang w:val="fr_FR" w:bidi="fr_FR"/>
-          </w:rPr>
-          <w:rPr>
-            <w:color w:val="0000EE"/>
-            <w:u w:val="single"/>
-          </w:rPr>
-          <w:t>2.9</w:t>
-        </w:r>
-      </w:hyperlink>
+      <w:r>
+        <w:rPr>
+          <w:lang w:val="fr_FR" w:bidi="fr_FR"/>
+        </w:rPr>
+        <w:t>2.9</w:t>
+      </w:r>
       <w:r>
         <w:rPr>
           <w:lang w:val="fr_FR" w:bidi="fr_FR"/>
         </w:rPr>
         <w:t xml:space="preserve"> et </w:t>
       </w:r>
-      <w:hyperlink r:id="rId36">
-        <w:r>
-          <w:rPr>
-            <w:lang w:val="fr_FR" w:bidi="fr_FR"/>
-          </w:rPr>
-          <w:rPr>
-            <w:color w:val="0000EE"/>
-            <w:u w:val="single"/>
-          </w:rPr>
-          <w:t>2.14</w:t>
-        </w:r>
-      </w:hyperlink>
+      <w:r>
+        <w:rPr>
+          <w:lang w:val="fr_FR" w:bidi="fr_FR"/>
+        </w:rPr>
+        <w:t>2.14</w:t>
+      </w:r>
       <w:r>
         <w:rPr>
           <w:lang w:val="fr_FR" w:bidi="fr_FR"/>
@@ -1627,18 +1483,12 @@
         </w:rPr>
         <w:t>Le premier jugement de Dieu (</w:t>
       </w:r>
-      <w:hyperlink r:id="rId37">
-        <w:r>
-          <w:rPr>
-            <w:lang w:val="fr_FR" w:bidi="fr_FR"/>
-          </w:rPr>
-          <w:rPr>
-            <w:color w:val="0000EE"/>
-            <w:u w:val="single"/>
-          </w:rPr>
-          <w:t>2.6–7</w:t>
-        </w:r>
-      </w:hyperlink>
+      <w:r>
+        <w:rPr>
+          <w:lang w:val="fr_FR" w:bidi="fr_FR"/>
+        </w:rPr>
+        <w:t>2.6–7</w:t>
+      </w:r>
       <w:r>
         <w:rPr>
           <w:lang w:val="fr_FR" w:bidi="fr_FR"/>
@@ -1693,72 +1543,48 @@
         </w:rPr>
         <w:t>D'après le contexte (</w:t>
       </w:r>
-      <w:hyperlink r:id="rId38">
-        <w:r>
-          <w:rPr>
-            <w:lang w:val="fr_FR" w:bidi="fr_FR"/>
-          </w:rPr>
-          <w:rPr>
-            <w:color w:val="0000EE"/>
-            <w:u w:val="single"/>
-          </w:rPr>
-          <w:t>2.13</w:t>
-        </w:r>
-      </w:hyperlink>
+      <w:r>
+        <w:rPr>
+          <w:lang w:val="fr_FR" w:bidi="fr_FR"/>
+        </w:rPr>
+        <w:t>2.13</w:t>
+      </w:r>
       <w:r>
         <w:rPr>
           <w:lang w:val="fr_FR" w:bidi="fr_FR"/>
         </w:rPr>
         <w:t xml:space="preserve">, </w:t>
       </w:r>
-      <w:hyperlink r:id="rId39">
-        <w:r>
-          <w:rPr>
-            <w:lang w:val="fr_FR" w:bidi="fr_FR"/>
-          </w:rPr>
-          <w:rPr>
-            <w:color w:val="0000EE"/>
-            <w:u w:val="single"/>
-          </w:rPr>
-          <w:t>16–17</w:t>
-        </w:r>
-      </w:hyperlink>
+      <w:r>
+        <w:rPr>
+          <w:lang w:val="fr_FR" w:bidi="fr_FR"/>
+        </w:rPr>
+        <w:t>16–17</w:t>
+      </w:r>
       <w:r>
         <w:rPr>
           <w:lang w:val="fr_FR" w:bidi="fr_FR"/>
         </w:rPr>
         <w:t xml:space="preserve">), ainsi que des passages similaires dans </w:t>
       </w:r>
-      <w:hyperlink r:id="rId40">
-        <w:r>
-          <w:rPr>
-            <w:lang w:val="fr_FR" w:bidi="fr_FR"/>
-          </w:rPr>
-          <w:rPr>
-            <w:color w:val="0000EE"/>
-            <w:u w:val="single"/>
-          </w:rPr>
-          <w:t>Es 1.12–17</w:t>
-        </w:r>
-      </w:hyperlink>
+      <w:r>
+        <w:rPr>
+          <w:lang w:val="fr_FR" w:bidi="fr_FR"/>
+        </w:rPr>
+        <w:t>Es 1.12–17</w:t>
+      </w:r>
       <w:r>
         <w:rPr>
           <w:lang w:val="fr_FR" w:bidi="fr_FR"/>
         </w:rPr>
         <w:t xml:space="preserve"> et </w:t>
       </w:r>
-      <w:hyperlink r:id="rId41">
-        <w:r>
-          <w:rPr>
-            <w:lang w:val="fr_FR" w:bidi="fr_FR"/>
-          </w:rPr>
-          <w:rPr>
-            <w:color w:val="0000EE"/>
-            <w:u w:val="single"/>
-          </w:rPr>
-          <w:t>Am 5.21–24</w:t>
-        </w:r>
-      </w:hyperlink>
+      <w:r>
+        <w:rPr>
+          <w:lang w:val="fr_FR" w:bidi="fr_FR"/>
+        </w:rPr>
+        <w:t>Am 5.21–24</w:t>
+      </w:r>
       <w:r>
         <w:rPr>
           <w:lang w:val="fr_FR" w:bidi="fr_FR"/>
@@ -1813,54 +1639,36 @@
         </w:rPr>
         <w:t xml:space="preserve">Alors que les Israélites se tournaient vers les dieux cananéens, ils ont oublié l’Éternel. Pour Osée, oublier ne signifie pas simplement perdre le souvenir, mais s’oppose à la véritable connaissance de Dieu (voir </w:t>
       </w:r>
-      <w:hyperlink r:id="rId42">
-        <w:r>
-          <w:rPr>
-            <w:lang w:val="fr_FR" w:bidi="fr_FR"/>
-          </w:rPr>
-          <w:rPr>
-            <w:color w:val="0000EE"/>
-            <w:u w:val="single"/>
-          </w:rPr>
-          <w:t xml:space="preserve">8.14 </w:t>
-        </w:r>
-      </w:hyperlink>
+      <w:r>
+        <w:rPr>
+          <w:lang w:val="fr_FR" w:bidi="fr_FR"/>
+        </w:rPr>
+        <w:t xml:space="preserve">8.14 </w:t>
+      </w:r>
       <w:r>
         <w:rPr>
           <w:lang w:val="fr_FR" w:bidi="fr_FR"/>
         </w:rPr>
         <w:t xml:space="preserve">; </w:t>
       </w:r>
-      <w:hyperlink r:id="rId43">
-        <w:r>
-          <w:rPr>
-            <w:lang w:val="fr_FR" w:bidi="fr_FR"/>
-          </w:rPr>
-          <w:rPr>
-            <w:color w:val="0000EE"/>
-            <w:u w:val="single"/>
-          </w:rPr>
-          <w:t xml:space="preserve">13.6 </w:t>
-        </w:r>
-      </w:hyperlink>
+      <w:r>
+        <w:rPr>
+          <w:lang w:val="fr_FR" w:bidi="fr_FR"/>
+        </w:rPr>
+        <w:t xml:space="preserve">13.6 </w:t>
+      </w:r>
       <w:r>
         <w:rPr>
           <w:lang w:val="fr_FR" w:bidi="fr_FR"/>
         </w:rPr>
         <w:t xml:space="preserve">; </w:t>
       </w:r>
-      <w:hyperlink r:id="rId44">
-        <w:r>
-          <w:rPr>
-            <w:lang w:val="fr_FR" w:bidi="fr_FR"/>
-          </w:rPr>
-          <w:rPr>
-            <w:color w:val="0000EE"/>
-            <w:u w:val="single"/>
-          </w:rPr>
-          <w:t>Jb 8.12–13</w:t>
-        </w:r>
-      </w:hyperlink>
+      <w:r>
+        <w:rPr>
+          <w:lang w:val="fr_FR" w:bidi="fr_FR"/>
+        </w:rPr>
+        <w:t>Jb 8.12–13</w:t>
+      </w:r>
       <w:r>
         <w:rPr>
           <w:lang w:val="fr_FR" w:bidi="fr_FR"/>
@@ -1915,18 +1723,12 @@
         </w:rPr>
         <w:t xml:space="preserve">Le troisième jugement (voir note sur </w:t>
       </w:r>
-      <w:hyperlink r:id="rId37">
-        <w:r>
-          <w:rPr>
-            <w:lang w:val="fr_FR" w:bidi="fr_FR"/>
-          </w:rPr>
-          <w:rPr>
-            <w:color w:val="0000EE"/>
-            <w:u w:val="single"/>
-          </w:rPr>
-          <w:t>2.6–7</w:t>
-        </w:r>
-      </w:hyperlink>
+      <w:r>
+        <w:rPr>
+          <w:lang w:val="fr_FR" w:bidi="fr_FR"/>
+        </w:rPr>
+        <w:t>2.6–7</w:t>
+      </w:r>
       <w:r>
         <w:rPr>
           <w:lang w:val="fr_FR" w:bidi="fr_FR"/>
@@ -1946,36 +1748,24 @@
         </w:rPr>
         <w:t>) a été le théâtre de la première désobéissance d’Israël après son entrée dans la terre promise (</w:t>
       </w:r>
-      <w:hyperlink r:id="rId45">
-        <w:r>
-          <w:rPr>
-            <w:lang w:val="fr_FR" w:bidi="fr_FR"/>
-          </w:rPr>
-          <w:rPr>
-            <w:color w:val="0000EE"/>
-            <w:u w:val="single"/>
-          </w:rPr>
-          <w:t>Jos 7.24–26</w:t>
-        </w:r>
-      </w:hyperlink>
+      <w:r>
+        <w:rPr>
+          <w:lang w:val="fr_FR" w:bidi="fr_FR"/>
+        </w:rPr>
+        <w:t>Jos 7.24–26</w:t>
+      </w:r>
       <w:r>
         <w:rPr>
           <w:lang w:val="fr_FR" w:bidi="fr_FR"/>
         </w:rPr>
         <w:t>). L'Éternel, en sa grâce, avait à la fois la volonté et la puissance pour donner à Israël un nouveau départ après ses fautes et ses épreuves (</w:t>
       </w:r>
-      <w:hyperlink r:id="rId46">
-        <w:r>
-          <w:rPr>
-            <w:lang w:val="fr_FR" w:bidi="fr_FR"/>
-          </w:rPr>
-          <w:rPr>
-            <w:color w:val="0000EE"/>
-            <w:u w:val="single"/>
-          </w:rPr>
-          <w:t>Jos 8.1–22</w:t>
-        </w:r>
-      </w:hyperlink>
+      <w:r>
+        <w:rPr>
+          <w:lang w:val="fr_FR" w:bidi="fr_FR"/>
+        </w:rPr>
+        <w:t>Jos 8.1–22</w:t>
+      </w:r>
       <w:r>
         <w:rPr>
           <w:lang w:val="fr_FR" w:bidi="fr_FR"/>
@@ -2030,54 +1820,36 @@
         </w:rPr>
         <w:t xml:space="preserve">ce jour-là : cette expression, en apparence ordinaire, revêt une signification capitale dans le langage des prophètes. Elle renvoie au jour futur de l’intervention de l’Éternel (voir </w:t>
       </w:r>
-      <w:hyperlink r:id="rId47">
-        <w:r>
-          <w:rPr>
-            <w:lang w:val="fr_FR" w:bidi="fr_FR"/>
-          </w:rPr>
-          <w:rPr>
-            <w:color w:val="0000EE"/>
-            <w:u w:val="single"/>
-          </w:rPr>
-          <w:t>Jl 1.15</w:t>
-        </w:r>
-      </w:hyperlink>
+      <w:r>
+        <w:rPr>
+          <w:lang w:val="fr_FR" w:bidi="fr_FR"/>
+        </w:rPr>
+        <w:t>Jl 1.15</w:t>
+      </w:r>
       <w:r>
         <w:rPr>
           <w:lang w:val="fr_FR" w:bidi="fr_FR"/>
         </w:rPr>
         <w:t xml:space="preserve"> ; </w:t>
       </w:r>
-      <w:hyperlink r:id="rId48">
-        <w:r>
-          <w:rPr>
-            <w:lang w:val="fr_FR" w:bidi="fr_FR"/>
-          </w:rPr>
-          <w:rPr>
-            <w:color w:val="0000EE"/>
-            <w:u w:val="single"/>
-          </w:rPr>
-          <w:t>2.1</w:t>
-        </w:r>
-      </w:hyperlink>
+      <w:r>
+        <w:rPr>
+          <w:lang w:val="fr_FR" w:bidi="fr_FR"/>
+        </w:rPr>
+        <w:t>2.1</w:t>
+      </w:r>
       <w:r>
         <w:rPr>
           <w:lang w:val="fr_FR" w:bidi="fr_FR"/>
         </w:rPr>
         <w:t xml:space="preserve"> ; </w:t>
       </w:r>
-      <w:hyperlink r:id="rId49">
-        <w:r>
-          <w:rPr>
-            <w:lang w:val="fr_FR" w:bidi="fr_FR"/>
-          </w:rPr>
-          <w:rPr>
-            <w:color w:val="0000EE"/>
-            <w:u w:val="single"/>
-          </w:rPr>
-          <w:t>Am 5.18</w:t>
-        </w:r>
-      </w:hyperlink>
+      <w:r>
+        <w:rPr>
+          <w:lang w:val="fr_FR" w:bidi="fr_FR"/>
+        </w:rPr>
+        <w:t>Am 5.18</w:t>
+      </w:r>
       <w:r>
         <w:rPr>
           <w:lang w:val="fr_FR" w:bidi="fr_FR"/>
@@ -2097,18 +1869,12 @@
         </w:rPr>
         <w:t>), qui évoque la domination et rappelle aussi le nom du principal dieu cananéen de la fertilité. À la place, elle appellera l’Éternel « mari », un mot qui exprime la proximité, la relation d'alliance et d’intimité (</w:t>
       </w:r>
-      <w:hyperlink r:id="rId50">
-        <w:r>
-          <w:rPr>
-            <w:lang w:val="fr_FR" w:bidi="fr_FR"/>
-          </w:rPr>
-          <w:rPr>
-            <w:color w:val="0000EE"/>
-            <w:u w:val="single"/>
-          </w:rPr>
-          <w:t>Gn 2.23–24</w:t>
-        </w:r>
-      </w:hyperlink>
+      <w:r>
+        <w:rPr>
+          <w:lang w:val="fr_FR" w:bidi="fr_FR"/>
+        </w:rPr>
+        <w:t>Gn 2.23–24</w:t>
+      </w:r>
       <w:r>
         <w:rPr>
           <w:lang w:val="fr_FR" w:bidi="fr_FR"/>
@@ -2277,18 +2043,12 @@
         </w:rPr>
         <w:t xml:space="preserve">. Par ce lien renouvelé, Israël finira par véritablement connaître l’Éternel (cf. </w:t>
       </w:r>
-      <w:hyperlink r:id="rId38">
-        <w:r>
-          <w:rPr>
-            <w:lang w:val="fr_FR" w:bidi="fr_FR"/>
-          </w:rPr>
-          <w:rPr>
-            <w:color w:val="0000EE"/>
-            <w:u w:val="single"/>
-          </w:rPr>
-          <w:t>2.13</w:t>
-        </w:r>
-      </w:hyperlink>
+      <w:r>
+        <w:rPr>
+          <w:lang w:val="fr_FR" w:bidi="fr_FR"/>
+        </w:rPr>
+        <w:t>2.13</w:t>
+      </w:r>
       <w:r>
         <w:rPr>
           <w:lang w:val="fr_FR" w:bidi="fr_FR"/>
@@ -2343,18 +2103,12 @@
         </w:rPr>
         <w:t>Israël, dans son infidélité, croyait que sa nourriture et ses vêtements provenaient de ses amants, les baals (</w:t>
       </w:r>
-      <w:hyperlink r:id="rId51">
-        <w:r>
-          <w:rPr>
-            <w:lang w:val="fr_FR" w:bidi="fr_FR"/>
-          </w:rPr>
-          <w:rPr>
-            <w:color w:val="0000EE"/>
-            <w:u w:val="single"/>
-          </w:rPr>
-          <w:t>2.5</w:t>
-        </w:r>
-      </w:hyperlink>
+      <w:r>
+        <w:rPr>
+          <w:lang w:val="fr_FR" w:bidi="fr_FR"/>
+        </w:rPr>
+        <w:t>2.5</w:t>
+      </w:r>
       <w:r>
         <w:rPr>
           <w:lang w:val="fr_FR" w:bidi="fr_FR"/>
@@ -2422,18 +2176,12 @@
         </w:rPr>
         <w:t>Comme Dieu l'a promis (</w:t>
       </w:r>
-      <w:hyperlink r:id="rId52">
-        <w:r>
-          <w:rPr>
-            <w:lang w:val="fr_FR" w:bidi="fr_FR"/>
-          </w:rPr>
-          <w:rPr>
-            <w:color w:val="0000EE"/>
-            <w:u w:val="single"/>
-          </w:rPr>
-          <w:t>2.1</w:t>
-        </w:r>
-      </w:hyperlink>
+      <w:r>
+        <w:rPr>
+          <w:lang w:val="fr_FR" w:bidi="fr_FR"/>
+        </w:rPr>
+        <w:t>2.1</w:t>
+      </w:r>
       <w:r>
         <w:rPr>
           <w:lang w:val="fr_FR" w:bidi="fr_FR"/>
@@ -2596,36 +2344,24 @@
         </w:rPr>
         <w:t xml:space="preserve"> : le texte ne précise pas pourquoi le prophète devait racheter sa propre femme. La plupart des interprètes estiment que Gomer, infidèle, avait contracté des dettes et était tombée en esclavage. Le prix relativement bas qu’Osée a payé pour elle laisse penser qu’elle était perçue comme une esclave de faible valeur (voir </w:t>
       </w:r>
-      <w:hyperlink r:id="rId53">
-        <w:r>
-          <w:rPr>
-            <w:lang w:val="fr_FR" w:bidi="fr_FR"/>
-          </w:rPr>
-          <w:rPr>
-            <w:color w:val="0000EE"/>
-            <w:u w:val="single"/>
-          </w:rPr>
-          <w:t>Ex 21.32</w:t>
-        </w:r>
-      </w:hyperlink>
+      <w:r>
+        <w:rPr>
+          <w:lang w:val="fr_FR" w:bidi="fr_FR"/>
+        </w:rPr>
+        <w:t>Ex 21.32</w:t>
+      </w:r>
       <w:r>
         <w:rPr>
           <w:lang w:val="fr_FR" w:bidi="fr_FR"/>
         </w:rPr>
         <w:t xml:space="preserve"> ; </w:t>
       </w:r>
-      <w:hyperlink r:id="rId54">
-        <w:r>
-          <w:rPr>
-            <w:lang w:val="fr_FR" w:bidi="fr_FR"/>
-          </w:rPr>
-          <w:rPr>
-            <w:color w:val="0000EE"/>
-            <w:u w:val="single"/>
-          </w:rPr>
-          <w:t>Lv 27.4</w:t>
-        </w:r>
-      </w:hyperlink>
+      <w:r>
+        <w:rPr>
+          <w:lang w:val="fr_FR" w:bidi="fr_FR"/>
+        </w:rPr>
+        <w:t>Lv 27.4</w:t>
+      </w:r>
       <w:r>
         <w:rPr>
           <w:lang w:val="fr_FR" w:bidi="fr_FR"/>
@@ -2782,36 +2518,24 @@
         </w:rPr>
         <w:t xml:space="preserve">s : Osée présente un acte d’accusation divin contre Israël pour avoir rompu son alliance avec l’Éternel (voir aussi </w:t>
       </w:r>
-      <w:hyperlink r:id="rId55">
-        <w:r>
-          <w:rPr>
-            <w:lang w:val="fr_FR" w:bidi="fr_FR"/>
-          </w:rPr>
-          <w:rPr>
-            <w:color w:val="0000EE"/>
-            <w:u w:val="single"/>
-          </w:rPr>
-          <w:t>Es 3.13</w:t>
-        </w:r>
-      </w:hyperlink>
+      <w:r>
+        <w:rPr>
+          <w:lang w:val="fr_FR" w:bidi="fr_FR"/>
+        </w:rPr>
+        <w:t>Es 3.13</w:t>
+      </w:r>
       <w:r>
         <w:rPr>
           <w:lang w:val="fr_FR" w:bidi="fr_FR"/>
         </w:rPr>
         <w:t xml:space="preserve"> ; </w:t>
       </w:r>
-      <w:hyperlink r:id="rId56">
-        <w:r>
-          <w:rPr>
-            <w:lang w:val="fr_FR" w:bidi="fr_FR"/>
-          </w:rPr>
-          <w:rPr>
-            <w:color w:val="0000EE"/>
-            <w:u w:val="single"/>
-          </w:rPr>
-          <w:t>Mi 6.2</w:t>
-        </w:r>
-      </w:hyperlink>
+      <w:r>
+        <w:rPr>
+          <w:lang w:val="fr_FR" w:bidi="fr_FR"/>
+        </w:rPr>
+        <w:t>Mi 6.2</w:t>
+      </w:r>
       <w:r>
         <w:rPr>
           <w:lang w:val="fr_FR" w:bidi="fr_FR"/>
@@ -2940,36 +2664,24 @@
         </w:rPr>
         <w:t xml:space="preserve"> (</w:t>
       </w:r>
-      <w:hyperlink r:id="rId57">
-        <w:r>
-          <w:rPr>
-            <w:lang w:val="fr_FR" w:bidi="fr_FR"/>
-          </w:rPr>
-          <w:rPr>
-            <w:color w:val="0000EE"/>
-            <w:u w:val="single"/>
-          </w:rPr>
-          <w:t>Ex 20.3–17</w:t>
-        </w:r>
-      </w:hyperlink>
+      <w:r>
+        <w:rPr>
+          <w:lang w:val="fr_FR" w:bidi="fr_FR"/>
+        </w:rPr>
+        <w:t>Ex 20.3–17</w:t>
+      </w:r>
       <w:r>
         <w:rPr>
           <w:lang w:val="fr_FR" w:bidi="fr_FR"/>
         </w:rPr>
         <w:t xml:space="preserve"> ; </w:t>
       </w:r>
-      <w:hyperlink r:id="rId58">
-        <w:r>
-          <w:rPr>
-            <w:lang w:val="fr_FR" w:bidi="fr_FR"/>
-          </w:rPr>
-          <w:rPr>
-            <w:color w:val="0000EE"/>
-            <w:u w:val="single"/>
-          </w:rPr>
-          <w:t>Dt 5.7–21</w:t>
-        </w:r>
-      </w:hyperlink>
+      <w:r>
+        <w:rPr>
+          <w:lang w:val="fr_FR" w:bidi="fr_FR"/>
+        </w:rPr>
+        <w:t>Dt 5.7–21</w:t>
+      </w:r>
       <w:r>
         <w:rPr>
           <w:lang w:val="fr_FR" w:bidi="fr_FR"/>
@@ -3270,54 +2982,36 @@
         </w:rPr>
         <w:t xml:space="preserve"> Depuis des millénaires, les êtres humains ont adoré des objets naturels comme le bois ou la pierre, persuadés qu’ils renfermaient des esprits ou des divinités (</w:t>
       </w:r>
-      <w:hyperlink r:id="rId59">
-        <w:r>
-          <w:rPr>
-            <w:lang w:val="fr_FR" w:bidi="fr_FR"/>
-          </w:rPr>
-          <w:rPr>
-            <w:color w:val="0000EE"/>
-            <w:u w:val="single"/>
-          </w:rPr>
-          <w:t>Jr 2.27</w:t>
-        </w:r>
-      </w:hyperlink>
+      <w:r>
+        <w:rPr>
+          <w:lang w:val="fr_FR" w:bidi="fr_FR"/>
+        </w:rPr>
+        <w:t>Jr 2.27</w:t>
+      </w:r>
       <w:r>
         <w:rPr>
           <w:lang w:val="fr_FR" w:bidi="fr_FR"/>
         </w:rPr>
         <w:t>). La foi biblique rejette catégoriquement ce type de pratiques et de croyances (</w:t>
       </w:r>
-      <w:hyperlink r:id="rId60">
-        <w:r>
-          <w:rPr>
-            <w:lang w:val="fr_FR" w:bidi="fr_FR"/>
-          </w:rPr>
-          <w:rPr>
-            <w:color w:val="0000EE"/>
-            <w:u w:val="single"/>
-          </w:rPr>
-          <w:t>Ex 20.4–5</w:t>
-        </w:r>
-      </w:hyperlink>
+      <w:r>
+        <w:rPr>
+          <w:lang w:val="fr_FR" w:bidi="fr_FR"/>
+        </w:rPr>
+        <w:t>Ex 20.4–5</w:t>
+      </w:r>
       <w:r>
         <w:rPr>
           <w:lang w:val="fr_FR" w:bidi="fr_FR"/>
         </w:rPr>
         <w:t xml:space="preserve"> ; </w:t>
       </w:r>
-      <w:hyperlink r:id="rId61">
-        <w:r>
-          <w:rPr>
-            <w:lang w:val="fr_FR" w:bidi="fr_FR"/>
-          </w:rPr>
-          <w:rPr>
-            <w:color w:val="0000EE"/>
-            <w:u w:val="single"/>
-          </w:rPr>
-          <w:t>Es 44.19</w:t>
-        </w:r>
-      </w:hyperlink>
+      <w:r>
+        <w:rPr>
+          <w:lang w:val="fr_FR" w:bidi="fr_FR"/>
+        </w:rPr>
+        <w:t>Es 44.19</w:t>
+      </w:r>
       <w:r>
         <w:rPr>
           <w:lang w:val="fr_FR" w:bidi="fr_FR"/>
@@ -3372,36 +3066,24 @@
         </w:rPr>
         <w:t>De nombreux rites religieux cananéens se déroulaient sur les sommets des montagnes et des collines. Ces « hauts lieux » païens étaient souvent associés à des arbres sacrés, utilisés dans le cadre du culte de la fertilité (</w:t>
       </w:r>
-      <w:hyperlink r:id="rId62">
-        <w:r>
-          <w:rPr>
-            <w:lang w:val="fr_FR" w:bidi="fr_FR"/>
-          </w:rPr>
-          <w:rPr>
-            <w:color w:val="0000EE"/>
-            <w:u w:val="single"/>
-          </w:rPr>
-          <w:t>1R 14.23</w:t>
-        </w:r>
-      </w:hyperlink>
+      <w:r>
+        <w:rPr>
+          <w:lang w:val="fr_FR" w:bidi="fr_FR"/>
+        </w:rPr>
+        <w:t>1R 14.23</w:t>
+      </w:r>
       <w:r>
         <w:rPr>
           <w:lang w:val="fr_FR" w:bidi="fr_FR"/>
         </w:rPr>
         <w:t xml:space="preserve"> ; </w:t>
       </w:r>
-      <w:hyperlink r:id="rId63">
-        <w:r>
-          <w:rPr>
-            <w:lang w:val="fr_FR" w:bidi="fr_FR"/>
-          </w:rPr>
-          <w:rPr>
-            <w:color w:val="0000EE"/>
-            <w:u w:val="single"/>
-          </w:rPr>
-          <w:t>Jr 2.20</w:t>
-        </w:r>
-      </w:hyperlink>
+      <w:r>
+        <w:rPr>
+          <w:lang w:val="fr_FR" w:bidi="fr_FR"/>
+        </w:rPr>
+        <w:t>Jr 2.20</w:t>
+      </w:r>
       <w:r>
         <w:rPr>
           <w:lang w:val="fr_FR" w:bidi="fr_FR"/>
@@ -3468,18 +3150,12 @@
         </w:rPr>
         <w:t xml:space="preserve"> : le terme hébreu désigne les femmes qui se livraient à la prostitution sacrée dans les temples de Baal, où elles étaient vouées au culte de Baal et d’Astarté (</w:t>
       </w:r>
-      <w:hyperlink r:id="rId64">
-        <w:r>
-          <w:rPr>
-            <w:lang w:val="fr_FR" w:bidi="fr_FR"/>
-          </w:rPr>
-          <w:rPr>
-            <w:color w:val="0000EE"/>
-            <w:u w:val="single"/>
-          </w:rPr>
-          <w:t>Dt 23.18</w:t>
-        </w:r>
-      </w:hyperlink>
+      <w:r>
+        <w:rPr>
+          <w:lang w:val="fr_FR" w:bidi="fr_FR"/>
+        </w:rPr>
+        <w:t>Dt 23.18</w:t>
+      </w:r>
       <w:r>
         <w:rPr>
           <w:lang w:val="fr_FR" w:bidi="fr_FR"/>
@@ -3534,54 +3210,36 @@
         </w:rPr>
         <w:t xml:space="preserve">Beth-Aven désigne la méchanceté associée à Béthel, qui était le principal centre de culte du royaume du Nord, Israël (voir </w:t>
       </w:r>
-      <w:hyperlink r:id="rId65">
-        <w:r>
-          <w:rPr>
-            <w:lang w:val="fr_FR" w:bidi="fr_FR"/>
-          </w:rPr>
-          <w:rPr>
-            <w:color w:val="0000EE"/>
-            <w:u w:val="single"/>
-          </w:rPr>
-          <w:t>Am 7.13</w:t>
-        </w:r>
-      </w:hyperlink>
+      <w:r>
+        <w:rPr>
+          <w:lang w:val="fr_FR" w:bidi="fr_FR"/>
+        </w:rPr>
+        <w:t>Am 7.13</w:t>
+      </w:r>
       <w:r>
         <w:rPr>
           <w:lang w:val="fr_FR" w:bidi="fr_FR"/>
         </w:rPr>
         <w:t xml:space="preserve"> ; cf. </w:t>
       </w:r>
-      <w:hyperlink r:id="rId66">
-        <w:r>
-          <w:rPr>
-            <w:lang w:val="fr_FR" w:bidi="fr_FR"/>
-          </w:rPr>
-          <w:rPr>
-            <w:color w:val="0000EE"/>
-            <w:u w:val="single"/>
-          </w:rPr>
-          <w:t>Os 5.8</w:t>
-        </w:r>
-      </w:hyperlink>
+      <w:r>
+        <w:rPr>
+          <w:lang w:val="fr_FR" w:bidi="fr_FR"/>
+        </w:rPr>
+        <w:t>Os 5.8</w:t>
+      </w:r>
       <w:r>
         <w:rPr>
           <w:lang w:val="fr_FR" w:bidi="fr_FR"/>
         </w:rPr>
         <w:t xml:space="preserve"> ; </w:t>
       </w:r>
-      <w:hyperlink r:id="rId67">
-        <w:r>
-          <w:rPr>
-            <w:lang w:val="fr_FR" w:bidi="fr_FR"/>
-          </w:rPr>
-          <w:rPr>
-            <w:color w:val="0000EE"/>
-            <w:u w:val="single"/>
-          </w:rPr>
-          <w:t>10.5</w:t>
-        </w:r>
-      </w:hyperlink>
+      <w:r>
+        <w:rPr>
+          <w:lang w:val="fr_FR" w:bidi="fr_FR"/>
+        </w:rPr>
+        <w:t>10.5</w:t>
+      </w:r>
       <w:r>
         <w:rPr>
           <w:lang w:val="fr_FR" w:bidi="fr_FR"/>
@@ -3757,54 +3415,36 @@
         </w:rPr>
         <w:t xml:space="preserve"> : le terme traduit par « souillé » est couramment employé dans le Pentateuque pour désigner l’impureté rituelle, un état physique qui rendait une personne inapte à adorer Dieu dans le temple (</w:t>
       </w:r>
-      <w:hyperlink r:id="rId68">
-        <w:r>
-          <w:rPr>
-            <w:lang w:val="fr_FR" w:bidi="fr_FR"/>
-          </w:rPr>
-          <w:rPr>
-            <w:color w:val="0000EE"/>
-            <w:u w:val="single"/>
-          </w:rPr>
-          <w:t>Lv 11–15</w:t>
-        </w:r>
-      </w:hyperlink>
+      <w:r>
+        <w:rPr>
+          <w:lang w:val="fr_FR" w:bidi="fr_FR"/>
+        </w:rPr>
+        <w:t>Lv 11–15</w:t>
+      </w:r>
       <w:r>
         <w:rPr>
           <w:lang w:val="fr_FR" w:bidi="fr_FR"/>
         </w:rPr>
         <w:t>). Les prophètes ont repris cette notion comme une image de l’impureté morale d’Israël, causée par son idolâtrie (</w:t>
       </w:r>
-      <w:hyperlink r:id="rId69">
-        <w:r>
-          <w:rPr>
-            <w:lang w:val="fr_FR" w:bidi="fr_FR"/>
-          </w:rPr>
-          <w:rPr>
-            <w:color w:val="0000EE"/>
-            <w:u w:val="single"/>
-          </w:rPr>
-          <w:t>Es 6.5</w:t>
-        </w:r>
-      </w:hyperlink>
+      <w:r>
+        <w:rPr>
+          <w:lang w:val="fr_FR" w:bidi="fr_FR"/>
+        </w:rPr>
+        <w:t>Es 6.5</w:t>
+      </w:r>
       <w:r>
         <w:rPr>
           <w:lang w:val="fr_FR" w:bidi="fr_FR"/>
         </w:rPr>
         <w:t xml:space="preserve"> ; </w:t>
       </w:r>
-      <w:hyperlink r:id="rId70">
-        <w:r>
-          <w:rPr>
-            <w:lang w:val="fr_FR" w:bidi="fr_FR"/>
-          </w:rPr>
-          <w:rPr>
-            <w:color w:val="0000EE"/>
-            <w:u w:val="single"/>
-          </w:rPr>
-          <w:t>Mi 2.10</w:t>
-        </w:r>
-      </w:hyperlink>
+      <w:r>
+        <w:rPr>
+          <w:lang w:val="fr_FR" w:bidi="fr_FR"/>
+        </w:rPr>
+        <w:t>Mi 2.10</w:t>
+      </w:r>
       <w:r>
         <w:rPr>
           <w:lang w:val="fr_FR" w:bidi="fr_FR"/>
@@ -4021,54 +3661,36 @@
         </w:rPr>
         <w:t xml:space="preserve">’Éternel était le véritable propriétaire de la terre, qu’il avait attribuée aux tribus après la conquête (voir </w:t>
       </w:r>
-      <w:hyperlink r:id="rId71">
-        <w:r>
-          <w:rPr>
-            <w:lang w:val="fr_FR" w:bidi="fr_FR"/>
-          </w:rPr>
-          <w:rPr>
-            <w:color w:val="0000EE"/>
-            <w:u w:val="single"/>
-          </w:rPr>
-          <w:t>Jos 13.8–19.51</w:t>
-        </w:r>
-      </w:hyperlink>
+      <w:r>
+        <w:rPr>
+          <w:lang w:val="fr_FR" w:bidi="fr_FR"/>
+        </w:rPr>
+        <w:t>Jos 13.8–19.51</w:t>
+      </w:r>
       <w:r>
         <w:rPr>
           <w:lang w:val="fr_FR" w:bidi="fr_FR"/>
         </w:rPr>
         <w:t>). Déplacer une borne pour modifier les limites fixées par Dieu revenait à lui dérober ce qu’il avait établi (</w:t>
       </w:r>
-      <w:hyperlink r:id="rId72">
-        <w:r>
-          <w:rPr>
-            <w:lang w:val="fr_FR" w:bidi="fr_FR"/>
-          </w:rPr>
-          <w:rPr>
-            <w:color w:val="0000EE"/>
-            <w:u w:val="single"/>
-          </w:rPr>
-          <w:t>Dt 19.14</w:t>
-        </w:r>
-      </w:hyperlink>
+      <w:r>
+        <w:rPr>
+          <w:lang w:val="fr_FR" w:bidi="fr_FR"/>
+        </w:rPr>
+        <w:t>Dt 19.14</w:t>
+      </w:r>
       <w:r>
         <w:rPr>
           <w:lang w:val="fr_FR" w:bidi="fr_FR"/>
         </w:rPr>
         <w:t>). Agir de la sorte exposait directement à recevoir le jugement de l’Éternel (</w:t>
       </w:r>
-      <w:hyperlink r:id="rId73">
-        <w:r>
-          <w:rPr>
-            <w:lang w:val="fr_FR" w:bidi="fr_FR"/>
-          </w:rPr>
-          <w:rPr>
-            <w:color w:val="0000EE"/>
-            <w:u w:val="single"/>
-          </w:rPr>
-          <w:t>Dt 27.17</w:t>
-        </w:r>
-      </w:hyperlink>
+      <w:r>
+        <w:rPr>
+          <w:lang w:val="fr_FR" w:bidi="fr_FR"/>
+        </w:rPr>
+        <w:t>Dt 27.17</w:t>
+      </w:r>
       <w:r>
         <w:rPr>
           <w:lang w:val="fr_FR" w:bidi="fr_FR"/>
@@ -4201,36 +3823,24 @@
         </w:rPr>
         <w:t>pour négocier la paix (</w:t>
       </w:r>
-      <w:hyperlink r:id="rId74">
-        <w:r>
-          <w:rPr>
-            <w:lang w:val="fr_FR" w:bidi="fr_FR"/>
-          </w:rPr>
-          <w:rPr>
-            <w:color w:val="0000EE"/>
-            <w:u w:val="single"/>
-          </w:rPr>
-          <w:t>2R 15.29–30</w:t>
-        </w:r>
-      </w:hyperlink>
+      <w:r>
+        <w:rPr>
+          <w:lang w:val="fr_FR" w:bidi="fr_FR"/>
+        </w:rPr>
+        <w:t>2R 15.29–30</w:t>
+      </w:r>
       <w:r>
         <w:rPr>
           <w:lang w:val="fr_FR" w:bidi="fr_FR"/>
         </w:rPr>
         <w:t xml:space="preserve"> ; </w:t>
       </w:r>
-      <w:hyperlink r:id="rId75">
-        <w:r>
-          <w:rPr>
-            <w:lang w:val="fr_FR" w:bidi="fr_FR"/>
-          </w:rPr>
-          <w:rPr>
-            <w:color w:val="0000EE"/>
-            <w:u w:val="single"/>
-          </w:rPr>
-          <w:t>17.3</w:t>
-        </w:r>
-      </w:hyperlink>
+      <w:r>
+        <w:rPr>
+          <w:lang w:val="fr_FR" w:bidi="fr_FR"/>
+        </w:rPr>
+        <w:t>17.3</w:t>
+      </w:r>
       <w:r>
         <w:rPr>
           <w:lang w:val="fr_FR" w:bidi="fr_FR"/>
@@ -4285,36 +3895,24 @@
         </w:rPr>
         <w:t xml:space="preserve">Osée a rappelé une fois de plus à Israël que le jugement de Dieu n’avait pas pour seul but de punir. L’intention de l’Éternel était d’amener Israël à reconnaître sa faute et à revenir à lui (voir </w:t>
       </w:r>
-      <w:hyperlink r:id="rId76">
-        <w:r>
-          <w:rPr>
-            <w:lang w:val="fr_FR" w:bidi="fr_FR"/>
-          </w:rPr>
-          <w:rPr>
-            <w:color w:val="0000EE"/>
-            <w:u w:val="single"/>
-          </w:rPr>
-          <w:t>Os 2.2</w:t>
-        </w:r>
-      </w:hyperlink>
+      <w:r>
+        <w:rPr>
+          <w:lang w:val="fr_FR" w:bidi="fr_FR"/>
+        </w:rPr>
+        <w:t>Os 2.2</w:t>
+      </w:r>
       <w:r>
         <w:rPr>
           <w:lang w:val="fr_FR" w:bidi="fr_FR"/>
         </w:rPr>
         <w:t xml:space="preserve">, </w:t>
       </w:r>
-      <w:hyperlink r:id="rId36">
-        <w:r>
-          <w:rPr>
-            <w:lang w:val="fr_FR" w:bidi="fr_FR"/>
-          </w:rPr>
-          <w:rPr>
-            <w:color w:val="0000EE"/>
-            <w:u w:val="single"/>
-          </w:rPr>
-          <w:t>14</w:t>
-        </w:r>
-      </w:hyperlink>
+      <w:r>
+        <w:rPr>
+          <w:lang w:val="fr_FR" w:bidi="fr_FR"/>
+        </w:rPr>
+        <w:t>14</w:t>
+      </w:r>
       <w:r>
         <w:rPr>
           <w:lang w:val="fr_FR" w:bidi="fr_FR"/>
@@ -4478,54 +4076,36 @@
         </w:rPr>
         <w:t xml:space="preserve">) comprend aussi la fidélité (voir </w:t>
       </w:r>
-      <w:hyperlink r:id="rId77">
-        <w:r>
-          <w:rPr>
-            <w:lang w:val="fr_FR" w:bidi="fr_FR"/>
-          </w:rPr>
-          <w:rPr>
-            <w:color w:val="0000EE"/>
-            <w:u w:val="single"/>
-          </w:rPr>
-          <w:t>4.1</w:t>
-        </w:r>
-      </w:hyperlink>
+      <w:r>
+        <w:rPr>
+          <w:lang w:val="fr_FR" w:bidi="fr_FR"/>
+        </w:rPr>
+        <w:t>4.1</w:t>
+      </w:r>
       <w:r>
         <w:rPr>
           <w:lang w:val="fr_FR" w:bidi="fr_FR"/>
         </w:rPr>
         <w:t xml:space="preserve"> ; </w:t>
       </w:r>
-      <w:hyperlink r:id="rId78">
-        <w:r>
-          <w:rPr>
-            <w:lang w:val="fr_FR" w:bidi="fr_FR"/>
-          </w:rPr>
-          <w:rPr>
-            <w:color w:val="0000EE"/>
-            <w:u w:val="single"/>
-          </w:rPr>
-          <w:t>6.4</w:t>
-        </w:r>
-      </w:hyperlink>
+      <w:r>
+        <w:rPr>
+          <w:lang w:val="fr_FR" w:bidi="fr_FR"/>
+        </w:rPr>
+        <w:t>6.4</w:t>
+      </w:r>
       <w:r>
         <w:rPr>
           <w:lang w:val="fr_FR" w:bidi="fr_FR"/>
         </w:rPr>
         <w:t>). Dieu est toujours fidèle (</w:t>
       </w:r>
-      <w:hyperlink r:id="rId79">
-        <w:r>
-          <w:rPr>
-            <w:lang w:val="fr_FR" w:bidi="fr_FR"/>
-          </w:rPr>
-          <w:rPr>
-            <w:color w:val="0000EE"/>
-            <w:u w:val="single"/>
-          </w:rPr>
-          <w:t>Ps 136</w:t>
-        </w:r>
-      </w:hyperlink>
+      <w:r>
+        <w:rPr>
+          <w:lang w:val="fr_FR" w:bidi="fr_FR"/>
+        </w:rPr>
+        <w:t>Ps 136</w:t>
+      </w:r>
       <w:r>
         <w:rPr>
           <w:lang w:val="fr_FR" w:bidi="fr_FR"/>
@@ -4544,54 +4124,36 @@
         </w:rPr>
         <w:t xml:space="preserve"> »). Cela implique une relation personnelle profonde, fondée sur la confiance et l’intégrité. Le sacrifice gardait une place légitime dans la foi d’Israël, mais seulement lorsqu’il venait d’un peuple qui connaissait et aimait réellement l’Éternel (voir </w:t>
       </w:r>
-      <w:hyperlink r:id="rId80">
-        <w:r>
-          <w:rPr>
-            <w:lang w:val="fr_FR" w:bidi="fr_FR"/>
-          </w:rPr>
-          <w:rPr>
-            <w:color w:val="0000EE"/>
-            <w:u w:val="single"/>
-          </w:rPr>
-          <w:t>Es 1.10–17</w:t>
-        </w:r>
-      </w:hyperlink>
+      <w:r>
+        <w:rPr>
+          <w:lang w:val="fr_FR" w:bidi="fr_FR"/>
+        </w:rPr>
+        <w:t>Es 1.10–17</w:t>
+      </w:r>
       <w:r>
         <w:rPr>
           <w:lang w:val="fr_FR" w:bidi="fr_FR"/>
         </w:rPr>
         <w:t xml:space="preserve"> ; </w:t>
       </w:r>
-      <w:hyperlink r:id="rId41">
-        <w:r>
-          <w:rPr>
-            <w:lang w:val="fr_FR" w:bidi="fr_FR"/>
-          </w:rPr>
-          <w:rPr>
-            <w:color w:val="0000EE"/>
-            <w:u w:val="single"/>
-          </w:rPr>
-          <w:t>Am 5.21–24</w:t>
-        </w:r>
-      </w:hyperlink>
+      <w:r>
+        <w:rPr>
+          <w:lang w:val="fr_FR" w:bidi="fr_FR"/>
+        </w:rPr>
+        <w:t>Am 5.21–24</w:t>
+      </w:r>
       <w:r>
         <w:rPr>
           <w:lang w:val="fr_FR" w:bidi="fr_FR"/>
         </w:rPr>
         <w:t xml:space="preserve"> ; </w:t>
       </w:r>
-      <w:hyperlink r:id="rId81">
-        <w:r>
-          <w:rPr>
-            <w:lang w:val="fr_FR" w:bidi="fr_FR"/>
-          </w:rPr>
-          <w:rPr>
-            <w:color w:val="0000EE"/>
-            <w:u w:val="single"/>
-          </w:rPr>
-          <w:t>Mi 6.6–8</w:t>
-        </w:r>
-      </w:hyperlink>
+      <w:r>
+        <w:rPr>
+          <w:lang w:val="fr_FR" w:bidi="fr_FR"/>
+        </w:rPr>
+        <w:t>Mi 6.6–8</w:t>
+      </w:r>
       <w:r>
         <w:rPr>
           <w:lang w:val="fr_FR" w:bidi="fr_FR"/>
@@ -4700,18 +4262,12 @@
         </w:rPr>
         <w:t xml:space="preserve"> : Osée reproche une fois de plus leurs crimes aux chefs religieux (voir </w:t>
       </w:r>
-      <w:hyperlink r:id="rId82">
-        <w:r>
-          <w:rPr>
-            <w:lang w:val="fr_FR" w:bidi="fr_FR"/>
-          </w:rPr>
-          <w:rPr>
-            <w:color w:val="0000EE"/>
-            <w:u w:val="single"/>
-          </w:rPr>
-          <w:t>4.4–8</w:t>
-        </w:r>
-      </w:hyperlink>
+      <w:r>
+        <w:rPr>
+          <w:lang w:val="fr_FR" w:bidi="fr_FR"/>
+        </w:rPr>
+        <w:t>4.4–8</w:t>
+      </w:r>
       <w:r>
         <w:rPr>
           <w:lang w:val="fr_FR" w:bidi="fr_FR"/>
@@ -4772,18 +4328,12 @@
         </w:rPr>
         <w:t xml:space="preserve"> : le prophète emploie ce terme rare (également utilisé dans </w:t>
       </w:r>
-      <w:hyperlink r:id="rId83">
-        <w:r>
-          <w:rPr>
-            <w:lang w:val="fr_FR" w:bidi="fr_FR"/>
-          </w:rPr>
-          <w:rPr>
-            <w:color w:val="0000EE"/>
-            <w:u w:val="single"/>
-          </w:rPr>
-          <w:t>Jr 18.13</w:t>
-        </w:r>
-      </w:hyperlink>
+      <w:r>
+        <w:rPr>
+          <w:lang w:val="fr_FR" w:bidi="fr_FR"/>
+        </w:rPr>
+        <w:t>Jr 18.13</w:t>
+      </w:r>
       <w:r>
         <w:rPr>
           <w:lang w:val="fr_FR" w:bidi="fr_FR"/>
@@ -4844,18 +4394,12 @@
         </w:rPr>
         <w:t xml:space="preserve"> : le profond désir de l’Éternel était de guérir l’infidélité d’Israël (voir </w:t>
       </w:r>
-      <w:hyperlink r:id="rId84">
-        <w:r>
-          <w:rPr>
-            <w:lang w:val="fr_FR" w:bidi="fr_FR"/>
-          </w:rPr>
-          <w:rPr>
-            <w:color w:val="0000EE"/>
-            <w:u w:val="single"/>
-          </w:rPr>
-          <w:t>14.4</w:t>
-        </w:r>
-      </w:hyperlink>
+      <w:r>
+        <w:rPr>
+          <w:lang w:val="fr_FR" w:bidi="fr_FR"/>
+        </w:rPr>
+        <w:t>14.4</w:t>
+      </w:r>
       <w:r>
         <w:rPr>
           <w:lang w:val="fr_FR" w:bidi="fr_FR"/>
@@ -5006,18 +4550,12 @@
         </w:rPr>
         <w:t>adultères : Osée avait déjà utilisé ce terme pour désigner l’infidélité spirituelle d’Israël (</w:t>
       </w:r>
-      <w:hyperlink r:id="rId85">
-        <w:r>
-          <w:rPr>
-            <w:lang w:val="fr_FR" w:bidi="fr_FR"/>
-          </w:rPr>
-          <w:rPr>
-            <w:color w:val="0000EE"/>
-            <w:u w:val="single"/>
-          </w:rPr>
-          <w:t>3.1</w:t>
-        </w:r>
-      </w:hyperlink>
+      <w:r>
+        <w:rPr>
+          <w:lang w:val="fr_FR" w:bidi="fr_FR"/>
+        </w:rPr>
+        <w:t>3.1</w:t>
+      </w:r>
       <w:r>
         <w:rPr>
           <w:lang w:val="fr_FR" w:bidi="fr_FR"/>
@@ -5518,36 +5056,24 @@
         </w:rPr>
         <w:t xml:space="preserve">Dans certaines versions françaises modernes, « se rassemblent » est traduit « se font des incisions » (Traduction œcuménique, Parole de vie, Semeur) ou « s'entaillent le corps » (Français courant). Cela signifie qu'ils se coupaient eux-mêmes. En effet, l'automutilation était caractéristique du culte cananéen (voir </w:t>
       </w:r>
-      <w:hyperlink r:id="rId86">
-        <w:r>
-          <w:rPr>
-            <w:lang w:val="fr_FR" w:bidi="fr_FR"/>
-          </w:rPr>
-          <w:rPr>
-            <w:color w:val="0000EE"/>
-            <w:u w:val="single"/>
-          </w:rPr>
-          <w:t>1R 18.28</w:t>
-        </w:r>
-      </w:hyperlink>
+      <w:r>
+        <w:rPr>
+          <w:lang w:val="fr_FR" w:bidi="fr_FR"/>
+        </w:rPr>
+        <w:t>1R 18.28</w:t>
+      </w:r>
       <w:r>
         <w:rPr>
           <w:lang w:val="fr_FR" w:bidi="fr_FR"/>
         </w:rPr>
         <w:t>). Elle était cependant interdite en Israël (</w:t>
       </w:r>
-      <w:hyperlink r:id="rId87">
-        <w:r>
-          <w:rPr>
-            <w:lang w:val="fr_FR" w:bidi="fr_FR"/>
-          </w:rPr>
-          <w:rPr>
-            <w:color w:val="0000EE"/>
-            <w:u w:val="single"/>
-          </w:rPr>
-          <w:t>Dt 14.1</w:t>
-        </w:r>
-      </w:hyperlink>
+      <w:r>
+        <w:rPr>
+          <w:lang w:val="fr_FR" w:bidi="fr_FR"/>
+        </w:rPr>
+        <w:t>Dt 14.1</w:t>
+      </w:r>
       <w:r>
         <w:rPr>
           <w:lang w:val="fr_FR" w:bidi="fr_FR"/>
@@ -5621,36 +5147,24 @@
         </w:rPr>
         <w:t xml:space="preserve">) : un tel arc ne peut pas propulser sa flèche avec précision ; il symbolise la vanité et l’inefficacité d’Israël lorsqu’il est éloigné de l’Éternel (voir </w:t>
       </w:r>
-      <w:hyperlink r:id="rId88">
-        <w:r>
-          <w:rPr>
-            <w:lang w:val="fr_FR" w:bidi="fr_FR"/>
-          </w:rPr>
-          <w:rPr>
-            <w:color w:val="0000EE"/>
-            <w:u w:val="single"/>
-          </w:rPr>
-          <w:t>Os 7.8</w:t>
-        </w:r>
-      </w:hyperlink>
+      <w:r>
+        <w:rPr>
+          <w:lang w:val="fr_FR" w:bidi="fr_FR"/>
+        </w:rPr>
+        <w:t>Os 7.8</w:t>
+      </w:r>
       <w:r>
         <w:rPr>
           <w:lang w:val="fr_FR" w:bidi="fr_FR"/>
         </w:rPr>
         <w:t xml:space="preserve">, </w:t>
       </w:r>
-      <w:hyperlink r:id="rId89">
-        <w:r>
-          <w:rPr>
-            <w:lang w:val="fr_FR" w:bidi="fr_FR"/>
-          </w:rPr>
-          <w:rPr>
-            <w:color w:val="0000EE"/>
-            <w:u w:val="single"/>
-          </w:rPr>
-          <w:t>11</w:t>
-        </w:r>
-      </w:hyperlink>
+      <w:r>
+        <w:rPr>
+          <w:lang w:val="fr_FR" w:bidi="fr_FR"/>
+        </w:rPr>
+        <w:t>11</w:t>
+      </w:r>
       <w:r>
         <w:rPr>
           <w:lang w:val="fr_FR" w:bidi="fr_FR"/>
@@ -5724,36 +5238,24 @@
         </w:rPr>
         <w:t>) servait à rassembler le peuple pour l’adoration (</w:t>
       </w:r>
-      <w:hyperlink r:id="rId90">
-        <w:r>
-          <w:rPr>
-            <w:lang w:val="fr_FR" w:bidi="fr_FR"/>
-          </w:rPr>
-          <w:rPr>
-            <w:color w:val="0000EE"/>
-            <w:u w:val="single"/>
-          </w:rPr>
-          <w:t>Ps 98.6</w:t>
-        </w:r>
-      </w:hyperlink>
+      <w:r>
+        <w:rPr>
+          <w:lang w:val="fr_FR" w:bidi="fr_FR"/>
+        </w:rPr>
+        <w:t>Ps 98.6</w:t>
+      </w:r>
       <w:r>
         <w:rPr>
           <w:lang w:val="fr_FR" w:bidi="fr_FR"/>
         </w:rPr>
         <w:t>), mais elle annonçait aussi, comme ici, l’imminence d’une bataille (</w:t>
       </w:r>
-      <w:hyperlink r:id="rId91">
-        <w:r>
-          <w:rPr>
-            <w:lang w:val="fr_FR" w:bidi="fr_FR"/>
-          </w:rPr>
-          <w:rPr>
-            <w:color w:val="0000EE"/>
-            <w:u w:val="single"/>
-          </w:rPr>
-          <w:t>2S 20.1</w:t>
-        </w:r>
-      </w:hyperlink>
+      <w:r>
+        <w:rPr>
+          <w:lang w:val="fr_FR" w:bidi="fr_FR"/>
+        </w:rPr>
+        <w:t>2S 20.1</w:t>
+      </w:r>
       <w:r>
         <w:rPr>
           <w:lang w:val="fr_FR" w:bidi="fr_FR"/>
@@ -5833,18 +5335,12 @@
         </w:rPr>
         <w:t>Jésus nous enseigne que Dieu seul est bon (</w:t>
       </w:r>
-      <w:hyperlink r:id="rId92">
-        <w:r>
-          <w:rPr>
-            <w:lang w:val="fr_FR" w:bidi="fr_FR"/>
-          </w:rPr>
-          <w:rPr>
-            <w:color w:val="0000EE"/>
-            <w:u w:val="single"/>
-          </w:rPr>
-          <w:t>Mc 10.18</w:t>
-        </w:r>
-      </w:hyperlink>
+      <w:r>
+        <w:rPr>
+          <w:lang w:val="fr_FR" w:bidi="fr_FR"/>
+        </w:rPr>
+        <w:t>Mc 10.18</w:t>
+      </w:r>
       <w:r>
         <w:rPr>
           <w:lang w:val="fr_FR" w:bidi="fr_FR"/>
@@ -5905,18 +5401,12 @@
         </w:rPr>
         <w:t xml:space="preserve"> : les Israélites renversaient régulièrement un roi pour en établir un autre, dans l’espoir de sauver leur nation (voir </w:t>
       </w:r>
-      <w:hyperlink r:id="rId93">
-        <w:r>
-          <w:rPr>
-            <w:lang w:val="fr_FR" w:bidi="fr_FR"/>
-          </w:rPr>
-          <w:rPr>
-            <w:color w:val="0000EE"/>
-            <w:u w:val="single"/>
-          </w:rPr>
-          <w:t>7.7</w:t>
-        </w:r>
-      </w:hyperlink>
+      <w:r>
+        <w:rPr>
+          <w:lang w:val="fr_FR" w:bidi="fr_FR"/>
+        </w:rPr>
+        <w:t>7.7</w:t>
+      </w:r>
       <w:r>
         <w:rPr>
           <w:lang w:val="fr_FR" w:bidi="fr_FR"/>
@@ -5971,18 +5461,12 @@
         </w:rPr>
         <w:t>ton veau : Quand Jéroboam I (931–910 av. J.-C.), premier roi du royaume du Nord, est monté sur le trône, il a mis en place des lieux de culte à Dan et à Béthel pour empêcher le peuple de se rendre au temple de Jérusalem, la capitale du royaume du Sud. Dans chacun de ces lieux, il a installé un veau d’or pour que le peuple l’adore (</w:t>
       </w:r>
-      <w:hyperlink r:id="rId94">
-        <w:r>
-          <w:rPr>
-            <w:lang w:val="fr_FR" w:bidi="fr_FR"/>
-          </w:rPr>
-          <w:rPr>
-            <w:color w:val="0000EE"/>
-            <w:u w:val="single"/>
-          </w:rPr>
-          <w:t>1R 12.26–30</w:t>
-        </w:r>
-      </w:hyperlink>
+      <w:r>
+        <w:rPr>
+          <w:lang w:val="fr_FR" w:bidi="fr_FR"/>
+        </w:rPr>
+        <w:t>1R 12.26–30</w:t>
+      </w:r>
       <w:r>
         <w:rPr>
           <w:lang w:val="fr_FR" w:bidi="fr_FR"/>
@@ -6049,18 +5533,12 @@
         </w:rPr>
         <w:t xml:space="preserve">). Par leur idolâtrie et leurs manœuvres politiques, les Israélites avaient semé les graines de leur propre ruine (voir </w:t>
       </w:r>
-      <w:hyperlink r:id="rId95">
-        <w:r>
-          <w:rPr>
-            <w:lang w:val="fr_FR" w:bidi="fr_FR"/>
-          </w:rPr>
-          <w:rPr>
-            <w:color w:val="0000EE"/>
-            <w:u w:val="single"/>
-          </w:rPr>
-          <w:t>Ga 6.7</w:t>
-        </w:r>
-      </w:hyperlink>
+      <w:r>
+        <w:rPr>
+          <w:lang w:val="fr_FR" w:bidi="fr_FR"/>
+        </w:rPr>
+        <w:t>Ga 6.7</w:t>
+      </w:r>
       <w:r>
         <w:rPr>
           <w:lang w:val="fr_FR" w:bidi="fr_FR"/>
@@ -6115,18 +5593,12 @@
         </w:rPr>
         <w:t xml:space="preserve">Comme un âne sauvage : Osée a comparé l’adoration d’Israël envers les divinités cananéennes de la fertilité à un animal en chaleur, agité et avide de s’accoupler (voir </w:t>
       </w:r>
-      <w:hyperlink r:id="rId96">
-        <w:r>
-          <w:rPr>
-            <w:lang w:val="fr_FR" w:bidi="fr_FR"/>
-          </w:rPr>
-          <w:rPr>
-            <w:color w:val="0000EE"/>
-            <w:u w:val="single"/>
-          </w:rPr>
-          <w:t>Jr 2.23–24</w:t>
-        </w:r>
-      </w:hyperlink>
+      <w:r>
+        <w:rPr>
+          <w:lang w:val="fr_FR" w:bidi="fr_FR"/>
+        </w:rPr>
+        <w:t>Jr 2.23–24</w:t>
+      </w:r>
       <w:r>
         <w:rPr>
           <w:lang w:val="fr_FR" w:bidi="fr_FR"/>
@@ -6187,36 +5659,24 @@
         </w:rPr>
         <w:t>r : si l’Éternel promet parfois de rassembler son peuple pour le délivrer (</w:t>
       </w:r>
-      <w:hyperlink r:id="rId97">
-        <w:r>
-          <w:rPr>
-            <w:lang w:val="fr_FR" w:bidi="fr_FR"/>
-          </w:rPr>
-          <w:rPr>
-            <w:color w:val="0000EE"/>
-            <w:u w:val="single"/>
-          </w:rPr>
-          <w:t>Za 10.8–10</w:t>
-        </w:r>
-      </w:hyperlink>
+      <w:r>
+        <w:rPr>
+          <w:lang w:val="fr_FR" w:bidi="fr_FR"/>
+        </w:rPr>
+        <w:t>Za 10.8–10</w:t>
+      </w:r>
       <w:r>
         <w:rPr>
           <w:lang w:val="fr_FR" w:bidi="fr_FR"/>
         </w:rPr>
         <w:t>), ici, il annonce qu’il va le rassembler en vue du jugement (</w:t>
       </w:r>
-      <w:hyperlink r:id="rId98">
-        <w:r>
-          <w:rPr>
-            <w:lang w:val="fr_FR" w:bidi="fr_FR"/>
-          </w:rPr>
-          <w:rPr>
-            <w:color w:val="0000EE"/>
-            <w:u w:val="single"/>
-          </w:rPr>
-          <w:t>Jl 3.11</w:t>
-        </w:r>
-      </w:hyperlink>
+      <w:r>
+        <w:rPr>
+          <w:lang w:val="fr_FR" w:bidi="fr_FR"/>
+        </w:rPr>
+        <w:t>Jl 3.11</w:t>
+      </w:r>
       <w:r>
         <w:rPr>
           <w:lang w:val="fr_FR" w:bidi="fr_FR"/>
@@ -6331,72 +5791,48 @@
         </w:rPr>
         <w:t xml:space="preserve"> : voir </w:t>
       </w:r>
-      <w:hyperlink r:id="rId99">
-        <w:r>
-          <w:rPr>
-            <w:lang w:val="fr_FR" w:bidi="fr_FR"/>
-          </w:rPr>
-          <w:rPr>
-            <w:color w:val="0000EE"/>
-            <w:u w:val="single"/>
-          </w:rPr>
-          <w:t>6.6</w:t>
-        </w:r>
-      </w:hyperlink>
+      <w:r>
+        <w:rPr>
+          <w:lang w:val="fr_FR" w:bidi="fr_FR"/>
+        </w:rPr>
+        <w:t>6.6</w:t>
+      </w:r>
       <w:r>
         <w:rPr>
           <w:lang w:val="fr_FR" w:bidi="fr_FR"/>
         </w:rPr>
         <w:t xml:space="preserve"> ; </w:t>
       </w:r>
-      <w:hyperlink r:id="rId80">
-        <w:r>
-          <w:rPr>
-            <w:lang w:val="fr_FR" w:bidi="fr_FR"/>
-          </w:rPr>
-          <w:rPr>
-            <w:color w:val="0000EE"/>
-            <w:u w:val="single"/>
-          </w:rPr>
-          <w:t>Es 1.10–17</w:t>
-        </w:r>
-      </w:hyperlink>
+      <w:r>
+        <w:rPr>
+          <w:lang w:val="fr_FR" w:bidi="fr_FR"/>
+        </w:rPr>
+        <w:t>Es 1.10–17</w:t>
+      </w:r>
       <w:r>
         <w:rPr>
           <w:lang w:val="fr_FR" w:bidi="fr_FR"/>
         </w:rPr>
         <w:t xml:space="preserve"> ; </w:t>
       </w:r>
-      <w:hyperlink r:id="rId41">
-        <w:r>
-          <w:rPr>
-            <w:lang w:val="fr_FR" w:bidi="fr_FR"/>
-          </w:rPr>
-          <w:rPr>
-            <w:color w:val="0000EE"/>
-            <w:u w:val="single"/>
-          </w:rPr>
-          <w:t>Am 5.21–24</w:t>
-        </w:r>
-      </w:hyperlink>
+      <w:r>
+        <w:rPr>
+          <w:lang w:val="fr_FR" w:bidi="fr_FR"/>
+        </w:rPr>
+        <w:t>Am 5.21–24</w:t>
+      </w:r>
       <w:r>
         <w:rPr>
           <w:lang w:val="fr_FR" w:bidi="fr_FR"/>
         </w:rPr>
         <w:t xml:space="preserve"> ; </w:t>
       </w:r>
-      <w:hyperlink r:id="rId81">
-        <w:r>
-          <w:rPr>
-            <w:lang w:val="fr_FR" w:bidi="fr_FR"/>
-          </w:rPr>
-          <w:rPr>
-            <w:color w:val="0000EE"/>
-            <w:u w:val="single"/>
-          </w:rPr>
-          <w:t>Mi 6.6–8</w:t>
-        </w:r>
-      </w:hyperlink>
+      <w:r>
+        <w:rPr>
+          <w:lang w:val="fr_FR" w:bidi="fr_FR"/>
+        </w:rPr>
+        <w:t>Mi 6.6–8</w:t>
+      </w:r>
       <w:r>
         <w:rPr>
           <w:lang w:val="fr_FR" w:bidi="fr_FR"/>
@@ -6415,36 +5851,24 @@
         </w:rPr>
         <w:t xml:space="preserve"> le lieu d'esclavage (</w:t>
       </w:r>
-      <w:hyperlink r:id="rId100">
-        <w:r>
-          <w:rPr>
-            <w:lang w:val="fr_FR" w:bidi="fr_FR"/>
-          </w:rPr>
-          <w:rPr>
-            <w:color w:val="0000EE"/>
-            <w:u w:val="single"/>
-          </w:rPr>
-          <w:t>Dt 28.68</w:t>
-        </w:r>
-      </w:hyperlink>
+      <w:r>
+        <w:rPr>
+          <w:lang w:val="fr_FR" w:bidi="fr_FR"/>
+        </w:rPr>
+        <w:t>Dt 28.68</w:t>
+      </w:r>
       <w:r>
         <w:rPr>
           <w:lang w:val="fr_FR" w:bidi="fr_FR"/>
         </w:rPr>
         <w:t xml:space="preserve">). Les actions de l’Éternel envers Israël ne s’arrêtent pas au jugement. Son intention, à travers ce jugement, était de ramener Israël à l’état dans lequel il se trouvait à sa sortie d’Égypte, afin de lui offrir un nouveau départ (voir </w:t>
       </w:r>
-      <w:hyperlink r:id="rId101">
-        <w:r>
-          <w:rPr>
-            <w:lang w:val="fr_FR" w:bidi="fr_FR"/>
-          </w:rPr>
-          <w:rPr>
-            <w:color w:val="0000EE"/>
-            <w:u w:val="single"/>
-          </w:rPr>
-          <w:t>Os 2.14–15</w:t>
-        </w:r>
-      </w:hyperlink>
+      <w:r>
+        <w:rPr>
+          <w:lang w:val="fr_FR" w:bidi="fr_FR"/>
+        </w:rPr>
+        <w:t>Os 2.14–15</w:t>
+      </w:r>
       <w:r>
         <w:rPr>
           <w:lang w:val="fr_FR" w:bidi="fr_FR"/>
@@ -6505,54 +5929,36 @@
         </w:rPr>
         <w:t xml:space="preserve"> : voir </w:t>
       </w:r>
-      <w:hyperlink r:id="rId38">
-        <w:r>
-          <w:rPr>
-            <w:lang w:val="fr_FR" w:bidi="fr_FR"/>
-          </w:rPr>
-          <w:rPr>
-            <w:color w:val="0000EE"/>
-            <w:u w:val="single"/>
-          </w:rPr>
-          <w:t>2.13</w:t>
-        </w:r>
-      </w:hyperlink>
+      <w:r>
+        <w:rPr>
+          <w:lang w:val="fr_FR" w:bidi="fr_FR"/>
+        </w:rPr>
+        <w:t>2.13</w:t>
+      </w:r>
       <w:r>
         <w:rPr>
           <w:lang w:val="fr_FR" w:bidi="fr_FR"/>
         </w:rPr>
         <w:t xml:space="preserve">. • Le jugement de l’Éternel est fréquemment décrit comme un feu qui consume les palais royaux et les forteresses (voir </w:t>
       </w:r>
-      <w:hyperlink r:id="rId102">
-        <w:r>
-          <w:rPr>
-            <w:lang w:val="fr_FR" w:bidi="fr_FR"/>
-          </w:rPr>
-          <w:rPr>
-            <w:color w:val="0000EE"/>
-            <w:u w:val="single"/>
-          </w:rPr>
-          <w:t>Am 1.4</w:t>
-        </w:r>
-      </w:hyperlink>
+      <w:r>
+        <w:rPr>
+          <w:lang w:val="fr_FR" w:bidi="fr_FR"/>
+        </w:rPr>
+        <w:t>Am 1.4</w:t>
+      </w:r>
       <w:r>
         <w:rPr>
           <w:lang w:val="fr_FR" w:bidi="fr_FR"/>
         </w:rPr>
         <w:t xml:space="preserve">, </w:t>
       </w:r>
-      <w:hyperlink r:id="rId103">
-        <w:r>
-          <w:rPr>
-            <w:lang w:val="fr_FR" w:bidi="fr_FR"/>
-          </w:rPr>
-          <w:rPr>
-            <w:color w:val="0000EE"/>
-            <w:u w:val="single"/>
-          </w:rPr>
-          <w:t>1.7</w:t>
-        </w:r>
-      </w:hyperlink>
+      <w:r>
+        <w:rPr>
+          <w:lang w:val="fr_FR" w:bidi="fr_FR"/>
+        </w:rPr>
+        <w:t>1.7</w:t>
+      </w:r>
       <w:r>
         <w:rPr>
           <w:lang w:val="fr_FR" w:bidi="fr_FR"/>
@@ -6613,18 +6019,12 @@
         </w:rPr>
         <w:t xml:space="preserve"> : cette mise en garde fait sans doute allusion à la fête des tabernacles, au cours de laquelle Israël célébrait la dernière récolte de l’année. Bien que cette fête ait été instituée par Dieu (</w:t>
       </w:r>
-      <w:hyperlink r:id="rId104">
-        <w:r>
-          <w:rPr>
-            <w:lang w:val="fr_FR" w:bidi="fr_FR"/>
-          </w:rPr>
-          <w:rPr>
-            <w:color w:val="0000EE"/>
-            <w:u w:val="single"/>
-          </w:rPr>
-          <w:t>Dt 16.13–15</w:t>
-        </w:r>
-      </w:hyperlink>
+      <w:r>
+        <w:rPr>
+          <w:lang w:val="fr_FR" w:bidi="fr_FR"/>
+        </w:rPr>
+        <w:t>Dt 16.13–15</w:t>
+      </w:r>
       <w:r>
         <w:rPr>
           <w:lang w:val="fr_FR" w:bidi="fr_FR"/>
@@ -6704,18 +6104,12 @@
         </w:rPr>
         <w:t xml:space="preserve">En réponse à leur prostitution spirituelle, l’Éternel réduirait tellement les récoltes des Israélites qu’ils finiraient par souffrir de la faim (cf. </w:t>
       </w:r>
-      <w:hyperlink r:id="rId105">
-        <w:r>
-          <w:rPr>
-            <w:lang w:val="fr_FR" w:bidi="fr_FR"/>
-          </w:rPr>
-          <w:rPr>
-            <w:color w:val="0000EE"/>
-            <w:u w:val="single"/>
-          </w:rPr>
-          <w:t>Ag 1.3–11</w:t>
-        </w:r>
-      </w:hyperlink>
+      <w:r>
+        <w:rPr>
+          <w:lang w:val="fr_FR" w:bidi="fr_FR"/>
+        </w:rPr>
+        <w:t>Ag 1.3–11</w:t>
+      </w:r>
       <w:r>
         <w:rPr>
           <w:lang w:val="fr_FR" w:bidi="fr_FR"/>
@@ -6962,54 +6356,36 @@
         </w:rPr>
         <w:t xml:space="preserve">Le gardien montait la garde sur le mur de la ville pour signaler toute menace imminente (par ex., </w:t>
       </w:r>
-      <w:hyperlink r:id="rId106">
-        <w:r>
-          <w:rPr>
-            <w:lang w:val="fr_FR" w:bidi="fr_FR"/>
-          </w:rPr>
-          <w:rPr>
-            <w:color w:val="0000EE"/>
-            <w:u w:val="single"/>
-          </w:rPr>
-          <w:t>1S 14.16</w:t>
-        </w:r>
-      </w:hyperlink>
+      <w:r>
+        <w:rPr>
+          <w:lang w:val="fr_FR" w:bidi="fr_FR"/>
+        </w:rPr>
+        <w:t>1S 14.16</w:t>
+      </w:r>
       <w:r>
         <w:rPr>
           <w:lang w:val="fr_FR" w:bidi="fr_FR"/>
         </w:rPr>
         <w:t xml:space="preserve">). De la même manière, le prophète était le gardien de l’Éternel, chargé d’avertir Israël de son péché et du jugement inévitable qui allait en découler (voir </w:t>
       </w:r>
-      <w:hyperlink r:id="rId107">
-        <w:r>
-          <w:rPr>
-            <w:lang w:val="fr_FR" w:bidi="fr_FR"/>
-          </w:rPr>
-          <w:rPr>
-            <w:color w:val="0000EE"/>
-            <w:u w:val="single"/>
-          </w:rPr>
-          <w:t xml:space="preserve">Jr 6.17 </w:t>
-        </w:r>
-      </w:hyperlink>
+      <w:r>
+        <w:rPr>
+          <w:lang w:val="fr_FR" w:bidi="fr_FR"/>
+        </w:rPr>
+        <w:t xml:space="preserve">Jr 6.17 </w:t>
+      </w:r>
       <w:r>
         <w:rPr>
           <w:lang w:val="fr_FR" w:bidi="fr_FR"/>
         </w:rPr>
         <w:t xml:space="preserve">; </w:t>
       </w:r>
-      <w:hyperlink r:id="rId108">
-        <w:r>
-          <w:rPr>
-            <w:lang w:val="fr_FR" w:bidi="fr_FR"/>
-          </w:rPr>
-          <w:rPr>
-            <w:color w:val="0000EE"/>
-            <w:u w:val="single"/>
-          </w:rPr>
-          <w:t>Ez 3.17</w:t>
-        </w:r>
-      </w:hyperlink>
+      <w:r>
+        <w:rPr>
+          <w:lang w:val="fr_FR" w:bidi="fr_FR"/>
+        </w:rPr>
+        <w:t>Ez 3.17</w:t>
+      </w:r>
       <w:r>
         <w:rPr>
           <w:lang w:val="fr_FR" w:bidi="fr_FR"/>
@@ -7070,18 +6446,12 @@
         </w:rPr>
         <w:t xml:space="preserve"> : voir </w:t>
       </w:r>
-      <w:hyperlink r:id="rId109">
-        <w:r>
-          <w:rPr>
-            <w:lang w:val="fr_FR" w:bidi="fr_FR"/>
-          </w:rPr>
-          <w:rPr>
-            <w:color w:val="0000EE"/>
-            <w:u w:val="single"/>
-          </w:rPr>
-          <w:t>Jg 19–21</w:t>
-        </w:r>
-      </w:hyperlink>
+      <w:r>
+        <w:rPr>
+          <w:lang w:val="fr_FR" w:bidi="fr_FR"/>
+        </w:rPr>
+        <w:t>Jg 19–21</w:t>
+      </w:r>
       <w:r>
         <w:rPr>
           <w:lang w:val="fr_FR" w:bidi="fr_FR"/>
@@ -7142,72 +6512,48 @@
         </w:rPr>
         <w:t xml:space="preserve"> : Osée, comme Ézéchiel (</w:t>
       </w:r>
-      <w:hyperlink r:id="rId110">
-        <w:r>
-          <w:rPr>
-            <w:lang w:val="fr_FR" w:bidi="fr_FR"/>
-          </w:rPr>
-          <w:rPr>
-            <w:color w:val="0000EE"/>
-            <w:u w:val="single"/>
-          </w:rPr>
-          <w:t>Ez 16</w:t>
-        </w:r>
-      </w:hyperlink>
+      <w:r>
+        <w:rPr>
+          <w:lang w:val="fr_FR" w:bidi="fr_FR"/>
+        </w:rPr>
+        <w:t>Ez 16</w:t>
+      </w:r>
       <w:r>
         <w:rPr>
           <w:lang w:val="fr_FR" w:bidi="fr_FR"/>
         </w:rPr>
         <w:t>), évoque le moment où l’Éternel a découvert et adopté Israël, alors encore pur et innocent, dans le désert. Mais très vite, Israël s’est détourné de Dieu pour se livrer à l’idolâtrie à Baal-Peor (</w:t>
       </w:r>
-      <w:hyperlink r:id="rId111">
-        <w:r>
-          <w:rPr>
-            <w:lang w:val="fr_FR" w:bidi="fr_FR"/>
-          </w:rPr>
-          <w:rPr>
-            <w:color w:val="0000EE"/>
-            <w:u w:val="single"/>
-          </w:rPr>
-          <w:t>Nb 25.1–4</w:t>
-        </w:r>
-      </w:hyperlink>
+      <w:r>
+        <w:rPr>
+          <w:lang w:val="fr_FR" w:bidi="fr_FR"/>
+        </w:rPr>
+        <w:t>Nb 25.1–4</w:t>
+      </w:r>
       <w:r>
         <w:rPr>
           <w:lang w:val="fr_FR" w:bidi="fr_FR"/>
         </w:rPr>
         <w:t>). Cette participation à l’adoration païenne a rendu les Israélites vils. Ce terme fort peut aussi se traduire par « abominable » (</w:t>
       </w:r>
-      <w:hyperlink r:id="rId112">
-        <w:r>
-          <w:rPr>
-            <w:lang w:val="fr_FR" w:bidi="fr_FR"/>
-          </w:rPr>
-          <w:rPr>
-            <w:color w:val="0000EE"/>
-            <w:u w:val="single"/>
-          </w:rPr>
-          <w:t xml:space="preserve">Dt 29.17 </w:t>
-        </w:r>
-      </w:hyperlink>
+      <w:r>
+        <w:rPr>
+          <w:lang w:val="fr_FR" w:bidi="fr_FR"/>
+        </w:rPr>
+        <w:t xml:space="preserve">Dt 29.17 </w:t>
+      </w:r>
       <w:r>
         <w:rPr>
           <w:lang w:val="fr_FR" w:bidi="fr_FR"/>
         </w:rPr>
         <w:t xml:space="preserve">; </w:t>
       </w:r>
-      <w:hyperlink r:id="rId113">
-        <w:r>
-          <w:rPr>
-            <w:lang w:val="fr_FR" w:bidi="fr_FR"/>
-          </w:rPr>
-          <w:rPr>
-            <w:color w:val="0000EE"/>
-            <w:u w:val="single"/>
-          </w:rPr>
-          <w:t>Jr 7.30</w:t>
-        </w:r>
-      </w:hyperlink>
+      <w:r>
+        <w:rPr>
+          <w:lang w:val="fr_FR" w:bidi="fr_FR"/>
+        </w:rPr>
+        <w:t>Jr 7.30</w:t>
+      </w:r>
       <w:r>
         <w:rPr>
           <w:lang w:val="fr_FR" w:bidi="fr_FR"/>
@@ -7370,108 +6716,72 @@
         </w:rPr>
         <w:t xml:space="preserve"> : Guilgal était le camp de base de l'armée de Josué (</w:t>
       </w:r>
-      <w:hyperlink r:id="rId114">
-        <w:r>
-          <w:rPr>
-            <w:lang w:val="fr_FR" w:bidi="fr_FR"/>
-          </w:rPr>
-          <w:rPr>
-            <w:color w:val="0000EE"/>
-            <w:u w:val="single"/>
-          </w:rPr>
-          <w:t>Jos 5.10</w:t>
-        </w:r>
-      </w:hyperlink>
+      <w:r>
+        <w:rPr>
+          <w:lang w:val="fr_FR" w:bidi="fr_FR"/>
+        </w:rPr>
+        <w:t>Jos 5.10</w:t>
+      </w:r>
       <w:r>
         <w:rPr>
           <w:lang w:val="fr_FR" w:bidi="fr_FR"/>
         </w:rPr>
         <w:t xml:space="preserve"> ; </w:t>
       </w:r>
-      <w:hyperlink r:id="rId115">
-        <w:r>
-          <w:rPr>
-            <w:lang w:val="fr_FR" w:bidi="fr_FR"/>
-          </w:rPr>
-          <w:rPr>
-            <w:color w:val="0000EE"/>
-            <w:u w:val="single"/>
-          </w:rPr>
-          <w:t>10.6</w:t>
-        </w:r>
-      </w:hyperlink>
+      <w:r>
+        <w:rPr>
+          <w:lang w:val="fr_FR" w:bidi="fr_FR"/>
+        </w:rPr>
+        <w:t>10.6</w:t>
+      </w:r>
       <w:r>
         <w:rPr>
           <w:lang w:val="fr_FR" w:bidi="fr_FR"/>
         </w:rPr>
         <w:t xml:space="preserve">, </w:t>
       </w:r>
-      <w:hyperlink r:id="rId116">
-        <w:r>
-          <w:rPr>
-            <w:lang w:val="fr_FR" w:bidi="fr_FR"/>
-          </w:rPr>
-          <w:rPr>
-            <w:color w:val="0000EE"/>
-            <w:u w:val="single"/>
-          </w:rPr>
-          <w:t>43</w:t>
-        </w:r>
-      </w:hyperlink>
+      <w:r>
+        <w:rPr>
+          <w:lang w:val="fr_FR" w:bidi="fr_FR"/>
+        </w:rPr>
+        <w:t>43</w:t>
+      </w:r>
       <w:r>
         <w:rPr>
           <w:lang w:val="fr_FR" w:bidi="fr_FR"/>
         </w:rPr>
         <w:t>) et aussi le lieu où Saül a été établi roi (</w:t>
       </w:r>
-      <w:hyperlink r:id="rId117">
-        <w:r>
-          <w:rPr>
-            <w:lang w:val="fr_FR" w:bidi="fr_FR"/>
-          </w:rPr>
-          <w:rPr>
-            <w:color w:val="0000EE"/>
-            <w:u w:val="single"/>
-          </w:rPr>
-          <w:t>1S 11.15</w:t>
-        </w:r>
-      </w:hyperlink>
+      <w:r>
+        <w:rPr>
+          <w:lang w:val="fr_FR" w:bidi="fr_FR"/>
+        </w:rPr>
+        <w:t>1S 11.15</w:t>
+      </w:r>
       <w:r>
         <w:rPr>
           <w:lang w:val="fr_FR" w:bidi="fr_FR"/>
         </w:rPr>
         <w:t>). Mais c’est également là que Saül a désobéi à l’Éternel et qu’il a été rejeté comme roi (</w:t>
       </w:r>
-      <w:hyperlink r:id="rId118">
-        <w:r>
-          <w:rPr>
-            <w:lang w:val="fr_FR" w:bidi="fr_FR"/>
-          </w:rPr>
-          <w:rPr>
-            <w:color w:val="0000EE"/>
-            <w:u w:val="single"/>
-          </w:rPr>
-          <w:t>1S 13.8–15</w:t>
-        </w:r>
-      </w:hyperlink>
+      <w:r>
+        <w:rPr>
+          <w:lang w:val="fr_FR" w:bidi="fr_FR"/>
+        </w:rPr>
+        <w:t>1S 13.8–15</w:t>
+      </w:r>
       <w:r>
         <w:rPr>
           <w:lang w:val="fr_FR" w:bidi="fr_FR"/>
         </w:rPr>
         <w:t xml:space="preserve"> ; </w:t>
       </w:r>
-      <w:hyperlink r:id="rId119">
-        <w:r>
-          <w:rPr>
-            <w:lang w:val="fr_FR" w:bidi="fr_FR"/>
-          </w:rPr>
-          <w:rPr>
-            <w:color w:val="0000EE"/>
-            <w:u w:val="single"/>
-          </w:rPr>
-          <w:t>15.10–23</w:t>
-        </w:r>
-      </w:hyperlink>
+      <w:r>
+        <w:rPr>
+          <w:lang w:val="fr_FR" w:bidi="fr_FR"/>
+        </w:rPr>
+        <w:t>15.10–23</w:t>
+      </w:r>
       <w:r>
         <w:rPr>
           <w:lang w:val="fr_FR" w:bidi="fr_FR"/>
@@ -7490,18 +6800,12 @@
         </w:rPr>
         <w:t xml:space="preserve"> : Bien qu’un mot hébreu différent soit utilisé ici, ce jugement rappelle le nom prophétique de la fille d’Osée (</w:t>
       </w:r>
-      <w:hyperlink r:id="rId120">
-        <w:r>
-          <w:rPr>
-            <w:lang w:val="fr_FR" w:bidi="fr_FR"/>
-          </w:rPr>
-          <w:rPr>
-            <w:color w:val="0000EE"/>
-            <w:u w:val="single"/>
-          </w:rPr>
-          <w:t>Os 1.6</w:t>
-        </w:r>
-      </w:hyperlink>
+      <w:r>
+        <w:rPr>
+          <w:lang w:val="fr_FR" w:bidi="fr_FR"/>
+        </w:rPr>
+        <w:t>Os 1.6</w:t>
+      </w:r>
       <w:r>
         <w:rPr>
           <w:lang w:val="fr_FR" w:bidi="fr_FR"/>
@@ -7610,54 +6914,36 @@
         </w:rPr>
         <w:t xml:space="preserve">Bien qu’Israël ait été une vigne luxuriante et féconde plantée par Dieu (voir </w:t>
       </w:r>
-      <w:hyperlink r:id="rId121">
-        <w:r>
-          <w:rPr>
-            <w:lang w:val="fr_FR" w:bidi="fr_FR"/>
-          </w:rPr>
-          <w:rPr>
-            <w:color w:val="0000EE"/>
-            <w:u w:val="single"/>
-          </w:rPr>
-          <w:t>Es 5.1–7</w:t>
-        </w:r>
-      </w:hyperlink>
+      <w:r>
+        <w:rPr>
+          <w:lang w:val="fr_FR" w:bidi="fr_FR"/>
+        </w:rPr>
+        <w:t>Es 5.1–7</w:t>
+      </w:r>
       <w:r>
         <w:rPr>
           <w:lang w:val="fr_FR" w:bidi="fr_FR"/>
         </w:rPr>
         <w:t xml:space="preserve"> ; </w:t>
       </w:r>
-      <w:hyperlink r:id="rId122">
-        <w:r>
-          <w:rPr>
-            <w:lang w:val="fr_FR" w:bidi="fr_FR"/>
-          </w:rPr>
-          <w:rPr>
-            <w:color w:val="0000EE"/>
-            <w:u w:val="single"/>
-          </w:rPr>
-          <w:t>Jr 2.21</w:t>
-        </w:r>
-      </w:hyperlink>
+      <w:r>
+        <w:rPr>
+          <w:lang w:val="fr_FR" w:bidi="fr_FR"/>
+        </w:rPr>
+        <w:t>Jr 2.21</w:t>
+      </w:r>
       <w:r>
         <w:rPr>
           <w:lang w:val="fr_FR" w:bidi="fr_FR"/>
         </w:rPr>
         <w:t xml:space="preserve"> ; </w:t>
       </w:r>
-      <w:hyperlink r:id="rId123">
-        <w:r>
-          <w:rPr>
-            <w:lang w:val="fr_FR" w:bidi="fr_FR"/>
-          </w:rPr>
-          <w:rPr>
-            <w:color w:val="0000EE"/>
-            <w:u w:val="single"/>
-          </w:rPr>
-          <w:t>Ez 17.6</w:t>
-        </w:r>
-      </w:hyperlink>
+      <w:r>
+        <w:rPr>
+          <w:lang w:val="fr_FR" w:bidi="fr_FR"/>
+        </w:rPr>
+        <w:t>Ez 17.6</w:t>
+      </w:r>
       <w:r>
         <w:rPr>
           <w:lang w:val="fr_FR" w:bidi="fr_FR"/>
@@ -7676,72 +6962,48 @@
         </w:rPr>
         <w:t>: ces statues de pierre pouvaient servir de mémoriaux légitimes et acceptables (</w:t>
       </w:r>
-      <w:hyperlink r:id="rId124">
-        <w:r>
-          <w:rPr>
-            <w:lang w:val="fr_FR" w:bidi="fr_FR"/>
-          </w:rPr>
-          <w:rPr>
-            <w:color w:val="0000EE"/>
-            <w:u w:val="single"/>
-          </w:rPr>
-          <w:t>Gn 35.20</w:t>
-        </w:r>
-      </w:hyperlink>
+      <w:r>
+        <w:rPr>
+          <w:lang w:val="fr_FR" w:bidi="fr_FR"/>
+        </w:rPr>
+        <w:t>Gn 35.20</w:t>
+      </w:r>
       <w:r>
         <w:rPr>
           <w:lang w:val="fr_FR" w:bidi="fr_FR"/>
         </w:rPr>
         <w:t xml:space="preserve"> ; </w:t>
       </w:r>
-      <w:hyperlink r:id="rId125">
-        <w:r>
-          <w:rPr>
-            <w:lang w:val="fr_FR" w:bidi="fr_FR"/>
-          </w:rPr>
-          <w:rPr>
-            <w:color w:val="0000EE"/>
-            <w:u w:val="single"/>
-          </w:rPr>
-          <w:t>Jos 24.26–27</w:t>
-        </w:r>
-      </w:hyperlink>
+      <w:r>
+        <w:rPr>
+          <w:lang w:val="fr_FR" w:bidi="fr_FR"/>
+        </w:rPr>
+        <w:t>Jos 24.26–27</w:t>
+      </w:r>
       <w:r>
         <w:rPr>
           <w:lang w:val="fr_FR" w:bidi="fr_FR"/>
         </w:rPr>
         <w:t>), mais Dieu interdisait aux Israélites de les intégrer à leur culte, comme le faisaient les Cananéens (</w:t>
       </w:r>
-      <w:hyperlink r:id="rId126">
-        <w:r>
-          <w:rPr>
-            <w:lang w:val="fr_FR" w:bidi="fr_FR"/>
-          </w:rPr>
-          <w:rPr>
-            <w:color w:val="0000EE"/>
-            <w:u w:val="single"/>
-          </w:rPr>
-          <w:t>Ex 23.24</w:t>
-        </w:r>
-      </w:hyperlink>
+      <w:r>
+        <w:rPr>
+          <w:lang w:val="fr_FR" w:bidi="fr_FR"/>
+        </w:rPr>
+        <w:t>Ex 23.24</w:t>
+      </w:r>
       <w:r>
         <w:rPr>
           <w:lang w:val="fr_FR" w:bidi="fr_FR"/>
         </w:rPr>
         <w:t xml:space="preserve"> ; </w:t>
       </w:r>
-      <w:hyperlink r:id="rId127">
-        <w:r>
-          <w:rPr>
-            <w:lang w:val="fr_FR" w:bidi="fr_FR"/>
-          </w:rPr>
-          <w:rPr>
-            <w:color w:val="0000EE"/>
-            <w:u w:val="single"/>
-          </w:rPr>
-          <w:t>Dt 16.22</w:t>
-        </w:r>
-      </w:hyperlink>
+      <w:r>
+        <w:rPr>
+          <w:lang w:val="fr_FR" w:bidi="fr_FR"/>
+        </w:rPr>
+        <w:t>Dt 16.22</w:t>
+      </w:r>
       <w:r>
         <w:rPr>
           <w:lang w:val="fr_FR" w:bidi="fr_FR"/>
@@ -7850,18 +7112,12 @@
         </w:rPr>
         <w:t>La perversion de la justice agit comme une plante vénéneuse, amère et toxique. Elle s’infiltre, se propage et empoisonne tout ce qu’elle touche (</w:t>
       </w:r>
-      <w:hyperlink r:id="rId128">
-        <w:r>
-          <w:rPr>
-            <w:lang w:val="fr_FR" w:bidi="fr_FR"/>
-          </w:rPr>
-          <w:rPr>
-            <w:color w:val="0000EE"/>
-            <w:u w:val="single"/>
-          </w:rPr>
-          <w:t>Am 6.12</w:t>
-        </w:r>
-      </w:hyperlink>
+      <w:r>
+        <w:rPr>
+          <w:lang w:val="fr_FR" w:bidi="fr_FR"/>
+        </w:rPr>
+        <w:t>Am 6.12</w:t>
+      </w:r>
       <w:r>
         <w:rPr>
           <w:lang w:val="fr_FR" w:bidi="fr_FR"/>
@@ -7916,18 +7172,12 @@
         </w:rPr>
         <w:t xml:space="preserve">L'idole du veau d'or d'Israël (voir </w:t>
       </w:r>
-      <w:hyperlink r:id="rId129">
-        <w:r>
-          <w:rPr>
-            <w:lang w:val="fr_FR" w:bidi="fr_FR"/>
-          </w:rPr>
-          <w:rPr>
-            <w:color w:val="0000EE"/>
-            <w:u w:val="single"/>
-          </w:rPr>
-          <w:t>8.5–6</w:t>
-        </w:r>
-      </w:hyperlink>
+      <w:r>
+        <w:rPr>
+          <w:lang w:val="fr_FR" w:bidi="fr_FR"/>
+        </w:rPr>
+        <w:t>8.5–6</w:t>
+      </w:r>
       <w:r>
         <w:rPr>
           <w:lang w:val="fr_FR" w:bidi="fr_FR"/>
@@ -8042,54 +7292,36 @@
         </w:rPr>
         <w:t>Les événements atroces survenus à Guibea (</w:t>
       </w:r>
-      <w:hyperlink r:id="rId109">
-        <w:r>
-          <w:rPr>
-            <w:lang w:val="fr_FR" w:bidi="fr_FR"/>
-          </w:rPr>
-          <w:rPr>
-            <w:color w:val="0000EE"/>
-            <w:u w:val="single"/>
-          </w:rPr>
-          <w:t>Jg 19–21</w:t>
-        </w:r>
-      </w:hyperlink>
+      <w:r>
+        <w:rPr>
+          <w:lang w:val="fr_FR" w:bidi="fr_FR"/>
+        </w:rPr>
+        <w:t>Jg 19–21</w:t>
+      </w:r>
       <w:r>
         <w:rPr>
           <w:lang w:val="fr_FR" w:bidi="fr_FR"/>
         </w:rPr>
         <w:t xml:space="preserve">) ont établi le modèle de péché pour le peuple du royaume du nord d'Israël (voir </w:t>
       </w:r>
-      <w:hyperlink r:id="rId130">
-        <w:r>
-          <w:rPr>
-            <w:lang w:val="fr_FR" w:bidi="fr_FR"/>
-          </w:rPr>
-          <w:rPr>
-            <w:color w:val="0000EE"/>
-            <w:u w:val="single"/>
-          </w:rPr>
-          <w:t>Os 9.9</w:t>
-        </w:r>
-      </w:hyperlink>
+      <w:r>
+        <w:rPr>
+          <w:lang w:val="fr_FR" w:bidi="fr_FR"/>
+        </w:rPr>
+        <w:t>Os 9.9</w:t>
+      </w:r>
       <w:r>
         <w:rPr>
           <w:lang w:val="fr_FR" w:bidi="fr_FR"/>
         </w:rPr>
         <w:t xml:space="preserve">). En réponse, l’Éternel les jugerait en les livrant à la défaite militaire, comme il l’avait fait à l’époque des Juges (voir </w:t>
       </w:r>
-      <w:hyperlink r:id="rId131">
-        <w:r>
-          <w:rPr>
-            <w:lang w:val="fr_FR" w:bidi="fr_FR"/>
-          </w:rPr>
-          <w:rPr>
-            <w:color w:val="0000EE"/>
-            <w:u w:val="single"/>
-          </w:rPr>
-          <w:t>Jg 2.10–15</w:t>
-        </w:r>
-      </w:hyperlink>
+      <w:r>
+        <w:rPr>
+          <w:lang w:val="fr_FR" w:bidi="fr_FR"/>
+        </w:rPr>
+        <w:t>Jg 2.10–15</w:t>
+      </w:r>
       <w:r>
         <w:rPr>
           <w:lang w:val="fr_FR" w:bidi="fr_FR"/>
@@ -8192,36 +7424,24 @@
         </w:rPr>
         <w:t xml:space="preserve">En employant des images agricoles, l’Éternel a exprimé ce qu’il attendait de son peuple et a promis de le bénir s’il obéissait à ses commandements (voir </w:t>
       </w:r>
-      <w:hyperlink r:id="rId99">
-        <w:r>
-          <w:rPr>
-            <w:lang w:val="fr_FR" w:bidi="fr_FR"/>
-          </w:rPr>
-          <w:rPr>
-            <w:color w:val="0000EE"/>
-            <w:u w:val="single"/>
-          </w:rPr>
-          <w:t xml:space="preserve">Os 6.6 </w:t>
-        </w:r>
-      </w:hyperlink>
+      <w:r>
+        <w:rPr>
+          <w:lang w:val="fr_FR" w:bidi="fr_FR"/>
+        </w:rPr>
+        <w:t xml:space="preserve">Os 6.6 </w:t>
+      </w:r>
       <w:r>
         <w:rPr>
           <w:lang w:val="fr_FR" w:bidi="fr_FR"/>
         </w:rPr>
         <w:t xml:space="preserve">; </w:t>
       </w:r>
-      <w:hyperlink r:id="rId132">
-        <w:r>
-          <w:rPr>
-            <w:lang w:val="fr_FR" w:bidi="fr_FR"/>
-          </w:rPr>
-          <w:rPr>
-            <w:color w:val="0000EE"/>
-            <w:u w:val="single"/>
-          </w:rPr>
-          <w:t>8.7</w:t>
-        </w:r>
-      </w:hyperlink>
+      <w:r>
+        <w:rPr>
+          <w:lang w:val="fr_FR" w:bidi="fr_FR"/>
+        </w:rPr>
+        <w:t>8.7</w:t>
+      </w:r>
       <w:r>
         <w:rPr>
           <w:lang w:val="fr_FR" w:bidi="fr_FR"/>
@@ -8330,18 +7550,12 @@
         </w:rPr>
         <w:t xml:space="preserve">mon fils : l’Éternel a adopté Israël comme son fils au moment de sa délivrance hors d’Égypte. Ce verset est repris dans </w:t>
       </w:r>
-      <w:hyperlink r:id="rId133">
-        <w:r>
-          <w:rPr>
-            <w:lang w:val="fr_FR" w:bidi="fr_FR"/>
-          </w:rPr>
-          <w:rPr>
-            <w:color w:val="0000EE"/>
-            <w:u w:val="single"/>
-          </w:rPr>
-          <w:t>Mt 2.15</w:t>
-        </w:r>
-      </w:hyperlink>
+      <w:r>
+        <w:rPr>
+          <w:lang w:val="fr_FR" w:bidi="fr_FR"/>
+        </w:rPr>
+        <w:t>Mt 2.15</w:t>
+      </w:r>
       <w:r>
         <w:rPr>
           <w:lang w:val="fr_FR" w:bidi="fr_FR"/>
@@ -8456,18 +7670,12 @@
         </w:rPr>
         <w:t>Malgré l’amour de l’Éternel, Israël s’était comporté comme un enfant rebelle, allant jusqu’à offrir des sacrifices à Baal. Selon la loi, la punition réservée à un fils rebelle était la mort (</w:t>
       </w:r>
-      <w:hyperlink r:id="rId134">
-        <w:r>
-          <w:rPr>
-            <w:lang w:val="fr_FR" w:bidi="fr_FR"/>
-          </w:rPr>
-          <w:rPr>
-            <w:color w:val="0000EE"/>
-            <w:u w:val="single"/>
-          </w:rPr>
-          <w:t>Dt 21.18–21</w:t>
-        </w:r>
-      </w:hyperlink>
+      <w:r>
+        <w:rPr>
+          <w:lang w:val="fr_FR" w:bidi="fr_FR"/>
+        </w:rPr>
+        <w:t>Dt 21.18–21</w:t>
+      </w:r>
       <w:r>
         <w:rPr>
           <w:lang w:val="fr_FR" w:bidi="fr_FR"/>
@@ -8618,18 +7826,12 @@
         </w:rPr>
         <w:t>Bien que la justice exigeait la mort d’Israël, l’Éternel exprimait une profonde hésitation à l’idée de l’abandonner, de le laisser partir ou de détruire celui qu’il considérait comme son fils. • Adma et Tseboïm étaient des villes voisines de Sodome et Gomorrhe, qui ont été entièrement détruites par Dieu (</w:t>
       </w:r>
-      <w:hyperlink r:id="rId135">
-        <w:r>
-          <w:rPr>
-            <w:lang w:val="fr_FR" w:bidi="fr_FR"/>
-          </w:rPr>
-          <w:rPr>
-            <w:color w:val="0000EE"/>
-            <w:u w:val="single"/>
-          </w:rPr>
-          <w:t>Dt 29.23</w:t>
-        </w:r>
-      </w:hyperlink>
+      <w:r>
+        <w:rPr>
+          <w:lang w:val="fr_FR" w:bidi="fr_FR"/>
+        </w:rPr>
+        <w:t>Dt 29.23</w:t>
+      </w:r>
       <w:r>
         <w:rPr>
           <w:lang w:val="fr_FR" w:bidi="fr_FR"/>
@@ -8762,36 +7964,24 @@
         </w:rPr>
         <w:t xml:space="preserve">Le péché d’Israël ne serait pas la fin de l’histoire ; dans son amour empreint de sainteté, l’Éternel rugirait comme un lion (voir </w:t>
       </w:r>
-      <w:hyperlink r:id="rId136">
-        <w:r>
-          <w:rPr>
-            <w:lang w:val="fr_FR" w:bidi="fr_FR"/>
-          </w:rPr>
-          <w:rPr>
-            <w:color w:val="0000EE"/>
-            <w:u w:val="single"/>
-          </w:rPr>
-          <w:t>Am 1.2</w:t>
-        </w:r>
-      </w:hyperlink>
+      <w:r>
+        <w:rPr>
+          <w:lang w:val="fr_FR" w:bidi="fr_FR"/>
+        </w:rPr>
+        <w:t>Am 1.2</w:t>
+      </w:r>
       <w:r>
         <w:rPr>
           <w:lang w:val="fr_FR" w:bidi="fr_FR"/>
         </w:rPr>
         <w:t xml:space="preserve"> ; </w:t>
       </w:r>
-      <w:hyperlink r:id="rId137">
-        <w:r>
-          <w:rPr>
-            <w:lang w:val="fr_FR" w:bidi="fr_FR"/>
-          </w:rPr>
-          <w:rPr>
-            <w:color w:val="0000EE"/>
-            <w:u w:val="single"/>
-          </w:rPr>
-          <w:t>3.8</w:t>
-        </w:r>
-      </w:hyperlink>
+      <w:r>
+        <w:rPr>
+          <w:lang w:val="fr_FR" w:bidi="fr_FR"/>
+        </w:rPr>
+        <w:t>3.8</w:t>
+      </w:r>
       <w:r>
         <w:rPr>
           <w:lang w:val="fr_FR" w:bidi="fr_FR"/>
@@ -8900,36 +8090,24 @@
         </w:rPr>
         <w:t xml:space="preserve"> : pour tenter de sauver son royaume, Osée s’est soumis au roi Salmanazar d’Assyrie en devenant son vassal (</w:t>
       </w:r>
-      <w:hyperlink r:id="rId75">
-        <w:r>
-          <w:rPr>
-            <w:lang w:val="fr_FR" w:bidi="fr_FR"/>
-          </w:rPr>
-          <w:rPr>
-            <w:color w:val="0000EE"/>
-            <w:u w:val="single"/>
-          </w:rPr>
-          <w:t>2R 17.3</w:t>
-        </w:r>
-      </w:hyperlink>
+      <w:r>
+        <w:rPr>
+          <w:lang w:val="fr_FR" w:bidi="fr_FR"/>
+        </w:rPr>
+        <w:t>2R 17.3</w:t>
+      </w:r>
       <w:r>
         <w:rPr>
           <w:lang w:val="fr_FR" w:bidi="fr_FR"/>
         </w:rPr>
         <w:t>). Mais il s’est rapidement rebellé en retenant le tribut et en cherchant l’aide de So, roi d’Égypte (</w:t>
       </w:r>
-      <w:hyperlink r:id="rId138">
-        <w:r>
-          <w:rPr>
-            <w:lang w:val="fr_FR" w:bidi="fr_FR"/>
-          </w:rPr>
-          <w:rPr>
-            <w:color w:val="0000EE"/>
-            <w:u w:val="single"/>
-          </w:rPr>
-          <w:t>2R 17.4</w:t>
-        </w:r>
-      </w:hyperlink>
+      <w:r>
+        <w:rPr>
+          <w:lang w:val="fr_FR" w:bidi="fr_FR"/>
+        </w:rPr>
+        <w:t>2R 17.4</w:t>
+      </w:r>
       <w:r>
         <w:rPr>
           <w:lang w:val="fr_FR" w:bidi="fr_FR"/>
@@ -9040,36 +8218,24 @@
         </w:rPr>
         <w:t xml:space="preserve"> est à la racine du nom « Jacob ». Dès avant sa naissance, il a manifesté le sens de ce nom en prenant la place de son frère Ésaü (</w:t>
       </w:r>
-      <w:hyperlink r:id="rId139">
-        <w:r>
-          <w:rPr>
-            <w:lang w:val="fr_FR" w:bidi="fr_FR"/>
-          </w:rPr>
-          <w:rPr>
-            <w:color w:val="0000EE"/>
-            <w:u w:val="single"/>
-          </w:rPr>
-          <w:t>Gn 25.26</w:t>
-        </w:r>
-      </w:hyperlink>
+      <w:r>
+        <w:rPr>
+          <w:lang w:val="fr_FR" w:bidi="fr_FR"/>
+        </w:rPr>
+        <w:t>Gn 25.26</w:t>
+      </w:r>
       <w:r>
         <w:rPr>
           <w:lang w:val="fr_FR" w:bidi="fr_FR"/>
         </w:rPr>
         <w:t xml:space="preserve">). • Une fois adulte, Jacob a même combattu avec Dieu (voir </w:t>
       </w:r>
-      <w:hyperlink r:id="rId140">
-        <w:r>
-          <w:rPr>
-            <w:lang w:val="fr_FR" w:bidi="fr_FR"/>
-          </w:rPr>
-          <w:rPr>
-            <w:color w:val="0000EE"/>
-            <w:u w:val="single"/>
-          </w:rPr>
-          <w:t>Gn 32.22–30</w:t>
-        </w:r>
-      </w:hyperlink>
+      <w:r>
+        <w:rPr>
+          <w:lang w:val="fr_FR" w:bidi="fr_FR"/>
+        </w:rPr>
+        <w:t>Gn 32.22–30</w:t>
+      </w:r>
       <w:r>
         <w:rPr>
           <w:lang w:val="fr_FR" w:bidi="fr_FR"/>
@@ -9130,18 +8296,12 @@
         </w:rPr>
         <w:t xml:space="preserve">: voir </w:t>
       </w:r>
-      <w:hyperlink r:id="rId141">
-        <w:r>
-          <w:rPr>
-            <w:lang w:val="fr_FR" w:bidi="fr_FR"/>
-          </w:rPr>
-          <w:rPr>
-            <w:color w:val="0000EE"/>
-            <w:u w:val="single"/>
-          </w:rPr>
-          <w:t>Gn 28.11–22</w:t>
-        </w:r>
-      </w:hyperlink>
+      <w:r>
+        <w:rPr>
+          <w:lang w:val="fr_FR" w:bidi="fr_FR"/>
+        </w:rPr>
+        <w:t>Gn 28.11–22</w:t>
+      </w:r>
       <w:r>
         <w:rPr>
           <w:lang w:val="fr_FR" w:bidi="fr_FR"/>
@@ -9244,18 +8404,12 @@
         </w:rPr>
         <w:t xml:space="preserve">Sous le règne de Jéroboam II (793–753 av. J.-C.), les marchands israélites ont accumulé d’immenses richesses, souvent en recourant à des pratiques commerciales trompeuses, comme l’usage de balances faussées (voir </w:t>
       </w:r>
-      <w:hyperlink r:id="rId142">
-        <w:r>
-          <w:rPr>
-            <w:lang w:val="fr_FR" w:bidi="fr_FR"/>
-          </w:rPr>
-          <w:rPr>
-            <w:color w:val="0000EE"/>
-            <w:u w:val="single"/>
-          </w:rPr>
-          <w:t>Am 8.5–6</w:t>
-        </w:r>
-      </w:hyperlink>
+      <w:r>
+        <w:rPr>
+          <w:lang w:val="fr_FR" w:bidi="fr_FR"/>
+        </w:rPr>
+        <w:t>Am 8.5–6</w:t>
+      </w:r>
       <w:r>
         <w:rPr>
           <w:lang w:val="fr_FR" w:bidi="fr_FR"/>
@@ -9335,18 +8489,12 @@
         </w:rPr>
         <w:t xml:space="preserve"> : le jugement de l’Éternel sur les riches marchands israélites consistait à les ramener aux habitations modestes de l’époque de l’Exode. Mais ce message contient aussi une note d’espérance : le plan de salut de Dieu pour Israël allait reprendre vie dans le désert (voir </w:t>
       </w:r>
-      <w:hyperlink r:id="rId101">
-        <w:r>
-          <w:rPr>
-            <w:lang w:val="fr_FR" w:bidi="fr_FR"/>
-          </w:rPr>
-          <w:rPr>
-            <w:color w:val="0000EE"/>
-            <w:u w:val="single"/>
-          </w:rPr>
-          <w:t>2.14–15</w:t>
-        </w:r>
-      </w:hyperlink>
+      <w:r>
+        <w:rPr>
+          <w:lang w:val="fr_FR" w:bidi="fr_FR"/>
+        </w:rPr>
+        <w:t>2.14–15</w:t>
+      </w:r>
       <w:r>
         <w:rPr>
           <w:lang w:val="fr_FR" w:bidi="fr_FR"/>
@@ -9401,54 +8549,36 @@
         </w:rPr>
         <w:t xml:space="preserve">Galaad et Guilgal étaient des villes d’Israël où le culte de Baal avait remplacé l’adoration de l’Éternel (voir </w:t>
       </w:r>
-      <w:hyperlink r:id="rId143">
-        <w:r>
-          <w:rPr>
-            <w:lang w:val="fr_FR" w:bidi="fr_FR"/>
-          </w:rPr>
-          <w:rPr>
-            <w:color w:val="0000EE"/>
-            <w:u w:val="single"/>
-          </w:rPr>
-          <w:t>4.15</w:t>
-        </w:r>
-      </w:hyperlink>
+      <w:r>
+        <w:rPr>
+          <w:lang w:val="fr_FR" w:bidi="fr_FR"/>
+        </w:rPr>
+        <w:t>4.15</w:t>
+      </w:r>
       <w:r>
         <w:rPr>
           <w:lang w:val="fr_FR" w:bidi="fr_FR"/>
         </w:rPr>
         <w:t xml:space="preserve"> ; </w:t>
       </w:r>
-      <w:hyperlink r:id="rId144">
-        <w:r>
-          <w:rPr>
-            <w:lang w:val="fr_FR" w:bidi="fr_FR"/>
-          </w:rPr>
-          <w:rPr>
-            <w:color w:val="0000EE"/>
-            <w:u w:val="single"/>
-          </w:rPr>
-          <w:t>6.8</w:t>
-        </w:r>
-      </w:hyperlink>
+      <w:r>
+        <w:rPr>
+          <w:lang w:val="fr_FR" w:bidi="fr_FR"/>
+        </w:rPr>
+        <w:t>6.8</w:t>
+      </w:r>
       <w:r>
         <w:rPr>
           <w:lang w:val="fr_FR" w:bidi="fr_FR"/>
         </w:rPr>
         <w:t xml:space="preserve"> ; </w:t>
       </w:r>
-      <w:hyperlink r:id="rId145">
-        <w:r>
-          <w:rPr>
-            <w:lang w:val="fr_FR" w:bidi="fr_FR"/>
-          </w:rPr>
-          <w:rPr>
-            <w:color w:val="0000EE"/>
-            <w:u w:val="single"/>
-          </w:rPr>
-          <w:t>9.15</w:t>
-        </w:r>
-      </w:hyperlink>
+      <w:r>
+        <w:rPr>
+          <w:lang w:val="fr_FR" w:bidi="fr_FR"/>
+        </w:rPr>
+        <w:t>9.15</w:t>
+      </w:r>
       <w:r>
         <w:rPr>
           <w:lang w:val="fr_FR" w:bidi="fr_FR"/>
@@ -9557,18 +8687,12 @@
         </w:rPr>
         <w:t xml:space="preserve">Au sommet de sa puissance, la tribu d’Éphraïm faisait trembler les autres Israélites (voir </w:t>
       </w:r>
-      <w:hyperlink r:id="rId146">
-        <w:r>
-          <w:rPr>
-            <w:lang w:val="fr_FR" w:bidi="fr_FR"/>
-          </w:rPr>
-          <w:rPr>
-            <w:color w:val="0000EE"/>
-            <w:u w:val="single"/>
-          </w:rPr>
-          <w:t>Es 7.2</w:t>
-        </w:r>
-      </w:hyperlink>
+      <w:r>
+        <w:rPr>
+          <w:lang w:val="fr_FR" w:bidi="fr_FR"/>
+        </w:rPr>
+        <w:t>Es 7.2</w:t>
+      </w:r>
       <w:r>
         <w:rPr>
           <w:lang w:val="fr_FR" w:bidi="fr_FR"/>
@@ -9635,72 +8759,48 @@
         </w:rPr>
         <w:t>Le mot hébreu traduit par « idoles » est le même que celui employé pour désigner le veau d’or (</w:t>
       </w:r>
-      <w:hyperlink r:id="rId147">
-        <w:r>
-          <w:rPr>
-            <w:lang w:val="fr_FR" w:bidi="fr_FR"/>
-          </w:rPr>
-          <w:rPr>
-            <w:color w:val="0000EE"/>
-            <w:u w:val="single"/>
-          </w:rPr>
-          <w:t>Ex 32.4</w:t>
-        </w:r>
-      </w:hyperlink>
+      <w:r>
+        <w:rPr>
+          <w:lang w:val="fr_FR" w:bidi="fr_FR"/>
+        </w:rPr>
+        <w:t>Ex 32.4</w:t>
+      </w:r>
       <w:r>
         <w:rPr>
           <w:lang w:val="fr_FR" w:bidi="fr_FR"/>
         </w:rPr>
         <w:t xml:space="preserve">, </w:t>
       </w:r>
-      <w:hyperlink r:id="rId148">
-        <w:r>
-          <w:rPr>
-            <w:lang w:val="fr_FR" w:bidi="fr_FR"/>
-          </w:rPr>
-          <w:rPr>
-            <w:color w:val="0000EE"/>
-            <w:u w:val="single"/>
-          </w:rPr>
-          <w:t>8</w:t>
-        </w:r>
-      </w:hyperlink>
+      <w:r>
+        <w:rPr>
+          <w:lang w:val="fr_FR" w:bidi="fr_FR"/>
+        </w:rPr>
+        <w:t>8</w:t>
+      </w:r>
       <w:r>
         <w:rPr>
           <w:lang w:val="fr_FR" w:bidi="fr_FR"/>
         </w:rPr>
         <w:t xml:space="preserve"> ; voir aussi </w:t>
       </w:r>
-      <w:hyperlink r:id="rId149">
-        <w:r>
-          <w:rPr>
-            <w:lang w:val="fr_FR" w:bidi="fr_FR"/>
-          </w:rPr>
-          <w:rPr>
-            <w:color w:val="0000EE"/>
-            <w:u w:val="single"/>
-          </w:rPr>
-          <w:t>Os 10.5–6</w:t>
-        </w:r>
-      </w:hyperlink>
+      <w:r>
+        <w:rPr>
+          <w:lang w:val="fr_FR" w:bidi="fr_FR"/>
+        </w:rPr>
+        <w:t>Os 10.5–6</w:t>
+      </w:r>
       <w:r>
         <w:rPr>
           <w:lang w:val="fr_FR" w:bidi="fr_FR"/>
         </w:rPr>
         <w:t xml:space="preserve"> ; </w:t>
       </w:r>
-      <w:hyperlink r:id="rId150">
-        <w:r>
-          <w:rPr>
-            <w:lang w:val="fr_FR" w:bidi="fr_FR"/>
-          </w:rPr>
-          <w:rPr>
-            <w:color w:val="0000EE"/>
-            <w:u w:val="single"/>
-          </w:rPr>
-          <w:t>Am 5.5–6</w:t>
-        </w:r>
-      </w:hyperlink>
+      <w:r>
+        <w:rPr>
+          <w:lang w:val="fr_FR" w:bidi="fr_FR"/>
+        </w:rPr>
+        <w:t>Am 5.5–6</w:t>
+      </w:r>
       <w:r>
         <w:rPr>
           <w:lang w:val="fr_FR" w:bidi="fr_FR"/>
@@ -9719,18 +8819,12 @@
         </w:rPr>
         <w:t>: les rituels religieux cananéens comprenaient notamment le fait d’embrasser les images de Baal (</w:t>
       </w:r>
-      <w:hyperlink r:id="rId151">
-        <w:r>
-          <w:rPr>
-            <w:lang w:val="fr_FR" w:bidi="fr_FR"/>
-          </w:rPr>
-          <w:rPr>
-            <w:color w:val="0000EE"/>
-            <w:u w:val="single"/>
-          </w:rPr>
-          <w:t>1R 19.18</w:t>
-        </w:r>
-      </w:hyperlink>
+      <w:r>
+        <w:rPr>
+          <w:lang w:val="fr_FR" w:bidi="fr_FR"/>
+        </w:rPr>
+        <w:t>1R 19.18</w:t>
+      </w:r>
       <w:r>
         <w:rPr>
           <w:lang w:val="fr_FR" w:bidi="fr_FR"/>
@@ -9785,18 +8879,12 @@
         </w:rPr>
         <w:t xml:space="preserve">Le jugement de l’Éternel contre Éphraïm, tombé dans l’idolâtrie, était leur disparition (cf. </w:t>
       </w:r>
-      <w:hyperlink r:id="rId78">
-        <w:r>
-          <w:rPr>
-            <w:lang w:val="fr_FR" w:bidi="fr_FR"/>
-          </w:rPr>
-          <w:rPr>
-            <w:color w:val="0000EE"/>
-            <w:u w:val="single"/>
-          </w:rPr>
-          <w:t>6.4</w:t>
-        </w:r>
-      </w:hyperlink>
+      <w:r>
+        <w:rPr>
+          <w:lang w:val="fr_FR" w:bidi="fr_FR"/>
+        </w:rPr>
+        <w:t>6.4</w:t>
+      </w:r>
       <w:r>
         <w:rPr>
           <w:lang w:val="fr_FR" w:bidi="fr_FR"/>
@@ -9911,18 +8999,12 @@
         </w:rPr>
         <w:t xml:space="preserve"> : ils ne s’appuyaient pas sur l’Éternel pour leur sécurité, mais plaçaient leur confiance dans leurs rois, leurs armées et leur prospérité économique (voir </w:t>
       </w:r>
-      <w:hyperlink r:id="rId38">
-        <w:r>
-          <w:rPr>
-            <w:lang w:val="fr_FR" w:bidi="fr_FR"/>
-          </w:rPr>
-          <w:rPr>
-            <w:color w:val="0000EE"/>
-            <w:u w:val="single"/>
-          </w:rPr>
-          <w:t>2.13</w:t>
-        </w:r>
-      </w:hyperlink>
+      <w:r>
+        <w:rPr>
+          <w:lang w:val="fr_FR" w:bidi="fr_FR"/>
+        </w:rPr>
+        <w:t>2.13</w:t>
+      </w:r>
       <w:r>
         <w:rPr>
           <w:lang w:val="fr_FR" w:bidi="fr_FR"/>
@@ -10031,72 +9113,48 @@
         </w:rPr>
         <w:t xml:space="preserve"> : voir </w:t>
       </w:r>
-      <w:hyperlink r:id="rId152">
-        <w:r>
-          <w:rPr>
-            <w:lang w:val="fr_FR" w:bidi="fr_FR"/>
-          </w:rPr>
-          <w:rPr>
-            <w:color w:val="0000EE"/>
-            <w:u w:val="single"/>
-          </w:rPr>
-          <w:t>Ps 70.5</w:t>
-        </w:r>
-      </w:hyperlink>
+      <w:r>
+        <w:rPr>
+          <w:lang w:val="fr_FR" w:bidi="fr_FR"/>
+        </w:rPr>
+        <w:t>Ps 70.5</w:t>
+      </w:r>
       <w:r>
         <w:rPr>
           <w:lang w:val="fr_FR" w:bidi="fr_FR"/>
         </w:rPr>
         <w:t xml:space="preserve"> ; </w:t>
       </w:r>
-      <w:hyperlink r:id="rId153">
-        <w:r>
-          <w:rPr>
-            <w:lang w:val="fr_FR" w:bidi="fr_FR"/>
-          </w:rPr>
-          <w:rPr>
-            <w:color w:val="0000EE"/>
-            <w:u w:val="single"/>
-          </w:rPr>
-          <w:t>115.9</w:t>
-        </w:r>
-      </w:hyperlink>
+      <w:r>
+        <w:rPr>
+          <w:lang w:val="fr_FR" w:bidi="fr_FR"/>
+        </w:rPr>
+        <w:t>115.9</w:t>
+      </w:r>
       <w:r>
         <w:rPr>
           <w:lang w:val="fr_FR" w:bidi="fr_FR"/>
         </w:rPr>
         <w:t xml:space="preserve"> ; </w:t>
       </w:r>
-      <w:hyperlink r:id="rId154">
-        <w:r>
-          <w:rPr>
-            <w:lang w:val="fr_FR" w:bidi="fr_FR"/>
-          </w:rPr>
-          <w:rPr>
-            <w:color w:val="0000EE"/>
-            <w:u w:val="single"/>
-          </w:rPr>
-          <w:t>121.2</w:t>
-        </w:r>
-      </w:hyperlink>
+      <w:r>
+        <w:rPr>
+          <w:lang w:val="fr_FR" w:bidi="fr_FR"/>
+        </w:rPr>
+        <w:t>121.2</w:t>
+      </w:r>
       <w:r>
         <w:rPr>
           <w:lang w:val="fr_FR" w:bidi="fr_FR"/>
         </w:rPr>
         <w:t xml:space="preserve"> ; </w:t>
       </w:r>
-      <w:hyperlink r:id="rId155">
-        <w:r>
-          <w:rPr>
-            <w:lang w:val="fr_FR" w:bidi="fr_FR"/>
-          </w:rPr>
-          <w:rPr>
-            <w:color w:val="0000EE"/>
-            <w:u w:val="single"/>
-          </w:rPr>
-          <w:t>124.8</w:t>
-        </w:r>
-      </w:hyperlink>
+      <w:r>
+        <w:rPr>
+          <w:lang w:val="fr_FR" w:bidi="fr_FR"/>
+        </w:rPr>
+        <w:t>124.8</w:t>
+      </w:r>
       <w:r>
         <w:rPr>
           <w:lang w:val="fr_FR" w:bidi="fr_FR"/>
@@ -10157,36 +9215,24 @@
         </w:rPr>
         <w:t xml:space="preserve"> lorsque l’alliance qu’Osée avait conclue avec l’Égypte s’est effondrée (voir </w:t>
       </w:r>
-      <w:hyperlink r:id="rId156">
-        <w:r>
-          <w:rPr>
-            <w:lang w:val="fr_FR" w:bidi="fr_FR"/>
-          </w:rPr>
-          <w:rPr>
-            <w:color w:val="0000EE"/>
-            <w:u w:val="single"/>
-          </w:rPr>
-          <w:t>12.1</w:t>
-        </w:r>
-      </w:hyperlink>
+      <w:r>
+        <w:rPr>
+          <w:lang w:val="fr_FR" w:bidi="fr_FR"/>
+        </w:rPr>
+        <w:t>12.1</w:t>
+      </w:r>
       <w:r>
         <w:rPr>
           <w:lang w:val="fr_FR" w:bidi="fr_FR"/>
         </w:rPr>
         <w:t>), il a tenté de négocier la paix avec l’Assyrie, mais a été capturé et emprisonné (</w:t>
       </w:r>
-      <w:hyperlink r:id="rId138">
-        <w:r>
-          <w:rPr>
-            <w:lang w:val="fr_FR" w:bidi="fr_FR"/>
-          </w:rPr>
-          <w:rPr>
-            <w:color w:val="0000EE"/>
-            <w:u w:val="single"/>
-          </w:rPr>
-          <w:t>2R 17.4</w:t>
-        </w:r>
-      </w:hyperlink>
+      <w:r>
+        <w:rPr>
+          <w:lang w:val="fr_FR" w:bidi="fr_FR"/>
+        </w:rPr>
+        <w:t>2R 17.4</w:t>
+      </w:r>
       <w:r>
         <w:rPr>
           <w:lang w:val="fr_FR" w:bidi="fr_FR"/>
@@ -10418,18 +9464,12 @@
         </w:rPr>
         <w:t xml:space="preserve"> » désigne le royaume des morts (voir </w:t>
       </w:r>
-      <w:hyperlink r:id="rId157">
-        <w:r>
-          <w:rPr>
-            <w:lang w:val="fr_FR" w:bidi="fr_FR"/>
-          </w:rPr>
-          <w:rPr>
-            <w:color w:val="0000EE"/>
-            <w:u w:val="single"/>
-          </w:rPr>
-          <w:t>Jb 3.11–19</w:t>
-        </w:r>
-      </w:hyperlink>
+      <w:r>
+        <w:rPr>
+          <w:lang w:val="fr_FR" w:bidi="fr_FR"/>
+        </w:rPr>
+        <w:t>Jb 3.11–19</w:t>
+      </w:r>
       <w:r>
         <w:rPr>
           <w:lang w:val="fr_FR" w:bidi="fr_FR"/>
@@ -10496,54 +9536,36 @@
         </w:rPr>
         <w:t>En 722 av. J.-C., l’Assyrie a pris Samarie, la capitale du royaume du Nord (</w:t>
       </w:r>
-      <w:hyperlink r:id="rId158">
-        <w:r>
-          <w:rPr>
-            <w:lang w:val="fr_FR" w:bidi="fr_FR"/>
-          </w:rPr>
-          <w:rPr>
-            <w:color w:val="0000EE"/>
-            <w:u w:val="single"/>
-          </w:rPr>
-          <w:t>2R 17.5–6</w:t>
-        </w:r>
-      </w:hyperlink>
+      <w:r>
+        <w:rPr>
+          <w:lang w:val="fr_FR" w:bidi="fr_FR"/>
+        </w:rPr>
+        <w:t>2R 17.5–6</w:t>
+      </w:r>
       <w:r>
         <w:rPr>
           <w:lang w:val="fr_FR" w:bidi="fr_FR"/>
         </w:rPr>
         <w:t xml:space="preserve">). Des milliers de personnes sont mortes durant le siège qui a duré trois ans, et de nombreuses autres ont été déportées en exil. Ce désastre était la conséquence directe de leur rébellion contre Dieu. • La pratique horrible de tuer des femmes enceintes est également mentionnée dans </w:t>
       </w:r>
-      <w:hyperlink r:id="rId159">
-        <w:r>
-          <w:rPr>
-            <w:lang w:val="fr_FR" w:bidi="fr_FR"/>
-          </w:rPr>
-          <w:rPr>
-            <w:color w:val="0000EE"/>
-            <w:u w:val="single"/>
-          </w:rPr>
-          <w:t>Am 1.13</w:t>
-        </w:r>
-      </w:hyperlink>
+      <w:r>
+        <w:rPr>
+          <w:lang w:val="fr_FR" w:bidi="fr_FR"/>
+        </w:rPr>
+        <w:t>Am 1.13</w:t>
+      </w:r>
       <w:r>
         <w:rPr>
           <w:lang w:val="fr_FR" w:bidi="fr_FR"/>
         </w:rPr>
         <w:t xml:space="preserve"> et </w:t>
       </w:r>
-      <w:hyperlink r:id="rId160">
-        <w:r>
-          <w:rPr>
-            <w:lang w:val="fr_FR" w:bidi="fr_FR"/>
-          </w:rPr>
-          <w:rPr>
-            <w:color w:val="0000EE"/>
-            <w:u w:val="single"/>
-          </w:rPr>
-          <w:t>2R 15.16</w:t>
-        </w:r>
-      </w:hyperlink>
+      <w:r>
+        <w:rPr>
+          <w:lang w:val="fr_FR" w:bidi="fr_FR"/>
+        </w:rPr>
+        <w:t>2R 15.16</w:t>
+      </w:r>
       <w:r>
         <w:rPr>
           <w:lang w:val="fr_FR" w:bidi="fr_FR"/>
@@ -10646,18 +9668,12 @@
         </w:rPr>
         <w:t xml:space="preserve">Osée avait composé une prière modèle de confession pour guider son peuple dans un retour authentique vers l’Éternel. Les prophètes de Dieu ne s’identifiaient pas uniquement à lui dans son indignation face à la rébellion d’Israël ; ils s’identifiaient aussi à leur peuple dans sa condition brisée (voir aussi </w:t>
       </w:r>
-      <w:hyperlink r:id="rId161">
-        <w:r>
-          <w:rPr>
-            <w:lang w:val="fr_FR" w:bidi="fr_FR"/>
-          </w:rPr>
-          <w:rPr>
-            <w:color w:val="0000EE"/>
-            <w:u w:val="single"/>
-          </w:rPr>
-          <w:t>Dn 9.4–19</w:t>
-        </w:r>
-      </w:hyperlink>
+      <w:r>
+        <w:rPr>
+          <w:lang w:val="fr_FR" w:bidi="fr_FR"/>
+        </w:rPr>
+        <w:t>Dn 9.4–19</w:t>
+      </w:r>
       <w:r>
         <w:rPr>
           <w:lang w:val="fr_FR" w:bidi="fr_FR"/>
@@ -10688,18 +9704,12 @@
         </w:rPr>
         <w:t xml:space="preserve"> : Israël avait tendance à offrir des sacrifices d’animaux pour le péché, mais l’Éternel avait clairement montré que ce n’était pas ce qu’il désirait (voir </w:t>
       </w:r>
-      <w:hyperlink r:id="rId99">
-        <w:r>
-          <w:rPr>
-            <w:lang w:val="fr_FR" w:bidi="fr_FR"/>
-          </w:rPr>
-          <w:rPr>
-            <w:color w:val="0000EE"/>
-            <w:u w:val="single"/>
-          </w:rPr>
-          <w:t>Os 6.6</w:t>
-        </w:r>
-      </w:hyperlink>
+      <w:r>
+        <w:rPr>
+          <w:lang w:val="fr_FR" w:bidi="fr_FR"/>
+        </w:rPr>
+        <w:t>Os 6.6</w:t>
+      </w:r>
       <w:r>
         <w:rPr>
           <w:lang w:val="fr_FR" w:bidi="fr_FR"/>
@@ -10754,18 +9764,12 @@
         </w:rPr>
         <w:t>Les Israélites devaient renoncer à leur dépendance aux idoles, aux alliances étrangères et à leur propre force militaire. Bien qu’ils aient été les enfants de Dieu (</w:t>
       </w:r>
-      <w:hyperlink r:id="rId162">
-        <w:r>
-          <w:rPr>
-            <w:lang w:val="fr_FR" w:bidi="fr_FR"/>
-          </w:rPr>
-          <w:rPr>
-            <w:color w:val="0000EE"/>
-            <w:u w:val="single"/>
-          </w:rPr>
-          <w:t>11.1</w:t>
-        </w:r>
-      </w:hyperlink>
+      <w:r>
+        <w:rPr>
+          <w:lang w:val="fr_FR" w:bidi="fr_FR"/>
+        </w:rPr>
+        <w:t>11.1</w:t>
+      </w:r>
       <w:r>
         <w:rPr>
           <w:lang w:val="fr_FR" w:bidi="fr_FR"/>
@@ -10826,18 +9830,12 @@
         </w:rPr>
         <w:t xml:space="preserve"> : la guérison apportée par l’Éternel est la seule réponse véritable à la maladie du péché. C’est lui qui guérit toutes nos afflictions, qu’elles soient physiques ou spirituelles (</w:t>
       </w:r>
-      <w:hyperlink r:id="rId163">
-        <w:r>
-          <w:rPr>
-            <w:lang w:val="fr_FR" w:bidi="fr_FR"/>
-          </w:rPr>
-          <w:rPr>
-            <w:color w:val="0000EE"/>
-            <w:u w:val="single"/>
-          </w:rPr>
-          <w:t>Ps 103.3</w:t>
-        </w:r>
-      </w:hyperlink>
+      <w:r>
+        <w:rPr>
+          <w:lang w:val="fr_FR" w:bidi="fr_FR"/>
+        </w:rPr>
+        <w:t>Ps 103.3</w:t>
+      </w:r>
       <w:r>
         <w:rPr>
           <w:lang w:val="fr_FR" w:bidi="fr_FR"/>
@@ -10898,36 +9896,24 @@
         </w:rPr>
         <w:t xml:space="preserve"> : dans le climat semi-désertique d’Israël, la rosée représentait une source précieuse d’humidité vivifiante (</w:t>
       </w:r>
-      <w:hyperlink r:id="rId164">
-        <w:r>
-          <w:rPr>
-            <w:lang w:val="fr_FR" w:bidi="fr_FR"/>
-          </w:rPr>
-          <w:rPr>
-            <w:color w:val="0000EE"/>
-            <w:u w:val="single"/>
-          </w:rPr>
-          <w:t>Gn 27.28</w:t>
-        </w:r>
-      </w:hyperlink>
+      <w:r>
+        <w:rPr>
+          <w:lang w:val="fr_FR" w:bidi="fr_FR"/>
+        </w:rPr>
+        <w:t>Gn 27.28</w:t>
+      </w:r>
       <w:r>
         <w:rPr>
           <w:lang w:val="fr_FR" w:bidi="fr_FR"/>
         </w:rPr>
         <w:t xml:space="preserve"> ; </w:t>
       </w:r>
-      <w:hyperlink r:id="rId165">
-        <w:r>
-          <w:rPr>
-            <w:lang w:val="fr_FR" w:bidi="fr_FR"/>
-          </w:rPr>
-          <w:rPr>
-            <w:color w:val="0000EE"/>
-            <w:u w:val="single"/>
-          </w:rPr>
-          <w:t>Dt 33.28</w:t>
-        </w:r>
-      </w:hyperlink>
+      <w:r>
+        <w:rPr>
+          <w:lang w:val="fr_FR" w:bidi="fr_FR"/>
+        </w:rPr>
+        <w:t>Dt 33.28</w:t>
+      </w:r>
       <w:r>
         <w:rPr>
           <w:lang w:val="fr_FR" w:bidi="fr_FR"/>
@@ -10946,18 +9932,12 @@
         </w:rPr>
         <w:t xml:space="preserve"> : lorsque Israël vivait fidèlement à son alliance avec l’Éternel, il devenait fort et stable, semblable aux cèdres majestueux du Liban (</w:t>
       </w:r>
-      <w:hyperlink r:id="rId166">
-        <w:r>
-          <w:rPr>
-            <w:lang w:val="fr_FR" w:bidi="fr_FR"/>
-          </w:rPr>
-          <w:rPr>
-            <w:color w:val="0000EE"/>
-            <w:u w:val="single"/>
-          </w:rPr>
-          <w:t>Ps 92.12</w:t>
-        </w:r>
-      </w:hyperlink>
+      <w:r>
+        <w:rPr>
+          <w:lang w:val="fr_FR" w:bidi="fr_FR"/>
+        </w:rPr>
+        <w:t>Ps 92.12</w:t>
+      </w:r>
       <w:r>
         <w:rPr>
           <w:lang w:val="fr_FR" w:bidi="fr_FR"/>
@@ -11066,36 +10046,24 @@
         </w:rPr>
         <w:t xml:space="preserve"> : un lieu de sécurité et de ressourcement (</w:t>
       </w:r>
-      <w:hyperlink r:id="rId167">
-        <w:r>
-          <w:rPr>
-            <w:lang w:val="fr_FR" w:bidi="fr_FR"/>
-          </w:rPr>
-          <w:rPr>
-            <w:color w:val="0000EE"/>
-            <w:u w:val="single"/>
-          </w:rPr>
-          <w:t>Ps 91.1</w:t>
-        </w:r>
-      </w:hyperlink>
+      <w:r>
+        <w:rPr>
+          <w:lang w:val="fr_FR" w:bidi="fr_FR"/>
+        </w:rPr>
+        <w:t>Ps 91.1</w:t>
+      </w:r>
       <w:r>
         <w:rPr>
           <w:lang w:val="fr_FR" w:bidi="fr_FR"/>
         </w:rPr>
         <w:t xml:space="preserve"> ; </w:t>
       </w:r>
-      <w:hyperlink r:id="rId168">
-        <w:r>
-          <w:rPr>
-            <w:lang w:val="fr_FR" w:bidi="fr_FR"/>
-          </w:rPr>
-          <w:rPr>
-            <w:color w:val="0000EE"/>
-            <w:u w:val="single"/>
-          </w:rPr>
-          <w:t>Es 25.4</w:t>
-        </w:r>
-      </w:hyperlink>
+      <w:r>
+        <w:rPr>
+          <w:lang w:val="fr_FR" w:bidi="fr_FR"/>
+        </w:rPr>
+        <w:t>Es 25.4</w:t>
+      </w:r>
       <w:r>
         <w:rPr>
           <w:lang w:val="fr_FR" w:bidi="fr_FR"/>
